--- a/desktop_app/backend/documents/prepaid_contract/00_MAU_HOP_DONG_TRA_TRUOC.docx
+++ b/desktop_app/backend/documents/prepaid_contract/00_MAU_HOP_DONG_TRA_TRUOC.docx
@@ -467,16 +467,16 @@
           <w:footerReference w:type="even" r:id="rId5"/>
           <w:footerReference w:type="default" r:id="rId6"/>
           <w:footerReference w:type="first" r:id="rId7"/>
-          <w:type w:val="nextPage"/>
+          <w:type w:val="continuous"/>
           <w:pgSz w:w="12240" w:h="15840"/>
           <w:pgMar w:left="360" w:right="360" w:gutter="0" w:header="0" w:top="1120" w:footer="539" w:bottom="720"/>
-          <w:pgNumType w:fmt="decimal"/>
           <w:cols w:num="2" w:equalWidth="false" w:sep="false">
             <w:col w:w="8332" w:space="40"/>
             <w:col w:w="3147"/>
           </w:cols>
           <w:formProt w:val="false"/>
           <w:textDirection w:val="lrTb"/>
+          <w:docGrid w:type="default" w:linePitch="100" w:charSpace="0"/>
         </w:sectPr>
       </w:pPr>
     </w:p>
@@ -504,7 +504,7 @@
           <w:pgMar w:left="360" w:right="360" w:gutter="0" w:header="0" w:top="1120" w:footer="539" w:bottom="720"/>
           <w:formProt w:val="false"/>
           <w:textDirection w:val="lrTb"/>
-          <w:docGrid w:type="default" w:linePitch="312" w:charSpace="4294965247"/>
+          <w:docGrid w:type="default" w:linePitch="100" w:charSpace="0"/>
         </w:sectPr>
       </w:pPr>
     </w:p>
@@ -917,7 +917,7 @@
           </w:cols>
           <w:formProt w:val="false"/>
           <w:textDirection w:val="lrTb"/>
-          <w:docGrid w:type="default" w:linePitch="312" w:charSpace="4294965247"/>
+          <w:docGrid w:type="default" w:linePitch="100" w:charSpace="0"/>
         </w:sectPr>
       </w:pPr>
     </w:p>
@@ -1946,7 +1946,7 @@
         <mc:AlternateContent>
           <mc:Choice Requires="wps">
             <w:drawing>
-              <wp:anchor distT="0" distB="0" distL="0" distR="0" simplePos="0" relativeHeight="16" behindDoc="1" locked="0" layoutInCell="0" allowOverlap="1">
+              <wp:anchor distT="0" distB="0" distL="0" distR="0" simplePos="0" relativeHeight="19" behindDoc="1" locked="0" layoutInCell="0" allowOverlap="1">
                 <wp:simplePos x="0" y="0"/>
                 <wp:positionH relativeFrom="page">
                   <wp:posOffset>457200</wp:posOffset>
@@ -1971,9 +1971,9 @@
                           <a:avLst/>
                           <a:gdLst>
                             <a:gd name="textAreaLeft" fmla="*/ 0 w 1037160"/>
-                            <a:gd name="textAreaRight" fmla="*/ 1038240 w 1037160"/>
+                            <a:gd name="textAreaRight" fmla="*/ 1038600 w 1037160"/>
                             <a:gd name="textAreaTop" fmla="*/ 0 h 4320"/>
-                            <a:gd name="textAreaBottom" fmla="*/ 5400 h 4320"/>
+                            <a:gd name="textAreaBottom" fmla="*/ 5760 h 4320"/>
                           </a:gdLst>
                           <a:ahLst/>
                           <a:cxnLst/>
@@ -3019,7 +3019,7 @@
           <w:pgMar w:left="360" w:right="360" w:gutter="0" w:header="0" w:top="1120" w:footer="539" w:bottom="720"/>
           <w:formProt w:val="false"/>
           <w:textDirection w:val="lrTb"/>
-          <w:docGrid w:type="default" w:linePitch="312" w:charSpace="4294965247"/>
+          <w:docGrid w:type="default" w:linePitch="100" w:charSpace="0"/>
         </w:sectPr>
       </w:pPr>
     </w:p>
@@ -4727,37 +4727,21 @@
           <w:b/>
           <w:sz w:val="24"/>
         </w:rPr>
-      </w:r>
-    </w:p>
-    <w:p>
-      <w:pPr>
-        <w:pStyle w:val="BodyText"/>
-        <w:spacing w:before="121" w:after="0"/>
-        <w:rPr>
-          <w:b/>
-          <w:sz w:val="24"/>
-        </w:rPr>
-      </w:pPr>
-      <w:r>
-        <w:rPr>
-          <w:b/>
-          <w:sz w:val="24"/>
-        </w:rPr>
         <mc:AlternateContent>
           <mc:Choice Requires="wpg">
             <w:drawing>
-              <wp:anchor distT="0" distB="0" distL="0" distR="0" simplePos="0" relativeHeight="8" behindDoc="0" locked="0" layoutInCell="0" allowOverlap="1">
+              <wp:anchor distT="0" distB="0" distL="0" distR="0" simplePos="0" relativeHeight="11" behindDoc="0" locked="0" layoutInCell="1" allowOverlap="1">
                 <wp:simplePos x="0" y="0"/>
-                <wp:positionH relativeFrom="page">
-                  <wp:posOffset>4747260</wp:posOffset>
+                <wp:positionH relativeFrom="column">
+                  <wp:posOffset>1058545</wp:posOffset>
                 </wp:positionH>
                 <wp:positionV relativeFrom="paragraph">
-                  <wp:posOffset>6985</wp:posOffset>
+                  <wp:posOffset>250825</wp:posOffset>
                 </wp:positionV>
                 <wp:extent cx="1790065" cy="1746885"/>
                 <wp:effectExtent l="0" t="0" r="0" b="0"/>
                 <wp:wrapNone/>
-                <wp:docPr id="8" name="Group 8"/>
+                <wp:docPr id="8" name="Group 1"/>
                 <a:graphic xmlns:a="http://schemas.openxmlformats.org/drawingml/2006/main">
                   <a:graphicData uri="http://schemas.microsoft.com/office/word/2010/wordprocessingGroup">
                     <wpg:wgp>
@@ -4771,12 +4755,506 @@
                         </a:xfrm>
                       </wpg:grpSpPr>
                       <wps:wsp>
-                        <wps:cNvPr id="9" name="Textbox 9"/>
+                        <wps:cNvPr id="9" name="Textbox 4"/>
                         <wps:cNvSpPr/>
                         <wps:spPr>
                           <a:xfrm>
                             <a:off x="0" y="0"/>
-                            <a:ext cx="1789920" cy="339120"/>
+                            <a:ext cx="1789920" cy="338400"/>
+                          </a:xfrm>
+                          <a:prstGeom prst="rect">
+                            <a:avLst/>
+                          </a:prstGeom>
+                          <a:noFill/>
+                          <a:ln w="0">
+                            <a:noFill/>
+                          </a:ln>
+                        </wps:spPr>
+                        <wps:style>
+                          <a:lnRef idx="0"/>
+                          <a:fillRef idx="0"/>
+                          <a:effectRef idx="0"/>
+                          <a:fontRef idx="minor"/>
+                        </wps:style>
+                        <wps:txbx>
+                          <w:txbxContent>
+                            <w:p>
+                              <w:pPr>
+                                <w:pStyle w:val="Normal"/>
+                                <w:spacing w:lineRule="exact" w:line="263" w:before="0" w:after="0"/>
+                                <w:ind w:hanging="0" w:start="0" w:end="16"/>
+                                <w:jc w:val="center"/>
+                                <w:rPr>
+                                  <w:b/>
+                                  <w:sz w:val="24"/>
+                                </w:rPr>
+                              </w:pPr>
+                              <w:r>
+                                <w:rPr>
+                                  <w:b/>
+                                  <w:sz w:val="24"/>
+                                </w:rPr>
+                                <w:t>ĐẠI</w:t>
+                              </w:r>
+                              <w:r>
+                                <w:rPr>
+                                  <w:b/>
+                                  <w:spacing w:val="-2"/>
+                                  <w:sz w:val="24"/>
+                                </w:rPr>
+                                <w:t xml:space="preserve"> </w:t>
+                              </w:r>
+                              <w:r>
+                                <w:rPr>
+                                  <w:b/>
+                                  <w:sz w:val="24"/>
+                                </w:rPr>
+                                <w:t>DIỆN</w:t>
+                              </w:r>
+                              <w:r>
+                                <w:rPr>
+                                  <w:b/>
+                                  <w:spacing w:val="-2"/>
+                                  <w:sz w:val="24"/>
+                                </w:rPr>
+                                <w:t xml:space="preserve"> </w:t>
+                              </w:r>
+                              <w:r>
+                                <w:rPr>
+                                  <w:b/>
+                                  <w:sz w:val="24"/>
+                                </w:rPr>
+                                <w:t>BÊN</w:t>
+                              </w:r>
+                              <w:r>
+                                <w:rPr>
+                                  <w:b/>
+                                  <w:spacing w:val="-1"/>
+                                  <w:sz w:val="24"/>
+                                </w:rPr>
+                                <w:t xml:space="preserve"> </w:t>
+                              </w:r>
+                              <w:r>
+                                <w:rPr>
+                                  <w:b/>
+                                  <w:spacing w:val="-10"/>
+                                  <w:sz w:val="24"/>
+                                </w:rPr>
+                                <w:t>A</w:t>
+                              </w:r>
+                            </w:p>
+                            <w:p>
+                              <w:pPr>
+                                <w:pStyle w:val="Normal"/>
+                                <w:spacing w:lineRule="exact" w:line="274" w:before="0" w:after="0"/>
+                                <w:ind w:hanging="0" w:start="0" w:end="18"/>
+                                <w:jc w:val="center"/>
+                                <w:rPr>
+                                  <w:sz w:val="24"/>
+                                </w:rPr>
+                              </w:pPr>
+                              <w:r>
+                                <w:rPr>
+                                  <w:sz w:val="24"/>
+                                </w:rPr>
+                                <w:t>(Ký,</w:t>
+                              </w:r>
+                              <w:r>
+                                <w:rPr>
+                                  <w:spacing w:val="1"/>
+                                  <w:sz w:val="24"/>
+                                </w:rPr>
+                                <w:t xml:space="preserve"> </w:t>
+                              </w:r>
+                              <w:r>
+                                <w:rPr>
+                                  <w:sz w:val="24"/>
+                                </w:rPr>
+                                <w:t>ghi</w:t>
+                              </w:r>
+                              <w:r>
+                                <w:rPr>
+                                  <w:spacing w:val="-1"/>
+                                  <w:sz w:val="24"/>
+                                </w:rPr>
+                                <w:t xml:space="preserve"> </w:t>
+                              </w:r>
+                              <w:r>
+                                <w:rPr>
+                                  <w:sz w:val="24"/>
+                                </w:rPr>
+                                <w:t>rõ</w:t>
+                              </w:r>
+                              <w:r>
+                                <w:rPr>
+                                  <w:spacing w:val="-1"/>
+                                  <w:sz w:val="24"/>
+                                </w:rPr>
+                                <w:t xml:space="preserve"> </w:t>
+                              </w:r>
+                              <w:r>
+                                <w:rPr>
+                                  <w:sz w:val="24"/>
+                                </w:rPr>
+                                <w:t>họ</w:t>
+                              </w:r>
+                              <w:r>
+                                <w:rPr>
+                                  <w:spacing w:val="-1"/>
+                                  <w:sz w:val="24"/>
+                                </w:rPr>
+                                <w:t xml:space="preserve"> </w:t>
+                              </w:r>
+                              <w:r>
+                                <w:rPr>
+                                  <w:sz w:val="24"/>
+                                </w:rPr>
+                                <w:t>tên,</w:t>
+                              </w:r>
+                              <w:r>
+                                <w:rPr>
+                                  <w:spacing w:val="-1"/>
+                                  <w:sz w:val="24"/>
+                                </w:rPr>
+                                <w:t xml:space="preserve"> </w:t>
+                              </w:r>
+                              <w:r>
+                                <w:rPr>
+                                  <w:sz w:val="24"/>
+                                </w:rPr>
+                                <w:t>đóng</w:t>
+                              </w:r>
+                              <w:r>
+                                <w:rPr>
+                                  <w:spacing w:val="-1"/>
+                                  <w:sz w:val="24"/>
+                                </w:rPr>
+                                <w:t xml:space="preserve"> </w:t>
+                              </w:r>
+                              <w:r>
+                                <w:rPr>
+                                  <w:spacing w:val="-4"/>
+                                  <w:sz w:val="24"/>
+                                </w:rPr>
+                                <w:t>dấu)</w:t>
+                              </w:r>
+                            </w:p>
+                          </w:txbxContent>
+                        </wps:txbx>
+                        <wps:bodyPr lIns="0" tIns="0" rIns="0" bIns="0" anchor="t">
+                          <a:noAutofit/>
+                        </wps:bodyPr>
+                      </wps:wsp>
+                      <wps:wsp>
+                        <wps:cNvPr id="10" name="Textbox 5"/>
+                        <wps:cNvSpPr/>
+                        <wps:spPr>
+                          <a:xfrm>
+                            <a:off x="283320" y="1580400"/>
+                            <a:ext cx="1087200" cy="166320"/>
+                          </a:xfrm>
+                          <a:prstGeom prst="rect">
+                            <a:avLst/>
+                          </a:prstGeom>
+                          <a:noFill/>
+                          <a:ln w="0">
+                            <a:noFill/>
+                          </a:ln>
+                        </wps:spPr>
+                        <wps:style>
+                          <a:lnRef idx="0"/>
+                          <a:fillRef idx="0"/>
+                          <a:effectRef idx="0"/>
+                          <a:fontRef idx="minor"/>
+                        </wps:style>
+                        <wps:txbx>
+                          <w:txbxContent>
+                            <w:p>
+                              <w:pPr>
+                                <w:pStyle w:val="Normal"/>
+                                <w:spacing w:lineRule="exact" w:line="266" w:before="0" w:after="0"/>
+                                <w:ind w:hanging="0" w:start="0" w:end="0"/>
+                                <w:jc w:val="start"/>
+                                <w:rPr>
+                                  <w:b/>
+                                  <w:sz w:val="24"/>
+                                </w:rPr>
+                              </w:pPr>
+                              <w:r>
+                                <w:rPr>
+                                  <w:b/>
+                                  <w:sz w:val="24"/>
+                                </w:rPr>
+                                <w:t>{{ provider_representative }}</w:t>
+                              </w:r>
+                            </w:p>
+                          </w:txbxContent>
+                        </wps:txbx>
+                        <wps:bodyPr lIns="0" tIns="0" rIns="0" bIns="0" anchor="t">
+                          <a:noAutofit/>
+                        </wps:bodyPr>
+                      </wps:wsp>
+                    </wpg:wgp>
+                  </a:graphicData>
+                </a:graphic>
+              </wp:anchor>
+            </w:drawing>
+          </mc:Choice>
+          <mc:Fallback>
+            <w:pict>
+              <v:group id="shape_0" alt="Group 1" style="position:absolute;margin-left:83.35pt;margin-top:19.75pt;width:140.95pt;height:137.55pt" coordorigin="1667,395" coordsize="2819,2751">
+                <v:rect id="shape_0" stroked="f" o:allowincell="f" style="position:absolute;left:1667;top:395;width:2818;height:532;mso-wrap-style:square;v-text-anchor:top">
+                  <v:fill o:detectmouseclick="t" on="false"/>
+                  <v:stroke color="#3465a4" joinstyle="round" endcap="flat"/>
+                  <v:textbox>
+                    <w:txbxContent>
+                      <w:p>
+                        <w:pPr>
+                          <w:pStyle w:val="Normal"/>
+                          <w:spacing w:lineRule="exact" w:line="263" w:before="0" w:after="0"/>
+                          <w:ind w:hanging="0" w:start="0" w:end="16"/>
+                          <w:jc w:val="center"/>
+                          <w:rPr>
+                            <w:b/>
+                            <w:sz w:val="24"/>
+                          </w:rPr>
+                        </w:pPr>
+                        <w:r>
+                          <w:rPr>
+                            <w:b/>
+                            <w:sz w:val="24"/>
+                          </w:rPr>
+                          <w:t>ĐẠI</w:t>
+                        </w:r>
+                        <w:r>
+                          <w:rPr>
+                            <w:b/>
+                            <w:spacing w:val="-2"/>
+                            <w:sz w:val="24"/>
+                          </w:rPr>
+                          <w:t xml:space="preserve"> </w:t>
+                        </w:r>
+                        <w:r>
+                          <w:rPr>
+                            <w:b/>
+                            <w:sz w:val="24"/>
+                          </w:rPr>
+                          <w:t>DIỆN</w:t>
+                        </w:r>
+                        <w:r>
+                          <w:rPr>
+                            <w:b/>
+                            <w:spacing w:val="-2"/>
+                            <w:sz w:val="24"/>
+                          </w:rPr>
+                          <w:t xml:space="preserve"> </w:t>
+                        </w:r>
+                        <w:r>
+                          <w:rPr>
+                            <w:b/>
+                            <w:sz w:val="24"/>
+                          </w:rPr>
+                          <w:t>BÊN</w:t>
+                        </w:r>
+                        <w:r>
+                          <w:rPr>
+                            <w:b/>
+                            <w:spacing w:val="-1"/>
+                            <w:sz w:val="24"/>
+                          </w:rPr>
+                          <w:t xml:space="preserve"> </w:t>
+                        </w:r>
+                        <w:r>
+                          <w:rPr>
+                            <w:b/>
+                            <w:spacing w:val="-10"/>
+                            <w:sz w:val="24"/>
+                          </w:rPr>
+                          <w:t>A</w:t>
+                        </w:r>
+                      </w:p>
+                      <w:p>
+                        <w:pPr>
+                          <w:pStyle w:val="Normal"/>
+                          <w:spacing w:lineRule="exact" w:line="274" w:before="0" w:after="0"/>
+                          <w:ind w:hanging="0" w:start="0" w:end="18"/>
+                          <w:jc w:val="center"/>
+                          <w:rPr>
+                            <w:sz w:val="24"/>
+                          </w:rPr>
+                        </w:pPr>
+                        <w:r>
+                          <w:rPr>
+                            <w:sz w:val="24"/>
+                          </w:rPr>
+                          <w:t>(Ký,</w:t>
+                        </w:r>
+                        <w:r>
+                          <w:rPr>
+                            <w:spacing w:val="1"/>
+                            <w:sz w:val="24"/>
+                          </w:rPr>
+                          <w:t xml:space="preserve"> </w:t>
+                        </w:r>
+                        <w:r>
+                          <w:rPr>
+                            <w:sz w:val="24"/>
+                          </w:rPr>
+                          <w:t>ghi</w:t>
+                        </w:r>
+                        <w:r>
+                          <w:rPr>
+                            <w:spacing w:val="-1"/>
+                            <w:sz w:val="24"/>
+                          </w:rPr>
+                          <w:t xml:space="preserve"> </w:t>
+                        </w:r>
+                        <w:r>
+                          <w:rPr>
+                            <w:sz w:val="24"/>
+                          </w:rPr>
+                          <w:t>rõ</w:t>
+                        </w:r>
+                        <w:r>
+                          <w:rPr>
+                            <w:spacing w:val="-1"/>
+                            <w:sz w:val="24"/>
+                          </w:rPr>
+                          <w:t xml:space="preserve"> </w:t>
+                        </w:r>
+                        <w:r>
+                          <w:rPr>
+                            <w:sz w:val="24"/>
+                          </w:rPr>
+                          <w:t>họ</w:t>
+                        </w:r>
+                        <w:r>
+                          <w:rPr>
+                            <w:spacing w:val="-1"/>
+                            <w:sz w:val="24"/>
+                          </w:rPr>
+                          <w:t xml:space="preserve"> </w:t>
+                        </w:r>
+                        <w:r>
+                          <w:rPr>
+                            <w:sz w:val="24"/>
+                          </w:rPr>
+                          <w:t>tên,</w:t>
+                        </w:r>
+                        <w:r>
+                          <w:rPr>
+                            <w:spacing w:val="-1"/>
+                            <w:sz w:val="24"/>
+                          </w:rPr>
+                          <w:t xml:space="preserve"> </w:t>
+                        </w:r>
+                        <w:r>
+                          <w:rPr>
+                            <w:sz w:val="24"/>
+                          </w:rPr>
+                          <w:t>đóng</w:t>
+                        </w:r>
+                        <w:r>
+                          <w:rPr>
+                            <w:spacing w:val="-1"/>
+                            <w:sz w:val="24"/>
+                          </w:rPr>
+                          <w:t xml:space="preserve"> </w:t>
+                        </w:r>
+                        <w:r>
+                          <w:rPr>
+                            <w:spacing w:val="-4"/>
+                            <w:sz w:val="24"/>
+                          </w:rPr>
+                          <w:t>dấu)</w:t>
+                        </w:r>
+                      </w:p>
+                    </w:txbxContent>
+                  </v:textbox>
+                  <w10:wrap type="none"/>
+                </v:rect>
+                <v:rect id="shape_0" stroked="f" o:allowincell="f" style="position:absolute;left:2113;top:2884;width:1711;height:261;mso-wrap-style:square;v-text-anchor:top">
+                  <v:fill o:detectmouseclick="t" on="false"/>
+                  <v:stroke color="#3465a4" joinstyle="round" endcap="flat"/>
+                  <v:textbox>
+                    <w:txbxContent>
+                      <w:p>
+                        <w:pPr>
+                          <w:pStyle w:val="Normal"/>
+                          <w:spacing w:lineRule="exact" w:line="266" w:before="0" w:after="0"/>
+                          <w:ind w:hanging="0" w:start="0" w:end="0"/>
+                          <w:jc w:val="start"/>
+                          <w:rPr>
+                            <w:b/>
+                            <w:sz w:val="24"/>
+                          </w:rPr>
+                        </w:pPr>
+                        <w:r>
+                          <w:rPr>
+                            <w:b/>
+                            <w:sz w:val="24"/>
+                          </w:rPr>
+                          <w:t>{{ provider_representative }}</w:t>
+                        </w:r>
+                      </w:p>
+                    </w:txbxContent>
+                  </v:textbox>
+                  <w10:wrap type="none"/>
+                </v:rect>
+              </v:group>
+            </w:pict>
+          </mc:Fallback>
+        </mc:AlternateContent>
+      </w:r>
+    </w:p>
+    <w:p>
+      <w:pPr>
+        <w:pStyle w:val="BodyText"/>
+        <w:spacing w:before="121" w:after="0"/>
+        <w:rPr>
+          <w:b/>
+          <w:sz w:val="24"/>
+        </w:rPr>
+      </w:pPr>
+      <w:r>
+        <w:rPr>
+          <w:b/>
+          <w:sz w:val="24"/>
+        </w:rPr>
+        <mc:AlternateContent>
+          <mc:Choice Requires="wpg">
+            <w:drawing>
+              <wp:anchor distT="0" distB="0" distL="0" distR="0" simplePos="0" relativeHeight="16" behindDoc="0" locked="0" layoutInCell="0" allowOverlap="1">
+                <wp:simplePos x="0" y="0"/>
+                <wp:positionH relativeFrom="page">
+                  <wp:posOffset>4747260</wp:posOffset>
+                </wp:positionH>
+                <wp:positionV relativeFrom="paragraph">
+                  <wp:posOffset>6985</wp:posOffset>
+                </wp:positionV>
+                <wp:extent cx="1790065" cy="1746885"/>
+                <wp:effectExtent l="0" t="0" r="0" b="0"/>
+                <wp:wrapNone/>
+                <wp:docPr id="11" name="Group 8"/>
+                <a:graphic xmlns:a="http://schemas.openxmlformats.org/drawingml/2006/main">
+                  <a:graphicData uri="http://schemas.microsoft.com/office/word/2010/wordprocessingGroup">
+                    <wpg:wgp>
+                      <wpg:cNvGrpSpPr/>
+                      <wpg:grpSpPr>
+                        <a:xfrm>
+                          <a:off x="0" y="0"/>
+                          <a:ext cx="1789920" cy="1746720"/>
+                          <a:chOff x="0" y="0"/>
+                          <a:chExt cx="1789920" cy="1746720"/>
+                        </a:xfrm>
+                      </wpg:grpSpPr>
+                      <wps:wsp>
+                        <wps:cNvPr id="12" name="Textbox 9"/>
+                        <wps:cNvSpPr/>
+                        <wps:spPr>
+                          <a:xfrm>
+                            <a:off x="0" y="0"/>
+                            <a:ext cx="1789920" cy="338400"/>
                           </a:xfrm>
                           <a:prstGeom prst="rect">
                             <a:avLst/>
@@ -4962,12 +5440,12 @@
                         </wps:bodyPr>
                       </wps:wsp>
                       <wps:wsp>
-                        <wps:cNvPr id="10" name="Textbox 10"/>
+                        <wps:cNvPr id="13" name="Textbox 10"/>
                         <wps:cNvSpPr/>
                         <wps:spPr>
                           <a:xfrm>
-                            <a:off x="283680" y="1580040"/>
-                            <a:ext cx="1087200" cy="167040"/>
+                            <a:off x="283680" y="1580400"/>
+                            <a:ext cx="1087200" cy="166320"/>
                           </a:xfrm>
                           <a:prstGeom prst="rect">
                             <a:avLst/>
@@ -5047,8 +5525,8 @@
           </mc:Choice>
           <mc:Fallback>
             <w:pict>
-              <v:group id="shape_0" alt="Group 8" style="position:absolute;margin-left:373.8pt;margin-top:0.55pt;width:140.95pt;height:137.55pt" coordorigin="7476,11" coordsize="2819,2751">
-                <v:rect id="shape_0" stroked="f" o:allowincell="f" style="position:absolute;left:7476;top:11;width:2818;height:533;mso-wrap-style:square;v-text-anchor:top;mso-position-horizontal-relative:page">
+              <v:group id="shape_0" alt="Group 8" style="position:absolute;margin-left:373.8pt;margin-top:0.55pt;width:140.95pt;height:137.5pt" coordorigin="7476,11" coordsize="2819,2750">
+                <v:rect id="shape_0" stroked="f" o:allowincell="f" style="position:absolute;left:7476;top:11;width:2818;height:532;mso-wrap-style:square;v-text-anchor:top;mso-position-horizontal-relative:page">
                   <v:fill o:detectmouseclick="t" on="false"/>
                   <v:stroke color="#3465a4" joinstyle="round" endcap="flat"/>
                   <v:textbox>
@@ -5218,7 +5696,7 @@
                   </v:textbox>
                   <w10:wrap type="none"/>
                 </v:rect>
-                <v:rect id="shape_0" stroked="f" o:allowincell="f" style="position:absolute;left:7923;top:2499;width:1711;height:262;mso-wrap-style:square;v-text-anchor:top;mso-position-horizontal-relative:page">
+                <v:rect id="shape_0" stroked="f" o:allowincell="f" style="position:absolute;left:7923;top:2500;width:1711;height:261;mso-wrap-style:square;v-text-anchor:top;mso-position-horizontal-relative:page">
                   <v:fill o:detectmouseclick="t" on="false"/>
                   <v:stroke color="#3465a4" joinstyle="round" endcap="flat"/>
                   <v:textbox>
@@ -5279,484 +5757,6 @@
             </w:pict>
           </mc:Fallback>
         </mc:AlternateContent>
-        <mc:AlternateContent>
-          <mc:Choice Requires="wpg">
-            <w:drawing>
-              <wp:anchor distT="0" distB="0" distL="0" distR="0" simplePos="0" relativeHeight="17" behindDoc="0" locked="0" layoutInCell="0" allowOverlap="1">
-                <wp:simplePos x="0" y="0"/>
-                <wp:positionH relativeFrom="page">
-                  <wp:posOffset>6009640</wp:posOffset>
-                </wp:positionH>
-                <wp:positionV relativeFrom="paragraph">
-                  <wp:posOffset>22225</wp:posOffset>
-                </wp:positionV>
-                <wp:extent cx="1790065" cy="1746885"/>
-                <wp:effectExtent l="0" t="0" r="0" b="0"/>
-                <wp:wrapNone/>
-                <wp:docPr id="11" name="Group 1"/>
-                <a:graphic xmlns:a="http://schemas.openxmlformats.org/drawingml/2006/main">
-                  <a:graphicData uri="http://schemas.microsoft.com/office/word/2010/wordprocessingGroup">
-                    <wpg:wgp>
-                      <wpg:cNvGrpSpPr/>
-                      <wpg:grpSpPr>
-                        <a:xfrm>
-                          <a:off x="0" y="0"/>
-                          <a:ext cx="1789920" cy="1746720"/>
-                          <a:chOff x="0" y="0"/>
-                          <a:chExt cx="1789920" cy="1746720"/>
-                        </a:xfrm>
-                      </wpg:grpSpPr>
-                      <wps:wsp>
-                        <wps:cNvPr id="12" name="Textbox 4"/>
-                        <wps:cNvSpPr/>
-                        <wps:spPr>
-                          <a:xfrm>
-                            <a:off x="0" y="0"/>
-                            <a:ext cx="1789920" cy="339120"/>
-                          </a:xfrm>
-                          <a:prstGeom prst="rect">
-                            <a:avLst/>
-                          </a:prstGeom>
-                          <a:noFill/>
-                          <a:ln w="0">
-                            <a:noFill/>
-                          </a:ln>
-                        </wps:spPr>
-                        <wps:style>
-                          <a:lnRef idx="0"/>
-                          <a:fillRef idx="0"/>
-                          <a:effectRef idx="0"/>
-                          <a:fontRef idx="minor"/>
-                        </wps:style>
-                        <wps:txbx>
-                          <w:txbxContent>
-                            <w:p>
-                              <w:pPr>
-                                <w:pStyle w:val="Normal"/>
-                                <w:spacing w:lineRule="exact" w:line="263" w:before="0" w:after="0"/>
-                                <w:ind w:hanging="0" w:start="0" w:end="16"/>
-                                <w:jc w:val="center"/>
-                                <w:rPr>
-                                  <w:b/>
-                                  <w:sz w:val="24"/>
-                                </w:rPr>
-                              </w:pPr>
-                              <w:r>
-                                <w:rPr>
-                                  <w:b/>
-                                  <w:sz w:val="24"/>
-                                </w:rPr>
-                                <w:t>ĐẠI</w:t>
-                              </w:r>
-                              <w:r>
-                                <w:rPr>
-                                  <w:b/>
-                                  <w:spacing w:val="-2"/>
-                                  <w:sz w:val="24"/>
-                                </w:rPr>
-                                <w:t xml:space="preserve"> </w:t>
-                              </w:r>
-                              <w:r>
-                                <w:rPr>
-                                  <w:b/>
-                                  <w:sz w:val="24"/>
-                                </w:rPr>
-                                <w:t>DIỆN</w:t>
-                              </w:r>
-                              <w:r>
-                                <w:rPr>
-                                  <w:b/>
-                                  <w:spacing w:val="-2"/>
-                                  <w:sz w:val="24"/>
-                                </w:rPr>
-                                <w:t xml:space="preserve"> </w:t>
-                              </w:r>
-                              <w:r>
-                                <w:rPr>
-                                  <w:b/>
-                                  <w:sz w:val="24"/>
-                                </w:rPr>
-                                <w:t>BÊN</w:t>
-                              </w:r>
-                              <w:r>
-                                <w:rPr>
-                                  <w:b/>
-                                  <w:spacing w:val="-1"/>
-                                  <w:sz w:val="24"/>
-                                </w:rPr>
-                                <w:t xml:space="preserve"> </w:t>
-                              </w:r>
-                              <w:r>
-                                <w:rPr>
-                                  <w:b/>
-                                  <w:spacing w:val="-10"/>
-                                  <w:sz w:val="24"/>
-                                </w:rPr>
-                                <w:t>A</w:t>
-                              </w:r>
-                            </w:p>
-                            <w:p>
-                              <w:pPr>
-                                <w:pStyle w:val="Normal"/>
-                                <w:spacing w:lineRule="exact" w:line="274" w:before="0" w:after="0"/>
-                                <w:ind w:hanging="0" w:start="0" w:end="18"/>
-                                <w:jc w:val="center"/>
-                                <w:rPr>
-                                  <w:sz w:val="24"/>
-                                </w:rPr>
-                              </w:pPr>
-                              <w:r>
-                                <w:rPr>
-                                  <w:sz w:val="24"/>
-                                </w:rPr>
-                                <w:t>(Ký,</w:t>
-                              </w:r>
-                              <w:r>
-                                <w:rPr>
-                                  <w:spacing w:val="1"/>
-                                  <w:sz w:val="24"/>
-                                </w:rPr>
-                                <w:t xml:space="preserve"> </w:t>
-                              </w:r>
-                              <w:r>
-                                <w:rPr>
-                                  <w:sz w:val="24"/>
-                                </w:rPr>
-                                <w:t>ghi</w:t>
-                              </w:r>
-                              <w:r>
-                                <w:rPr>
-                                  <w:spacing w:val="-1"/>
-                                  <w:sz w:val="24"/>
-                                </w:rPr>
-                                <w:t xml:space="preserve"> </w:t>
-                              </w:r>
-                              <w:r>
-                                <w:rPr>
-                                  <w:sz w:val="24"/>
-                                </w:rPr>
-                                <w:t>rõ</w:t>
-                              </w:r>
-                              <w:r>
-                                <w:rPr>
-                                  <w:spacing w:val="-1"/>
-                                  <w:sz w:val="24"/>
-                                </w:rPr>
-                                <w:t xml:space="preserve"> </w:t>
-                              </w:r>
-                              <w:r>
-                                <w:rPr>
-                                  <w:sz w:val="24"/>
-                                </w:rPr>
-                                <w:t>họ</w:t>
-                              </w:r>
-                              <w:r>
-                                <w:rPr>
-                                  <w:spacing w:val="-1"/>
-                                  <w:sz w:val="24"/>
-                                </w:rPr>
-                                <w:t xml:space="preserve"> </w:t>
-                              </w:r>
-                              <w:r>
-                                <w:rPr>
-                                  <w:sz w:val="24"/>
-                                </w:rPr>
-                                <w:t>tên,</w:t>
-                              </w:r>
-                              <w:r>
-                                <w:rPr>
-                                  <w:spacing w:val="-1"/>
-                                  <w:sz w:val="24"/>
-                                </w:rPr>
-                                <w:t xml:space="preserve"> </w:t>
-                              </w:r>
-                              <w:r>
-                                <w:rPr>
-                                  <w:sz w:val="24"/>
-                                </w:rPr>
-                                <w:t>đóng</w:t>
-                              </w:r>
-                              <w:r>
-                                <w:rPr>
-                                  <w:spacing w:val="-1"/>
-                                  <w:sz w:val="24"/>
-                                </w:rPr>
-                                <w:t xml:space="preserve"> </w:t>
-                              </w:r>
-                              <w:r>
-                                <w:rPr>
-                                  <w:spacing w:val="-4"/>
-                                  <w:sz w:val="24"/>
-                                </w:rPr>
-                                <w:t>dấu)</w:t>
-                              </w:r>
-                            </w:p>
-                          </w:txbxContent>
-                        </wps:txbx>
-                        <wps:bodyPr lIns="0" tIns="0" rIns="0" bIns="0" anchor="t">
-                          <a:noAutofit/>
-                        </wps:bodyPr>
-                      </wps:wsp>
-                      <wps:wsp>
-                        <wps:cNvPr id="13" name="Textbox 5"/>
-                        <wps:cNvSpPr/>
-                        <wps:spPr>
-                          <a:xfrm>
-                            <a:off x="283680" y="1580040"/>
-                            <a:ext cx="1087200" cy="167040"/>
-                          </a:xfrm>
-                          <a:prstGeom prst="rect">
-                            <a:avLst/>
-                          </a:prstGeom>
-                          <a:noFill/>
-                          <a:ln w="0">
-                            <a:noFill/>
-                          </a:ln>
-                        </wps:spPr>
-                        <wps:style>
-                          <a:lnRef idx="0"/>
-                          <a:fillRef idx="0"/>
-                          <a:effectRef idx="0"/>
-                          <a:fontRef idx="minor"/>
-                        </wps:style>
-                        <wps:txbx>
-                          <w:txbxContent>
-                            <w:p>
-                              <w:pPr>
-                                <w:pStyle w:val="Normal"/>
-                                <w:spacing w:lineRule="exact" w:line="266" w:before="0" w:after="0"/>
-                                <w:ind w:hanging="0" w:start="0" w:end="0"/>
-                                <w:jc w:val="start"/>
-                                <w:rPr>
-                                  <w:b/>
-                                  <w:sz w:val="24"/>
-                                </w:rPr>
-                              </w:pPr>
-                              <w:r>
-                                <w:rPr>
-                                  <w:b/>
-                                  <w:sz w:val="24"/>
-                                </w:rPr>
-                                <w:t>{{ provider_representative }}</w:t>
-                              </w:r>
-                            </w:p>
-                          </w:txbxContent>
-                        </wps:txbx>
-                        <wps:bodyPr lIns="0" tIns="0" rIns="0" bIns="0" anchor="t">
-                          <a:noAutofit/>
-                        </wps:bodyPr>
-                      </wps:wsp>
-                    </wpg:wgp>
-                  </a:graphicData>
-                </a:graphic>
-              </wp:anchor>
-            </w:drawing>
-          </mc:Choice>
-          <mc:Fallback>
-            <w:pict>
-              <v:group id="shape_0" alt="Group 1" style="position:absolute;margin-left:473.2pt;margin-top:1.75pt;width:140.95pt;height:137.55pt" coordorigin="9464,35" coordsize="2819,2751">
-                <v:rect id="shape_0" stroked="f" o:allowincell="f" style="position:absolute;left:9464;top:35;width:2818;height:533;mso-wrap-style:square;v-text-anchor:top;mso-position-horizontal-relative:page">
-                  <v:fill o:detectmouseclick="t" on="false"/>
-                  <v:stroke color="#3465a4" joinstyle="round" endcap="flat"/>
-                  <v:textbox>
-                    <w:txbxContent>
-                      <w:p>
-                        <w:pPr>
-                          <w:pStyle w:val="Normal"/>
-                          <w:spacing w:lineRule="exact" w:line="263" w:before="0" w:after="0"/>
-                          <w:ind w:hanging="0" w:start="0" w:end="16"/>
-                          <w:jc w:val="center"/>
-                          <w:rPr>
-                            <w:b/>
-                            <w:sz w:val="24"/>
-                          </w:rPr>
-                        </w:pPr>
-                        <w:r>
-                          <w:rPr>
-                            <w:b/>
-                            <w:sz w:val="24"/>
-                          </w:rPr>
-                          <w:t>ĐẠI</w:t>
-                        </w:r>
-                        <w:r>
-                          <w:rPr>
-                            <w:b/>
-                            <w:spacing w:val="-2"/>
-                            <w:sz w:val="24"/>
-                          </w:rPr>
-                          <w:t xml:space="preserve"> </w:t>
-                        </w:r>
-                        <w:r>
-                          <w:rPr>
-                            <w:b/>
-                            <w:sz w:val="24"/>
-                          </w:rPr>
-                          <w:t>DIỆN</w:t>
-                        </w:r>
-                        <w:r>
-                          <w:rPr>
-                            <w:b/>
-                            <w:spacing w:val="-2"/>
-                            <w:sz w:val="24"/>
-                          </w:rPr>
-                          <w:t xml:space="preserve"> </w:t>
-                        </w:r>
-                        <w:r>
-                          <w:rPr>
-                            <w:b/>
-                            <w:sz w:val="24"/>
-                          </w:rPr>
-                          <w:t>BÊN</w:t>
-                        </w:r>
-                        <w:r>
-                          <w:rPr>
-                            <w:b/>
-                            <w:spacing w:val="-1"/>
-                            <w:sz w:val="24"/>
-                          </w:rPr>
-                          <w:t xml:space="preserve"> </w:t>
-                        </w:r>
-                        <w:r>
-                          <w:rPr>
-                            <w:b/>
-                            <w:spacing w:val="-10"/>
-                            <w:sz w:val="24"/>
-                          </w:rPr>
-                          <w:t>A</w:t>
-                        </w:r>
-                      </w:p>
-                      <w:p>
-                        <w:pPr>
-                          <w:pStyle w:val="Normal"/>
-                          <w:spacing w:lineRule="exact" w:line="274" w:before="0" w:after="0"/>
-                          <w:ind w:hanging="0" w:start="0" w:end="18"/>
-                          <w:jc w:val="center"/>
-                          <w:rPr>
-                            <w:sz w:val="24"/>
-                          </w:rPr>
-                        </w:pPr>
-                        <w:r>
-                          <w:rPr>
-                            <w:sz w:val="24"/>
-                          </w:rPr>
-                          <w:t>(Ký,</w:t>
-                        </w:r>
-                        <w:r>
-                          <w:rPr>
-                            <w:spacing w:val="1"/>
-                            <w:sz w:val="24"/>
-                          </w:rPr>
-                          <w:t xml:space="preserve"> </w:t>
-                        </w:r>
-                        <w:r>
-                          <w:rPr>
-                            <w:sz w:val="24"/>
-                          </w:rPr>
-                          <w:t>ghi</w:t>
-                        </w:r>
-                        <w:r>
-                          <w:rPr>
-                            <w:spacing w:val="-1"/>
-                            <w:sz w:val="24"/>
-                          </w:rPr>
-                          <w:t xml:space="preserve"> </w:t>
-                        </w:r>
-                        <w:r>
-                          <w:rPr>
-                            <w:sz w:val="24"/>
-                          </w:rPr>
-                          <w:t>rõ</w:t>
-                        </w:r>
-                        <w:r>
-                          <w:rPr>
-                            <w:spacing w:val="-1"/>
-                            <w:sz w:val="24"/>
-                          </w:rPr>
-                          <w:t xml:space="preserve"> </w:t>
-                        </w:r>
-                        <w:r>
-                          <w:rPr>
-                            <w:sz w:val="24"/>
-                          </w:rPr>
-                          <w:t>họ</w:t>
-                        </w:r>
-                        <w:r>
-                          <w:rPr>
-                            <w:spacing w:val="-1"/>
-                            <w:sz w:val="24"/>
-                          </w:rPr>
-                          <w:t xml:space="preserve"> </w:t>
-                        </w:r>
-                        <w:r>
-                          <w:rPr>
-                            <w:sz w:val="24"/>
-                          </w:rPr>
-                          <w:t>tên,</w:t>
-                        </w:r>
-                        <w:r>
-                          <w:rPr>
-                            <w:spacing w:val="-1"/>
-                            <w:sz w:val="24"/>
-                          </w:rPr>
-                          <w:t xml:space="preserve"> </w:t>
-                        </w:r>
-                        <w:r>
-                          <w:rPr>
-                            <w:sz w:val="24"/>
-                          </w:rPr>
-                          <w:t>đóng</w:t>
-                        </w:r>
-                        <w:r>
-                          <w:rPr>
-                            <w:spacing w:val="-1"/>
-                            <w:sz w:val="24"/>
-                          </w:rPr>
-                          <w:t xml:space="preserve"> </w:t>
-                        </w:r>
-                        <w:r>
-                          <w:rPr>
-                            <w:spacing w:val="-4"/>
-                            <w:sz w:val="24"/>
-                          </w:rPr>
-                          <w:t>dấu)</w:t>
-                        </w:r>
-                      </w:p>
-                    </w:txbxContent>
-                  </v:textbox>
-                  <w10:wrap type="none"/>
-                </v:rect>
-                <v:rect id="shape_0" stroked="f" o:allowincell="f" style="position:absolute;left:9910;top:2523;width:1711;height:262;mso-wrap-style:square;v-text-anchor:top;mso-position-horizontal-relative:page">
-                  <v:fill o:detectmouseclick="t" on="false"/>
-                  <v:stroke color="#3465a4" joinstyle="round" endcap="flat"/>
-                  <v:textbox>
-                    <w:txbxContent>
-                      <w:p>
-                        <w:pPr>
-                          <w:pStyle w:val="Normal"/>
-                          <w:spacing w:lineRule="exact" w:line="266" w:before="0" w:after="0"/>
-                          <w:ind w:hanging="0" w:start="0" w:end="0"/>
-                          <w:jc w:val="start"/>
-                          <w:rPr>
-                            <w:b/>
-                            <w:sz w:val="24"/>
-                          </w:rPr>
-                        </w:pPr>
-                        <w:r>
-                          <w:rPr>
-                            <w:b/>
-                            <w:sz w:val="24"/>
-                          </w:rPr>
-                          <w:t>{{ provider_representative }}</w:t>
-                        </w:r>
-                      </w:p>
-                    </w:txbxContent>
-                  </v:textbox>
-                  <w10:wrap type="none"/>
-                </v:rect>
-              </v:group>
-            </w:pict>
-          </mc:Fallback>
-        </mc:AlternateContent>
       </w:r>
     </w:p>
     <w:p>
@@ -5770,7 +5770,9 @@
         </w:rPr>
       </w:pPr>
       <w:r>
-        <w:rPr/>
+        <w:rPr>
+          <w:spacing w:val="-4"/>
+        </w:rPr>
       </w:r>
     </w:p>
     <w:p>
@@ -5905,7 +5907,7 @@
         <mc:AlternateContent>
           <mc:Choice Requires="wps">
             <w:drawing>
-              <wp:anchor distT="0" distB="0" distL="0" distR="0" simplePos="0" relativeHeight="7" behindDoc="1" locked="0" layoutInCell="0" allowOverlap="1">
+              <wp:anchor distT="0" distB="0" distL="0" distR="0" simplePos="0" relativeHeight="15" behindDoc="1" locked="0" layoutInCell="0" allowOverlap="1">
                 <wp:simplePos x="0" y="0"/>
                 <wp:positionH relativeFrom="page">
                   <wp:posOffset>457200</wp:posOffset>
@@ -5930,9 +5932,9 @@
                           <a:avLst/>
                           <a:gdLst>
                             <a:gd name="textAreaLeft" fmla="*/ 0 w 1037160"/>
-                            <a:gd name="textAreaRight" fmla="*/ 1038240 w 1037160"/>
+                            <a:gd name="textAreaRight" fmla="*/ 1038600 w 1037160"/>
                             <a:gd name="textAreaTop" fmla="*/ 0 h 4320"/>
-                            <a:gd name="textAreaBottom" fmla="*/ 5400 h 4320"/>
+                            <a:gd name="textAreaBottom" fmla="*/ 5760 h 4320"/>
                           </a:gdLst>
                           <a:ahLst/>
                           <a:cxnLst/>
@@ -6187,7 +6189,7 @@
         </mc:Fallback>
       </mc:AlternateContent>
       <w:drawing>
-        <wp:anchor distT="0" distB="0" distL="0" distR="0" simplePos="0" relativeHeight="6" behindDoc="1" locked="0" layoutInCell="0" allowOverlap="1">
+        <wp:anchor distT="0" distB="0" distL="0" distR="0" simplePos="0" relativeHeight="14" behindDoc="1" locked="0" layoutInCell="0" allowOverlap="1">
           <wp:simplePos x="0" y="0"/>
           <wp:positionH relativeFrom="page">
             <wp:posOffset>0</wp:posOffset>
@@ -6407,7 +6409,7 @@
         </mc:Fallback>
       </mc:AlternateContent>
       <w:drawing>
-        <wp:anchor distT="0" distB="0" distL="0" distR="0" simplePos="0" relativeHeight="6" behindDoc="1" locked="0" layoutInCell="0" allowOverlap="1">
+        <wp:anchor distT="0" distB="0" distL="0" distR="0" simplePos="0" relativeHeight="14" behindDoc="1" locked="0" layoutInCell="0" allowOverlap="1">
           <wp:simplePos x="0" y="0"/>
           <wp:positionH relativeFrom="page">
             <wp:posOffset>0</wp:posOffset>
@@ -6488,7 +6490,7 @@
       <mc:AlternateContent>
         <mc:Choice Requires="wps">
           <w:drawing>
-            <wp:anchor distT="0" distB="0" distL="0" distR="0" simplePos="0" relativeHeight="12" behindDoc="1" locked="0" layoutInCell="0" allowOverlap="1">
+            <wp:anchor distT="0" distB="0" distL="0" distR="0" simplePos="0" relativeHeight="7" behindDoc="1" locked="0" layoutInCell="0" allowOverlap="1">
               <wp:simplePos x="0" y="0"/>
               <wp:positionH relativeFrom="page">
                 <wp:posOffset>3810635</wp:posOffset>
@@ -6641,7 +6643,7 @@
         </mc:Fallback>
       </mc:AlternateContent>
       <w:drawing>
-        <wp:anchor distT="0" distB="0" distL="0" distR="0" simplePos="0" relativeHeight="15" behindDoc="1" locked="0" layoutInCell="0" allowOverlap="1">
+        <wp:anchor distT="0" distB="0" distL="0" distR="0" simplePos="0" relativeHeight="10" behindDoc="1" locked="0" layoutInCell="0" allowOverlap="1">
           <wp:simplePos x="0" y="0"/>
           <wp:positionH relativeFrom="page">
             <wp:posOffset>0</wp:posOffset>
@@ -6708,7 +6710,7 @@
       <mc:AlternateContent>
         <mc:Choice Requires="wps">
           <w:drawing>
-            <wp:anchor distT="0" distB="0" distL="0" distR="0" simplePos="0" relativeHeight="12" behindDoc="1" locked="0" layoutInCell="0" allowOverlap="1">
+            <wp:anchor distT="0" distB="0" distL="0" distR="0" simplePos="0" relativeHeight="7" behindDoc="1" locked="0" layoutInCell="0" allowOverlap="1">
               <wp:simplePos x="0" y="0"/>
               <wp:positionH relativeFrom="page">
                 <wp:posOffset>3810635</wp:posOffset>
@@ -6861,7 +6863,7 @@
         </mc:Fallback>
       </mc:AlternateContent>
       <w:drawing>
-        <wp:anchor distT="0" distB="0" distL="0" distR="0" simplePos="0" relativeHeight="15" behindDoc="1" locked="0" layoutInCell="0" allowOverlap="1">
+        <wp:anchor distT="0" distB="0" distL="0" distR="0" simplePos="0" relativeHeight="10" behindDoc="1" locked="0" layoutInCell="0" allowOverlap="1">
           <wp:simplePos x="0" y="0"/>
           <wp:positionH relativeFrom="page">
             <wp:posOffset>0</wp:posOffset>
@@ -7084,7 +7086,7 @@
         <w:sz w:val="20"/>
       </w:rPr>
       <w:drawing>
-        <wp:anchor distT="0" distB="0" distL="0" distR="0" simplePos="0" relativeHeight="11" behindDoc="1" locked="0" layoutInCell="0" allowOverlap="1">
+        <wp:anchor distT="0" distB="0" distL="0" distR="0" simplePos="0" relativeHeight="6" behindDoc="1" locked="0" layoutInCell="0" allowOverlap="1">
           <wp:simplePos x="0" y="0"/>
           <wp:positionH relativeFrom="page">
             <wp:posOffset>5504815</wp:posOffset>
@@ -7149,7 +7151,7 @@
         <w:sz w:val="20"/>
       </w:rPr>
       <w:drawing>
-        <wp:anchor distT="0" distB="0" distL="0" distR="0" simplePos="0" relativeHeight="11" behindDoc="1" locked="0" layoutInCell="0" allowOverlap="1">
+        <wp:anchor distT="0" distB="0" distL="0" distR="0" simplePos="0" relativeHeight="6" behindDoc="1" locked="0" layoutInCell="0" allowOverlap="1">
           <wp:simplePos x="0" y="0"/>
           <wp:positionH relativeFrom="page">
             <wp:posOffset>5504815</wp:posOffset>
@@ -8012,15 +8014,15 @@
     <w:pPr/>
     <w:rPr/>
   </w:style>
-  <w:style w:type="paragraph" w:styleId="FrameContents">
-    <w:name w:val="Frame Contents"/>
+  <w:style w:type="paragraph" w:styleId="FrameContentsuser">
+    <w:name w:val="Frame Contents (user)"/>
     <w:basedOn w:val="Normal"/>
     <w:qFormat/>
     <w:pPr/>
     <w:rPr/>
   </w:style>
-  <w:style w:type="paragraph" w:styleId="FrameContentsuser">
-    <w:name w:val="Frame Contents (user)"/>
+  <w:style w:type="paragraph" w:styleId="FrameContents">
+    <w:name w:val="Frame Contents"/>
     <w:basedOn w:val="Normal"/>
     <w:qFormat/>
     <w:pPr/>

--- a/desktop_app/backend/documents/prepaid_contract/00_MAU_HOP_DONG_TRA_TRUOC.docx
+++ b/desktop_app/backend/documents/prepaid_contract/00_MAU_HOP_DONG_TRA_TRUOC.docx
@@ -439,7 +439,28 @@
       </w:pPr>
       <w:r>
         <w:rPr/>
-        <w:t xml:space="preserve">Hợp đồng số:{{ contract_number }}    </w:t>
+        <w:t>Hợp đồng số:</w:t>
+      </w:r>
+      <w:r>
+        <w:rPr>
+          <w:b/>
+          <w:sz w:val="24"/>
+        </w:rPr>
+        <w:t>{{ contract_number }}</w:t>
+      </w:r>
+      <w:r>
+        <w:rPr>
+          <w:b w:val="0"/>
+          <w:sz w:val="22"/>
+        </w:rPr>
+        <w:t xml:space="preserve"> .....</w:t>
+      </w:r>
+      <w:r>
+        <w:rPr>
+          <w:b w:val="0"/>
+          <w:sz w:val="22"/>
+        </w:rPr>
+        <w:t xml:space="preserve">    </w:t>
       </w:r>
     </w:p>
     <w:p>
@@ -455,7 +476,21 @@
       </w:pPr>
       <w:r>
         <w:rPr/>
-        <w:t>Mã thuê bao: {{ subscriber_code }}</w:t>
+        <w:t xml:space="preserve">Mã thuê bao: </w:t>
+      </w:r>
+      <w:r>
+        <w:rPr>
+          <w:b/>
+          <w:sz w:val="24"/>
+        </w:rPr>
+        <w:t>{{ subscriber_code }}</w:t>
+      </w:r>
+      <w:r>
+        <w:rPr>
+          <w:b w:val="0"/>
+          <w:sz w:val="22"/>
+        </w:rPr>
+        <w:t xml:space="preserve"> .....</w:t>
       </w:r>
     </w:p>
     <w:p>
@@ -902,7 +937,27 @@
       </w:pPr>
       <w:r>
         <w:rPr/>
+      </w:r>
+      <w:r>
+        <w:rPr>
+          <w:b w:val="0"/>
+          <w:sz w:val="24"/>
+        </w:rPr>
+        <w:t xml:space="preserve">..... </w:t>
+      </w:r>
+      <w:r>
+        <w:rPr>
+          <w:b/>
+          <w:sz w:val="26"/>
+        </w:rPr>
         <w:t>{{ document_date_line }}</w:t>
+      </w:r>
+      <w:r>
+        <w:rPr>
+          <w:b w:val="0"/>
+          <w:sz w:val="24"/>
+        </w:rPr>
+        <w:t xml:space="preserve"> .....</w:t>
       </w:r>
     </w:p>
     <w:p>
@@ -943,7 +998,21 @@
         <w:rPr>
           <w:sz w:val="24"/>
         </w:rPr>
-        <w:t>Tên cơ quan/tổ chức (Viết in hoa): {{ prepaid_organization_name }}</w:t>
+        <w:t xml:space="preserve">Tên cơ quan/tổ chức (Viết in hoa): </w:t>
+      </w:r>
+      <w:r>
+        <w:rPr>
+          <w:b/>
+          <w:sz w:val="26"/>
+        </w:rPr>
+        <w:t>{{ prepaid_organization_name }}</w:t>
+      </w:r>
+      <w:r>
+        <w:rPr>
+          <w:b w:val="0"/>
+          <w:sz w:val="24"/>
+        </w:rPr>
+        <w:t xml:space="preserve"> .....</w:t>
       </w:r>
     </w:p>
     <w:p>
@@ -968,7 +1037,21 @@
         <w:rPr>
           <w:sz w:val="24"/>
         </w:rPr>
-        <w:t>Địa chỉ trụ sở chính: {{ prepaid_headquarters_address }}</w:t>
+        <w:t xml:space="preserve">Địa chỉ trụ sở chính: </w:t>
+      </w:r>
+      <w:r>
+        <w:rPr>
+          <w:b/>
+          <w:sz w:val="26"/>
+        </w:rPr>
+        <w:t>{{ prepaid_headquarters_address }}</w:t>
+      </w:r>
+      <w:r>
+        <w:rPr>
+          <w:b w:val="0"/>
+          <w:sz w:val="24"/>
+        </w:rPr>
+        <w:t xml:space="preserve"> .....</w:t>
       </w:r>
     </w:p>
     <w:p>
@@ -993,7 +1076,28 @@
         <w:rPr>
           <w:sz w:val="24"/>
         </w:rPr>
-        <w:t xml:space="preserve">Số QĐTL/GCNĐKKD&amp;ĐKĐT/GPĐT/GCNĐKDN: {{ prepaid_business_number }}    </w:t>
+        <w:t xml:space="preserve">Số QĐTL/GCNĐKKD&amp;ĐKĐT/GPĐT/GCNĐKDN: </w:t>
+      </w:r>
+      <w:r>
+        <w:rPr>
+          <w:b/>
+          <w:sz w:val="26"/>
+        </w:rPr>
+        <w:t>{{ prepaid_business_number }}</w:t>
+      </w:r>
+      <w:r>
+        <w:rPr>
+          <w:b w:val="0"/>
+          <w:sz w:val="24"/>
+        </w:rPr>
+        <w:t xml:space="preserve"> .....</w:t>
+      </w:r>
+      <w:r>
+        <w:rPr>
+          <w:b w:val="0"/>
+          <w:sz w:val="24"/>
+        </w:rPr>
+        <w:t xml:space="preserve">    </w:t>
       </w:r>
     </w:p>
     <w:p>
@@ -1018,7 +1122,42 @@
         <w:rPr>
           <w:sz w:val="24"/>
         </w:rPr>
-        <w:t>Nơi cấp: {{ prepaid_business_issue_place }}    Ngày cấp: {{ prepaid_business_issue_date }}</w:t>
+        <w:t xml:space="preserve">Nơi cấp: </w:t>
+      </w:r>
+      <w:r>
+        <w:rPr>
+          <w:b/>
+          <w:sz w:val="26"/>
+        </w:rPr>
+        <w:t>{{ prepaid_business_issue_place }}</w:t>
+      </w:r>
+      <w:r>
+        <w:rPr>
+          <w:b w:val="0"/>
+          <w:sz w:val="24"/>
+        </w:rPr>
+        <w:t xml:space="preserve"> .....</w:t>
+      </w:r>
+      <w:r>
+        <w:rPr>
+          <w:b w:val="0"/>
+          <w:sz w:val="24"/>
+        </w:rPr>
+        <w:t xml:space="preserve">    Ngày cấp: </w:t>
+      </w:r>
+      <w:r>
+        <w:rPr>
+          <w:b/>
+          <w:sz w:val="26"/>
+        </w:rPr>
+        <w:t>{{ prepaid_business_issue_date }}</w:t>
+      </w:r>
+      <w:r>
+        <w:rPr>
+          <w:b w:val="0"/>
+          <w:sz w:val="24"/>
+        </w:rPr>
+        <w:t xml:space="preserve"> .....</w:t>
       </w:r>
     </w:p>
     <w:p>
@@ -1043,7 +1182,49 @@
         <w:rPr>
           <w:sz w:val="24"/>
         </w:rPr>
-        <w:t xml:space="preserve">Người đại diện/ủy quyền: {{ prepaid_representative_name }}    Chức vụ: {{ prepaid_representative_position }}    </w:t>
+        <w:t xml:space="preserve">Người đại diện/ủy quyền: </w:t>
+      </w:r>
+      <w:r>
+        <w:rPr>
+          <w:b/>
+          <w:sz w:val="26"/>
+        </w:rPr>
+        <w:t>{{ prepaid_representative_name }}</w:t>
+      </w:r>
+      <w:r>
+        <w:rPr>
+          <w:b w:val="0"/>
+          <w:sz w:val="24"/>
+        </w:rPr>
+        <w:t xml:space="preserve"> .....</w:t>
+      </w:r>
+      <w:r>
+        <w:rPr>
+          <w:b w:val="0"/>
+          <w:sz w:val="24"/>
+        </w:rPr>
+        <w:t xml:space="preserve">    Chức vụ: </w:t>
+      </w:r>
+      <w:r>
+        <w:rPr>
+          <w:b/>
+          <w:sz w:val="26"/>
+        </w:rPr>
+        <w:t>{{ prepaid_representative_position }}</w:t>
+      </w:r>
+      <w:r>
+        <w:rPr>
+          <w:b w:val="0"/>
+          <w:sz w:val="24"/>
+        </w:rPr>
+        <w:t xml:space="preserve"> .....</w:t>
+      </w:r>
+      <w:r>
+        <w:rPr>
+          <w:b w:val="0"/>
+          <w:sz w:val="24"/>
+        </w:rPr>
+        <w:t xml:space="preserve">    </w:t>
       </w:r>
     </w:p>
     <w:p>
@@ -1068,7 +1249,21 @@
         <w:rPr>
           <w:sz w:val="24"/>
         </w:rPr>
-        <w:t>Giấy ủy quyền: {{ prepaid_authorization }}</w:t>
+        <w:t xml:space="preserve">Giấy ủy quyền: </w:t>
+      </w:r>
+      <w:r>
+        <w:rPr>
+          <w:b/>
+          <w:sz w:val="26"/>
+        </w:rPr>
+        <w:t>{{ prepaid_authorization }}</w:t>
+      </w:r>
+      <w:r>
+        <w:rPr>
+          <w:b w:val="0"/>
+          <w:sz w:val="24"/>
+        </w:rPr>
+        <w:t xml:space="preserve"> .....</w:t>
       </w:r>
     </w:p>
     <w:p>
@@ -1093,7 +1288,28 @@
         <w:rPr>
           <w:sz w:val="24"/>
         </w:rPr>
-        <w:t xml:space="preserve">Số định danh cá nhân/Số định danh điện tử/Hộ chiếu: {{ prepaid_organization_id_number }}    </w:t>
+        <w:t xml:space="preserve">Số định danh cá nhân/Số định danh điện tử/Hộ chiếu: </w:t>
+      </w:r>
+      <w:r>
+        <w:rPr>
+          <w:b/>
+          <w:sz w:val="26"/>
+        </w:rPr>
+        <w:t>{{ prepaid_organization_id_number }}</w:t>
+      </w:r>
+      <w:r>
+        <w:rPr>
+          <w:b w:val="0"/>
+          <w:sz w:val="24"/>
+        </w:rPr>
+        <w:t xml:space="preserve"> .....</w:t>
+      </w:r>
+      <w:r>
+        <w:rPr>
+          <w:b w:val="0"/>
+          <w:sz w:val="24"/>
+        </w:rPr>
+        <w:t xml:space="preserve">    </w:t>
       </w:r>
     </w:p>
     <w:p>
@@ -1118,7 +1334,42 @@
         <w:rPr>
           <w:sz w:val="24"/>
         </w:rPr>
-        <w:t>Nơi cấp: {{ prepaid_organization_issue_place }}    Ngày cấp: {{ prepaid_organization_issue_date }}</w:t>
+        <w:t xml:space="preserve">Nơi cấp: </w:t>
+      </w:r>
+      <w:r>
+        <w:rPr>
+          <w:b/>
+          <w:sz w:val="26"/>
+        </w:rPr>
+        <w:t>{{ prepaid_organization_issue_place }}</w:t>
+      </w:r>
+      <w:r>
+        <w:rPr>
+          <w:b w:val="0"/>
+          <w:sz w:val="24"/>
+        </w:rPr>
+        <w:t xml:space="preserve"> .....</w:t>
+      </w:r>
+      <w:r>
+        <w:rPr>
+          <w:b w:val="0"/>
+          <w:sz w:val="24"/>
+        </w:rPr>
+        <w:t xml:space="preserve">    Ngày cấp: </w:t>
+      </w:r>
+      <w:r>
+        <w:rPr>
+          <w:b/>
+          <w:sz w:val="26"/>
+        </w:rPr>
+        <w:t>{{ prepaid_organization_issue_date }}</w:t>
+      </w:r>
+      <w:r>
+        <w:rPr>
+          <w:b w:val="0"/>
+          <w:sz w:val="24"/>
+        </w:rPr>
+        <w:t xml:space="preserve"> .....</w:t>
       </w:r>
     </w:p>
     <w:p>
@@ -1143,7 +1394,21 @@
         <w:rPr>
           <w:sz w:val="24"/>
         </w:rPr>
-        <w:t>Ngày, tháng, năm sinh: {{ prepaid_organization_birth_date }}</w:t>
+        <w:t xml:space="preserve">Ngày, tháng, năm sinh: </w:t>
+      </w:r>
+      <w:r>
+        <w:rPr>
+          <w:b/>
+          <w:sz w:val="26"/>
+        </w:rPr>
+        <w:t>{{ prepaid_organization_birth_date }}</w:t>
+      </w:r>
+      <w:r>
+        <w:rPr>
+          <w:b w:val="0"/>
+          <w:sz w:val="24"/>
+        </w:rPr>
+        <w:t xml:space="preserve"> .....</w:t>
       </w:r>
     </w:p>
     <w:p>
@@ -1168,7 +1433,63 @@
         <w:rPr>
           <w:sz w:val="24"/>
         </w:rPr>
-        <w:t>Điện thoại liên hệ: {{ prepaid_organization_phone }}    Email: {{ prepaid_organization_email }}    Liên hệ khác: {{ prepaid_organization_other_contact }}</w:t>
+        <w:t xml:space="preserve">Điện thoại liên hệ: </w:t>
+      </w:r>
+      <w:r>
+        <w:rPr>
+          <w:b/>
+          <w:sz w:val="26"/>
+        </w:rPr>
+        <w:t>{{ prepaid_organization_phone }}</w:t>
+      </w:r>
+      <w:r>
+        <w:rPr>
+          <w:b w:val="0"/>
+          <w:sz w:val="24"/>
+        </w:rPr>
+        <w:t xml:space="preserve"> .....</w:t>
+      </w:r>
+      <w:r>
+        <w:rPr>
+          <w:b w:val="0"/>
+          <w:sz w:val="24"/>
+        </w:rPr>
+        <w:t xml:space="preserve">    Email: </w:t>
+      </w:r>
+      <w:r>
+        <w:rPr>
+          <w:b/>
+          <w:sz w:val="26"/>
+        </w:rPr>
+        <w:t>{{ prepaid_organization_email }}</w:t>
+      </w:r>
+      <w:r>
+        <w:rPr>
+          <w:b w:val="0"/>
+          <w:sz w:val="24"/>
+        </w:rPr>
+        <w:t xml:space="preserve"> .....</w:t>
+      </w:r>
+      <w:r>
+        <w:rPr>
+          <w:b w:val="0"/>
+          <w:sz w:val="24"/>
+        </w:rPr>
+        <w:t xml:space="preserve">    Liên hệ khác: </w:t>
+      </w:r>
+      <w:r>
+        <w:rPr>
+          <w:b/>
+          <w:sz w:val="26"/>
+        </w:rPr>
+        <w:t>{{ prepaid_organization_other_contact }}</w:t>
+      </w:r>
+      <w:r>
+        <w:rPr>
+          <w:b w:val="0"/>
+          <w:sz w:val="24"/>
+        </w:rPr>
+        <w:t xml:space="preserve"> .....</w:t>
       </w:r>
     </w:p>
     <w:p>
@@ -1362,7 +1683,21 @@
         <w:rPr>
           <w:sz w:val="24"/>
         </w:rPr>
-        <w:t>Họ tên (Viết in hoa): {{ prepaid_individual_name }}</w:t>
+        <w:t xml:space="preserve">Họ tên (Viết in hoa): </w:t>
+      </w:r>
+      <w:r>
+        <w:rPr>
+          <w:b/>
+          <w:sz w:val="26"/>
+        </w:rPr>
+        <w:t>{{ prepaid_individual_name }}</w:t>
+      </w:r>
+      <w:r>
+        <w:rPr>
+          <w:b w:val="0"/>
+          <w:sz w:val="24"/>
+        </w:rPr>
+        <w:t xml:space="preserve"> .....</w:t>
       </w:r>
     </w:p>
     <w:p>
@@ -1387,7 +1722,28 @@
         <w:rPr>
           <w:sz w:val="24"/>
         </w:rPr>
-        <w:t xml:space="preserve">Số định danh cá nhân/Số định danh điện tử/Hộ chiếu: {{ prepaid_individual_id_number }}    </w:t>
+        <w:t xml:space="preserve">Số định danh cá nhân/Số định danh điện tử/Hộ chiếu: </w:t>
+      </w:r>
+      <w:r>
+        <w:rPr>
+          <w:b/>
+          <w:sz w:val="26"/>
+        </w:rPr>
+        <w:t>{{ prepaid_individual_id_number }}</w:t>
+      </w:r>
+      <w:r>
+        <w:rPr>
+          <w:b w:val="0"/>
+          <w:sz w:val="24"/>
+        </w:rPr>
+        <w:t xml:space="preserve"> .....</w:t>
+      </w:r>
+      <w:r>
+        <w:rPr>
+          <w:b w:val="0"/>
+          <w:sz w:val="24"/>
+        </w:rPr>
+        <w:t xml:space="preserve">    </w:t>
       </w:r>
     </w:p>
     <w:p>
@@ -1412,7 +1768,42 @@
         <w:rPr>
           <w:sz w:val="24"/>
         </w:rPr>
-        <w:t>Nơi cấp: {{ prepaid_individual_issue_place }}    Ngày cấp: {{ prepaid_individual_issue_date }}</w:t>
+        <w:t xml:space="preserve">Nơi cấp: </w:t>
+      </w:r>
+      <w:r>
+        <w:rPr>
+          <w:b/>
+          <w:sz w:val="26"/>
+        </w:rPr>
+        <w:t>{{ prepaid_individual_issue_place }}</w:t>
+      </w:r>
+      <w:r>
+        <w:rPr>
+          <w:b w:val="0"/>
+          <w:sz w:val="24"/>
+        </w:rPr>
+        <w:t xml:space="preserve"> .....</w:t>
+      </w:r>
+      <w:r>
+        <w:rPr>
+          <w:b w:val="0"/>
+          <w:sz w:val="24"/>
+        </w:rPr>
+        <w:t xml:space="preserve">    Ngày cấp: </w:t>
+      </w:r>
+      <w:r>
+        <w:rPr>
+          <w:b/>
+          <w:sz w:val="26"/>
+        </w:rPr>
+        <w:t>{{ prepaid_individual_issue_date }}</w:t>
+      </w:r>
+      <w:r>
+        <w:rPr>
+          <w:b w:val="0"/>
+          <w:sz w:val="24"/>
+        </w:rPr>
+        <w:t xml:space="preserve"> .....</w:t>
       </w:r>
     </w:p>
     <w:p>
@@ -1437,7 +1828,21 @@
         <w:rPr>
           <w:sz w:val="24"/>
         </w:rPr>
-        <w:t>Ngày, tháng, năm sinh: {{ prepaid_individual_birth_date }}</w:t>
+        <w:t xml:space="preserve">Ngày, tháng, năm sinh: </w:t>
+      </w:r>
+      <w:r>
+        <w:rPr>
+          <w:b/>
+          <w:sz w:val="26"/>
+        </w:rPr>
+        <w:t>{{ prepaid_individual_birth_date }}</w:t>
+      </w:r>
+      <w:r>
+        <w:rPr>
+          <w:b w:val="0"/>
+          <w:sz w:val="24"/>
+        </w:rPr>
+        <w:t xml:space="preserve"> .....</w:t>
       </w:r>
     </w:p>
     <w:p>
@@ -1463,7 +1868,21 @@
         <w:rPr>
           <w:sz w:val="24"/>
         </w:rPr>
-        <w:t>Địa chỉ theo CCCD/Căn cước/Hộ chiếu: {{ prepaid_individual_address }}</w:t>
+        <w:t xml:space="preserve">Địa chỉ theo CCCD/Căn cước/Hộ chiếu: </w:t>
+      </w:r>
+      <w:r>
+        <w:rPr>
+          <w:b/>
+          <w:sz w:val="26"/>
+        </w:rPr>
+        <w:t>{{ prepaid_individual_address }}</w:t>
+      </w:r>
+      <w:r>
+        <w:rPr>
+          <w:b w:val="0"/>
+          <w:sz w:val="24"/>
+        </w:rPr>
+        <w:t xml:space="preserve"> .....</w:t>
       </w:r>
     </w:p>
     <w:p>
@@ -1490,7 +1909,63 @@
       </w:pPr>
       <w:r>
         <w:rPr/>
-        <w:t>Điện thoại liên hệ: {{ prepaid_individual_phone }}    Email: {{ prepaid_individual_email }}    Liên hệ khác: {{ prepaid_individual_other_contact }}</w:t>
+        <w:t xml:space="preserve">Điện thoại liên hệ: </w:t>
+      </w:r>
+      <w:r>
+        <w:rPr>
+          <w:b/>
+          <w:sz w:val="26"/>
+        </w:rPr>
+        <w:t>{{ prepaid_individual_phone }}</w:t>
+      </w:r>
+      <w:r>
+        <w:rPr>
+          <w:b w:val="0"/>
+          <w:sz w:val="24"/>
+        </w:rPr>
+        <w:t xml:space="preserve"> .....</w:t>
+      </w:r>
+      <w:r>
+        <w:rPr>
+          <w:b w:val="0"/>
+          <w:sz w:val="24"/>
+        </w:rPr>
+        <w:t xml:space="preserve">    Email: </w:t>
+      </w:r>
+      <w:r>
+        <w:rPr>
+          <w:b/>
+          <w:sz w:val="26"/>
+        </w:rPr>
+        <w:t>{{ prepaid_individual_email }}</w:t>
+      </w:r>
+      <w:r>
+        <w:rPr>
+          <w:b w:val="0"/>
+          <w:sz w:val="24"/>
+        </w:rPr>
+        <w:t xml:space="preserve"> .....</w:t>
+      </w:r>
+      <w:r>
+        <w:rPr>
+          <w:b w:val="0"/>
+          <w:sz w:val="24"/>
+        </w:rPr>
+        <w:t xml:space="preserve">    Liên hệ khác: </w:t>
+      </w:r>
+      <w:r>
+        <w:rPr>
+          <w:b/>
+          <w:sz w:val="26"/>
+        </w:rPr>
+        <w:t>{{ prepaid_individual_other_contact }}</w:t>
+      </w:r>
+      <w:r>
+        <w:rPr>
+          <w:b w:val="0"/>
+          <w:sz w:val="24"/>
+        </w:rPr>
+        <w:t xml:space="preserve"> .....</w:t>
       </w:r>
     </w:p>
     <w:p>
@@ -1518,7 +1993,21 @@
         <w:rPr>
           <w:sz w:val="24"/>
         </w:rPr>
-        <w:t>Quốc tịch: {{ prepaid_individual_nationality }}</w:t>
+        <w:t xml:space="preserve">Quốc tịch: </w:t>
+      </w:r>
+      <w:r>
+        <w:rPr>
+          <w:b/>
+          <w:sz w:val="26"/>
+        </w:rPr>
+        <w:t>{{ prepaid_individual_nationality }}</w:t>
+      </w:r>
+      <w:r>
+        <w:rPr>
+          <w:b w:val="0"/>
+          <w:sz w:val="24"/>
+        </w:rPr>
+        <w:t xml:space="preserve"> .....</w:t>
       </w:r>
     </w:p>
     <w:p>
@@ -1750,7 +2239,21 @@
         <w:rPr>
           <w:sz w:val="24"/>
         </w:rPr>
-        <w:t>Địa chỉ: {{ shop_address }}</w:t>
+        <w:t xml:space="preserve">Địa chỉ: </w:t>
+      </w:r>
+      <w:r>
+        <w:rPr>
+          <w:b/>
+          <w:sz w:val="26"/>
+        </w:rPr>
+        <w:t>{{ shop_address }}</w:t>
+      </w:r>
+      <w:r>
+        <w:rPr>
+          <w:b w:val="0"/>
+          <w:sz w:val="24"/>
+        </w:rPr>
+        <w:t xml:space="preserve"> .....</w:t>
       </w:r>
     </w:p>
     <w:p>
@@ -1767,7 +2270,42 @@
         <w:rPr>
           <w:sz w:val="24"/>
         </w:rPr>
-        <w:t>Người đại diện: {{ provider_representative }}    Chức vụ: {{ provider_position }}</w:t>
+        <w:t xml:space="preserve">Người đại diện: </w:t>
+      </w:r>
+      <w:r>
+        <w:rPr>
+          <w:b/>
+          <w:sz w:val="26"/>
+        </w:rPr>
+        <w:t>{{ provider_representative }}</w:t>
+      </w:r>
+      <w:r>
+        <w:rPr>
+          <w:b w:val="0"/>
+          <w:sz w:val="24"/>
+        </w:rPr>
+        <w:t xml:space="preserve"> .....</w:t>
+      </w:r>
+      <w:r>
+        <w:rPr>
+          <w:b w:val="0"/>
+          <w:sz w:val="24"/>
+        </w:rPr>
+        <w:t xml:space="preserve">    Chức vụ: </w:t>
+      </w:r>
+      <w:r>
+        <w:rPr>
+          <w:b/>
+          <w:sz w:val="26"/>
+        </w:rPr>
+        <w:t>{{ provider_position }}</w:t>
+      </w:r>
+      <w:r>
+        <w:rPr>
+          <w:b w:val="0"/>
+          <w:sz w:val="24"/>
+        </w:rPr>
+        <w:t xml:space="preserve"> .....</w:t>
       </w:r>
     </w:p>
     <w:p>
@@ -1903,7 +2441,22 @@
           <w:bCs w:val="false"/>
           <w:sz w:val="24"/>
         </w:rPr>
+      </w:r>
+      <w:r>
+        <w:rPr>
+          <w:b/>
+          <w:bCs w:val="false"/>
+          <w:sz w:val="26"/>
+        </w:rPr>
         <w:t>{{ service_point_name }}</w:t>
+      </w:r>
+      <w:r>
+        <w:rPr>
+          <w:b w:val="0"/>
+          <w:bCs w:val="false"/>
+          <w:sz w:val="24"/>
+        </w:rPr>
+        <w:t xml:space="preserve"> .....</w:t>
       </w:r>
     </w:p>
     <w:p>
@@ -1928,7 +2481,21 @@
         <w:rPr>
           <w:sz w:val="24"/>
         </w:rPr>
-        <w:t>Họ tên nhân viên giao dịch: {{ staff_name }}</w:t>
+        <w:t xml:space="preserve">Họ tên nhân viên giao dịch: </w:t>
+      </w:r>
+      <w:r>
+        <w:rPr>
+          <w:b/>
+          <w:sz w:val="26"/>
+        </w:rPr>
+        <w:t>{{ staff_name }}</w:t>
+      </w:r>
+      <w:r>
+        <w:rPr>
+          <w:b w:val="0"/>
+          <w:sz w:val="24"/>
+        </w:rPr>
+        <w:t xml:space="preserve"> .....</w:t>
       </w:r>
     </w:p>
     <w:p>
@@ -1946,7 +2513,7 @@
         <mc:AlternateContent>
           <mc:Choice Requires="wps">
             <w:drawing>
-              <wp:anchor distT="0" distB="0" distL="0" distR="0" simplePos="0" relativeHeight="19" behindDoc="1" locked="0" layoutInCell="0" allowOverlap="1">
+              <wp:anchor distT="0" distB="0" distL="0" distR="0" simplePos="0" relativeHeight="12" behindDoc="1" locked="0" layoutInCell="0" allowOverlap="1">
                 <wp:simplePos x="0" y="0"/>
                 <wp:positionH relativeFrom="page">
                   <wp:posOffset>457200</wp:posOffset>
@@ -1971,9 +2538,9 @@
                           <a:avLst/>
                           <a:gdLst>
                             <a:gd name="textAreaLeft" fmla="*/ 0 w 1037160"/>
-                            <a:gd name="textAreaRight" fmla="*/ 1038600 w 1037160"/>
+                            <a:gd name="textAreaRight" fmla="*/ 1039320 w 1037160"/>
                             <a:gd name="textAreaTop" fmla="*/ 0 h 4320"/>
-                            <a:gd name="textAreaBottom" fmla="*/ 5760 h 4320"/>
+                            <a:gd name="textAreaBottom" fmla="*/ 6480 h 4320"/>
                           </a:gdLst>
                           <a:ahLst/>
                           <a:cxnLst/>
@@ -3045,7 +3612,21 @@
         <w:rPr>
           <w:sz w:val="24"/>
         </w:rPr>
-        <w:t>Địa chỉ điểm giao dịch: {{ shop_address }}</w:t>
+        <w:t xml:space="preserve">Địa chỉ điểm giao dịch: </w:t>
+      </w:r>
+      <w:r>
+        <w:rPr>
+          <w:b/>
+          <w:sz w:val="26"/>
+        </w:rPr>
+        <w:t>{{ shop_address }}</w:t>
+      </w:r>
+      <w:r>
+        <w:rPr>
+          <w:b w:val="0"/>
+          <w:sz w:val="24"/>
+        </w:rPr>
+        <w:t xml:space="preserve"> .....</w:t>
       </w:r>
     </w:p>
     <w:p>
@@ -3070,7 +3651,21 @@
         <w:rPr>
           <w:sz w:val="24"/>
         </w:rPr>
-        <w:t>Số điện thoại của điểm giao dịch: {{ shop_phone }}</w:t>
+        <w:t xml:space="preserve">Số điện thoại của điểm giao dịch: </w:t>
+      </w:r>
+      <w:r>
+        <w:rPr>
+          <w:b/>
+          <w:sz w:val="26"/>
+        </w:rPr>
+        <w:t>{{ shop_phone }}</w:t>
+      </w:r>
+      <w:r>
+        <w:rPr>
+          <w:b w:val="0"/>
+          <w:sz w:val="24"/>
+        </w:rPr>
+        <w:t xml:space="preserve"> .....</w:t>
       </w:r>
     </w:p>
     <w:p>
@@ -3096,7 +3691,21 @@
         <w:rPr>
           <w:sz w:val="24"/>
         </w:rPr>
-        <w:t>Thời gian thực hiện đăng ký thông tin thuê bao: {{ registration_time }}</w:t>
+        <w:t xml:space="preserve">Thời gian thực hiện đăng ký thông tin thuê bao: </w:t>
+      </w:r>
+      <w:r>
+        <w:rPr>
+          <w:b/>
+          <w:sz w:val="26"/>
+        </w:rPr>
+        <w:t>{{ registration_time }}</w:t>
+      </w:r>
+      <w:r>
+        <w:rPr>
+          <w:b w:val="0"/>
+          <w:sz w:val="24"/>
+        </w:rPr>
+        <w:t xml:space="preserve"> .....</w:t>
       </w:r>
     </w:p>
     <w:p>
@@ -3749,7 +4358,10 @@
               </w:rPr>
             </w:pPr>
             <w:r>
-              <w:rPr/>
+              <w:rPr>
+                <w:b/>
+                <w:sz w:val="24"/>
+              </w:rPr>
               <w:t>{{ subscriber_number }}</w:t>
             </w:r>
           </w:p>
@@ -3772,7 +4384,10 @@
               </w:rPr>
             </w:pPr>
             <w:r>
-              <w:rPr/>
+              <w:rPr>
+                <w:b/>
+                <w:sz w:val="24"/>
+              </w:rPr>
               <w:t>{{ sim_serial }}</w:t>
             </w:r>
           </w:p>
@@ -3795,7 +4410,10 @@
               </w:rPr>
             </w:pPr>
             <w:r>
-              <w:rPr/>
+              <w:rPr>
+                <w:b/>
+                <w:sz w:val="24"/>
+              </w:rPr>
               <w:t>{{ activation_date }}</w:t>
             </w:r>
           </w:p>
@@ -4713,1279 +5331,224 @@
         <w:t>Hợp đồng có hiệu lực kể từ ngày ký đến khi bị chấm dứt theo quy định của Hợp đồng và Điều kiện chung. Hợp đồng được lập thành 02 (hai) bản có giá trị pháp lý như nhau, mỗi bên giữ 01 (một) bản để thực hiện.</w:t>
       </w:r>
     </w:p>
-    <w:p>
-      <w:pPr>
-        <w:pStyle w:val="BodyText"/>
-        <w:spacing w:before="121" w:after="0"/>
-        <w:rPr>
-          <w:b/>
-          <w:sz w:val="24"/>
-        </w:rPr>
-      </w:pPr>
-      <w:r>
-        <w:rPr>
-          <w:b/>
-          <w:sz w:val="24"/>
-        </w:rPr>
-        <mc:AlternateContent>
-          <mc:Choice Requires="wpg">
-            <w:drawing>
-              <wp:anchor distT="0" distB="0" distL="0" distR="0" simplePos="0" relativeHeight="11" behindDoc="0" locked="0" layoutInCell="1" allowOverlap="1">
-                <wp:simplePos x="0" y="0"/>
-                <wp:positionH relativeFrom="column">
-                  <wp:posOffset>1058545</wp:posOffset>
-                </wp:positionH>
-                <wp:positionV relativeFrom="paragraph">
-                  <wp:posOffset>250825</wp:posOffset>
-                </wp:positionV>
-                <wp:extent cx="1790065" cy="1746885"/>
-                <wp:effectExtent l="0" t="0" r="0" b="0"/>
-                <wp:wrapNone/>
-                <wp:docPr id="8" name="Group 1"/>
-                <a:graphic xmlns:a="http://schemas.openxmlformats.org/drawingml/2006/main">
-                  <a:graphicData uri="http://schemas.microsoft.com/office/word/2010/wordprocessingGroup">
-                    <wpg:wgp>
-                      <wpg:cNvGrpSpPr/>
-                      <wpg:grpSpPr>
-                        <a:xfrm>
-                          <a:off x="0" y="0"/>
-                          <a:ext cx="1789920" cy="1746720"/>
-                          <a:chOff x="0" y="0"/>
-                          <a:chExt cx="1789920" cy="1746720"/>
-                        </a:xfrm>
-                      </wpg:grpSpPr>
-                      <wps:wsp>
-                        <wps:cNvPr id="9" name="Textbox 4"/>
-                        <wps:cNvSpPr/>
-                        <wps:spPr>
-                          <a:xfrm>
-                            <a:off x="0" y="0"/>
-                            <a:ext cx="1789920" cy="338400"/>
-                          </a:xfrm>
-                          <a:prstGeom prst="rect">
-                            <a:avLst/>
-                          </a:prstGeom>
-                          <a:noFill/>
-                          <a:ln w="0">
-                            <a:noFill/>
-                          </a:ln>
-                        </wps:spPr>
-                        <wps:style>
-                          <a:lnRef idx="0"/>
-                          <a:fillRef idx="0"/>
-                          <a:effectRef idx="0"/>
-                          <a:fontRef idx="minor"/>
-                        </wps:style>
-                        <wps:txbx>
-                          <w:txbxContent>
-                            <w:p>
-                              <w:pPr>
-                                <w:pStyle w:val="Normal"/>
-                                <w:spacing w:lineRule="exact" w:line="263" w:before="0" w:after="0"/>
-                                <w:ind w:hanging="0" w:start="0" w:end="16"/>
-                                <w:jc w:val="center"/>
-                                <w:rPr>
-                                  <w:b/>
-                                  <w:sz w:val="24"/>
-                                </w:rPr>
-                              </w:pPr>
-                              <w:r>
-                                <w:rPr>
-                                  <w:b/>
-                                  <w:sz w:val="24"/>
-                                </w:rPr>
-                                <w:t>ĐẠI</w:t>
-                              </w:r>
-                              <w:r>
-                                <w:rPr>
-                                  <w:b/>
-                                  <w:spacing w:val="-2"/>
-                                  <w:sz w:val="24"/>
-                                </w:rPr>
-                                <w:t xml:space="preserve"> </w:t>
-                              </w:r>
-                              <w:r>
-                                <w:rPr>
-                                  <w:b/>
-                                  <w:sz w:val="24"/>
-                                </w:rPr>
-                                <w:t>DIỆN</w:t>
-                              </w:r>
-                              <w:r>
-                                <w:rPr>
-                                  <w:b/>
-                                  <w:spacing w:val="-2"/>
-                                  <w:sz w:val="24"/>
-                                </w:rPr>
-                                <w:t xml:space="preserve"> </w:t>
-                              </w:r>
-                              <w:r>
-                                <w:rPr>
-                                  <w:b/>
-                                  <w:sz w:val="24"/>
-                                </w:rPr>
-                                <w:t>BÊN</w:t>
-                              </w:r>
-                              <w:r>
-                                <w:rPr>
-                                  <w:b/>
-                                  <w:spacing w:val="-1"/>
-                                  <w:sz w:val="24"/>
-                                </w:rPr>
-                                <w:t xml:space="preserve"> </w:t>
-                              </w:r>
-                              <w:r>
-                                <w:rPr>
-                                  <w:b/>
-                                  <w:spacing w:val="-10"/>
-                                  <w:sz w:val="24"/>
-                                </w:rPr>
-                                <w:t>A</w:t>
-                              </w:r>
-                            </w:p>
-                            <w:p>
-                              <w:pPr>
-                                <w:pStyle w:val="Normal"/>
-                                <w:spacing w:lineRule="exact" w:line="274" w:before="0" w:after="0"/>
-                                <w:ind w:hanging="0" w:start="0" w:end="18"/>
-                                <w:jc w:val="center"/>
-                                <w:rPr>
-                                  <w:sz w:val="24"/>
-                                </w:rPr>
-                              </w:pPr>
-                              <w:r>
-                                <w:rPr>
-                                  <w:sz w:val="24"/>
-                                </w:rPr>
-                                <w:t>(Ký,</w:t>
-                              </w:r>
-                              <w:r>
-                                <w:rPr>
-                                  <w:spacing w:val="1"/>
-                                  <w:sz w:val="24"/>
-                                </w:rPr>
-                                <w:t xml:space="preserve"> </w:t>
-                              </w:r>
-                              <w:r>
-                                <w:rPr>
-                                  <w:sz w:val="24"/>
-                                </w:rPr>
-                                <w:t>ghi</w:t>
-                              </w:r>
-                              <w:r>
-                                <w:rPr>
-                                  <w:spacing w:val="-1"/>
-                                  <w:sz w:val="24"/>
-                                </w:rPr>
-                                <w:t xml:space="preserve"> </w:t>
-                              </w:r>
-                              <w:r>
-                                <w:rPr>
-                                  <w:sz w:val="24"/>
-                                </w:rPr>
-                                <w:t>rõ</w:t>
-                              </w:r>
-                              <w:r>
-                                <w:rPr>
-                                  <w:spacing w:val="-1"/>
-                                  <w:sz w:val="24"/>
-                                </w:rPr>
-                                <w:t xml:space="preserve"> </w:t>
-                              </w:r>
-                              <w:r>
-                                <w:rPr>
-                                  <w:sz w:val="24"/>
-                                </w:rPr>
-                                <w:t>họ</w:t>
-                              </w:r>
-                              <w:r>
-                                <w:rPr>
-                                  <w:spacing w:val="-1"/>
-                                  <w:sz w:val="24"/>
-                                </w:rPr>
-                                <w:t xml:space="preserve"> </w:t>
-                              </w:r>
-                              <w:r>
-                                <w:rPr>
-                                  <w:sz w:val="24"/>
-                                </w:rPr>
-                                <w:t>tên,</w:t>
-                              </w:r>
-                              <w:r>
-                                <w:rPr>
-                                  <w:spacing w:val="-1"/>
-                                  <w:sz w:val="24"/>
-                                </w:rPr>
-                                <w:t xml:space="preserve"> </w:t>
-                              </w:r>
-                              <w:r>
-                                <w:rPr>
-                                  <w:sz w:val="24"/>
-                                </w:rPr>
-                                <w:t>đóng</w:t>
-                              </w:r>
-                              <w:r>
-                                <w:rPr>
-                                  <w:spacing w:val="-1"/>
-                                  <w:sz w:val="24"/>
-                                </w:rPr>
-                                <w:t xml:space="preserve"> </w:t>
-                              </w:r>
-                              <w:r>
-                                <w:rPr>
-                                  <w:spacing w:val="-4"/>
-                                  <w:sz w:val="24"/>
-                                </w:rPr>
-                                <w:t>dấu)</w:t>
-                              </w:r>
-                            </w:p>
-                          </w:txbxContent>
-                        </wps:txbx>
-                        <wps:bodyPr lIns="0" tIns="0" rIns="0" bIns="0" anchor="t">
-                          <a:noAutofit/>
-                        </wps:bodyPr>
-                      </wps:wsp>
-                      <wps:wsp>
-                        <wps:cNvPr id="10" name="Textbox 5"/>
-                        <wps:cNvSpPr/>
-                        <wps:spPr>
-                          <a:xfrm>
-                            <a:off x="283320" y="1580400"/>
-                            <a:ext cx="1087200" cy="166320"/>
-                          </a:xfrm>
-                          <a:prstGeom prst="rect">
-                            <a:avLst/>
-                          </a:prstGeom>
-                          <a:noFill/>
-                          <a:ln w="0">
-                            <a:noFill/>
-                          </a:ln>
-                        </wps:spPr>
-                        <wps:style>
-                          <a:lnRef idx="0"/>
-                          <a:fillRef idx="0"/>
-                          <a:effectRef idx="0"/>
-                          <a:fontRef idx="minor"/>
-                        </wps:style>
-                        <wps:txbx>
-                          <w:txbxContent>
-                            <w:p>
-                              <w:pPr>
-                                <w:pStyle w:val="Normal"/>
-                                <w:spacing w:lineRule="exact" w:line="266" w:before="0" w:after="0"/>
-                                <w:ind w:hanging="0" w:start="0" w:end="0"/>
-                                <w:jc w:val="start"/>
-                                <w:rPr>
-                                  <w:b/>
-                                  <w:sz w:val="24"/>
-                                </w:rPr>
-                              </w:pPr>
-                              <w:r>
-                                <w:rPr>
-                                  <w:b/>
-                                  <w:sz w:val="24"/>
-                                </w:rPr>
-                                <w:t>{{ provider_representative }}</w:t>
-                              </w:r>
-                            </w:p>
-                          </w:txbxContent>
-                        </wps:txbx>
-                        <wps:bodyPr lIns="0" tIns="0" rIns="0" bIns="0" anchor="t">
-                          <a:noAutofit/>
-                        </wps:bodyPr>
-                      </wps:wsp>
-                    </wpg:wgp>
-                  </a:graphicData>
-                </a:graphic>
-              </wp:anchor>
-            </w:drawing>
-          </mc:Choice>
-          <mc:Fallback>
-            <w:pict>
-              <v:group id="shape_0" alt="Group 1" style="position:absolute;margin-left:83.35pt;margin-top:19.75pt;width:140.95pt;height:137.55pt" coordorigin="1667,395" coordsize="2819,2751">
-                <v:rect id="shape_0" stroked="f" o:allowincell="f" style="position:absolute;left:1667;top:395;width:2818;height:532;mso-wrap-style:square;v-text-anchor:top">
-                  <v:fill o:detectmouseclick="t" on="false"/>
-                  <v:stroke color="#3465a4" joinstyle="round" endcap="flat"/>
-                  <v:textbox>
-                    <w:txbxContent>
-                      <w:p>
-                        <w:pPr>
-                          <w:pStyle w:val="Normal"/>
-                          <w:spacing w:lineRule="exact" w:line="263" w:before="0" w:after="0"/>
-                          <w:ind w:hanging="0" w:start="0" w:end="16"/>
-                          <w:jc w:val="center"/>
-                          <w:rPr>
-                            <w:b/>
-                            <w:sz w:val="24"/>
-                          </w:rPr>
-                        </w:pPr>
-                        <w:r>
-                          <w:rPr>
-                            <w:b/>
-                            <w:sz w:val="24"/>
-                          </w:rPr>
-                          <w:t>ĐẠI</w:t>
-                        </w:r>
-                        <w:r>
-                          <w:rPr>
-                            <w:b/>
-                            <w:spacing w:val="-2"/>
-                            <w:sz w:val="24"/>
-                          </w:rPr>
-                          <w:t xml:space="preserve"> </w:t>
-                        </w:r>
-                        <w:r>
-                          <w:rPr>
-                            <w:b/>
-                            <w:sz w:val="24"/>
-                          </w:rPr>
-                          <w:t>DIỆN</w:t>
-                        </w:r>
-                        <w:r>
-                          <w:rPr>
-                            <w:b/>
-                            <w:spacing w:val="-2"/>
-                            <w:sz w:val="24"/>
-                          </w:rPr>
-                          <w:t xml:space="preserve"> </w:t>
-                        </w:r>
-                        <w:r>
-                          <w:rPr>
-                            <w:b/>
-                            <w:sz w:val="24"/>
-                          </w:rPr>
-                          <w:t>BÊN</w:t>
-                        </w:r>
-                        <w:r>
-                          <w:rPr>
-                            <w:b/>
-                            <w:spacing w:val="-1"/>
-                            <w:sz w:val="24"/>
-                          </w:rPr>
-                          <w:t xml:space="preserve"> </w:t>
-                        </w:r>
-                        <w:r>
-                          <w:rPr>
-                            <w:b/>
-                            <w:spacing w:val="-10"/>
-                            <w:sz w:val="24"/>
-                          </w:rPr>
-                          <w:t>A</w:t>
-                        </w:r>
-                      </w:p>
-                      <w:p>
-                        <w:pPr>
-                          <w:pStyle w:val="Normal"/>
-                          <w:spacing w:lineRule="exact" w:line="274" w:before="0" w:after="0"/>
-                          <w:ind w:hanging="0" w:start="0" w:end="18"/>
-                          <w:jc w:val="center"/>
-                          <w:rPr>
-                            <w:sz w:val="24"/>
-                          </w:rPr>
-                        </w:pPr>
-                        <w:r>
-                          <w:rPr>
-                            <w:sz w:val="24"/>
-                          </w:rPr>
-                          <w:t>(Ký,</w:t>
-                        </w:r>
-                        <w:r>
-                          <w:rPr>
-                            <w:spacing w:val="1"/>
-                            <w:sz w:val="24"/>
-                          </w:rPr>
-                          <w:t xml:space="preserve"> </w:t>
-                        </w:r>
-                        <w:r>
-                          <w:rPr>
-                            <w:sz w:val="24"/>
-                          </w:rPr>
-                          <w:t>ghi</w:t>
-                        </w:r>
-                        <w:r>
-                          <w:rPr>
-                            <w:spacing w:val="-1"/>
-                            <w:sz w:val="24"/>
-                          </w:rPr>
-                          <w:t xml:space="preserve"> </w:t>
-                        </w:r>
-                        <w:r>
-                          <w:rPr>
-                            <w:sz w:val="24"/>
-                          </w:rPr>
-                          <w:t>rõ</w:t>
-                        </w:r>
-                        <w:r>
-                          <w:rPr>
-                            <w:spacing w:val="-1"/>
-                            <w:sz w:val="24"/>
-                          </w:rPr>
-                          <w:t xml:space="preserve"> </w:t>
-                        </w:r>
-                        <w:r>
-                          <w:rPr>
-                            <w:sz w:val="24"/>
-                          </w:rPr>
-                          <w:t>họ</w:t>
-                        </w:r>
-                        <w:r>
-                          <w:rPr>
-                            <w:spacing w:val="-1"/>
-                            <w:sz w:val="24"/>
-                          </w:rPr>
-                          <w:t xml:space="preserve"> </w:t>
-                        </w:r>
-                        <w:r>
-                          <w:rPr>
-                            <w:sz w:val="24"/>
-                          </w:rPr>
-                          <w:t>tên,</w:t>
-                        </w:r>
-                        <w:r>
-                          <w:rPr>
-                            <w:spacing w:val="-1"/>
-                            <w:sz w:val="24"/>
-                          </w:rPr>
-                          <w:t xml:space="preserve"> </w:t>
-                        </w:r>
-                        <w:r>
-                          <w:rPr>
-                            <w:sz w:val="24"/>
-                          </w:rPr>
-                          <w:t>đóng</w:t>
-                        </w:r>
-                        <w:r>
-                          <w:rPr>
-                            <w:spacing w:val="-1"/>
-                            <w:sz w:val="24"/>
-                          </w:rPr>
-                          <w:t xml:space="preserve"> </w:t>
-                        </w:r>
-                        <w:r>
-                          <w:rPr>
-                            <w:spacing w:val="-4"/>
-                            <w:sz w:val="24"/>
-                          </w:rPr>
-                          <w:t>dấu)</w:t>
-                        </w:r>
-                      </w:p>
-                    </w:txbxContent>
-                  </v:textbox>
-                  <w10:wrap type="none"/>
-                </v:rect>
-                <v:rect id="shape_0" stroked="f" o:allowincell="f" style="position:absolute;left:2113;top:2884;width:1711;height:261;mso-wrap-style:square;v-text-anchor:top">
-                  <v:fill o:detectmouseclick="t" on="false"/>
-                  <v:stroke color="#3465a4" joinstyle="round" endcap="flat"/>
-                  <v:textbox>
-                    <w:txbxContent>
-                      <w:p>
-                        <w:pPr>
-                          <w:pStyle w:val="Normal"/>
-                          <w:spacing w:lineRule="exact" w:line="266" w:before="0" w:after="0"/>
-                          <w:ind w:hanging="0" w:start="0" w:end="0"/>
-                          <w:jc w:val="start"/>
-                          <w:rPr>
-                            <w:b/>
-                            <w:sz w:val="24"/>
-                          </w:rPr>
-                        </w:pPr>
-                        <w:r>
-                          <w:rPr>
-                            <w:b/>
-                            <w:sz w:val="24"/>
-                          </w:rPr>
-                          <w:t>{{ provider_representative }}</w:t>
-                        </w:r>
-                      </w:p>
-                    </w:txbxContent>
-                  </v:textbox>
-                  <w10:wrap type="none"/>
-                </v:rect>
-              </v:group>
-            </w:pict>
-          </mc:Fallback>
-        </mc:AlternateContent>
-      </w:r>
-    </w:p>
-    <w:p>
-      <w:pPr>
-        <w:pStyle w:val="BodyText"/>
-        <w:spacing w:before="121" w:after="0"/>
-        <w:rPr>
-          <w:b/>
-          <w:sz w:val="24"/>
-        </w:rPr>
-      </w:pPr>
-      <w:r>
-        <w:rPr>
-          <w:b/>
-          <w:sz w:val="24"/>
-        </w:rPr>
-        <mc:AlternateContent>
-          <mc:Choice Requires="wpg">
-            <w:drawing>
-              <wp:anchor distT="0" distB="0" distL="0" distR="0" simplePos="0" relativeHeight="16" behindDoc="0" locked="0" layoutInCell="0" allowOverlap="1">
-                <wp:simplePos x="0" y="0"/>
-                <wp:positionH relativeFrom="page">
-                  <wp:posOffset>4747260</wp:posOffset>
-                </wp:positionH>
-                <wp:positionV relativeFrom="paragraph">
-                  <wp:posOffset>6985</wp:posOffset>
-                </wp:positionV>
-                <wp:extent cx="1790065" cy="1746885"/>
-                <wp:effectExtent l="0" t="0" r="0" b="0"/>
-                <wp:wrapNone/>
-                <wp:docPr id="11" name="Group 8"/>
-                <a:graphic xmlns:a="http://schemas.openxmlformats.org/drawingml/2006/main">
-                  <a:graphicData uri="http://schemas.microsoft.com/office/word/2010/wordprocessingGroup">
-                    <wpg:wgp>
-                      <wpg:cNvGrpSpPr/>
-                      <wpg:grpSpPr>
-                        <a:xfrm>
-                          <a:off x="0" y="0"/>
-                          <a:ext cx="1789920" cy="1746720"/>
-                          <a:chOff x="0" y="0"/>
-                          <a:chExt cx="1789920" cy="1746720"/>
-                        </a:xfrm>
-                      </wpg:grpSpPr>
-                      <wps:wsp>
-                        <wps:cNvPr id="12" name="Textbox 9"/>
-                        <wps:cNvSpPr/>
-                        <wps:spPr>
-                          <a:xfrm>
-                            <a:off x="0" y="0"/>
-                            <a:ext cx="1789920" cy="338400"/>
-                          </a:xfrm>
-                          <a:prstGeom prst="rect">
-                            <a:avLst/>
-                          </a:prstGeom>
-                          <a:noFill/>
-                          <a:ln w="0">
-                            <a:noFill/>
-                          </a:ln>
-                        </wps:spPr>
-                        <wps:style>
-                          <a:lnRef idx="0"/>
-                          <a:fillRef idx="0"/>
-                          <a:effectRef idx="0"/>
-                          <a:fontRef idx="minor"/>
-                        </wps:style>
-                        <wps:txbx>
-                          <w:txbxContent>
-                            <w:p>
-                              <w:pPr>
-                                <w:pStyle w:val="Normal"/>
-                                <w:spacing w:lineRule="exact" w:line="263" w:before="0" w:after="0"/>
-                                <w:ind w:hanging="0" w:start="0" w:end="16"/>
-                                <w:jc w:val="center"/>
-                                <w:rPr>
-                                  <w:b/>
-                                  <w:sz w:val="24"/>
-                                </w:rPr>
-                              </w:pPr>
-                              <w:r>
-                                <w:rPr>
-                                  <w:b/>
-                                  <w:sz w:val="24"/>
-                                </w:rPr>
-                                <w:t>ĐẠI</w:t>
-                              </w:r>
-                              <w:r>
-                                <w:rPr>
-                                  <w:b/>
-                                  <w:spacing w:val="-2"/>
-                                  <w:sz w:val="24"/>
-                                </w:rPr>
-                                <w:t xml:space="preserve"> </w:t>
-                              </w:r>
-                              <w:r>
-                                <w:rPr>
-                                  <w:b/>
-                                  <w:sz w:val="24"/>
-                                </w:rPr>
-                                <w:t>DIỆN</w:t>
-                              </w:r>
-                              <w:r>
-                                <w:rPr>
-                                  <w:b/>
-                                  <w:spacing w:val="-2"/>
-                                  <w:sz w:val="24"/>
-                                </w:rPr>
-                                <w:t xml:space="preserve"> </w:t>
-                              </w:r>
-                              <w:r>
-                                <w:rPr>
-                                  <w:b/>
-                                  <w:sz w:val="24"/>
-                                </w:rPr>
-                                <w:t>BÊN</w:t>
-                              </w:r>
-                              <w:r>
-                                <w:rPr>
-                                  <w:b/>
-                                  <w:spacing w:val="-1"/>
-                                  <w:sz w:val="24"/>
-                                </w:rPr>
-                                <w:t xml:space="preserve"> </w:t>
-                              </w:r>
-                              <w:r>
-                                <w:rPr>
-                                  <w:b/>
-                                  <w:spacing w:val="-10"/>
-                                  <w:sz w:val="24"/>
-                                </w:rPr>
-                                <w:t>B</w:t>
-                              </w:r>
-                            </w:p>
-                            <w:p>
-                              <w:pPr>
-                                <w:pStyle w:val="Normal"/>
-                                <w:spacing w:lineRule="exact" w:line="274" w:before="0" w:after="0"/>
-                                <w:ind w:hanging="0" w:start="0" w:end="18"/>
-                                <w:jc w:val="center"/>
-                                <w:rPr>
-                                  <w:sz w:val="24"/>
-                                </w:rPr>
-                              </w:pPr>
-                              <w:r>
-                                <w:rPr>
-                                  <w:sz w:val="24"/>
-                                </w:rPr>
-                                <w:t>(Ký,</w:t>
-                              </w:r>
-                              <w:r>
-                                <w:rPr>
-                                  <w:spacing w:val="1"/>
-                                  <w:sz w:val="24"/>
-                                </w:rPr>
-                                <w:t xml:space="preserve"> </w:t>
-                              </w:r>
-                              <w:r>
-                                <w:rPr>
-                                  <w:sz w:val="24"/>
-                                </w:rPr>
-                                <w:t>ghi</w:t>
-                              </w:r>
-                              <w:r>
-                                <w:rPr>
-                                  <w:spacing w:val="-1"/>
-                                  <w:sz w:val="24"/>
-                                </w:rPr>
-                                <w:t xml:space="preserve"> </w:t>
-                              </w:r>
-                              <w:r>
-                                <w:rPr>
-                                  <w:sz w:val="24"/>
-                                </w:rPr>
-                                <w:t>rõ</w:t>
-                              </w:r>
-                              <w:r>
-                                <w:rPr>
-                                  <w:spacing w:val="-1"/>
-                                  <w:sz w:val="24"/>
-                                </w:rPr>
-                                <w:t xml:space="preserve"> </w:t>
-                              </w:r>
-                              <w:r>
-                                <w:rPr>
-                                  <w:sz w:val="24"/>
-                                </w:rPr>
-                                <w:t>họ</w:t>
-                              </w:r>
-                              <w:r>
-                                <w:rPr>
-                                  <w:spacing w:val="-1"/>
-                                  <w:sz w:val="24"/>
-                                </w:rPr>
-                                <w:t xml:space="preserve"> </w:t>
-                              </w:r>
-                              <w:r>
-                                <w:rPr>
-                                  <w:sz w:val="24"/>
-                                </w:rPr>
-                                <w:t>tên,</w:t>
-                              </w:r>
-                              <w:r>
-                                <w:rPr>
-                                  <w:spacing w:val="-1"/>
-                                  <w:sz w:val="24"/>
-                                </w:rPr>
-                                <w:t xml:space="preserve"> </w:t>
-                              </w:r>
-                              <w:r>
-                                <w:rPr>
-                                  <w:sz w:val="24"/>
-                                </w:rPr>
-                                <w:t>đóng</w:t>
-                              </w:r>
-                              <w:r>
-                                <w:rPr>
-                                  <w:spacing w:val="-1"/>
-                                  <w:sz w:val="24"/>
-                                </w:rPr>
-                                <w:t xml:space="preserve"> </w:t>
-                              </w:r>
-                              <w:r>
-                                <w:rPr>
-                                  <w:spacing w:val="-4"/>
-                                  <w:sz w:val="24"/>
-                                </w:rPr>
-                                <w:t>dấu)</w:t>
-                              </w:r>
-                            </w:p>
-                          </w:txbxContent>
-                        </wps:txbx>
-                        <wps:bodyPr lIns="0" tIns="0" rIns="0" bIns="0" anchor="t">
-                          <a:noAutofit/>
-                        </wps:bodyPr>
-                      </wps:wsp>
-                      <wps:wsp>
-                        <wps:cNvPr id="13" name="Textbox 10"/>
-                        <wps:cNvSpPr/>
-                        <wps:spPr>
-                          <a:xfrm>
-                            <a:off x="283680" y="1580400"/>
-                            <a:ext cx="1087200" cy="166320"/>
-                          </a:xfrm>
-                          <a:prstGeom prst="rect">
-                            <a:avLst/>
-                          </a:prstGeom>
-                          <a:noFill/>
-                          <a:ln w="0">
-                            <a:noFill/>
-                          </a:ln>
-                        </wps:spPr>
-                        <wps:style>
-                          <a:lnRef idx="0"/>
-                          <a:fillRef idx="0"/>
-                          <a:effectRef idx="0"/>
-                          <a:fontRef idx="minor"/>
-                        </wps:style>
-                        <wps:txbx>
-                          <w:txbxContent>
-                            <w:p>
-                              <w:pPr>
-                                <w:pStyle w:val="Normal"/>
-                                <w:spacing w:lineRule="exact" w:line="266"/>
-                                <w:rPr>
-                                  <w:b/>
-                                  <w:sz w:val="24"/>
-                                </w:rPr>
-                              </w:pPr>
-                              <w:r>
-                                <w:rPr>
-                                  <w:b/>
-                                  <w:sz w:val="24"/>
-                                </w:rPr>
-                                <w:t>VÕ</w:t>
-                              </w:r>
-                              <w:r>
-                                <w:rPr>
-                                  <w:b/>
-                                  <w:spacing w:val="-1"/>
-                                  <w:sz w:val="24"/>
-                                </w:rPr>
-                                <w:t xml:space="preserve"> </w:t>
-                              </w:r>
-                              <w:r>
-                                <w:rPr>
-                                  <w:b/>
-                                  <w:sz w:val="24"/>
-                                </w:rPr>
-                                <w:t>DUY</w:t>
-                              </w:r>
-                              <w:r>
-                                <w:rPr>
-                                  <w:b/>
-                                  <w:spacing w:val="-2"/>
-                                  <w:sz w:val="24"/>
-                                </w:rPr>
-                                <w:t xml:space="preserve"> </w:t>
-                              </w:r>
-                              <w:r>
-                                <w:rPr>
-                                  <w:b/>
-                                  <w:spacing w:val="-4"/>
-                                  <w:sz w:val="24"/>
-                                </w:rPr>
-                                <w:t>NHẬT</w:t>
-                              </w:r>
-                            </w:p>
-                          </w:txbxContent>
-                        </wps:txbx>
-                        <wps:bodyPr lIns="0" tIns="0" rIns="0" bIns="0" anchor="t">
-                          <a:noAutofit/>
-                        </wps:bodyPr>
-                      </wps:wsp>
-                    </wpg:wgp>
-                  </a:graphicData>
-                </a:graphic>
-              </wp:anchor>
-            </w:drawing>
-          </mc:Choice>
-          <mc:Fallback>
-            <w:pict>
-              <v:group id="shape_0" alt="Group 8" style="position:absolute;margin-left:373.8pt;margin-top:0.55pt;width:140.95pt;height:137.5pt" coordorigin="7476,11" coordsize="2819,2750">
-                <v:rect id="shape_0" stroked="f" o:allowincell="f" style="position:absolute;left:7476;top:11;width:2818;height:532;mso-wrap-style:square;v-text-anchor:top;mso-position-horizontal-relative:page">
-                  <v:fill o:detectmouseclick="t" on="false"/>
-                  <v:stroke color="#3465a4" joinstyle="round" endcap="flat"/>
-                  <v:textbox>
-                    <w:txbxContent>
-                      <w:p>
-                        <w:pPr>
-                          <w:pStyle w:val="Normal"/>
-                          <w:spacing w:lineRule="exact" w:line="263" w:before="0" w:after="0"/>
-                          <w:ind w:hanging="0" w:start="0" w:end="16"/>
-                          <w:jc w:val="center"/>
-                          <w:rPr>
-                            <w:b/>
-                            <w:sz w:val="24"/>
-                          </w:rPr>
-                        </w:pPr>
-                        <w:r>
-                          <w:rPr>
-                            <w:b/>
-                            <w:sz w:val="24"/>
-                          </w:rPr>
-                          <w:t>ĐẠI</w:t>
-                        </w:r>
-                        <w:r>
-                          <w:rPr>
-                            <w:b/>
-                            <w:spacing w:val="-2"/>
-                            <w:sz w:val="24"/>
-                          </w:rPr>
-                          <w:t xml:space="preserve"> </w:t>
-                        </w:r>
-                        <w:r>
-                          <w:rPr>
-                            <w:b/>
-                            <w:sz w:val="24"/>
-                          </w:rPr>
-                          <w:t>DIỆN</w:t>
-                        </w:r>
-                        <w:r>
-                          <w:rPr>
-                            <w:b/>
-                            <w:spacing w:val="-2"/>
-                            <w:sz w:val="24"/>
-                          </w:rPr>
-                          <w:t xml:space="preserve"> </w:t>
-                        </w:r>
-                        <w:r>
-                          <w:rPr>
-                            <w:b/>
-                            <w:sz w:val="24"/>
-                          </w:rPr>
-                          <w:t>BÊN</w:t>
-                        </w:r>
-                        <w:r>
-                          <w:rPr>
-                            <w:b/>
-                            <w:spacing w:val="-1"/>
-                            <w:sz w:val="24"/>
-                          </w:rPr>
-                          <w:t xml:space="preserve"> </w:t>
-                        </w:r>
-                        <w:r>
-                          <w:rPr>
-                            <w:b/>
-                            <w:spacing w:val="-10"/>
-                            <w:sz w:val="24"/>
-                          </w:rPr>
-                          <w:t>B</w:t>
-                        </w:r>
-                      </w:p>
-                      <w:p>
-                        <w:pPr>
-                          <w:pStyle w:val="Normal"/>
-                          <w:spacing w:lineRule="exact" w:line="274" w:before="0" w:after="0"/>
-                          <w:ind w:hanging="0" w:start="0" w:end="18"/>
-                          <w:jc w:val="center"/>
-                          <w:rPr>
-                            <w:sz w:val="24"/>
-                          </w:rPr>
-                        </w:pPr>
-                        <w:r>
-                          <w:rPr>
-                            <w:sz w:val="24"/>
-                          </w:rPr>
-                          <w:t>(Ký,</w:t>
-                        </w:r>
-                        <w:r>
-                          <w:rPr>
-                            <w:spacing w:val="1"/>
-                            <w:sz w:val="24"/>
-                          </w:rPr>
-                          <w:t xml:space="preserve"> </w:t>
-                        </w:r>
-                        <w:r>
-                          <w:rPr>
-                            <w:sz w:val="24"/>
-                          </w:rPr>
-                          <w:t>ghi</w:t>
-                        </w:r>
-                        <w:r>
-                          <w:rPr>
-                            <w:spacing w:val="-1"/>
-                            <w:sz w:val="24"/>
-                          </w:rPr>
-                          <w:t xml:space="preserve"> </w:t>
-                        </w:r>
-                        <w:r>
-                          <w:rPr>
-                            <w:sz w:val="24"/>
-                          </w:rPr>
-                          <w:t>rõ</w:t>
-                        </w:r>
-                        <w:r>
-                          <w:rPr>
-                            <w:spacing w:val="-1"/>
-                            <w:sz w:val="24"/>
-                          </w:rPr>
-                          <w:t xml:space="preserve"> </w:t>
-                        </w:r>
-                        <w:r>
-                          <w:rPr>
-                            <w:sz w:val="24"/>
-                          </w:rPr>
-                          <w:t>họ</w:t>
-                        </w:r>
-                        <w:r>
-                          <w:rPr>
-                            <w:spacing w:val="-1"/>
-                            <w:sz w:val="24"/>
-                          </w:rPr>
-                          <w:t xml:space="preserve"> </w:t>
-                        </w:r>
-                        <w:r>
-                          <w:rPr>
-                            <w:sz w:val="24"/>
-                          </w:rPr>
-                          <w:t>tên,</w:t>
-                        </w:r>
-                        <w:r>
-                          <w:rPr>
-                            <w:spacing w:val="-1"/>
-                            <w:sz w:val="24"/>
-                          </w:rPr>
-                          <w:t xml:space="preserve"> </w:t>
-                        </w:r>
-                        <w:r>
-                          <w:rPr>
-                            <w:sz w:val="24"/>
-                          </w:rPr>
-                          <w:t>đóng</w:t>
-                        </w:r>
-                        <w:r>
-                          <w:rPr>
-                            <w:spacing w:val="-1"/>
-                            <w:sz w:val="24"/>
-                          </w:rPr>
-                          <w:t xml:space="preserve"> </w:t>
-                        </w:r>
-                        <w:r>
-                          <w:rPr>
-                            <w:spacing w:val="-4"/>
-                            <w:sz w:val="24"/>
-                          </w:rPr>
-                          <w:t>dấu)</w:t>
-                        </w:r>
-                      </w:p>
-                    </w:txbxContent>
-                  </v:textbox>
-                  <w10:wrap type="none"/>
-                </v:rect>
-                <v:rect id="shape_0" stroked="f" o:allowincell="f" style="position:absolute;left:7923;top:2500;width:1711;height:261;mso-wrap-style:square;v-text-anchor:top;mso-position-horizontal-relative:page">
-                  <v:fill o:detectmouseclick="t" on="false"/>
-                  <v:stroke color="#3465a4" joinstyle="round" endcap="flat"/>
-                  <v:textbox>
-                    <w:txbxContent>
-                      <w:p>
-                        <w:pPr>
-                          <w:pStyle w:val="Normal"/>
-                          <w:spacing w:lineRule="exact" w:line="266"/>
-                          <w:rPr>
-                            <w:b/>
-                            <w:sz w:val="24"/>
-                          </w:rPr>
-                        </w:pPr>
-                        <w:r>
-                          <w:rPr>
-                            <w:b/>
-                            <w:sz w:val="24"/>
-                          </w:rPr>
-                          <w:t>VÕ</w:t>
-                        </w:r>
-                        <w:r>
-                          <w:rPr>
-                            <w:b/>
-                            <w:spacing w:val="-1"/>
-                            <w:sz w:val="24"/>
-                          </w:rPr>
-                          <w:t xml:space="preserve"> </w:t>
-                        </w:r>
-                        <w:r>
-                          <w:rPr>
-                            <w:b/>
-                            <w:sz w:val="24"/>
-                          </w:rPr>
-                          <w:t>DUY</w:t>
-                        </w:r>
-                        <w:r>
-                          <w:rPr>
-                            <w:b/>
-                            <w:spacing w:val="-2"/>
-                            <w:sz w:val="24"/>
-                          </w:rPr>
-                          <w:t xml:space="preserve"> </w:t>
-                        </w:r>
-                        <w:r>
-                          <w:rPr>
-                            <w:b/>
-                            <w:spacing w:val="-4"/>
-                            <w:sz w:val="24"/>
-                          </w:rPr>
-                          <w:t>NHẬT</w:t>
-                        </w:r>
-                      </w:p>
-                    </w:txbxContent>
-                  </v:textbox>
-                  <w10:wrap type="none"/>
-                </v:rect>
-              </v:group>
-            </w:pict>
-          </mc:Fallback>
-        </mc:AlternateContent>
-      </w:r>
-    </w:p>
-    <w:p>
-      <w:pPr>
-        <w:pStyle w:val="BodyText"/>
-        <w:spacing w:lineRule="exact" w:line="274"/>
-        <w:ind w:start="1" w:end="5508"/>
+    <w:tbl>
+      <w:tblPr>
+        <w:tblW w:w="11520" w:type="dxa"/>
         <w:jc w:val="center"/>
-        <w:rPr>
-          <w:spacing w:val="-4"/>
-        </w:rPr>
-      </w:pPr>
-      <w:r>
-        <w:rPr>
-          <w:spacing w:val="-4"/>
-        </w:rPr>
-      </w:r>
-    </w:p>
-    <w:p>
-      <w:pPr>
-        <w:pStyle w:val="BodyText"/>
-        <w:rPr>
-          <w:sz w:val="20"/>
-        </w:rPr>
-      </w:pPr>
-      <w:r>
-        <w:rPr>
-          <w:sz w:val="20"/>
-        </w:rPr>
-      </w:r>
-    </w:p>
-    <w:p>
-      <w:pPr>
-        <w:pStyle w:val="BodyText"/>
-        <w:rPr>
-          <w:sz w:val="20"/>
-        </w:rPr>
-      </w:pPr>
-      <w:r>
-        <w:rPr>
-          <w:sz w:val="20"/>
-        </w:rPr>
-      </w:r>
-    </w:p>
-    <w:p>
-      <w:pPr>
-        <w:pStyle w:val="BodyText"/>
-        <w:rPr>
-          <w:sz w:val="20"/>
-        </w:rPr>
-      </w:pPr>
-      <w:r>
-        <w:rPr>
-          <w:sz w:val="20"/>
-        </w:rPr>
-      </w:r>
-    </w:p>
-    <w:p>
-      <w:pPr>
-        <w:pStyle w:val="BodyText"/>
-        <w:rPr>
-          <w:sz w:val="20"/>
-        </w:rPr>
-      </w:pPr>
-      <w:r>
-        <w:rPr>
-          <w:sz w:val="20"/>
-        </w:rPr>
-      </w:r>
-    </w:p>
-    <w:p>
-      <w:pPr>
-        <w:pStyle w:val="BodyText"/>
-        <w:rPr>
-          <w:sz w:val="20"/>
-        </w:rPr>
-      </w:pPr>
-      <w:r>
-        <w:rPr>
-          <w:sz w:val="20"/>
-        </w:rPr>
-      </w:r>
-    </w:p>
-    <w:p>
-      <w:pPr>
-        <w:pStyle w:val="BodyText"/>
-        <w:rPr>
-          <w:sz w:val="20"/>
-        </w:rPr>
-      </w:pPr>
-      <w:r>
-        <w:rPr>
-          <w:sz w:val="20"/>
-        </w:rPr>
-      </w:r>
-    </w:p>
-    <w:p>
-      <w:pPr>
-        <w:pStyle w:val="BodyText"/>
-        <w:rPr>
-          <w:sz w:val="20"/>
-        </w:rPr>
-      </w:pPr>
-      <w:r>
-        <w:rPr>
-          <w:sz w:val="20"/>
-        </w:rPr>
-      </w:r>
-    </w:p>
-    <w:p>
-      <w:pPr>
-        <w:pStyle w:val="BodyText"/>
-        <w:rPr>
-          <w:sz w:val="20"/>
-        </w:rPr>
-      </w:pPr>
-      <w:r>
-        <w:rPr>
-          <w:sz w:val="20"/>
-        </w:rPr>
-      </w:r>
-    </w:p>
-    <w:p>
-      <w:pPr>
-        <w:pStyle w:val="BodyText"/>
-        <w:rPr>
-          <w:sz w:val="20"/>
-        </w:rPr>
-      </w:pPr>
-      <w:r>
-        <w:rPr>
-          <w:sz w:val="20"/>
-        </w:rPr>
-      </w:r>
-    </w:p>
-    <w:p>
-      <w:pPr>
-        <w:pStyle w:val="BodyText"/>
-        <w:spacing w:before="164" w:after="0"/>
-        <w:rPr>
-          <w:sz w:val="20"/>
-        </w:rPr>
-      </w:pPr>
-      <w:r>
-        <w:rPr>
-          <w:sz w:val="20"/>
-        </w:rPr>
-        <mc:AlternateContent>
-          <mc:Choice Requires="wps">
-            <w:drawing>
-              <wp:anchor distT="0" distB="0" distL="0" distR="0" simplePos="0" relativeHeight="15" behindDoc="1" locked="0" layoutInCell="0" allowOverlap="1">
-                <wp:simplePos x="0" y="0"/>
-                <wp:positionH relativeFrom="page">
-                  <wp:posOffset>457200</wp:posOffset>
-                </wp:positionH>
-                <wp:positionV relativeFrom="paragraph">
-                  <wp:posOffset>265430</wp:posOffset>
-                </wp:positionV>
-                <wp:extent cx="1829435" cy="7620"/>
-                <wp:effectExtent l="0" t="0" r="0" b="0"/>
-                <wp:wrapTopAndBottom/>
-                <wp:docPr id="14" name="Graphic 11"/>
-                <a:graphic xmlns:a="http://schemas.openxmlformats.org/drawingml/2006/main">
-                  <a:graphicData uri="http://schemas.microsoft.com/office/word/2010/wordprocessingShape">
-                    <wps:wsp>
-                      <wps:cNvSpPr/>
-                      <wps:spPr>
-                        <a:xfrm>
-                          <a:off x="0" y="0"/>
-                          <a:ext cx="1829520" cy="7560"/>
-                        </a:xfrm>
-                        <a:custGeom>
-                          <a:avLst/>
-                          <a:gdLst>
-                            <a:gd name="textAreaLeft" fmla="*/ 0 w 1037160"/>
-                            <a:gd name="textAreaRight" fmla="*/ 1038600 w 1037160"/>
-                            <a:gd name="textAreaTop" fmla="*/ 0 h 4320"/>
-                            <a:gd name="textAreaBottom" fmla="*/ 5760 h 4320"/>
-                          </a:gdLst>
-                          <a:ahLst/>
-                          <a:cxnLst/>
-                          <a:rect l="textAreaLeft" t="textAreaTop" r="textAreaRight" b="textAreaBottom"/>
-                          <a:pathLst>
-                            <a:path w="1829435" h="7620">
-                              <a:moveTo>
-                                <a:pt x="1829054" y="0"/>
-                              </a:moveTo>
-                              <a:lnTo>
-                                <a:pt x="0" y="0"/>
-                              </a:lnTo>
-                              <a:lnTo>
-                                <a:pt x="0" y="7619"/>
-                              </a:lnTo>
-                              <a:lnTo>
-                                <a:pt x="1829054" y="7619"/>
-                              </a:lnTo>
-                              <a:lnTo>
-                                <a:pt x="1829054" y="0"/>
-                              </a:lnTo>
-                              <a:close/>
-                            </a:path>
-                          </a:pathLst>
-                        </a:custGeom>
-                        <a:solidFill>
-                          <a:srgbClr val="000000"/>
-                        </a:solidFill>
-                        <a:ln w="0">
-                          <a:noFill/>
-                        </a:ln>
-                      </wps:spPr>
-                      <wps:style>
-                        <a:lnRef idx="0"/>
-                        <a:fillRef idx="0"/>
-                        <a:effectRef idx="0"/>
-                        <a:fontRef idx="minor"/>
-                      </wps:style>
-                      <wps:bodyPr/>
-                    </wps:wsp>
-                  </a:graphicData>
-                </a:graphic>
-              </wp:anchor>
-            </w:drawing>
-          </mc:Choice>
-          <mc:Fallback>
-            <w:pict/>
-          </mc:Fallback>
-        </mc:AlternateContent>
-      </w:r>
-    </w:p>
+        <w:tblInd w:w="0" w:type="dxa"/>
+        <w:tblLayout w:type="fixed"/>
+        <w:tblCellMar>
+          <w:top w:w="80" w:type="dxa"/>
+          <w:start w:w="108" w:type="dxa"/>
+          <w:bottom w:w="80" w:type="dxa"/>
+          <w:end w:w="108" w:type="dxa"/>
+        </w:tblCellMar>
+        <w:tblLook w:noHBand="0" w:noVBand="1" w:firstColumn="1" w:lastRow="0" w:lastColumn="0" w:firstRow="1" w:val="04a0"/>
+      </w:tblPr>
+      <w:tblGrid>
+        <w:gridCol w:w="5760"/>
+        <w:gridCol w:w="5760"/>
+      </w:tblGrid>
+      <w:tr>
+        <w:trPr>
+          <w:trHeight w:val="388" w:hRule="atLeast"/>
+        </w:trPr>
+        <w:tc>
+          <w:tcPr>
+            <w:tcW w:w="5760" w:type="dxa"/>
+            <w:tcBorders/>
+          </w:tcPr>
+          <w:p>
+            <w:pPr>
+              <w:pStyle w:val="Normal"/>
+              <w:spacing w:before="0" w:after="0"/>
+              <w:jc w:val="center"/>
+              <w:rPr>
+                <w:sz w:val="24"/>
+                <w:szCs w:val="24"/>
+              </w:rPr>
+            </w:pPr>
+            <w:r>
+              <w:rPr>
+                <w:b/>
+                <w:i w:val="false"/>
+                <w:sz w:val="24"/>
+                <w:szCs w:val="24"/>
+              </w:rPr>
+              <w:t>ĐẠI DIỆN BÊN A</w:t>
+            </w:r>
+          </w:p>
+          <w:p>
+            <w:pPr>
+              <w:pStyle w:val="Normal"/>
+              <w:spacing w:before="0" w:after="0"/>
+              <w:jc w:val="center"/>
+              <w:rPr>
+                <w:sz w:val="24"/>
+                <w:szCs w:val="24"/>
+              </w:rPr>
+            </w:pPr>
+            <w:r>
+              <w:rPr>
+                <w:b w:val="false"/>
+                <w:i/>
+                <w:sz w:val="24"/>
+                <w:szCs w:val="24"/>
+              </w:rPr>
+              <w:t>(Ký, ghi rõ họ tên, đóng dấu)</w:t>
+            </w:r>
+          </w:p>
+        </w:tc>
+        <w:tc>
+          <w:tcPr>
+            <w:tcW w:w="5760" w:type="dxa"/>
+            <w:tcBorders/>
+          </w:tcPr>
+          <w:p>
+            <w:pPr>
+              <w:pStyle w:val="Normal"/>
+              <w:spacing w:before="0" w:after="0"/>
+              <w:jc w:val="center"/>
+              <w:rPr>
+                <w:sz w:val="24"/>
+                <w:szCs w:val="24"/>
+              </w:rPr>
+            </w:pPr>
+            <w:r>
+              <w:rPr>
+                <w:b/>
+                <w:i w:val="false"/>
+                <w:sz w:val="24"/>
+                <w:szCs w:val="24"/>
+              </w:rPr>
+              <w:t>ĐẠI DIỆN BÊN B</w:t>
+            </w:r>
+          </w:p>
+          <w:p>
+            <w:pPr>
+              <w:pStyle w:val="Normal"/>
+              <w:spacing w:before="0" w:after="0"/>
+              <w:jc w:val="center"/>
+              <w:rPr>
+                <w:sz w:val="24"/>
+                <w:szCs w:val="24"/>
+              </w:rPr>
+            </w:pPr>
+            <w:r>
+              <w:rPr>
+                <w:b w:val="false"/>
+                <w:i/>
+                <w:sz w:val="24"/>
+                <w:szCs w:val="24"/>
+              </w:rPr>
+              <w:t>(Ký, ghi rõ họ tên, đóng dấu)</w:t>
+            </w:r>
+          </w:p>
+        </w:tc>
+      </w:tr>
+      <w:tr>
+        <w:trPr>
+          <w:trHeight w:val="2381" w:hRule="exact"/>
+        </w:trPr>
+        <w:tc>
+          <w:tcPr>
+            <w:tcW w:w="5760" w:type="dxa"/>
+            <w:tcBorders/>
+            <w:vAlign w:val="center"/>
+          </w:tcPr>
+          <w:p>
+            <w:pPr>
+              <w:jc w:val="center"/>
+            </w:pPr>
+            <w:r/>
+            <w:r>
+              <w:rPr>
+                <w:rFonts w:ascii="Great Vibes" w:hAnsi="Great Vibes" w:eastAsia="Great Vibes" w:cs="Great Vibes"/>
+                <w:b w:val="0"/>
+                <w:sz w:val="36"/>
+              </w:rPr>
+              <w:t>{{ prepaid_party_a_signature_given_name }}</w:t>
+            </w:r>
+          </w:p>
+        </w:tc>
+        <w:tc>
+          <w:tcPr>
+            <w:tcW w:w="5760" w:type="dxa"/>
+            <w:tcBorders/>
+            <w:vAlign w:val="center"/>
+          </w:tcPr>
+          <w:p>
+            <w:pPr>
+              <w:jc w:val="center"/>
+            </w:pPr>
+            <w:r/>
+            <w:r>
+              <w:rPr>
+                <w:rFonts w:ascii="Great Vibes" w:hAnsi="Great Vibes" w:eastAsia="Great Vibes" w:cs="Great Vibes"/>
+                <w:b w:val="0"/>
+                <w:sz w:val="36"/>
+              </w:rPr>
+              <w:t>{{ provider_representative_given_name }}</w:t>
+            </w:r>
+          </w:p>
+        </w:tc>
+      </w:tr>
+      <w:tr>
+        <w:trPr/>
+        <w:tc>
+          <w:tcPr>
+            <w:tcW w:w="5760" w:type="dxa"/>
+            <w:tcBorders/>
+          </w:tcPr>
+          <w:p>
+            <w:pPr>
+              <w:pStyle w:val="Normal"/>
+              <w:spacing w:before="0" w:after="0"/>
+              <w:jc w:val="center"/>
+              <w:rPr>
+                <w:sz w:val="24"/>
+                <w:szCs w:val="24"/>
+              </w:rPr>
+            </w:pPr>
+            <w:r>
+              <w:rPr>
+                <w:rFonts w:ascii="Great Vibes" w:hAnsi="Great Vibes" w:eastAsia="Great Vibes" w:cs="Great Vibes"/>
+                <w:b w:val="0"/>
+                <w:sz w:val="36"/>
+                <w:szCs w:val="24"/>
+              </w:rPr>
+              <w:t>{{ prepaid_party_a_signature_name }}</w:t>
+            </w:r>
+          </w:p>
+        </w:tc>
+        <w:tc>
+          <w:tcPr>
+            <w:tcW w:w="5760" w:type="dxa"/>
+            <w:tcBorders/>
+          </w:tcPr>
+          <w:p>
+            <w:pPr>
+              <w:pStyle w:val="Normal"/>
+              <w:spacing w:before="0" w:after="0"/>
+              <w:jc w:val="center"/>
+              <w:rPr>
+                <w:sz w:val="24"/>
+                <w:szCs w:val="24"/>
+              </w:rPr>
+            </w:pPr>
+            <w:r>
+              <w:rPr>
+                <w:rFonts w:ascii="Great Vibes" w:hAnsi="Great Vibes" w:eastAsia="Great Vibes" w:cs="Great Vibes"/>
+                <w:b w:val="0"/>
+                <w:sz w:val="36"/>
+                <w:szCs w:val="24"/>
+              </w:rPr>
+              <w:t>{{ provider_representative }}</w:t>
+            </w:r>
+          </w:p>
+        </w:tc>
+      </w:tr>
+    </w:tbl>
     <w:sectPr>
       <w:headerReference w:type="even" r:id="rId10"/>
       <w:headerReference w:type="default" r:id="rId11"/>
@@ -6189,7 +5752,7 @@
         </mc:Fallback>
       </mc:AlternateContent>
       <w:drawing>
-        <wp:anchor distT="0" distB="0" distL="0" distR="0" simplePos="0" relativeHeight="14" behindDoc="1" locked="0" layoutInCell="0" allowOverlap="1">
+        <wp:anchor distT="0" distB="0" distL="0" distR="0" simplePos="0" relativeHeight="11" behindDoc="1" locked="0" layoutInCell="0" allowOverlap="1">
           <wp:simplePos x="0" y="0"/>
           <wp:positionH relativeFrom="page">
             <wp:posOffset>0</wp:posOffset>
@@ -6409,7 +5972,7 @@
         </mc:Fallback>
       </mc:AlternateContent>
       <w:drawing>
-        <wp:anchor distT="0" distB="0" distL="0" distR="0" simplePos="0" relativeHeight="14" behindDoc="1" locked="0" layoutInCell="0" allowOverlap="1">
+        <wp:anchor distT="0" distB="0" distL="0" distR="0" simplePos="0" relativeHeight="11" behindDoc="1" locked="0" layoutInCell="0" allowOverlap="1">
           <wp:simplePos x="0" y="0"/>
           <wp:positionH relativeFrom="page">
             <wp:posOffset>0</wp:posOffset>
@@ -6501,7 +6064,7 @@
               <wp:extent cx="165100" cy="194310"/>
               <wp:effectExtent l="0" t="0" r="0" b="0"/>
               <wp:wrapNone/>
-              <wp:docPr id="17" name="Textbox 1"/>
+              <wp:docPr id="10" name="Textbox 1"/>
               <a:graphic xmlns:a="http://schemas.openxmlformats.org/drawingml/2006/main">
                 <a:graphicData uri="http://schemas.microsoft.com/office/word/2010/wordprocessingShape">
                   <wps:wsp>
@@ -6654,7 +6217,7 @@
           <wp:extent cx="7772400" cy="520065"/>
           <wp:effectExtent l="0" t="0" r="0" b="0"/>
           <wp:wrapNone/>
-          <wp:docPr id="18" name="Image 2 Copy 1"/>
+          <wp:docPr id="11" name="Image 2 Copy 1"/>
           <wp:cNvGraphicFramePr>
             <a:graphicFrameLocks xmlns:a="http://schemas.openxmlformats.org/drawingml/2006/main" noChangeAspect="1"/>
           </wp:cNvGraphicFramePr>
@@ -6662,7 +6225,7 @@
             <a:graphicData uri="http://schemas.openxmlformats.org/drawingml/2006/picture">
               <pic:pic xmlns:pic="http://schemas.openxmlformats.org/drawingml/2006/picture">
                 <pic:nvPicPr>
-                  <pic:cNvPr id="18" name="Image 2 Copy 1"/>
+                  <pic:cNvPr id="11" name="Image 2 Copy 1"/>
                   <pic:cNvPicPr>
                     <a:picLocks noChangeAspect="1" noChangeArrowheads="1"/>
                   </pic:cNvPicPr>
@@ -6721,7 +6284,7 @@
               <wp:extent cx="165100" cy="194310"/>
               <wp:effectExtent l="0" t="0" r="0" b="0"/>
               <wp:wrapNone/>
-              <wp:docPr id="19" name="Textbox 1"/>
+              <wp:docPr id="12" name="Textbox 1"/>
               <a:graphic xmlns:a="http://schemas.openxmlformats.org/drawingml/2006/main">
                 <a:graphicData uri="http://schemas.microsoft.com/office/word/2010/wordprocessingShape">
                   <wps:wsp>
@@ -6874,7 +6437,7 @@
           <wp:extent cx="7772400" cy="520065"/>
           <wp:effectExtent l="0" t="0" r="0" b="0"/>
           <wp:wrapNone/>
-          <wp:docPr id="20" name="Image 2 Copy 1"/>
+          <wp:docPr id="13" name="Image 2 Copy 1"/>
           <wp:cNvGraphicFramePr>
             <a:graphicFrameLocks xmlns:a="http://schemas.openxmlformats.org/drawingml/2006/main" noChangeAspect="1"/>
           </wp:cNvGraphicFramePr>
@@ -6882,7 +6445,7 @@
             <a:graphicData uri="http://schemas.openxmlformats.org/drawingml/2006/picture">
               <pic:pic xmlns:pic="http://schemas.openxmlformats.org/drawingml/2006/picture">
                 <pic:nvPicPr>
-                  <pic:cNvPr id="20" name="Image 2 Copy 1"/>
+                  <pic:cNvPr id="13" name="Image 2 Copy 1"/>
                   <pic:cNvPicPr>
                     <a:picLocks noChangeAspect="1" noChangeArrowheads="1"/>
                   </pic:cNvPicPr>
@@ -7097,7 +6660,7 @@
           <wp:extent cx="2267585" cy="713105"/>
           <wp:effectExtent l="0" t="0" r="0" b="0"/>
           <wp:wrapNone/>
-          <wp:docPr id="15" name="Image 1 Copy 1"/>
+          <wp:docPr id="8" name="Image 1 Copy 1"/>
           <wp:cNvGraphicFramePr>
             <a:graphicFrameLocks xmlns:a="http://schemas.openxmlformats.org/drawingml/2006/main" noChangeAspect="1"/>
           </wp:cNvGraphicFramePr>
@@ -7105,7 +6668,7 @@
             <a:graphicData uri="http://schemas.openxmlformats.org/drawingml/2006/picture">
               <pic:pic xmlns:pic="http://schemas.openxmlformats.org/drawingml/2006/picture">
                 <pic:nvPicPr>
-                  <pic:cNvPr id="15" name="Image 1 Copy 1"/>
+                  <pic:cNvPr id="8" name="Image 1 Copy 1"/>
                   <pic:cNvPicPr>
                     <a:picLocks noChangeAspect="1" noChangeArrowheads="1"/>
                   </pic:cNvPicPr>
@@ -7162,7 +6725,7 @@
           <wp:extent cx="2267585" cy="713105"/>
           <wp:effectExtent l="0" t="0" r="0" b="0"/>
           <wp:wrapNone/>
-          <wp:docPr id="16" name="Image 1 Copy 1"/>
+          <wp:docPr id="9" name="Image 1 Copy 1"/>
           <wp:cNvGraphicFramePr>
             <a:graphicFrameLocks xmlns:a="http://schemas.openxmlformats.org/drawingml/2006/main" noChangeAspect="1"/>
           </wp:cNvGraphicFramePr>
@@ -7170,7 +6733,7 @@
             <a:graphicData uri="http://schemas.openxmlformats.org/drawingml/2006/picture">
               <pic:pic xmlns:pic="http://schemas.openxmlformats.org/drawingml/2006/picture">
                 <pic:nvPicPr>
-                  <pic:cNvPr id="16" name="Image 1 Copy 1"/>
+                  <pic:cNvPr id="9" name="Image 1 Copy 1"/>
                   <pic:cNvPicPr>
                     <a:picLocks noChangeAspect="1" noChangeArrowheads="1"/>
                   </pic:cNvPicPr>
@@ -8027,6 +7590,29 @@
     <w:qFormat/>
     <w:pPr/>
     <w:rPr/>
+  </w:style>
+  <w:style w:type="paragraph" w:styleId="TableContents">
+    <w:name w:val="Table Contents"/>
+    <w:basedOn w:val="Normal"/>
+    <w:qFormat/>
+    <w:pPr>
+      <w:widowControl w:val="false"/>
+      <w:suppressLineNumbers/>
+    </w:pPr>
+    <w:rPr/>
+  </w:style>
+  <w:style w:type="paragraph" w:styleId="TableHeading">
+    <w:name w:val="Table Heading"/>
+    <w:basedOn w:val="TableContents"/>
+    <w:qFormat/>
+    <w:pPr>
+      <w:suppressLineNumbers/>
+      <w:jc w:val="center"/>
+    </w:pPr>
+    <w:rPr>
+      <w:b/>
+      <w:bCs/>
+    </w:rPr>
   </w:style>
   <w:style w:type="numbering" w:styleId="NoList" w:default="1">
     <w:name w:val="No List"/>

--- a/desktop_app/backend/documents/prepaid_contract/00_MAU_HOP_DONG_TRA_TRUOC.docx
+++ b/desktop_app/backend/documents/prepaid_contract/00_MAU_HOP_DONG_TRA_TRUOC.docx
@@ -5,6 +5,7 @@
     <w:p>
       <w:pPr>
         <w:pStyle w:val="BodyText"/>
+        <w:spacing w:lineRule="auto" w:line="240"/>
         <w:rPr>
           <w:sz w:val="30"/>
         </w:rPr>
@@ -18,6 +19,7 @@
     <w:p>
       <w:pPr>
         <w:pStyle w:val="Heading1"/>
+        <w:spacing w:lineRule="auto" w:line="240"/>
         <w:rPr/>
       </w:pPr>
       <w:r>
@@ -147,13 +149,10 @@
     <w:p>
       <w:pPr>
         <w:pStyle w:val="Normal"/>
-        <w:spacing w:lineRule="exact" w:line="342" w:before="1" w:after="0"/>
+        <w:spacing w:lineRule="auto" w:line="240" w:before="1" w:after="0"/>
         <w:ind w:hanging="0" w:start="556" w:end="1"/>
         <w:jc w:val="center"/>
-        <w:rPr>
-          <w:b/>
-          <w:sz w:val="30"/>
-        </w:rPr>
+        <w:rPr/>
       </w:pPr>
       <w:r>
         <w:rPr>
@@ -244,13 +243,10 @@
     <w:p>
       <w:pPr>
         <w:pStyle w:val="Normal"/>
-        <w:spacing w:lineRule="exact" w:line="273" w:before="0" w:after="0"/>
+        <w:spacing w:lineRule="auto" w:line="240" w:before="0" w:after="0"/>
         <w:ind w:hanging="0" w:start="960" w:end="0"/>
         <w:jc w:val="start"/>
-        <w:rPr>
-          <w:i/>
-          <w:sz w:val="24"/>
-        </w:rPr>
+        <w:rPr/>
       </w:pPr>
       <w:r>
         <w:rPr>
@@ -429,68 +425,67 @@
     <w:p>
       <w:pPr>
         <w:pStyle w:val="Normal"/>
-        <w:spacing w:before="56" w:after="0"/>
-        <w:ind w:hanging="0" w:start="360" w:end="228"/>
+        <w:spacing w:lineRule="auto" w:line="240" w:before="56" w:after="0"/>
+        <w:ind w:hanging="0" w:start="0" w:end="228"/>
         <w:jc w:val="start"/>
-        <w:rPr>
-          <w:i/>
-          <w:sz w:val="24"/>
-        </w:rPr>
-      </w:pPr>
-      <w:r>
         <w:rPr/>
+      </w:pPr>
+      <w:r>
+        <w:rPr>
+          <w:sz w:val="20"/>
+          <w:szCs w:val="20"/>
+        </w:rPr>
         <w:t>Hợp đồng số:</w:t>
       </w:r>
       <w:r>
         <w:rPr>
-          <w:b/>
-          <w:sz w:val="24"/>
+          <w:rFonts w:eastAsia="JetBrainsMono NF ExtraBold" w:cs="JetBrainsMono NF ExtraBold" w:ascii="JetBrainsMono NF ExtraBold" w:hAnsi="JetBrainsMono NF ExtraBold"/>
+          <w:b w:val="false"/>
+          <w:sz w:val="24"/>
+          <w:szCs w:val="20"/>
         </w:rPr>
         <w:t>{{ contract_number }}</w:t>
       </w:r>
       <w:r>
         <w:rPr>
-          <w:b w:val="0"/>
-          <w:sz w:val="22"/>
-        </w:rPr>
-        <w:t xml:space="preserve"> .....</w:t>
-      </w:r>
-      <w:r>
-        <w:rPr>
-          <w:b w:val="0"/>
-          <w:sz w:val="22"/>
-        </w:rPr>
-        <w:t xml:space="preserve">    </w:t>
+          <w:b w:val="false"/>
+          <w:sz w:val="20"/>
+          <w:szCs w:val="20"/>
+        </w:rPr>
+        <w:t xml:space="preserve">   </w:t>
       </w:r>
     </w:p>
     <w:p>
       <w:pPr>
         <w:pStyle w:val="Normal"/>
-        <w:spacing w:before="56" w:after="0"/>
-        <w:ind w:hanging="0" w:start="360" w:end="228"/>
+        <w:spacing w:lineRule="auto" w:line="240" w:before="56" w:after="0"/>
+        <w:ind w:hanging="0" w:start="0" w:end="228"/>
         <w:jc w:val="start"/>
-        <w:rPr>
-          <w:i/>
-          <w:sz w:val="24"/>
-        </w:rPr>
-      </w:pPr>
-      <w:r>
         <w:rPr/>
+      </w:pPr>
+      <w:r>
+        <w:rPr>
+          <w:sz w:val="20"/>
+          <w:szCs w:val="20"/>
+        </w:rPr>
         <w:t xml:space="preserve">Mã thuê bao: </w:t>
       </w:r>
       <w:r>
         <w:rPr>
-          <w:b/>
-          <w:sz w:val="24"/>
+          <w:rFonts w:eastAsia="JetBrainsMono NF ExtraBold" w:cs="JetBrainsMono NF ExtraBold" w:ascii="JetBrainsMono NF ExtraBold" w:hAnsi="JetBrainsMono NF ExtraBold"/>
+          <w:b w:val="false"/>
+          <w:sz w:val="24"/>
+          <w:szCs w:val="20"/>
         </w:rPr>
         <w:t>{{ subscriber_code }}</w:t>
       </w:r>
       <w:r>
         <w:rPr>
-          <w:b w:val="0"/>
-          <w:sz w:val="22"/>
-        </w:rPr>
-        <w:t xml:space="preserve"> .....</w:t>
+          <w:b w:val="false"/>
+          <w:sz w:val="20"/>
+          <w:szCs w:val="20"/>
+        </w:rPr>
+        <w:t xml:space="preserve"> </w:t>
       </w:r>
     </w:p>
     <w:p>
@@ -518,17 +513,26 @@
     <w:p>
       <w:pPr>
         <w:pStyle w:val="BodyText"/>
-        <w:spacing w:before="2" w:after="0"/>
-        <w:rPr>
-          <w:i/>
-          <w:sz w:val="16"/>
-        </w:rPr>
-      </w:pPr>
-      <w:r>
-        <w:rPr>
-          <w:i/>
-          <w:sz w:val="16"/>
-        </w:rPr>
+        <w:spacing w:lineRule="auto" w:line="240" w:before="90" w:after="0"/>
+        <w:ind w:start="360" w:end="0"/>
+        <w:jc w:val="end"/>
+        <w:rPr/>
+      </w:pPr>
+      <w:r>
+        <w:rPr>
+          <w:b w:val="false"/>
+          <w:sz w:val="20"/>
+          <w:szCs w:val="20"/>
+        </w:rPr>
+        <w:t xml:space="preserve"> </w:t>
+      </w:r>
+      <w:r>
+        <w:rPr>
+          <w:b/>
+          <w:sz w:val="20"/>
+          <w:szCs w:val="20"/>
+        </w:rPr>
+        <w:t>{{ document_date_line }}</w:t>
       </w:r>
     </w:p>
     <w:p>
@@ -545,20 +549,6 @@
     </w:p>
     <w:p>
       <w:pPr>
-        <w:pStyle w:val="BodyText"/>
-        <w:spacing w:before="95" w:after="0"/>
-        <w:rPr>
-          <w:i/>
-        </w:rPr>
-      </w:pPr>
-      <w:r>
-        <w:rPr>
-          <w:i/>
-        </w:rPr>
-      </w:r>
-    </w:p>
-    <w:p>
-      <w:pPr>
         <w:pStyle w:val="Heading2"/>
         <w:numPr>
           <w:ilvl w:val="0"/>
@@ -725,41 +715,54 @@
         <w:spacing w:lineRule="auto" w:line="240" w:before="0" w:after="0"/>
         <w:ind w:hanging="240" w:start="600" w:end="0"/>
         <w:jc w:val="start"/>
+        <w:rPr/>
+      </w:pPr>
+      <w:r>
         <w:rPr>
           <w:b/>
           <w:color w:val="E26C09"/>
           <w:sz w:val="24"/>
         </w:rPr>
-      </w:pPr>
+        <w:t>Thông</w:t>
+      </w:r>
       <w:r>
         <w:rPr>
           <w:b/>
           <w:color w:val="E26C09"/>
-          <w:sz w:val="24"/>
-        </w:rPr>
-        <w:t>Thông</w:t>
+          <w:spacing w:val="-4"/>
+          <w:sz w:val="24"/>
+        </w:rPr>
+        <w:t xml:space="preserve"> </w:t>
       </w:r>
       <w:r>
         <w:rPr>
           <w:b/>
           <w:color w:val="E26C09"/>
-          <w:spacing w:val="-4"/>
-          <w:sz w:val="24"/>
-        </w:rPr>
-        <w:t xml:space="preserve"> </w:t>
+          <w:sz w:val="24"/>
+        </w:rPr>
+        <w:t>tin</w:t>
       </w:r>
       <w:r>
         <w:rPr>
           <w:b/>
           <w:color w:val="E26C09"/>
-          <w:sz w:val="24"/>
-        </w:rPr>
-        <w:t>tin</w:t>
+          <w:spacing w:val="-2"/>
+          <w:sz w:val="24"/>
+        </w:rPr>
+        <w:t xml:space="preserve"> </w:t>
       </w:r>
       <w:r>
         <w:rPr>
           <w:b/>
           <w:color w:val="E26C09"/>
+          <w:sz w:val="24"/>
+        </w:rPr>
+        <w:t>Khách</w:t>
+      </w:r>
+      <w:r>
+        <w:rPr>
+          <w:b/>
+          <w:color w:val="E26C09"/>
           <w:spacing w:val="-2"/>
           <w:sz w:val="24"/>
         </w:rPr>
@@ -771,6 +774,74 @@
           <w:color w:val="E26C09"/>
           <w:sz w:val="24"/>
         </w:rPr>
+        <w:t>hàng</w:t>
+      </w:r>
+      <w:r>
+        <w:rPr>
+          <w:b/>
+          <w:color w:val="E26C09"/>
+          <w:spacing w:val="-2"/>
+          <w:sz w:val="24"/>
+        </w:rPr>
+        <w:t xml:space="preserve"> </w:t>
+      </w:r>
+      <w:r>
+        <w:rPr>
+          <w:b/>
+          <w:color w:val="E26C09"/>
+          <w:sz w:val="24"/>
+        </w:rPr>
+        <w:t>(trong</w:t>
+      </w:r>
+      <w:r>
+        <w:rPr>
+          <w:b/>
+          <w:color w:val="E26C09"/>
+          <w:spacing w:val="-2"/>
+          <w:sz w:val="24"/>
+        </w:rPr>
+        <w:t xml:space="preserve"> </w:t>
+      </w:r>
+      <w:r>
+        <w:rPr>
+          <w:b/>
+          <w:color w:val="E26C09"/>
+          <w:sz w:val="24"/>
+        </w:rPr>
+        <w:t>trường</w:t>
+      </w:r>
+      <w:r>
+        <w:rPr>
+          <w:b/>
+          <w:color w:val="E26C09"/>
+          <w:spacing w:val="-2"/>
+          <w:sz w:val="24"/>
+        </w:rPr>
+        <w:t xml:space="preserve"> </w:t>
+      </w:r>
+      <w:r>
+        <w:rPr>
+          <w:b/>
+          <w:color w:val="E26C09"/>
+          <w:sz w:val="24"/>
+        </w:rPr>
+        <w:t>hợp</w:t>
+      </w:r>
+      <w:r>
+        <w:rPr>
+          <w:b/>
+          <w:color w:val="E26C09"/>
+          <w:spacing w:val="-2"/>
+          <w:sz w:val="24"/>
+        </w:rPr>
+        <w:t xml:space="preserve"> </w:t>
+      </w:r>
+      <w:r>
+        <w:rPr>
+          <w:b/>
+          <w:color w:val="E26C09"/>
+          <w:sz w:val="24"/>
+        </w:rPr>
         <w:t>Khách</w:t>
       </w:r>
       <w:r>
@@ -805,7 +876,7 @@
           <w:color w:val="E26C09"/>
           <w:sz w:val="24"/>
         </w:rPr>
-        <w:t>(trong</w:t>
+        <w:t>là</w:t>
       </w:r>
       <w:r>
         <w:rPr>
@@ -822,142 +893,33 @@
           <w:color w:val="E26C09"/>
           <w:sz w:val="24"/>
         </w:rPr>
-        <w:t>trường</w:t>
+        <w:t>tổ</w:t>
       </w:r>
       <w:r>
         <w:rPr>
           <w:b/>
           <w:color w:val="E26C09"/>
+          <w:spacing w:val="-1"/>
+          <w:sz w:val="24"/>
+        </w:rPr>
+        <w:t xml:space="preserve"> </w:t>
+      </w:r>
+      <w:r>
+        <w:rPr>
+          <w:b/>
+          <w:color w:val="E26C09"/>
           <w:spacing w:val="-2"/>
           <w:sz w:val="24"/>
         </w:rPr>
-        <w:t xml:space="preserve"> </w:t>
-      </w:r>
-      <w:r>
-        <w:rPr>
-          <w:b/>
-          <w:color w:val="E26C09"/>
-          <w:sz w:val="24"/>
-        </w:rPr>
-        <w:t>hợp</w:t>
-      </w:r>
-      <w:r>
-        <w:rPr>
-          <w:b/>
-          <w:color w:val="E26C09"/>
-          <w:spacing w:val="-2"/>
-          <w:sz w:val="24"/>
-        </w:rPr>
-        <w:t xml:space="preserve"> </w:t>
-      </w:r>
-      <w:r>
-        <w:rPr>
-          <w:b/>
-          <w:color w:val="E26C09"/>
-          <w:sz w:val="24"/>
-        </w:rPr>
-        <w:t>Khách</w:t>
-      </w:r>
-      <w:r>
-        <w:rPr>
-          <w:b/>
-          <w:color w:val="E26C09"/>
-          <w:spacing w:val="-2"/>
-          <w:sz w:val="24"/>
-        </w:rPr>
-        <w:t xml:space="preserve"> </w:t>
-      </w:r>
-      <w:r>
-        <w:rPr>
-          <w:b/>
-          <w:color w:val="E26C09"/>
-          <w:sz w:val="24"/>
-        </w:rPr>
-        <w:t>hàng</w:t>
-      </w:r>
-      <w:r>
-        <w:rPr>
-          <w:b/>
-          <w:color w:val="E26C09"/>
-          <w:spacing w:val="-2"/>
-          <w:sz w:val="24"/>
-        </w:rPr>
-        <w:t xml:space="preserve"> </w:t>
-      </w:r>
-      <w:r>
-        <w:rPr>
-          <w:b/>
-          <w:color w:val="E26C09"/>
-          <w:sz w:val="24"/>
-        </w:rPr>
-        <w:t>là</w:t>
-      </w:r>
-      <w:r>
-        <w:rPr>
-          <w:b/>
-          <w:color w:val="E26C09"/>
-          <w:spacing w:val="-2"/>
-          <w:sz w:val="24"/>
-        </w:rPr>
-        <w:t xml:space="preserve"> </w:t>
-      </w:r>
-      <w:r>
-        <w:rPr>
-          <w:b/>
-          <w:color w:val="E26C09"/>
-          <w:sz w:val="24"/>
-        </w:rPr>
-        <w:t>tổ</w:t>
-      </w:r>
-      <w:r>
-        <w:rPr>
-          <w:b/>
-          <w:color w:val="E26C09"/>
-          <w:spacing w:val="-1"/>
-          <w:sz w:val="24"/>
-        </w:rPr>
-        <w:t xml:space="preserve"> </w:t>
-      </w:r>
-      <w:r>
-        <w:rPr>
-          <w:b/>
-          <w:color w:val="E26C09"/>
-          <w:spacing w:val="-2"/>
-          <w:sz w:val="24"/>
-        </w:rPr>
         <w:t>chức)</w:t>
       </w:r>
-    </w:p>
-    <w:p>
-      <w:pPr>
-        <w:pStyle w:val="BodyText"/>
-        <w:spacing w:before="90" w:after="0"/>
-        <w:ind w:start="360" w:end="0"/>
-        <w:rPr/>
-      </w:pPr>
-      <w:r>
-        <w:rPr/>
-      </w:r>
-      <w:r>
-        <w:rPr>
-          <w:b w:val="0"/>
-          <w:sz w:val="24"/>
-        </w:rPr>
-        <w:t xml:space="preserve">..... </w:t>
-      </w:r>
-      <w:r>
-        <w:rPr>
-          <w:b/>
-          <w:sz w:val="26"/>
-        </w:rPr>
-        <w:t>{{ document_date_line }}</w:t>
-      </w:r>
-      <w:r>
-        <w:rPr>
-          <w:b w:val="0"/>
-          <w:sz w:val="24"/>
-        </w:rPr>
-        <w:t xml:space="preserve"> .....</w:t>
+      <w:r>
+        <w:rPr>
+          <w:b w:val="false"/>
+          <w:sz w:val="20"/>
+          <w:szCs w:val="20"/>
+        </w:rPr>
+        <w:t xml:space="preserve">         </w:t>
       </w:r>
     </w:p>
     <w:p>
@@ -987,32 +949,26 @@
           <w:tab w:val="clear" w:pos="720"/>
           <w:tab w:val="left" w:pos="498" w:leader="none"/>
         </w:tabs>
-        <w:spacing w:lineRule="exact" w:line="272" w:before="0" w:after="0"/>
+        <w:spacing w:lineRule="auto" w:line="240" w:before="0" w:after="0"/>
         <w:ind w:hanging="138" w:start="498" w:end="0"/>
         <w:jc w:val="start"/>
-        <w:rPr>
-          <w:sz w:val="24"/>
-        </w:rPr>
-      </w:pPr>
-      <w:r>
-        <w:rPr>
-          <w:sz w:val="24"/>
+        <w:rPr/>
+      </w:pPr>
+      <w:r>
+        <w:rPr>
+          <w:sz w:val="24"/>
+          <w:szCs w:val="24"/>
         </w:rPr>
         <w:t xml:space="preserve">Tên cơ quan/tổ chức (Viết in hoa): </w:t>
       </w:r>
       <w:r>
         <w:rPr>
-          <w:b/>
-          <w:sz w:val="26"/>
+          <w:rFonts w:eastAsia="JetBrainsMono NF ExtraBold" w:cs="JetBrainsMono NF ExtraBold" w:ascii="JetBrainsMono NF ExtraBold" w:hAnsi="JetBrainsMono NF ExtraBold"/>
+          <w:b w:val="false"/>
+          <w:sz w:val="24"/>
+          <w:szCs w:val="24"/>
         </w:rPr>
         <w:t>{{ prepaid_organization_name }}</w:t>
-      </w:r>
-      <w:r>
-        <w:rPr>
-          <w:b w:val="0"/>
-          <w:sz w:val="24"/>
-        </w:rPr>
-        <w:t xml:space="preserve"> .....</w:t>
       </w:r>
     </w:p>
     <w:p>
@@ -1029,29 +985,31 @@
         <w:spacing w:lineRule="auto" w:line="240" w:before="0" w:after="0"/>
         <w:ind w:hanging="138" w:start="498" w:end="0"/>
         <w:jc w:val="start"/>
-        <w:rPr>
-          <w:sz w:val="24"/>
-        </w:rPr>
-      </w:pPr>
-      <w:r>
-        <w:rPr>
-          <w:sz w:val="24"/>
+        <w:rPr/>
+      </w:pPr>
+      <w:r>
+        <w:rPr>
+          <w:sz w:val="24"/>
+          <w:szCs w:val="24"/>
         </w:rPr>
         <w:t xml:space="preserve">Địa chỉ trụ sở chính: </w:t>
       </w:r>
       <w:r>
         <w:rPr>
-          <w:b/>
-          <w:sz w:val="26"/>
+          <w:rFonts w:eastAsia="JetBrainsMono NF ExtraBold" w:cs="JetBrainsMono NF ExtraBold" w:ascii="JetBrainsMono NF ExtraBold" w:hAnsi="JetBrainsMono NF ExtraBold"/>
+          <w:b w:val="false"/>
+          <w:sz w:val="24"/>
+          <w:szCs w:val="24"/>
         </w:rPr>
         <w:t>{{ prepaid_headquarters_address }}</w:t>
       </w:r>
       <w:r>
         <w:rPr>
-          <w:b w:val="0"/>
-          <w:sz w:val="24"/>
-        </w:rPr>
-        <w:t xml:space="preserve"> .....</w:t>
+          <w:b w:val="false"/>
+          <w:sz w:val="24"/>
+          <w:szCs w:val="24"/>
+        </w:rPr>
+        <w:t xml:space="preserve"> </w:t>
       </w:r>
     </w:p>
     <w:p>
@@ -1068,36 +1026,40 @@
         <w:spacing w:lineRule="auto" w:line="240" w:before="0" w:after="0"/>
         <w:ind w:hanging="0" w:start="360" w:end="415"/>
         <w:jc w:val="start"/>
-        <w:rPr>
-          <w:sz w:val="24"/>
-        </w:rPr>
-      </w:pPr>
-      <w:r>
-        <w:rPr>
-          <w:sz w:val="24"/>
+        <w:rPr/>
+      </w:pPr>
+      <w:r>
+        <w:rPr>
+          <w:sz w:val="24"/>
+          <w:szCs w:val="24"/>
         </w:rPr>
         <w:t xml:space="preserve">Số QĐTL/GCNĐKKD&amp;ĐKĐT/GPĐT/GCNĐKDN: </w:t>
       </w:r>
       <w:r>
         <w:rPr>
-          <w:b/>
-          <w:sz w:val="26"/>
+          <w:rStyle w:val="FootnoteReference"/>
+          <w:sz w:val="24"/>
+          <w:szCs w:val="24"/>
+          <w:vertAlign w:val="superscript"/>
+        </w:rPr>
+        <w:footnoteReference w:id="2"/>
+      </w:r>
+      <w:r>
+        <w:rPr>
+          <w:rFonts w:eastAsia="JetBrainsMono NF ExtraBold" w:cs="JetBrainsMono NF ExtraBold" w:ascii="JetBrainsMono NF ExtraBold" w:hAnsi="JetBrainsMono NF ExtraBold"/>
+          <w:b w:val="false"/>
+          <w:sz w:val="24"/>
+          <w:szCs w:val="24"/>
         </w:rPr>
         <w:t>{{ prepaid_business_number }}</w:t>
       </w:r>
       <w:r>
         <w:rPr>
-          <w:b w:val="0"/>
-          <w:sz w:val="24"/>
-        </w:rPr>
-        <w:t xml:space="preserve"> .....</w:t>
-      </w:r>
-      <w:r>
-        <w:rPr>
-          <w:b w:val="0"/>
-          <w:sz w:val="24"/>
-        </w:rPr>
-        <w:t xml:space="preserve">    </w:t>
+          <w:b w:val="false"/>
+          <w:sz w:val="24"/>
+          <w:szCs w:val="24"/>
+        </w:rPr>
+        <w:t xml:space="preserve"> </w:t>
       </w:r>
     </w:p>
     <w:p>
@@ -1114,50 +1076,47 @@
         <w:spacing w:lineRule="auto" w:line="240" w:before="0" w:after="0"/>
         <w:ind w:hanging="0" w:start="360" w:end="415"/>
         <w:jc w:val="start"/>
-        <w:rPr>
-          <w:sz w:val="24"/>
-        </w:rPr>
-      </w:pPr>
-      <w:r>
-        <w:rPr>
-          <w:sz w:val="24"/>
+        <w:rPr/>
+      </w:pPr>
+      <w:r>
+        <w:rPr>
+          <w:sz w:val="24"/>
+          <w:szCs w:val="24"/>
         </w:rPr>
         <w:t xml:space="preserve">Nơi cấp: </w:t>
       </w:r>
       <w:r>
         <w:rPr>
+          <w:rFonts w:eastAsia="JetBrainsMono NF ExtraBold" w:cs="JetBrainsMono NF ExtraBold" w:ascii="JetBrainsMono NF ExtraBold" w:hAnsi="JetBrainsMono NF ExtraBold"/>
+          <w:b w:val="false"/>
+          <w:sz w:val="24"/>
+          <w:szCs w:val="24"/>
+        </w:rPr>
+        <w:t>{{ prepaid_business_issue_place }}</w:t>
+      </w:r>
+      <w:r>
+        <w:rPr>
+          <w:b w:val="false"/>
+          <w:sz w:val="24"/>
+          <w:szCs w:val="24"/>
+        </w:rPr>
+        <w:t xml:space="preserve"> Ngày cấp: </w:t>
+      </w:r>
+      <w:r>
+        <w:rPr>
           <w:b/>
-          <w:sz w:val="26"/>
-        </w:rPr>
-        <w:t>{{ prepaid_business_issue_place }}</w:t>
-      </w:r>
-      <w:r>
-        <w:rPr>
-          <w:b w:val="0"/>
-          <w:sz w:val="24"/>
-        </w:rPr>
-        <w:t xml:space="preserve"> .....</w:t>
-      </w:r>
-      <w:r>
-        <w:rPr>
-          <w:b w:val="0"/>
-          <w:sz w:val="24"/>
-        </w:rPr>
-        <w:t xml:space="preserve">    Ngày cấp: </w:t>
-      </w:r>
-      <w:r>
-        <w:rPr>
-          <w:b/>
-          <w:sz w:val="26"/>
+          <w:sz w:val="24"/>
+          <w:szCs w:val="24"/>
         </w:rPr>
         <w:t>{{ prepaid_business_issue_date }}</w:t>
       </w:r>
       <w:r>
         <w:rPr>
-          <w:b w:val="0"/>
-          <w:sz w:val="24"/>
-        </w:rPr>
-        <w:t xml:space="preserve"> .....</w:t>
+          <w:b w:val="false"/>
+          <w:sz w:val="24"/>
+          <w:szCs w:val="24"/>
+        </w:rPr>
+        <w:t xml:space="preserve"> </w:t>
       </w:r>
     </w:p>
     <w:p>
@@ -1174,57 +1133,48 @@
         <w:spacing w:lineRule="auto" w:line="240" w:before="0" w:after="0"/>
         <w:ind w:hanging="0" w:start="360" w:end="408"/>
         <w:jc w:val="start"/>
-        <w:rPr>
-          <w:sz w:val="24"/>
-        </w:rPr>
-      </w:pPr>
-      <w:r>
-        <w:rPr>
-          <w:sz w:val="24"/>
+        <w:rPr/>
+      </w:pPr>
+      <w:r>
+        <w:rPr>
+          <w:sz w:val="24"/>
+          <w:szCs w:val="24"/>
         </w:rPr>
         <w:t xml:space="preserve">Người đại diện/ủy quyền: </w:t>
       </w:r>
       <w:r>
         <w:rPr>
-          <w:b/>
-          <w:sz w:val="26"/>
+          <w:rFonts w:eastAsia="JetBrainsMono NF ExtraBold" w:cs="JetBrainsMono NF ExtraBold" w:ascii="JetBrainsMono NF ExtraBold" w:hAnsi="JetBrainsMono NF ExtraBold"/>
+          <w:b w:val="false"/>
+          <w:sz w:val="24"/>
+          <w:szCs w:val="24"/>
         </w:rPr>
         <w:t>{{ prepaid_representative_name }}</w:t>
       </w:r>
       <w:r>
         <w:rPr>
-          <w:b w:val="0"/>
-          <w:sz w:val="24"/>
-        </w:rPr>
-        <w:t xml:space="preserve"> .....</w:t>
-      </w:r>
-      <w:r>
-        <w:rPr>
-          <w:b w:val="0"/>
-          <w:sz w:val="24"/>
-        </w:rPr>
-        <w:t xml:space="preserve">    Chức vụ: </w:t>
-      </w:r>
-      <w:r>
-        <w:rPr>
-          <w:b/>
-          <w:sz w:val="26"/>
+          <w:b w:val="false"/>
+          <w:sz w:val="24"/>
+          <w:szCs w:val="24"/>
+        </w:rPr>
+        <w:t xml:space="preserve">   Chức vụ: </w:t>
+      </w:r>
+      <w:r>
+        <w:rPr>
+          <w:rFonts w:eastAsia="JetBrainsMono NF ExtraBold" w:cs="JetBrainsMono NF ExtraBold" w:ascii="JetBrainsMono NF ExtraBold" w:hAnsi="JetBrainsMono NF ExtraBold"/>
+          <w:b w:val="false"/>
+          <w:sz w:val="24"/>
+          <w:szCs w:val="24"/>
         </w:rPr>
         <w:t>{{ prepaid_representative_position }}</w:t>
       </w:r>
       <w:r>
         <w:rPr>
-          <w:b w:val="0"/>
-          <w:sz w:val="24"/>
-        </w:rPr>
-        <w:t xml:space="preserve"> .....</w:t>
-      </w:r>
-      <w:r>
-        <w:rPr>
-          <w:b w:val="0"/>
-          <w:sz w:val="24"/>
-        </w:rPr>
-        <w:t xml:space="preserve">    </w:t>
+          <w:b w:val="false"/>
+          <w:sz w:val="24"/>
+          <w:szCs w:val="24"/>
+        </w:rPr>
+        <w:t xml:space="preserve">  </w:t>
       </w:r>
     </w:p>
     <w:p>
@@ -1241,29 +1191,23 @@
         <w:spacing w:lineRule="auto" w:line="240" w:before="0" w:after="0"/>
         <w:ind w:hanging="0" w:start="360" w:end="408"/>
         <w:jc w:val="start"/>
-        <w:rPr>
-          <w:sz w:val="24"/>
-        </w:rPr>
-      </w:pPr>
-      <w:r>
-        <w:rPr>
-          <w:sz w:val="24"/>
+        <w:rPr/>
+      </w:pPr>
+      <w:r>
+        <w:rPr>
+          <w:sz w:val="24"/>
+          <w:szCs w:val="24"/>
         </w:rPr>
         <w:t xml:space="preserve">Giấy ủy quyền: </w:t>
       </w:r>
       <w:r>
         <w:rPr>
-          <w:b/>
-          <w:sz w:val="26"/>
+          <w:rFonts w:eastAsia="JetBrainsMono NF ExtraBold" w:cs="JetBrainsMono NF ExtraBold" w:ascii="JetBrainsMono NF ExtraBold" w:hAnsi="JetBrainsMono NF ExtraBold"/>
+          <w:b w:val="false"/>
+          <w:sz w:val="24"/>
+          <w:szCs w:val="24"/>
         </w:rPr>
         <w:t>{{ prepaid_authorization }}</w:t>
-      </w:r>
-      <w:r>
-        <w:rPr>
-          <w:b w:val="0"/>
-          <w:sz w:val="24"/>
-        </w:rPr>
-        <w:t xml:space="preserve"> .....</w:t>
       </w:r>
     </w:p>
     <w:p>
@@ -1280,36 +1224,31 @@
         <w:spacing w:lineRule="auto" w:line="240" w:before="0" w:after="0"/>
         <w:ind w:hanging="0" w:start="360" w:end="357"/>
         <w:jc w:val="start"/>
-        <w:rPr>
-          <w:sz w:val="24"/>
-        </w:rPr>
-      </w:pPr>
-      <w:r>
-        <w:rPr>
-          <w:sz w:val="24"/>
+        <w:rPr/>
+      </w:pPr>
+      <w:r>
+        <w:rPr>
+          <w:sz w:val="24"/>
+          <w:szCs w:val="24"/>
         </w:rPr>
         <w:t xml:space="preserve">Số định danh cá nhân/Số định danh điện tử/Hộ chiếu: </w:t>
       </w:r>
       <w:r>
         <w:rPr>
-          <w:b/>
-          <w:sz w:val="26"/>
+          <w:rFonts w:eastAsia="JetBrainsMono NF ExtraBold" w:cs="JetBrainsMono NF ExtraBold" w:ascii="JetBrainsMono NF ExtraBold" w:hAnsi="JetBrainsMono NF ExtraBold"/>
+          <w:b w:val="false"/>
+          <w:sz w:val="24"/>
+          <w:szCs w:val="24"/>
         </w:rPr>
         <w:t>{{ prepaid_organization_id_number }}</w:t>
       </w:r>
       <w:r>
         <w:rPr>
-          <w:b w:val="0"/>
-          <w:sz w:val="24"/>
-        </w:rPr>
-        <w:t xml:space="preserve"> .....</w:t>
-      </w:r>
-      <w:r>
-        <w:rPr>
-          <w:b w:val="0"/>
-          <w:sz w:val="24"/>
-        </w:rPr>
-        <w:t xml:space="preserve">    </w:t>
+          <w:b w:val="false"/>
+          <w:sz w:val="24"/>
+          <w:szCs w:val="24"/>
+        </w:rPr>
+        <w:t xml:space="preserve">  </w:t>
       </w:r>
     </w:p>
     <w:p>
@@ -1326,50 +1265,47 @@
         <w:spacing w:lineRule="auto" w:line="240" w:before="0" w:after="0"/>
         <w:ind w:hanging="0" w:start="360" w:end="357"/>
         <w:jc w:val="start"/>
-        <w:rPr>
-          <w:sz w:val="24"/>
-        </w:rPr>
-      </w:pPr>
-      <w:r>
-        <w:rPr>
-          <w:sz w:val="24"/>
+        <w:rPr/>
+      </w:pPr>
+      <w:r>
+        <w:rPr>
+          <w:sz w:val="24"/>
+          <w:szCs w:val="24"/>
         </w:rPr>
         <w:t xml:space="preserve">Nơi cấp: </w:t>
       </w:r>
       <w:r>
         <w:rPr>
+          <w:rFonts w:eastAsia="JetBrainsMono NF ExtraBold" w:cs="JetBrainsMono NF ExtraBold" w:ascii="JetBrainsMono NF ExtraBold" w:hAnsi="JetBrainsMono NF ExtraBold"/>
+          <w:b w:val="false"/>
+          <w:sz w:val="24"/>
+          <w:szCs w:val="24"/>
+        </w:rPr>
+        <w:t>{{ prepaid_organization_issue_place }}</w:t>
+      </w:r>
+      <w:r>
+        <w:rPr>
+          <w:b w:val="false"/>
+          <w:sz w:val="24"/>
+          <w:szCs w:val="24"/>
+        </w:rPr>
+        <w:t xml:space="preserve">    Ngày cấp: </w:t>
+      </w:r>
+      <w:r>
+        <w:rPr>
           <w:b/>
-          <w:sz w:val="26"/>
-        </w:rPr>
-        <w:t>{{ prepaid_organization_issue_place }}</w:t>
-      </w:r>
-      <w:r>
-        <w:rPr>
-          <w:b w:val="0"/>
-          <w:sz w:val="24"/>
-        </w:rPr>
-        <w:t xml:space="preserve"> .....</w:t>
-      </w:r>
-      <w:r>
-        <w:rPr>
-          <w:b w:val="0"/>
-          <w:sz w:val="24"/>
-        </w:rPr>
-        <w:t xml:space="preserve">    Ngày cấp: </w:t>
-      </w:r>
-      <w:r>
-        <w:rPr>
-          <w:b/>
-          <w:sz w:val="26"/>
+          <w:sz w:val="24"/>
+          <w:szCs w:val="24"/>
         </w:rPr>
         <w:t>{{ prepaid_organization_issue_date }}</w:t>
       </w:r>
       <w:r>
         <w:rPr>
-          <w:b w:val="0"/>
-          <w:sz w:val="24"/>
-        </w:rPr>
-        <w:t xml:space="preserve"> .....</w:t>
+          <w:b w:val="false"/>
+          <w:sz w:val="24"/>
+          <w:szCs w:val="24"/>
+        </w:rPr>
+        <w:t xml:space="preserve"> </w:t>
       </w:r>
     </w:p>
     <w:p>
@@ -1386,29 +1322,30 @@
         <w:spacing w:lineRule="auto" w:line="240" w:before="0" w:after="0"/>
         <w:ind w:hanging="138" w:start="498" w:end="0"/>
         <w:jc w:val="start"/>
-        <w:rPr>
-          <w:sz w:val="24"/>
-        </w:rPr>
-      </w:pPr>
-      <w:r>
-        <w:rPr>
-          <w:sz w:val="24"/>
+        <w:rPr/>
+      </w:pPr>
+      <w:r>
+        <w:rPr>
+          <w:sz w:val="24"/>
+          <w:szCs w:val="24"/>
         </w:rPr>
         <w:t xml:space="preserve">Ngày, tháng, năm sinh: </w:t>
       </w:r>
       <w:r>
         <w:rPr>
           <w:b/>
-          <w:sz w:val="26"/>
+          <w:sz w:val="24"/>
+          <w:szCs w:val="24"/>
         </w:rPr>
         <w:t>{{ prepaid_organization_birth_date }}</w:t>
       </w:r>
       <w:r>
         <w:rPr>
-          <w:b w:val="0"/>
-          <w:sz w:val="24"/>
-        </w:rPr>
-        <w:t xml:space="preserve"> .....</w:t>
+          <w:b w:val="false"/>
+          <w:sz w:val="24"/>
+          <w:szCs w:val="24"/>
+        </w:rPr>
+        <w:t xml:space="preserve"> </w:t>
       </w:r>
     </w:p>
     <w:p>
@@ -1425,71 +1362,57 @@
         <w:spacing w:lineRule="auto" w:line="240" w:before="1" w:after="0"/>
         <w:ind w:hanging="138" w:start="498" w:end="0"/>
         <w:jc w:val="start"/>
-        <w:rPr>
-          <w:sz w:val="24"/>
-        </w:rPr>
-      </w:pPr>
-      <w:r>
-        <w:rPr>
-          <w:sz w:val="24"/>
+        <w:rPr/>
+      </w:pPr>
+      <w:r>
+        <w:rPr>
+          <w:sz w:val="24"/>
+          <w:szCs w:val="24"/>
         </w:rPr>
         <w:t xml:space="preserve">Điện thoại liên hệ: </w:t>
       </w:r>
       <w:r>
         <w:rPr>
-          <w:b/>
-          <w:sz w:val="26"/>
+          <w:rFonts w:eastAsia="JetBrainsMono NF ExtraBold" w:cs="JetBrainsMono NF ExtraBold" w:ascii="JetBrainsMono NF ExtraBold" w:hAnsi="JetBrainsMono NF ExtraBold"/>
+          <w:b w:val="false"/>
+          <w:sz w:val="24"/>
+          <w:szCs w:val="24"/>
         </w:rPr>
         <w:t>{{ prepaid_organization_phone }}</w:t>
       </w:r>
       <w:r>
         <w:rPr>
-          <w:b w:val="0"/>
-          <w:sz w:val="24"/>
-        </w:rPr>
-        <w:t xml:space="preserve"> .....</w:t>
-      </w:r>
-      <w:r>
-        <w:rPr>
-          <w:b w:val="0"/>
-          <w:sz w:val="24"/>
-        </w:rPr>
-        <w:t xml:space="preserve">    Email: </w:t>
-      </w:r>
-      <w:r>
-        <w:rPr>
-          <w:b/>
-          <w:sz w:val="26"/>
+          <w:b w:val="false"/>
+          <w:sz w:val="24"/>
+          <w:szCs w:val="24"/>
+        </w:rPr>
+        <w:t xml:space="preserve">     Email: </w:t>
+      </w:r>
+      <w:r>
+        <w:rPr>
+          <w:rFonts w:eastAsia="JetBrainsMono NF ExtraBold" w:cs="JetBrainsMono NF ExtraBold" w:ascii="JetBrainsMono NF ExtraBold" w:hAnsi="JetBrainsMono NF ExtraBold"/>
+          <w:b w:val="false"/>
+          <w:sz w:val="24"/>
+          <w:szCs w:val="24"/>
         </w:rPr>
         <w:t>{{ prepaid_organization_email }}</w:t>
       </w:r>
       <w:r>
         <w:rPr>
-          <w:b w:val="0"/>
-          <w:sz w:val="24"/>
-        </w:rPr>
-        <w:t xml:space="preserve"> .....</w:t>
-      </w:r>
-      <w:r>
-        <w:rPr>
-          <w:b w:val="0"/>
-          <w:sz w:val="24"/>
+          <w:b w:val="false"/>
+          <w:sz w:val="24"/>
+          <w:szCs w:val="24"/>
         </w:rPr>
         <w:t xml:space="preserve">    Liên hệ khác: </w:t>
       </w:r>
       <w:r>
         <w:rPr>
-          <w:b/>
-          <w:sz w:val="26"/>
+          <w:rFonts w:eastAsia="JetBrainsMono NF ExtraBold" w:cs="JetBrainsMono NF ExtraBold" w:ascii="JetBrainsMono NF ExtraBold" w:hAnsi="JetBrainsMono NF ExtraBold"/>
+          <w:b w:val="false"/>
+          <w:sz w:val="24"/>
+          <w:szCs w:val="24"/>
         </w:rPr>
         <w:t>{{ prepaid_organization_other_contact }}</w:t>
-      </w:r>
-      <w:r>
-        <w:rPr>
-          <w:b w:val="0"/>
-          <w:sz w:val="24"/>
-        </w:rPr>
-        <w:t xml:space="preserve"> .....</w:t>
       </w:r>
     </w:p>
     <w:p>
@@ -1503,16 +1426,16 @@
           <w:tab w:val="clear" w:pos="720"/>
           <w:tab w:val="left" w:pos="600" w:leader="none"/>
         </w:tabs>
-        <w:spacing w:lineRule="exact" w:line="274" w:before="4" w:after="0"/>
+        <w:spacing w:lineRule="auto" w:line="240" w:before="4" w:after="0"/>
         <w:ind w:hanging="240" w:start="600" w:end="0"/>
         <w:jc w:val="start"/>
-        <w:rPr>
-          <w:color w:val="E26C09"/>
-        </w:rPr>
-      </w:pPr>
-      <w:r>
-        <w:rPr>
-          <w:color w:val="E26C09"/>
+        <w:rPr/>
+      </w:pPr>
+      <w:r>
+        <w:rPr>
+          <w:color w:val="E26C09"/>
+          <w:sz w:val="24"/>
+          <w:szCs w:val="24"/>
         </w:rPr>
         <w:t>Thông</w:t>
       </w:r>
@@ -1520,12 +1443,16 @@
         <w:rPr>
           <w:color w:val="E26C09"/>
           <w:spacing w:val="-4"/>
-        </w:rPr>
-        <w:t xml:space="preserve"> </w:t>
-      </w:r>
-      <w:r>
-        <w:rPr>
-          <w:color w:val="E26C09"/>
+          <w:sz w:val="24"/>
+          <w:szCs w:val="24"/>
+        </w:rPr>
+        <w:t xml:space="preserve"> </w:t>
+      </w:r>
+      <w:r>
+        <w:rPr>
+          <w:color w:val="E26C09"/>
+          <w:sz w:val="24"/>
+          <w:szCs w:val="24"/>
         </w:rPr>
         <w:t>tin</w:t>
       </w:r>
@@ -1533,12 +1460,16 @@
         <w:rPr>
           <w:color w:val="E26C09"/>
           <w:spacing w:val="-2"/>
-        </w:rPr>
-        <w:t xml:space="preserve"> </w:t>
-      </w:r>
-      <w:r>
-        <w:rPr>
-          <w:color w:val="E26C09"/>
+          <w:sz w:val="24"/>
+          <w:szCs w:val="24"/>
+        </w:rPr>
+        <w:t xml:space="preserve"> </w:t>
+      </w:r>
+      <w:r>
+        <w:rPr>
+          <w:color w:val="E26C09"/>
+          <w:sz w:val="24"/>
+          <w:szCs w:val="24"/>
         </w:rPr>
         <w:t>Khách</w:t>
       </w:r>
@@ -1546,12 +1477,16 @@
         <w:rPr>
           <w:color w:val="E26C09"/>
           <w:spacing w:val="-2"/>
-        </w:rPr>
-        <w:t xml:space="preserve"> </w:t>
-      </w:r>
-      <w:r>
-        <w:rPr>
-          <w:color w:val="E26C09"/>
+          <w:sz w:val="24"/>
+          <w:szCs w:val="24"/>
+        </w:rPr>
+        <w:t xml:space="preserve"> </w:t>
+      </w:r>
+      <w:r>
+        <w:rPr>
+          <w:color w:val="E26C09"/>
+          <w:sz w:val="24"/>
+          <w:szCs w:val="24"/>
         </w:rPr>
         <w:t>hàng</w:t>
       </w:r>
@@ -1559,12 +1494,16 @@
         <w:rPr>
           <w:color w:val="E26C09"/>
           <w:spacing w:val="-2"/>
-        </w:rPr>
-        <w:t xml:space="preserve"> </w:t>
-      </w:r>
-      <w:r>
-        <w:rPr>
-          <w:color w:val="E26C09"/>
+          <w:sz w:val="24"/>
+          <w:szCs w:val="24"/>
+        </w:rPr>
+        <w:t xml:space="preserve"> </w:t>
+      </w:r>
+      <w:r>
+        <w:rPr>
+          <w:color w:val="E26C09"/>
+          <w:sz w:val="24"/>
+          <w:szCs w:val="24"/>
         </w:rPr>
         <w:t>(trong</w:t>
       </w:r>
@@ -1572,12 +1511,16 @@
         <w:rPr>
           <w:color w:val="E26C09"/>
           <w:spacing w:val="-2"/>
-        </w:rPr>
-        <w:t xml:space="preserve"> </w:t>
-      </w:r>
-      <w:r>
-        <w:rPr>
-          <w:color w:val="E26C09"/>
+          <w:sz w:val="24"/>
+          <w:szCs w:val="24"/>
+        </w:rPr>
+        <w:t xml:space="preserve"> </w:t>
+      </w:r>
+      <w:r>
+        <w:rPr>
+          <w:color w:val="E26C09"/>
+          <w:sz w:val="24"/>
+          <w:szCs w:val="24"/>
         </w:rPr>
         <w:t>trường</w:t>
       </w:r>
@@ -1585,12 +1528,16 @@
         <w:rPr>
           <w:color w:val="E26C09"/>
           <w:spacing w:val="-2"/>
-        </w:rPr>
-        <w:t xml:space="preserve"> </w:t>
-      </w:r>
-      <w:r>
-        <w:rPr>
-          <w:color w:val="E26C09"/>
+          <w:sz w:val="24"/>
+          <w:szCs w:val="24"/>
+        </w:rPr>
+        <w:t xml:space="preserve"> </w:t>
+      </w:r>
+      <w:r>
+        <w:rPr>
+          <w:color w:val="E26C09"/>
+          <w:sz w:val="24"/>
+          <w:szCs w:val="24"/>
         </w:rPr>
         <w:t>hợp</w:t>
       </w:r>
@@ -1598,12 +1545,16 @@
         <w:rPr>
           <w:color w:val="E26C09"/>
           <w:spacing w:val="-2"/>
-        </w:rPr>
-        <w:t xml:space="preserve"> </w:t>
-      </w:r>
-      <w:r>
-        <w:rPr>
-          <w:color w:val="E26C09"/>
+          <w:sz w:val="24"/>
+          <w:szCs w:val="24"/>
+        </w:rPr>
+        <w:t xml:space="preserve"> </w:t>
+      </w:r>
+      <w:r>
+        <w:rPr>
+          <w:color w:val="E26C09"/>
+          <w:sz w:val="24"/>
+          <w:szCs w:val="24"/>
         </w:rPr>
         <w:t>Khách</w:t>
       </w:r>
@@ -1611,12 +1562,16 @@
         <w:rPr>
           <w:color w:val="E26C09"/>
           <w:spacing w:val="-2"/>
-        </w:rPr>
-        <w:t xml:space="preserve"> </w:t>
-      </w:r>
-      <w:r>
-        <w:rPr>
-          <w:color w:val="E26C09"/>
+          <w:sz w:val="24"/>
+          <w:szCs w:val="24"/>
+        </w:rPr>
+        <w:t xml:space="preserve"> </w:t>
+      </w:r>
+      <w:r>
+        <w:rPr>
+          <w:color w:val="E26C09"/>
+          <w:sz w:val="24"/>
+          <w:szCs w:val="24"/>
         </w:rPr>
         <w:t>hàng</w:t>
       </w:r>
@@ -1624,12 +1579,16 @@
         <w:rPr>
           <w:color w:val="E26C09"/>
           <w:spacing w:val="-2"/>
-        </w:rPr>
-        <w:t xml:space="preserve"> </w:t>
-      </w:r>
-      <w:r>
-        <w:rPr>
-          <w:color w:val="E26C09"/>
+          <w:sz w:val="24"/>
+          <w:szCs w:val="24"/>
+        </w:rPr>
+        <w:t xml:space="preserve"> </w:t>
+      </w:r>
+      <w:r>
+        <w:rPr>
+          <w:color w:val="E26C09"/>
+          <w:sz w:val="24"/>
+          <w:szCs w:val="24"/>
         </w:rPr>
         <w:t>là</w:t>
       </w:r>
@@ -1637,12 +1596,16 @@
         <w:rPr>
           <w:color w:val="E26C09"/>
           <w:spacing w:val="-2"/>
-        </w:rPr>
-        <w:t xml:space="preserve"> </w:t>
-      </w:r>
-      <w:r>
-        <w:rPr>
-          <w:color w:val="E26C09"/>
+          <w:sz w:val="24"/>
+          <w:szCs w:val="24"/>
+        </w:rPr>
+        <w:t xml:space="preserve"> </w:t>
+      </w:r>
+      <w:r>
+        <w:rPr>
+          <w:color w:val="E26C09"/>
+          <w:sz w:val="24"/>
+          <w:szCs w:val="24"/>
         </w:rPr>
         <w:t>cá</w:t>
       </w:r>
@@ -1650,6 +1613,8 @@
         <w:rPr>
           <w:color w:val="E26C09"/>
           <w:spacing w:val="-1"/>
+          <w:sz w:val="24"/>
+          <w:szCs w:val="24"/>
         </w:rPr>
         <w:t xml:space="preserve"> </w:t>
       </w:r>
@@ -1657,6 +1622,8 @@
         <w:rPr>
           <w:color w:val="E26C09"/>
           <w:spacing w:val="-2"/>
+          <w:sz w:val="24"/>
+          <w:szCs w:val="24"/>
         </w:rPr>
         <w:t>nhân)</w:t>
       </w:r>
@@ -1672,32 +1639,34 @@
           <w:tab w:val="clear" w:pos="720"/>
           <w:tab w:val="left" w:pos="498" w:leader="none"/>
         </w:tabs>
-        <w:spacing w:lineRule="exact" w:line="274" w:before="0" w:after="0"/>
+        <w:spacing w:lineRule="auto" w:line="240" w:before="0" w:after="0"/>
         <w:ind w:hanging="138" w:start="498" w:end="0"/>
         <w:jc w:val="start"/>
-        <w:rPr>
-          <w:sz w:val="24"/>
-        </w:rPr>
-      </w:pPr>
-      <w:r>
-        <w:rPr>
-          <w:sz w:val="24"/>
+        <w:rPr/>
+      </w:pPr>
+      <w:r>
+        <w:rPr>
+          <w:sz w:val="24"/>
+          <w:szCs w:val="24"/>
         </w:rPr>
         <w:t xml:space="preserve">Họ tên (Viết in hoa): </w:t>
       </w:r>
       <w:r>
         <w:rPr>
-          <w:b/>
-          <w:sz w:val="26"/>
+          <w:rFonts w:eastAsia="JetBrainsMono NF ExtraBold" w:cs="JetBrainsMono NF ExtraBold" w:ascii="JetBrainsMono NF ExtraBold" w:hAnsi="JetBrainsMono NF ExtraBold"/>
+          <w:b w:val="false"/>
+          <w:sz w:val="24"/>
+          <w:szCs w:val="24"/>
         </w:rPr>
         <w:t>{{ prepaid_individual_name }}</w:t>
       </w:r>
       <w:r>
         <w:rPr>
-          <w:b w:val="0"/>
-          <w:sz w:val="24"/>
-        </w:rPr>
-        <w:t xml:space="preserve"> .....</w:t>
+          <w:b w:val="false"/>
+          <w:sz w:val="24"/>
+          <w:szCs w:val="24"/>
+        </w:rPr>
+        <w:t xml:space="preserve"> </w:t>
       </w:r>
     </w:p>
     <w:p>
@@ -1714,36 +1683,31 @@
         <w:spacing w:lineRule="auto" w:line="240" w:before="0" w:after="0"/>
         <w:ind w:hanging="0" w:start="360" w:end="417"/>
         <w:jc w:val="start"/>
-        <w:rPr>
-          <w:sz w:val="24"/>
-        </w:rPr>
-      </w:pPr>
-      <w:r>
-        <w:rPr>
-          <w:sz w:val="24"/>
+        <w:rPr/>
+      </w:pPr>
+      <w:r>
+        <w:rPr>
+          <w:sz w:val="24"/>
+          <w:szCs w:val="24"/>
         </w:rPr>
         <w:t xml:space="preserve">Số định danh cá nhân/Số định danh điện tử/Hộ chiếu: </w:t>
       </w:r>
       <w:r>
         <w:rPr>
-          <w:b/>
-          <w:sz w:val="26"/>
+          <w:rFonts w:eastAsia="JetBrainsMono NF ExtraBold" w:cs="JetBrainsMono NF ExtraBold" w:ascii="JetBrainsMono NF ExtraBold" w:hAnsi="JetBrainsMono NF ExtraBold"/>
+          <w:b w:val="false"/>
+          <w:sz w:val="24"/>
+          <w:szCs w:val="24"/>
         </w:rPr>
         <w:t>{{ prepaid_individual_id_number }}</w:t>
       </w:r>
       <w:r>
         <w:rPr>
-          <w:b w:val="0"/>
-          <w:sz w:val="24"/>
-        </w:rPr>
-        <w:t xml:space="preserve"> .....</w:t>
-      </w:r>
-      <w:r>
-        <w:rPr>
-          <w:b w:val="0"/>
-          <w:sz w:val="24"/>
-        </w:rPr>
-        <w:t xml:space="preserve">    </w:t>
+          <w:b w:val="false"/>
+          <w:sz w:val="24"/>
+          <w:szCs w:val="24"/>
+        </w:rPr>
+        <w:t xml:space="preserve">   </w:t>
       </w:r>
     </w:p>
     <w:p>
@@ -1760,50 +1724,47 @@
         <w:spacing w:lineRule="auto" w:line="240" w:before="0" w:after="0"/>
         <w:ind w:hanging="0" w:start="360" w:end="417"/>
         <w:jc w:val="start"/>
-        <w:rPr>
-          <w:sz w:val="24"/>
-        </w:rPr>
-      </w:pPr>
-      <w:r>
-        <w:rPr>
-          <w:sz w:val="24"/>
+        <w:rPr/>
+      </w:pPr>
+      <w:r>
+        <w:rPr>
+          <w:sz w:val="24"/>
+          <w:szCs w:val="24"/>
         </w:rPr>
         <w:t xml:space="preserve">Nơi cấp: </w:t>
       </w:r>
       <w:r>
         <w:rPr>
+          <w:rFonts w:eastAsia="JetBrainsMono NF ExtraBold" w:cs="JetBrainsMono NF ExtraBold" w:ascii="JetBrainsMono NF ExtraBold" w:hAnsi="JetBrainsMono NF ExtraBold"/>
+          <w:b w:val="false"/>
+          <w:sz w:val="24"/>
+          <w:szCs w:val="24"/>
+        </w:rPr>
+        <w:t>{{ prepaid_individual_issue_place }}</w:t>
+      </w:r>
+      <w:r>
+        <w:rPr>
+          <w:b w:val="false"/>
+          <w:sz w:val="24"/>
+          <w:szCs w:val="24"/>
+        </w:rPr>
+        <w:t xml:space="preserve">     Ngày cấp: </w:t>
+      </w:r>
+      <w:r>
+        <w:rPr>
           <w:b/>
-          <w:sz w:val="26"/>
-        </w:rPr>
-        <w:t>{{ prepaid_individual_issue_place }}</w:t>
-      </w:r>
-      <w:r>
-        <w:rPr>
-          <w:b w:val="0"/>
-          <w:sz w:val="24"/>
-        </w:rPr>
-        <w:t xml:space="preserve"> .....</w:t>
-      </w:r>
-      <w:r>
-        <w:rPr>
-          <w:b w:val="0"/>
-          <w:sz w:val="24"/>
-        </w:rPr>
-        <w:t xml:space="preserve">    Ngày cấp: </w:t>
-      </w:r>
-      <w:r>
-        <w:rPr>
-          <w:b/>
-          <w:sz w:val="26"/>
+          <w:sz w:val="24"/>
+          <w:szCs w:val="24"/>
         </w:rPr>
         <w:t>{{ prepaid_individual_issue_date }}</w:t>
       </w:r>
       <w:r>
         <w:rPr>
-          <w:b w:val="0"/>
-          <w:sz w:val="24"/>
-        </w:rPr>
-        <w:t xml:space="preserve"> .....</w:t>
+          <w:b w:val="false"/>
+          <w:sz w:val="24"/>
+          <w:szCs w:val="24"/>
+        </w:rPr>
+        <w:t xml:space="preserve"> </w:t>
       </w:r>
     </w:p>
     <w:p>
@@ -1817,32 +1778,33 @@
           <w:tab w:val="clear" w:pos="720"/>
           <w:tab w:val="left" w:pos="498" w:leader="none"/>
         </w:tabs>
-        <w:spacing w:lineRule="exact" w:line="275" w:before="1" w:after="0"/>
+        <w:spacing w:lineRule="auto" w:line="240" w:before="1" w:after="0"/>
         <w:ind w:hanging="138" w:start="498" w:end="0"/>
         <w:jc w:val="start"/>
-        <w:rPr>
-          <w:sz w:val="24"/>
-        </w:rPr>
-      </w:pPr>
-      <w:r>
-        <w:rPr>
-          <w:sz w:val="24"/>
+        <w:rPr/>
+      </w:pPr>
+      <w:r>
+        <w:rPr>
+          <w:sz w:val="24"/>
+          <w:szCs w:val="24"/>
         </w:rPr>
         <w:t xml:space="preserve">Ngày, tháng, năm sinh: </w:t>
       </w:r>
       <w:r>
         <w:rPr>
           <w:b/>
-          <w:sz w:val="26"/>
+          <w:sz w:val="24"/>
+          <w:szCs w:val="24"/>
         </w:rPr>
         <w:t>{{ prepaid_individual_birth_date }}</w:t>
       </w:r>
       <w:r>
         <w:rPr>
-          <w:b w:val="0"/>
-          <w:sz w:val="24"/>
-        </w:rPr>
-        <w:t xml:space="preserve"> .....</w:t>
+          <w:b w:val="false"/>
+          <w:sz w:val="24"/>
+          <w:szCs w:val="24"/>
+        </w:rPr>
+        <w:t xml:space="preserve"> </w:t>
       </w:r>
     </w:p>
     <w:p>
@@ -1856,116 +1818,93 @@
           <w:tab w:val="clear" w:pos="720"/>
           <w:tab w:val="left" w:pos="572" w:leader="none"/>
         </w:tabs>
-        <w:spacing w:lineRule="exact" w:line="275" w:before="0" w:after="0"/>
+        <w:spacing w:lineRule="auto" w:line="240" w:before="0" w:after="0"/>
         <w:ind w:hanging="212" w:start="572" w:end="0"/>
         <w:jc w:val="start"/>
-        <w:rPr>
-          <w:i/>
-          <w:sz w:val="24"/>
-        </w:rPr>
-      </w:pPr>
-      <w:r>
-        <w:rPr>
-          <w:sz w:val="24"/>
+        <w:rPr/>
+      </w:pPr>
+      <w:r>
+        <w:rPr>
+          <w:sz w:val="24"/>
+          <w:szCs w:val="24"/>
         </w:rPr>
         <w:t xml:space="preserve">Địa chỉ theo CCCD/Căn cước/Hộ chiếu: </w:t>
       </w:r>
       <w:r>
         <w:rPr>
-          <w:b/>
-          <w:sz w:val="26"/>
+          <w:rStyle w:val="FootnoteReference"/>
+          <w:sz w:val="24"/>
+          <w:szCs w:val="24"/>
+          <w:vertAlign w:val="superscript"/>
+        </w:rPr>
+        <w:footnoteReference w:id="3"/>
+      </w:r>
+      <w:r>
+        <w:rPr>
+          <w:rFonts w:eastAsia="JetBrainsMono NF ExtraBold" w:cs="JetBrainsMono NF ExtraBold" w:ascii="JetBrainsMono NF ExtraBold" w:hAnsi="JetBrainsMono NF ExtraBold"/>
+          <w:b w:val="false"/>
+          <w:sz w:val="24"/>
+          <w:szCs w:val="24"/>
         </w:rPr>
         <w:t>{{ prepaid_individual_address }}</w:t>
-      </w:r>
-      <w:r>
-        <w:rPr>
-          <w:b w:val="0"/>
-          <w:sz w:val="24"/>
-        </w:rPr>
-        <w:t xml:space="preserve"> .....</w:t>
       </w:r>
     </w:p>
     <w:p>
       <w:pPr>
-        <w:pStyle w:val="Normal"/>
-        <w:spacing w:before="0" w:after="0"/>
-        <w:ind w:hanging="0" w:start="360" w:end="0"/>
-        <w:jc w:val="start"/>
-        <w:rPr>
-          <w:sz w:val="24"/>
-        </w:rPr>
-      </w:pPr>
-      <w:r>
-        <w:rPr>
-          <w:sz w:val="24"/>
-        </w:rPr>
-      </w:r>
-    </w:p>
-    <w:p>
-      <w:pPr>
         <w:pStyle w:val="BodyText"/>
+        <w:spacing w:lineRule="auto" w:line="240"/>
         <w:ind w:start="360" w:end="0"/>
         <w:rPr/>
       </w:pPr>
       <w:r>
-        <w:rPr/>
+        <w:rPr>
+          <w:sz w:val="24"/>
+          <w:szCs w:val="24"/>
+        </w:rPr>
         <w:t xml:space="preserve">Điện thoại liên hệ: </w:t>
       </w:r>
       <w:r>
         <w:rPr>
-          <w:b/>
-          <w:sz w:val="26"/>
+          <w:rFonts w:eastAsia="JetBrainsMono NF ExtraBold" w:cs="JetBrainsMono NF ExtraBold" w:ascii="JetBrainsMono NF ExtraBold" w:hAnsi="JetBrainsMono NF ExtraBold"/>
+          <w:b w:val="false"/>
+          <w:sz w:val="24"/>
+          <w:szCs w:val="24"/>
         </w:rPr>
         <w:t>{{ prepaid_individual_phone }}</w:t>
       </w:r>
       <w:r>
         <w:rPr>
-          <w:b w:val="0"/>
-          <w:sz w:val="24"/>
-        </w:rPr>
-        <w:t xml:space="preserve"> .....</w:t>
-      </w:r>
-      <w:r>
-        <w:rPr>
-          <w:b w:val="0"/>
-          <w:sz w:val="24"/>
-        </w:rPr>
-        <w:t xml:space="preserve">    Email: </w:t>
-      </w:r>
-      <w:r>
-        <w:rPr>
-          <w:b/>
-          <w:sz w:val="26"/>
+          <w:b w:val="false"/>
+          <w:sz w:val="24"/>
+          <w:szCs w:val="24"/>
+        </w:rPr>
+        <w:t xml:space="preserve">   Email: </w:t>
+      </w:r>
+      <w:r>
+        <w:rPr>
+          <w:rFonts w:eastAsia="JetBrainsMono NF ExtraBold" w:cs="JetBrainsMono NF ExtraBold" w:ascii="JetBrainsMono NF ExtraBold" w:hAnsi="JetBrainsMono NF ExtraBold"/>
+          <w:b w:val="false"/>
+          <w:sz w:val="24"/>
+          <w:szCs w:val="24"/>
         </w:rPr>
         <w:t>{{ prepaid_individual_email }}</w:t>
       </w:r>
       <w:r>
         <w:rPr>
-          <w:b w:val="0"/>
-          <w:sz w:val="24"/>
-        </w:rPr>
-        <w:t xml:space="preserve"> .....</w:t>
-      </w:r>
-      <w:r>
-        <w:rPr>
-          <w:b w:val="0"/>
-          <w:sz w:val="24"/>
-        </w:rPr>
-        <w:t xml:space="preserve">    Liên hệ khác: </w:t>
-      </w:r>
-      <w:r>
-        <w:rPr>
-          <w:b/>
-          <w:sz w:val="26"/>
+          <w:b w:val="false"/>
+          <w:sz w:val="24"/>
+          <w:szCs w:val="24"/>
+        </w:rPr>
+        <w:t xml:space="preserve">   Liên hệ khác: </w:t>
+      </w:r>
+      <w:r>
+        <w:rPr>
+          <w:rFonts w:eastAsia="JetBrainsMono NF ExtraBold" w:cs="JetBrainsMono NF ExtraBold" w:ascii="JetBrainsMono NF ExtraBold" w:hAnsi="JetBrainsMono NF ExtraBold"/>
+          <w:b w:val="false"/>
+          <w:sz w:val="24"/>
+          <w:szCs w:val="24"/>
         </w:rPr>
         <w:t>{{ prepaid_individual_other_contact }}</w:t>
-      </w:r>
-      <w:r>
-        <w:rPr>
-          <w:b w:val="0"/>
-          <w:sz w:val="24"/>
-        </w:rPr>
-        <w:t xml:space="preserve"> .....</w:t>
       </w:r>
     </w:p>
     <w:p>
@@ -1984,44 +1923,30 @@
         <w:spacing w:lineRule="auto" w:line="240" w:before="0" w:after="0"/>
         <w:ind w:hanging="138" w:start="498" w:end="0"/>
         <w:jc w:val="start"/>
-        <w:rPr>
-          <w:i/>
-          <w:sz w:val="24"/>
-        </w:rPr>
-      </w:pPr>
-      <w:r>
-        <w:rPr>
-          <w:sz w:val="24"/>
+        <w:rPr/>
+      </w:pPr>
+      <w:r>
+        <w:rPr>
+          <w:sz w:val="24"/>
+          <w:szCs w:val="24"/>
         </w:rPr>
         <w:t xml:space="preserve">Quốc tịch: </w:t>
       </w:r>
       <w:r>
         <w:rPr>
           <w:b/>
-          <w:sz w:val="26"/>
+          <w:sz w:val="24"/>
+          <w:szCs w:val="24"/>
         </w:rPr>
         <w:t>{{ prepaid_individual_nationality }}</w:t>
       </w:r>
       <w:r>
         <w:rPr>
-          <w:b w:val="0"/>
-          <w:sz w:val="24"/>
-        </w:rPr>
-        <w:t xml:space="preserve"> .....</w:t>
-      </w:r>
-    </w:p>
-    <w:p>
-      <w:pPr>
-        <w:pStyle w:val="BodyText"/>
-        <w:spacing w:before="5" w:after="0"/>
-        <w:rPr>
-          <w:i/>
-        </w:rPr>
-      </w:pPr>
-      <w:r>
-        <w:rPr>
-          <w:i/>
-        </w:rPr>
+          <w:b w:val="false"/>
+          <w:sz w:val="24"/>
+          <w:szCs w:val="24"/>
+        </w:rPr>
+        <w:t xml:space="preserve"> </w:t>
       </w:r>
     </w:p>
     <w:p>
@@ -2035,7 +1960,7 @@
           <w:tab w:val="clear" w:pos="720"/>
           <w:tab w:val="left" w:pos="666" w:leader="none"/>
         </w:tabs>
-        <w:spacing w:lineRule="exact" w:line="274" w:before="0" w:after="0"/>
+        <w:spacing w:lineRule="auto" w:line="240" w:before="0" w:after="0"/>
         <w:ind w:hanging="306" w:start="666" w:end="0"/>
         <w:jc w:val="start"/>
         <w:rPr/>
@@ -2206,21 +2131,20 @@
         <w:spacing w:lineRule="auto" w:line="240" w:before="0" w:after="0"/>
         <w:ind w:hanging="1" w:start="360" w:end="354"/>
         <w:jc w:val="start"/>
+        <w:rPr/>
+      </w:pPr>
+      <w:r>
         <w:rPr>
           <w:b/>
           <w:sz w:val="24"/>
-        </w:rPr>
-      </w:pPr>
-      <w:r>
-        <w:rPr>
-          <w:b/>
-          <w:sz w:val="24"/>
+          <w:szCs w:val="24"/>
         </w:rPr>
         <w:t>Đơn vị cung cấp dịch vụ viễn thông</w:t>
       </w:r>
       <w:r>
         <w:rPr>
           <w:sz w:val="24"/>
+          <w:szCs w:val="24"/>
         </w:rPr>
         <w:t>: CÔNG TY CỔ PHẦN VIỄN THÔNG DI ĐỘNG VIETNAMOBILE Giấy chứng nhận đăng ký doanh nghiệp: 0107429715 do Sở Kế hoạch và Đầu tư Thành phố Hà Nội (nay là Sở Tài chính Thành phố Hà Nội) cấp lần đầu ngày 12/5/2016</w:t>
       </w:r>
@@ -2228,94 +2152,98 @@
     <w:p>
       <w:pPr>
         <w:pStyle w:val="Normal"/>
-        <w:spacing w:before="0" w:after="0"/>
+        <w:spacing w:lineRule="auto" w:line="240" w:before="0" w:after="0"/>
         <w:ind w:hanging="0" w:start="361" w:end="0"/>
         <w:jc w:val="start"/>
-        <w:rPr>
-          <w:sz w:val="24"/>
-        </w:rPr>
-      </w:pPr>
-      <w:r>
-        <w:rPr>
-          <w:sz w:val="24"/>
+        <w:rPr/>
+      </w:pPr>
+      <w:r>
+        <w:rPr>
+          <w:sz w:val="24"/>
+          <w:szCs w:val="24"/>
         </w:rPr>
         <w:t xml:space="preserve">Địa chỉ: </w:t>
       </w:r>
       <w:r>
         <w:rPr>
-          <w:b/>
-          <w:sz w:val="26"/>
+          <w:rFonts w:eastAsia="JetBrainsMono NF ExtraBold" w:cs="JetBrainsMono NF ExtraBold" w:ascii="JetBrainsMono NF ExtraBold" w:hAnsi="JetBrainsMono NF ExtraBold"/>
+          <w:b w:val="false"/>
+          <w:sz w:val="24"/>
+          <w:szCs w:val="24"/>
         </w:rPr>
         <w:t>{{ shop_address }}</w:t>
       </w:r>
       <w:r>
         <w:rPr>
-          <w:b w:val="0"/>
-          <w:sz w:val="24"/>
-        </w:rPr>
-        <w:t xml:space="preserve"> .....</w:t>
+          <w:b w:val="false"/>
+          <w:sz w:val="24"/>
+          <w:szCs w:val="24"/>
+        </w:rPr>
+        <w:t xml:space="preserve"> </w:t>
       </w:r>
     </w:p>
     <w:p>
       <w:pPr>
         <w:pStyle w:val="Normal"/>
-        <w:spacing w:before="0" w:after="0"/>
+        <w:spacing w:lineRule="auto" w:line="240" w:before="0" w:after="0"/>
         <w:ind w:hanging="0" w:start="361" w:end="0"/>
         <w:jc w:val="start"/>
-        <w:rPr>
-          <w:sz w:val="24"/>
-        </w:rPr>
-      </w:pPr>
-      <w:r>
-        <w:rPr>
-          <w:sz w:val="24"/>
+        <w:rPr/>
+      </w:pPr>
+      <w:r>
+        <w:rPr>
+          <w:sz w:val="24"/>
+          <w:szCs w:val="24"/>
         </w:rPr>
         <w:t xml:space="preserve">Người đại diện: </w:t>
       </w:r>
       <w:r>
         <w:rPr>
-          <w:b/>
-          <w:sz w:val="26"/>
+          <w:rFonts w:eastAsia="JetBrainsMono NF ExtraBold" w:cs="JetBrainsMono NF ExtraBold" w:ascii="JetBrainsMono NF ExtraBold" w:hAnsi="JetBrainsMono NF ExtraBold"/>
+          <w:b w:val="false"/>
+          <w:sz w:val="24"/>
+          <w:szCs w:val="24"/>
         </w:rPr>
         <w:t>{{ provider_representative }}</w:t>
       </w:r>
       <w:r>
         <w:rPr>
-          <w:b w:val="0"/>
-          <w:sz w:val="24"/>
-        </w:rPr>
-        <w:t xml:space="preserve"> .....</w:t>
-      </w:r>
-      <w:r>
-        <w:rPr>
-          <w:b w:val="0"/>
-          <w:sz w:val="24"/>
-        </w:rPr>
-        <w:t xml:space="preserve">    Chức vụ: </w:t>
-      </w:r>
-      <w:r>
-        <w:rPr>
-          <w:b/>
-          <w:sz w:val="26"/>
+          <w:b w:val="false"/>
+          <w:sz w:val="24"/>
+          <w:szCs w:val="24"/>
+        </w:rPr>
+        <w:t xml:space="preserve">      Chức vụ: </w:t>
+      </w:r>
+      <w:r>
+        <w:rPr>
+          <w:rFonts w:eastAsia="JetBrainsMono NF ExtraBold" w:cs="JetBrainsMono NF ExtraBold" w:ascii="JetBrainsMono NF ExtraBold" w:hAnsi="JetBrainsMono NF ExtraBold"/>
+          <w:b w:val="false"/>
+          <w:sz w:val="24"/>
+          <w:szCs w:val="24"/>
         </w:rPr>
         <w:t>{{ provider_position }}</w:t>
       </w:r>
       <w:r>
         <w:rPr>
-          <w:b w:val="0"/>
-          <w:sz w:val="24"/>
-        </w:rPr>
-        <w:t xml:space="preserve"> .....</w:t>
+          <w:b w:val="false"/>
+          <w:sz w:val="24"/>
+          <w:szCs w:val="24"/>
+        </w:rPr>
+        <w:t xml:space="preserve"> </w:t>
       </w:r>
     </w:p>
     <w:p>
       <w:pPr>
         <w:pStyle w:val="BodyText"/>
+        <w:spacing w:lineRule="auto" w:line="240" w:before="0" w:after="0"/>
         <w:ind w:start="361" w:end="0"/>
         <w:rPr/>
       </w:pPr>
       <w:r>
-        <w:rPr/>
+        <w:rPr>
+          <w:sz w:val="24"/>
+          <w:szCs w:val="24"/>
+        </w:rPr>
         <w:t>Điện thoại: (024) 35730123</w:t>
       </w:r>
     </w:p>
@@ -2326,21 +2254,30 @@
           <w:tab w:val="clear" w:pos="720"/>
           <w:tab w:val="left" w:pos="5400" w:leader="none"/>
         </w:tabs>
+        <w:spacing w:lineRule="auto" w:line="240" w:before="0" w:after="0"/>
         <w:ind w:start="361" w:end="0"/>
         <w:rPr/>
       </w:pPr>
       <w:r>
-        <w:rPr/>
+        <w:rPr>
+          <w:sz w:val="24"/>
+          <w:szCs w:val="24"/>
+        </w:rPr>
         <w:t>Thư</w:t>
       </w:r>
       <w:r>
         <w:rPr>
           <w:spacing w:val="-1"/>
-        </w:rPr>
-        <w:t xml:space="preserve"> </w:t>
-      </w:r>
-      <w:r>
-        <w:rPr/>
+          <w:sz w:val="24"/>
+          <w:szCs w:val="24"/>
+        </w:rPr>
+        <w:t xml:space="preserve"> </w:t>
+      </w:r>
+      <w:r>
+        <w:rPr>
+          <w:sz w:val="24"/>
+          <w:szCs w:val="24"/>
+        </w:rPr>
         <w:t xml:space="preserve">điện tử: </w:t>
       </w:r>
       <w:hyperlink r:id="rId8">
@@ -2349,6 +2286,8 @@
             <w:rStyle w:val="Style7"/>
             <w:color w:val="0000FF"/>
             <w:spacing w:val="-2"/>
+            <w:sz w:val="24"/>
+            <w:szCs w:val="24"/>
             <w:u w:val="single" w:color="0000FF"/>
           </w:rPr>
           <w:t>cskh@vietnamobile.com.vn</w:t>
@@ -2357,16 +2296,23 @@
       <w:r>
         <w:rPr>
           <w:color w:val="0000FF"/>
+          <w:sz w:val="24"/>
+          <w:szCs w:val="24"/>
         </w:rPr>
         <w:tab/>
       </w:r>
       <w:r>
-        <w:rPr/>
+        <w:rPr>
+          <w:sz w:val="24"/>
+          <w:szCs w:val="24"/>
+        </w:rPr>
         <w:t>Website:</w:t>
       </w:r>
       <w:r>
         <w:rPr>
           <w:spacing w:val="-1"/>
+          <w:sz w:val="24"/>
+          <w:szCs w:val="24"/>
         </w:rPr>
         <w:t xml:space="preserve"> </w:t>
       </w:r>
@@ -2376,6 +2322,8 @@
             <w:rStyle w:val="Style7"/>
             <w:color w:val="0000FF"/>
             <w:spacing w:val="-2"/>
+            <w:sz w:val="24"/>
+            <w:szCs w:val="24"/>
             <w:u w:val="single" w:color="0000FF"/>
           </w:rPr>
           <w:t>http://www.vietnamobile.com.vn</w:t>
@@ -2385,26 +2333,37 @@
     <w:p>
       <w:pPr>
         <w:pStyle w:val="BodyText"/>
+        <w:spacing w:lineRule="auto" w:line="240" w:before="0" w:after="0"/>
         <w:ind w:start="360" w:end="0"/>
         <w:rPr/>
       </w:pPr>
       <w:r>
-        <w:rPr/>
+        <w:rPr>
+          <w:sz w:val="24"/>
+          <w:szCs w:val="24"/>
+        </w:rPr>
         <w:t>Mã</w:t>
       </w:r>
       <w:r>
         <w:rPr>
           <w:spacing w:val="-1"/>
-        </w:rPr>
-        <w:t xml:space="preserve"> </w:t>
-      </w:r>
-      <w:r>
-        <w:rPr/>
+          <w:sz w:val="24"/>
+          <w:szCs w:val="24"/>
+        </w:rPr>
+        <w:t xml:space="preserve"> </w:t>
+      </w:r>
+      <w:r>
+        <w:rPr>
+          <w:sz w:val="24"/>
+          <w:szCs w:val="24"/>
+        </w:rPr>
         <w:t xml:space="preserve">số thuế: </w:t>
       </w:r>
       <w:r>
         <w:rPr>
           <w:spacing w:val="-2"/>
+          <w:sz w:val="24"/>
+          <w:szCs w:val="24"/>
         </w:rPr>
         <w:t>0107429715</w:t>
       </w:r>
@@ -2423,40 +2382,34 @@
         <w:spacing w:lineRule="auto" w:line="240" w:before="0" w:after="0"/>
         <w:ind w:hanging="240" w:start="600" w:end="0"/>
         <w:jc w:val="start"/>
+        <w:rPr/>
+      </w:pPr>
+      <w:r>
         <w:rPr>
           <w:b/>
           <w:sz w:val="24"/>
-        </w:rPr>
-      </w:pPr>
-      <w:r>
-        <w:rPr>
-          <w:b/>
-          <w:sz w:val="24"/>
+          <w:szCs w:val="24"/>
         </w:rPr>
         <w:t xml:space="preserve">Điểm cung cấp dịch vụ viễn thông: </w:t>
       </w:r>
       <w:r>
         <w:rPr>
+          <w:rFonts w:eastAsia="JetBrainsMono NF ExtraBold" w:cs="JetBrainsMono NF ExtraBold" w:ascii="JetBrainsMono NF ExtraBold" w:hAnsi="JetBrainsMono NF ExtraBold"/>
           <w:b w:val="false"/>
           <w:bCs w:val="false"/>
           <w:sz w:val="24"/>
-        </w:rPr>
-      </w:r>
-      <w:r>
-        <w:rPr>
-          <w:b/>
+          <w:szCs w:val="24"/>
+        </w:rPr>
+        <w:t>{{ service_point_name }}</w:t>
+      </w:r>
+      <w:r>
+        <w:rPr>
+          <w:b w:val="false"/>
           <w:bCs w:val="false"/>
-          <w:sz w:val="26"/>
-        </w:rPr>
-        <w:t>{{ service_point_name }}</w:t>
-      </w:r>
-      <w:r>
-        <w:rPr>
-          <w:b w:val="0"/>
-          <w:bCs w:val="false"/>
-          <w:sz w:val="24"/>
-        </w:rPr>
-        <w:t xml:space="preserve"> .....</w:t>
+          <w:sz w:val="24"/>
+          <w:szCs w:val="24"/>
+        </w:rPr>
+        <w:t xml:space="preserve"> </w:t>
       </w:r>
     </w:p>
     <w:p>
@@ -2473,1114 +2426,31 @@
         <w:spacing w:lineRule="auto" w:line="240" w:before="0" w:after="0"/>
         <w:ind w:hanging="138" w:start="498" w:end="0"/>
         <w:jc w:val="start"/>
-        <w:rPr>
-          <w:sz w:val="24"/>
-        </w:rPr>
-      </w:pPr>
-      <w:r>
-        <w:rPr>
-          <w:sz w:val="24"/>
+        <w:rPr/>
+      </w:pPr>
+      <w:r>
+        <w:rPr>
+          <w:sz w:val="24"/>
+          <w:szCs w:val="24"/>
         </w:rPr>
         <w:t xml:space="preserve">Họ tên nhân viên giao dịch: </w:t>
       </w:r>
       <w:r>
         <w:rPr>
-          <w:b/>
-          <w:sz w:val="26"/>
+          <w:rFonts w:eastAsia="JetBrainsMono NF ExtraBold" w:cs="JetBrainsMono NF ExtraBold" w:ascii="JetBrainsMono NF ExtraBold" w:hAnsi="JetBrainsMono NF ExtraBold"/>
+          <w:b w:val="false"/>
+          <w:sz w:val="24"/>
+          <w:szCs w:val="24"/>
         </w:rPr>
         <w:t>{{ staff_name }}</w:t>
-      </w:r>
-      <w:r>
-        <w:rPr>
-          <w:b w:val="0"/>
-          <w:sz w:val="24"/>
-        </w:rPr>
-        <w:t xml:space="preserve"> .....</w:t>
       </w:r>
     </w:p>
     <w:p>
       <w:pPr>
-        <w:pStyle w:val="BodyText"/>
-        <w:spacing w:before="5" w:after="0"/>
-        <w:rPr>
-          <w:sz w:val="18"/>
-        </w:rPr>
-      </w:pPr>
-      <w:r>
-        <w:rPr>
-          <w:sz w:val="18"/>
-        </w:rPr>
-        <mc:AlternateContent>
-          <mc:Choice Requires="wps">
-            <w:drawing>
-              <wp:anchor distT="0" distB="0" distL="0" distR="0" simplePos="0" relativeHeight="12" behindDoc="1" locked="0" layoutInCell="0" allowOverlap="1">
-                <wp:simplePos x="0" y="0"/>
-                <wp:positionH relativeFrom="page">
-                  <wp:posOffset>457200</wp:posOffset>
-                </wp:positionH>
-                <wp:positionV relativeFrom="paragraph">
-                  <wp:posOffset>150495</wp:posOffset>
-                </wp:positionV>
-                <wp:extent cx="1829435" cy="7620"/>
-                <wp:effectExtent l="0" t="0" r="0" b="0"/>
-                <wp:wrapTopAndBottom/>
-                <wp:docPr id="7" name="Graphic 4"/>
-                <a:graphic xmlns:a="http://schemas.openxmlformats.org/drawingml/2006/main">
-                  <a:graphicData uri="http://schemas.microsoft.com/office/word/2010/wordprocessingShape">
-                    <wps:wsp>
-                      <wps:cNvSpPr/>
-                      <wps:spPr>
-                        <a:xfrm>
-                          <a:off x="0" y="0"/>
-                          <a:ext cx="1829520" cy="7560"/>
-                        </a:xfrm>
-                        <a:custGeom>
-                          <a:avLst/>
-                          <a:gdLst>
-                            <a:gd name="textAreaLeft" fmla="*/ 0 w 1037160"/>
-                            <a:gd name="textAreaRight" fmla="*/ 1039320 w 1037160"/>
-                            <a:gd name="textAreaTop" fmla="*/ 0 h 4320"/>
-                            <a:gd name="textAreaBottom" fmla="*/ 6480 h 4320"/>
-                          </a:gdLst>
-                          <a:ahLst/>
-                          <a:cxnLst/>
-                          <a:rect l="textAreaLeft" t="textAreaTop" r="textAreaRight" b="textAreaBottom"/>
-                          <a:pathLst>
-                            <a:path w="1829435" h="7620">
-                              <a:moveTo>
-                                <a:pt x="1829054" y="0"/>
-                              </a:moveTo>
-                              <a:lnTo>
-                                <a:pt x="0" y="0"/>
-                              </a:lnTo>
-                              <a:lnTo>
-                                <a:pt x="0" y="7619"/>
-                              </a:lnTo>
-                              <a:lnTo>
-                                <a:pt x="1829054" y="7619"/>
-                              </a:lnTo>
-                              <a:lnTo>
-                                <a:pt x="1829054" y="0"/>
-                              </a:lnTo>
-                              <a:close/>
-                            </a:path>
-                          </a:pathLst>
-                        </a:custGeom>
-                        <a:solidFill>
-                          <a:srgbClr val="000000"/>
-                        </a:solidFill>
-                        <a:ln w="0">
-                          <a:noFill/>
-                        </a:ln>
-                      </wps:spPr>
-                      <wps:style>
-                        <a:lnRef idx="0"/>
-                        <a:fillRef idx="0"/>
-                        <a:effectRef idx="0"/>
-                        <a:fontRef idx="minor"/>
-                      </wps:style>
-                      <wps:bodyPr/>
-                    </wps:wsp>
-                  </a:graphicData>
-                </a:graphic>
-              </wp:anchor>
-            </w:drawing>
-          </mc:Choice>
-          <mc:Fallback>
-            <w:pict/>
-          </mc:Fallback>
-        </mc:AlternateContent>
-      </w:r>
-    </w:p>
-    <w:p>
-      <w:pPr>
-        <w:pStyle w:val="Normal"/>
-        <w:spacing w:before="102" w:after="0"/>
-        <w:ind w:hanging="0" w:start="360" w:end="0"/>
-        <w:jc w:val="start"/>
-        <w:rPr>
-          <w:i/>
-          <w:sz w:val="24"/>
-        </w:rPr>
-      </w:pPr>
-      <w:r>
-        <w:rPr>
-          <w:sz w:val="24"/>
-          <w:vertAlign w:val="superscript"/>
-        </w:rPr>
-        <w:t>1</w:t>
-      </w:r>
-      <w:r>
-        <w:rPr>
-          <w:spacing w:val="-18"/>
-          <w:position w:val="0"/>
-          <w:sz w:val="24"/>
-          <w:vertAlign w:val="baseline"/>
-        </w:rPr>
-        <w:t xml:space="preserve"> </w:t>
-      </w:r>
-      <w:r>
-        <w:rPr>
-          <w:i/>
-          <w:position w:val="0"/>
-          <w:sz w:val="24"/>
-          <w:vertAlign w:val="baseline"/>
-        </w:rPr>
-        <w:t>Số</w:t>
-      </w:r>
-      <w:r>
-        <w:rPr>
-          <w:i/>
-          <w:spacing w:val="-4"/>
-          <w:position w:val="0"/>
-          <w:sz w:val="24"/>
-          <w:vertAlign w:val="baseline"/>
-        </w:rPr>
-        <w:t xml:space="preserve"> </w:t>
-      </w:r>
-      <w:r>
-        <w:rPr>
-          <w:i/>
-          <w:position w:val="0"/>
-          <w:sz w:val="24"/>
-          <w:vertAlign w:val="baseline"/>
-        </w:rPr>
-        <w:t>Quyết</w:t>
-      </w:r>
-      <w:r>
-        <w:rPr>
-          <w:i/>
-          <w:spacing w:val="-2"/>
-          <w:position w:val="0"/>
-          <w:sz w:val="24"/>
-          <w:vertAlign w:val="baseline"/>
-        </w:rPr>
-        <w:t xml:space="preserve"> </w:t>
-      </w:r>
-      <w:r>
-        <w:rPr>
-          <w:i/>
-          <w:position w:val="0"/>
-          <w:sz w:val="24"/>
-          <w:vertAlign w:val="baseline"/>
-        </w:rPr>
-        <w:t>định</w:t>
-      </w:r>
-      <w:r>
-        <w:rPr>
-          <w:i/>
-          <w:spacing w:val="-2"/>
-          <w:position w:val="0"/>
-          <w:sz w:val="24"/>
-          <w:vertAlign w:val="baseline"/>
-        </w:rPr>
-        <w:t xml:space="preserve"> </w:t>
-      </w:r>
-      <w:r>
-        <w:rPr>
-          <w:i/>
-          <w:position w:val="0"/>
-          <w:sz w:val="24"/>
-          <w:vertAlign w:val="baseline"/>
-        </w:rPr>
-        <w:t>thành</w:t>
-      </w:r>
-      <w:r>
-        <w:rPr>
-          <w:i/>
-          <w:spacing w:val="-2"/>
-          <w:position w:val="0"/>
-          <w:sz w:val="24"/>
-          <w:vertAlign w:val="baseline"/>
-        </w:rPr>
-        <w:t xml:space="preserve"> </w:t>
-      </w:r>
-      <w:r>
-        <w:rPr>
-          <w:i/>
-          <w:position w:val="0"/>
-          <w:sz w:val="24"/>
-          <w:vertAlign w:val="baseline"/>
-        </w:rPr>
-        <w:t>lập/Giấy</w:t>
-      </w:r>
-      <w:r>
-        <w:rPr>
-          <w:i/>
-          <w:spacing w:val="-2"/>
-          <w:position w:val="0"/>
-          <w:sz w:val="24"/>
-          <w:vertAlign w:val="baseline"/>
-        </w:rPr>
-        <w:t xml:space="preserve"> </w:t>
-      </w:r>
-      <w:r>
-        <w:rPr>
-          <w:i/>
-          <w:position w:val="0"/>
-          <w:sz w:val="24"/>
-          <w:vertAlign w:val="baseline"/>
-        </w:rPr>
-        <w:t>chứng</w:t>
-      </w:r>
-      <w:r>
-        <w:rPr>
-          <w:i/>
-          <w:spacing w:val="-2"/>
-          <w:position w:val="0"/>
-          <w:sz w:val="24"/>
-          <w:vertAlign w:val="baseline"/>
-        </w:rPr>
-        <w:t xml:space="preserve"> </w:t>
-      </w:r>
-      <w:r>
-        <w:rPr>
-          <w:i/>
-          <w:position w:val="0"/>
-          <w:sz w:val="24"/>
-          <w:vertAlign w:val="baseline"/>
-        </w:rPr>
-        <w:t>nhận</w:t>
-      </w:r>
-      <w:r>
-        <w:rPr>
-          <w:i/>
-          <w:spacing w:val="-2"/>
-          <w:position w:val="0"/>
-          <w:sz w:val="24"/>
-          <w:vertAlign w:val="baseline"/>
-        </w:rPr>
-        <w:t xml:space="preserve"> </w:t>
-      </w:r>
-      <w:r>
-        <w:rPr>
-          <w:i/>
-          <w:position w:val="0"/>
-          <w:sz w:val="24"/>
-          <w:vertAlign w:val="baseline"/>
-        </w:rPr>
-        <w:t>đăng</w:t>
-      </w:r>
-      <w:r>
-        <w:rPr>
-          <w:i/>
-          <w:spacing w:val="-2"/>
-          <w:position w:val="0"/>
-          <w:sz w:val="24"/>
-          <w:vertAlign w:val="baseline"/>
-        </w:rPr>
-        <w:t xml:space="preserve"> </w:t>
-      </w:r>
-      <w:r>
-        <w:rPr>
-          <w:i/>
-          <w:position w:val="0"/>
-          <w:sz w:val="24"/>
-          <w:vertAlign w:val="baseline"/>
-        </w:rPr>
-        <w:t>ký</w:t>
-      </w:r>
-      <w:r>
-        <w:rPr>
-          <w:i/>
-          <w:spacing w:val="-3"/>
-          <w:position w:val="0"/>
-          <w:sz w:val="24"/>
-          <w:vertAlign w:val="baseline"/>
-        </w:rPr>
-        <w:t xml:space="preserve"> </w:t>
-      </w:r>
-      <w:r>
-        <w:rPr>
-          <w:i/>
-          <w:position w:val="0"/>
-          <w:sz w:val="24"/>
-          <w:vertAlign w:val="baseline"/>
-        </w:rPr>
-        <w:t>kinh</w:t>
-      </w:r>
-      <w:r>
-        <w:rPr>
-          <w:i/>
-          <w:spacing w:val="-2"/>
-          <w:position w:val="0"/>
-          <w:sz w:val="24"/>
-          <w:vertAlign w:val="baseline"/>
-        </w:rPr>
-        <w:t xml:space="preserve"> </w:t>
-      </w:r>
-      <w:r>
-        <w:rPr>
-          <w:i/>
-          <w:position w:val="0"/>
-          <w:sz w:val="24"/>
-          <w:vertAlign w:val="baseline"/>
-        </w:rPr>
-        <w:t>doanh</w:t>
-      </w:r>
-      <w:r>
-        <w:rPr>
-          <w:i/>
-          <w:spacing w:val="-2"/>
-          <w:position w:val="0"/>
-          <w:sz w:val="24"/>
-          <w:vertAlign w:val="baseline"/>
-        </w:rPr>
-        <w:t xml:space="preserve"> </w:t>
-      </w:r>
-      <w:r>
-        <w:rPr>
-          <w:i/>
-          <w:position w:val="0"/>
-          <w:sz w:val="24"/>
-          <w:vertAlign w:val="baseline"/>
-        </w:rPr>
-        <w:t>và</w:t>
-      </w:r>
-      <w:r>
-        <w:rPr>
-          <w:i/>
-          <w:spacing w:val="-2"/>
-          <w:position w:val="0"/>
-          <w:sz w:val="24"/>
-          <w:vertAlign w:val="baseline"/>
-        </w:rPr>
-        <w:t xml:space="preserve"> </w:t>
-      </w:r>
-      <w:r>
-        <w:rPr>
-          <w:i/>
-          <w:position w:val="0"/>
-          <w:sz w:val="24"/>
-          <w:vertAlign w:val="baseline"/>
-        </w:rPr>
-        <w:t>đăng</w:t>
-      </w:r>
-      <w:r>
-        <w:rPr>
-          <w:i/>
-          <w:spacing w:val="-2"/>
-          <w:position w:val="0"/>
-          <w:sz w:val="24"/>
-          <w:vertAlign w:val="baseline"/>
-        </w:rPr>
-        <w:t xml:space="preserve"> </w:t>
-      </w:r>
-      <w:r>
-        <w:rPr>
-          <w:i/>
-          <w:position w:val="0"/>
-          <w:sz w:val="24"/>
-          <w:vertAlign w:val="baseline"/>
-        </w:rPr>
-        <w:t>ký</w:t>
-      </w:r>
-      <w:r>
-        <w:rPr>
-          <w:i/>
-          <w:spacing w:val="-1"/>
-          <w:position w:val="0"/>
-          <w:sz w:val="24"/>
-          <w:vertAlign w:val="baseline"/>
-        </w:rPr>
-        <w:t xml:space="preserve"> </w:t>
-      </w:r>
-      <w:r>
-        <w:rPr>
-          <w:i/>
-          <w:position w:val="0"/>
-          <w:sz w:val="24"/>
-          <w:vertAlign w:val="baseline"/>
-        </w:rPr>
-        <w:t>đầu</w:t>
-      </w:r>
-      <w:r>
-        <w:rPr>
-          <w:i/>
-          <w:spacing w:val="-2"/>
-          <w:position w:val="0"/>
-          <w:sz w:val="24"/>
-          <w:vertAlign w:val="baseline"/>
-        </w:rPr>
-        <w:t xml:space="preserve"> </w:t>
-      </w:r>
-      <w:r>
-        <w:rPr>
-          <w:i/>
-          <w:position w:val="0"/>
-          <w:sz w:val="24"/>
-          <w:vertAlign w:val="baseline"/>
-        </w:rPr>
-        <w:t>tư/Giấy</w:t>
-      </w:r>
-      <w:r>
-        <w:rPr>
-          <w:i/>
-          <w:spacing w:val="-2"/>
-          <w:position w:val="0"/>
-          <w:sz w:val="24"/>
-          <w:vertAlign w:val="baseline"/>
-        </w:rPr>
-        <w:t xml:space="preserve"> </w:t>
-      </w:r>
-      <w:r>
-        <w:rPr>
-          <w:i/>
-          <w:position w:val="0"/>
-          <w:sz w:val="24"/>
-          <w:vertAlign w:val="baseline"/>
-        </w:rPr>
-        <w:t>phép</w:t>
-      </w:r>
-      <w:r>
-        <w:rPr>
-          <w:i/>
-          <w:spacing w:val="-2"/>
-          <w:position w:val="0"/>
-          <w:sz w:val="24"/>
-          <w:vertAlign w:val="baseline"/>
-        </w:rPr>
-        <w:t xml:space="preserve"> </w:t>
-      </w:r>
-      <w:r>
-        <w:rPr>
-          <w:i/>
-          <w:position w:val="0"/>
-          <w:sz w:val="24"/>
-          <w:vertAlign w:val="baseline"/>
-        </w:rPr>
-        <w:t>kinh</w:t>
-      </w:r>
-      <w:r>
-        <w:rPr>
-          <w:i/>
-          <w:spacing w:val="-2"/>
-          <w:position w:val="0"/>
-          <w:sz w:val="24"/>
-          <w:vertAlign w:val="baseline"/>
-        </w:rPr>
-        <w:t xml:space="preserve"> </w:t>
-      </w:r>
-      <w:r>
-        <w:rPr>
-          <w:i/>
-          <w:position w:val="0"/>
-          <w:sz w:val="24"/>
-          <w:vertAlign w:val="baseline"/>
-        </w:rPr>
-        <w:t>doanh/Giấy chứng nhận đăng ký doanh nghiệp hoặc giấy tờ chứng minh pháp nhân khác.</w:t>
-      </w:r>
-    </w:p>
-    <w:p>
-      <w:pPr>
-        <w:pStyle w:val="Normal"/>
-        <w:spacing w:before="0" w:after="0"/>
-        <w:ind w:hanging="0" w:start="359" w:end="0"/>
-        <w:jc w:val="start"/>
-        <w:rPr>
-          <w:i/>
-          <w:sz w:val="24"/>
-        </w:rPr>
-      </w:pPr>
-      <w:r>
-        <w:rPr>
-          <w:sz w:val="24"/>
-          <w:vertAlign w:val="superscript"/>
-        </w:rPr>
-        <w:t>2</w:t>
-      </w:r>
-      <w:r>
-        <w:rPr>
-          <w:spacing w:val="-18"/>
-          <w:position w:val="0"/>
-          <w:sz w:val="24"/>
-          <w:vertAlign w:val="baseline"/>
-        </w:rPr>
-        <w:t xml:space="preserve"> </w:t>
-      </w:r>
-      <w:r>
-        <w:rPr>
-          <w:i/>
-          <w:position w:val="0"/>
-          <w:sz w:val="24"/>
-          <w:vertAlign w:val="baseline"/>
-        </w:rPr>
-        <w:t>Địa</w:t>
-      </w:r>
-      <w:r>
-        <w:rPr>
-          <w:i/>
-          <w:spacing w:val="-1"/>
-          <w:position w:val="0"/>
-          <w:sz w:val="24"/>
-          <w:vertAlign w:val="baseline"/>
-        </w:rPr>
-        <w:t xml:space="preserve"> </w:t>
-      </w:r>
-      <w:r>
-        <w:rPr>
-          <w:i/>
-          <w:position w:val="0"/>
-          <w:sz w:val="24"/>
-          <w:vertAlign w:val="baseline"/>
-        </w:rPr>
-        <w:t>chỉ trên giấy tờ</w:t>
-      </w:r>
-      <w:r>
-        <w:rPr>
-          <w:i/>
-          <w:spacing w:val="-1"/>
-          <w:position w:val="0"/>
-          <w:sz w:val="24"/>
-          <w:vertAlign w:val="baseline"/>
-        </w:rPr>
-        <w:t xml:space="preserve"> </w:t>
-      </w:r>
-      <w:r>
-        <w:rPr>
-          <w:i/>
-          <w:position w:val="0"/>
-          <w:sz w:val="24"/>
-          <w:vertAlign w:val="baseline"/>
-        </w:rPr>
-        <w:t>để</w:t>
-      </w:r>
-      <w:r>
-        <w:rPr>
-          <w:i/>
-          <w:spacing w:val="-1"/>
-          <w:position w:val="0"/>
-          <w:sz w:val="24"/>
-          <w:vertAlign w:val="baseline"/>
-        </w:rPr>
-        <w:t xml:space="preserve"> </w:t>
-      </w:r>
-      <w:r>
-        <w:rPr>
-          <w:i/>
-          <w:position w:val="0"/>
-          <w:sz w:val="24"/>
-          <w:vertAlign w:val="baseline"/>
-        </w:rPr>
-        <w:t>đăng ký</w:t>
-      </w:r>
-      <w:r>
-        <w:rPr>
-          <w:i/>
-          <w:spacing w:val="-1"/>
-          <w:position w:val="0"/>
-          <w:sz w:val="24"/>
-          <w:vertAlign w:val="baseline"/>
-        </w:rPr>
-        <w:t xml:space="preserve"> </w:t>
-      </w:r>
-      <w:r>
-        <w:rPr>
-          <w:i/>
-          <w:position w:val="0"/>
-          <w:sz w:val="24"/>
-          <w:vertAlign w:val="baseline"/>
-        </w:rPr>
-        <w:t>thông</w:t>
-      </w:r>
-      <w:r>
-        <w:rPr>
-          <w:i/>
-          <w:spacing w:val="1"/>
-          <w:position w:val="0"/>
-          <w:sz w:val="24"/>
-          <w:vertAlign w:val="baseline"/>
-        </w:rPr>
-        <w:t xml:space="preserve"> </w:t>
-      </w:r>
-      <w:r>
-        <w:rPr>
-          <w:i/>
-          <w:position w:val="0"/>
-          <w:sz w:val="24"/>
-          <w:vertAlign w:val="baseline"/>
-        </w:rPr>
-        <w:t xml:space="preserve">tin thuê </w:t>
-      </w:r>
-      <w:r>
-        <w:rPr>
-          <w:i/>
-          <w:spacing w:val="-4"/>
-          <w:position w:val="0"/>
-          <w:sz w:val="24"/>
-          <w:vertAlign w:val="baseline"/>
-        </w:rPr>
-        <w:t>bao.</w:t>
-      </w:r>
-    </w:p>
-    <w:p>
-      <w:pPr>
-        <w:pStyle w:val="Normal"/>
-        <w:spacing w:before="0" w:after="0"/>
-        <w:ind w:hanging="0" w:start="359" w:end="119"/>
-        <w:jc w:val="start"/>
-        <w:rPr>
-          <w:i/>
-          <w:sz w:val="24"/>
-        </w:rPr>
-      </w:pPr>
-      <w:r>
-        <w:rPr>
-          <w:sz w:val="24"/>
-          <w:vertAlign w:val="superscript"/>
-        </w:rPr>
-        <w:t>3</w:t>
-      </w:r>
-      <w:r>
-        <w:rPr>
-          <w:i/>
-          <w:position w:val="0"/>
-          <w:sz w:val="24"/>
-          <w:vertAlign w:val="baseline"/>
-        </w:rPr>
-        <w:t>Các</w:t>
-      </w:r>
-      <w:r>
-        <w:rPr>
-          <w:i/>
-          <w:spacing w:val="-3"/>
-          <w:position w:val="0"/>
-          <w:sz w:val="24"/>
-          <w:vertAlign w:val="baseline"/>
-        </w:rPr>
-        <w:t xml:space="preserve"> </w:t>
-      </w:r>
-      <w:r>
-        <w:rPr>
-          <w:i/>
-          <w:position w:val="0"/>
-          <w:sz w:val="24"/>
-          <w:vertAlign w:val="baseline"/>
-        </w:rPr>
-        <w:t>nội</w:t>
-      </w:r>
-      <w:r>
-        <w:rPr>
-          <w:i/>
-          <w:spacing w:val="-2"/>
-          <w:position w:val="0"/>
-          <w:sz w:val="24"/>
-          <w:vertAlign w:val="baseline"/>
-        </w:rPr>
-        <w:t xml:space="preserve"> </w:t>
-      </w:r>
-      <w:r>
-        <w:rPr>
-          <w:i/>
-          <w:position w:val="0"/>
-          <w:sz w:val="24"/>
-          <w:vertAlign w:val="baseline"/>
-        </w:rPr>
-        <w:t>dung</w:t>
-      </w:r>
-      <w:r>
-        <w:rPr>
-          <w:i/>
-          <w:spacing w:val="-2"/>
-          <w:position w:val="0"/>
-          <w:sz w:val="24"/>
-          <w:vertAlign w:val="baseline"/>
-        </w:rPr>
-        <w:t xml:space="preserve"> </w:t>
-      </w:r>
-      <w:r>
-        <w:rPr>
-          <w:i/>
-          <w:position w:val="0"/>
-          <w:sz w:val="24"/>
-          <w:vertAlign w:val="baseline"/>
-        </w:rPr>
-        <w:t>bỏ</w:t>
-      </w:r>
-      <w:r>
-        <w:rPr>
-          <w:i/>
-          <w:spacing w:val="-2"/>
-          <w:position w:val="0"/>
-          <w:sz w:val="24"/>
-          <w:vertAlign w:val="baseline"/>
-        </w:rPr>
-        <w:t xml:space="preserve"> </w:t>
-      </w:r>
-      <w:r>
-        <w:rPr>
-          <w:i/>
-          <w:position w:val="0"/>
-          <w:sz w:val="24"/>
-          <w:vertAlign w:val="baseline"/>
-        </w:rPr>
-        <w:t>trống</w:t>
-      </w:r>
-      <w:r>
-        <w:rPr>
-          <w:i/>
-          <w:spacing w:val="-2"/>
-          <w:position w:val="0"/>
-          <w:sz w:val="24"/>
-          <w:vertAlign w:val="baseline"/>
-        </w:rPr>
-        <w:t xml:space="preserve"> </w:t>
-      </w:r>
-      <w:r>
-        <w:rPr>
-          <w:i/>
-          <w:position w:val="0"/>
-          <w:sz w:val="24"/>
-          <w:vertAlign w:val="baseline"/>
-        </w:rPr>
-        <w:t>tại</w:t>
-      </w:r>
-      <w:r>
-        <w:rPr>
-          <w:i/>
-          <w:spacing w:val="-1"/>
-          <w:position w:val="0"/>
-          <w:sz w:val="24"/>
-          <w:vertAlign w:val="baseline"/>
-        </w:rPr>
-        <w:t xml:space="preserve"> </w:t>
-      </w:r>
-      <w:r>
-        <w:rPr>
-          <w:i/>
-          <w:position w:val="0"/>
-          <w:sz w:val="24"/>
-          <w:vertAlign w:val="baseline"/>
-        </w:rPr>
-        <w:t>phần</w:t>
-      </w:r>
-      <w:r>
-        <w:rPr>
-          <w:i/>
-          <w:spacing w:val="-2"/>
-          <w:position w:val="0"/>
-          <w:sz w:val="24"/>
-          <w:vertAlign w:val="baseline"/>
-        </w:rPr>
-        <w:t xml:space="preserve"> </w:t>
-      </w:r>
-      <w:r>
-        <w:rPr>
-          <w:i/>
-          <w:position w:val="0"/>
-          <w:sz w:val="24"/>
-          <w:vertAlign w:val="baseline"/>
-        </w:rPr>
-        <w:t>này</w:t>
-      </w:r>
-      <w:r>
-        <w:rPr>
-          <w:i/>
-          <w:spacing w:val="-3"/>
-          <w:position w:val="0"/>
-          <w:sz w:val="24"/>
-          <w:vertAlign w:val="baseline"/>
-        </w:rPr>
-        <w:t xml:space="preserve"> </w:t>
-      </w:r>
-      <w:r>
-        <w:rPr>
-          <w:i/>
-          <w:position w:val="0"/>
-          <w:sz w:val="24"/>
-          <w:vertAlign w:val="baseline"/>
-        </w:rPr>
-        <w:t>do</w:t>
-      </w:r>
-      <w:r>
-        <w:rPr>
-          <w:i/>
-          <w:spacing w:val="-2"/>
-          <w:position w:val="0"/>
-          <w:sz w:val="24"/>
-          <w:vertAlign w:val="baseline"/>
-        </w:rPr>
-        <w:t xml:space="preserve"> </w:t>
-      </w:r>
-      <w:r>
-        <w:rPr>
-          <w:i/>
-          <w:position w:val="0"/>
-          <w:sz w:val="24"/>
-          <w:vertAlign w:val="baseline"/>
-        </w:rPr>
-        <w:t>hai</w:t>
-      </w:r>
-      <w:r>
-        <w:rPr>
-          <w:i/>
-          <w:spacing w:val="-2"/>
-          <w:position w:val="0"/>
-          <w:sz w:val="24"/>
-          <w:vertAlign w:val="baseline"/>
-        </w:rPr>
-        <w:t xml:space="preserve"> </w:t>
-      </w:r>
-      <w:r>
-        <w:rPr>
-          <w:i/>
-          <w:position w:val="0"/>
-          <w:sz w:val="24"/>
-          <w:vertAlign w:val="baseline"/>
-        </w:rPr>
-        <w:t>bên</w:t>
-      </w:r>
-      <w:r>
-        <w:rPr>
-          <w:i/>
-          <w:spacing w:val="-2"/>
-          <w:position w:val="0"/>
-          <w:sz w:val="24"/>
-          <w:vertAlign w:val="baseline"/>
-        </w:rPr>
-        <w:t xml:space="preserve"> </w:t>
-      </w:r>
-      <w:r>
-        <w:rPr>
-          <w:i/>
-          <w:position w:val="0"/>
-          <w:sz w:val="24"/>
-          <w:vertAlign w:val="baseline"/>
-        </w:rPr>
-        <w:t>thỏa</w:t>
-      </w:r>
-      <w:r>
-        <w:rPr>
-          <w:i/>
-          <w:spacing w:val="-2"/>
-          <w:position w:val="0"/>
-          <w:sz w:val="24"/>
-          <w:vertAlign w:val="baseline"/>
-        </w:rPr>
-        <w:t xml:space="preserve"> </w:t>
-      </w:r>
-      <w:r>
-        <w:rPr>
-          <w:i/>
-          <w:position w:val="0"/>
-          <w:sz w:val="24"/>
-          <w:vertAlign w:val="baseline"/>
-        </w:rPr>
-        <w:t>thuận</w:t>
-      </w:r>
-      <w:r>
-        <w:rPr>
-          <w:i/>
-          <w:spacing w:val="-2"/>
-          <w:position w:val="0"/>
-          <w:sz w:val="24"/>
-          <w:vertAlign w:val="baseline"/>
-        </w:rPr>
-        <w:t xml:space="preserve"> </w:t>
-      </w:r>
-      <w:r>
-        <w:rPr>
-          <w:i/>
-          <w:position w:val="0"/>
-          <w:sz w:val="24"/>
-          <w:vertAlign w:val="baseline"/>
-        </w:rPr>
-        <w:t>điền</w:t>
-      </w:r>
-      <w:r>
-        <w:rPr>
-          <w:i/>
-          <w:spacing w:val="-2"/>
-          <w:position w:val="0"/>
-          <w:sz w:val="24"/>
-          <w:vertAlign w:val="baseline"/>
-        </w:rPr>
-        <w:t xml:space="preserve"> </w:t>
-      </w:r>
-      <w:r>
-        <w:rPr>
-          <w:i/>
-          <w:position w:val="0"/>
-          <w:sz w:val="24"/>
-          <w:vertAlign w:val="baseline"/>
-        </w:rPr>
-        <w:t>cụ</w:t>
-      </w:r>
-      <w:r>
-        <w:rPr>
-          <w:i/>
-          <w:spacing w:val="-2"/>
-          <w:position w:val="0"/>
-          <w:sz w:val="24"/>
-          <w:vertAlign w:val="baseline"/>
-        </w:rPr>
-        <w:t xml:space="preserve"> </w:t>
-      </w:r>
-      <w:r>
-        <w:rPr>
-          <w:i/>
-          <w:position w:val="0"/>
-          <w:sz w:val="24"/>
-          <w:vertAlign w:val="baseline"/>
-        </w:rPr>
-        <w:t>thể</w:t>
-      </w:r>
-      <w:r>
-        <w:rPr>
-          <w:i/>
-          <w:spacing w:val="-2"/>
-          <w:position w:val="0"/>
-          <w:sz w:val="24"/>
-          <w:vertAlign w:val="baseline"/>
-        </w:rPr>
-        <w:t xml:space="preserve"> </w:t>
-      </w:r>
-      <w:r>
-        <w:rPr>
-          <w:i/>
-          <w:position w:val="0"/>
-          <w:sz w:val="24"/>
-          <w:vertAlign w:val="baseline"/>
-        </w:rPr>
-        <w:t>khi ký</w:t>
-      </w:r>
-      <w:r>
-        <w:rPr>
-          <w:i/>
-          <w:spacing w:val="-3"/>
-          <w:position w:val="0"/>
-          <w:sz w:val="24"/>
-          <w:vertAlign w:val="baseline"/>
-        </w:rPr>
-        <w:t xml:space="preserve"> </w:t>
-      </w:r>
-      <w:r>
-        <w:rPr>
-          <w:i/>
-          <w:position w:val="0"/>
-          <w:sz w:val="24"/>
-          <w:vertAlign w:val="baseline"/>
-        </w:rPr>
-        <w:t>kết</w:t>
-      </w:r>
-      <w:r>
-        <w:rPr>
-          <w:i/>
-          <w:spacing w:val="-2"/>
-          <w:position w:val="0"/>
-          <w:sz w:val="24"/>
-          <w:vertAlign w:val="baseline"/>
-        </w:rPr>
-        <w:t xml:space="preserve"> </w:t>
-      </w:r>
-      <w:r>
-        <w:rPr>
-          <w:i/>
-          <w:position w:val="0"/>
-          <w:sz w:val="24"/>
-          <w:vertAlign w:val="baseline"/>
-        </w:rPr>
-        <w:t>Hợp</w:t>
-      </w:r>
-      <w:r>
-        <w:rPr>
-          <w:i/>
-          <w:spacing w:val="-2"/>
-          <w:position w:val="0"/>
-          <w:sz w:val="24"/>
-          <w:vertAlign w:val="baseline"/>
-        </w:rPr>
-        <w:t xml:space="preserve"> </w:t>
-      </w:r>
-      <w:r>
-        <w:rPr>
-          <w:i/>
-          <w:position w:val="0"/>
-          <w:sz w:val="24"/>
-          <w:vertAlign w:val="baseline"/>
-        </w:rPr>
-        <w:t>đồng</w:t>
-      </w:r>
-      <w:r>
-        <w:rPr>
-          <w:i/>
-          <w:spacing w:val="-2"/>
-          <w:position w:val="0"/>
-          <w:sz w:val="24"/>
-          <w:vertAlign w:val="baseline"/>
-        </w:rPr>
-        <w:t xml:space="preserve"> </w:t>
-      </w:r>
-      <w:r>
-        <w:rPr>
-          <w:i/>
-          <w:position w:val="0"/>
-          <w:sz w:val="24"/>
-          <w:vertAlign w:val="baseline"/>
-        </w:rPr>
-        <w:t>và</w:t>
-      </w:r>
-      <w:r>
-        <w:rPr>
-          <w:i/>
-          <w:spacing w:val="-2"/>
-          <w:position w:val="0"/>
-          <w:sz w:val="24"/>
-          <w:vertAlign w:val="baseline"/>
-        </w:rPr>
-        <w:t xml:space="preserve"> </w:t>
-      </w:r>
-      <w:r>
-        <w:rPr>
-          <w:i/>
-          <w:position w:val="0"/>
-          <w:sz w:val="24"/>
-          <w:vertAlign w:val="baseline"/>
-        </w:rPr>
-        <w:t>phù hợp</w:t>
-      </w:r>
-      <w:r>
-        <w:rPr>
-          <w:i/>
-          <w:spacing w:val="-2"/>
-          <w:position w:val="0"/>
-          <w:sz w:val="24"/>
-          <w:vertAlign w:val="baseline"/>
-        </w:rPr>
-        <w:t xml:space="preserve"> </w:t>
-      </w:r>
-      <w:r>
-        <w:rPr>
-          <w:i/>
-          <w:position w:val="0"/>
-          <w:sz w:val="24"/>
-          <w:vertAlign w:val="baseline"/>
-        </w:rPr>
-        <w:t>với</w:t>
-      </w:r>
-      <w:r>
-        <w:rPr>
-          <w:i/>
-          <w:spacing w:val="-2"/>
-          <w:position w:val="0"/>
-          <w:sz w:val="24"/>
-          <w:vertAlign w:val="baseline"/>
-        </w:rPr>
-        <w:t xml:space="preserve"> </w:t>
-      </w:r>
-      <w:r>
-        <w:rPr>
-          <w:i/>
-          <w:position w:val="0"/>
-          <w:sz w:val="24"/>
-          <w:vertAlign w:val="baseline"/>
-        </w:rPr>
-        <w:t>quy định của pháp luật.</w:t>
-      </w:r>
-    </w:p>
-    <w:p>
-      <w:pPr>
         <w:sectPr>
+          <w:footnotePr>
+            <w:numFmt w:val="decimal"/>
+          </w:footnotePr>
           <w:type w:val="continuous"/>
           <w:pgSz w:w="12240" w:h="15840"/>
           <w:pgMar w:left="360" w:right="360" w:gutter="0" w:header="0" w:top="1120" w:footer="539" w:bottom="720"/>
@@ -3594,39 +2464,40 @@
       <w:pPr>
         <w:pStyle w:val="ListParagraph"/>
         <w:numPr>
-          <w:ilvl w:val="2"/>
-          <w:numId w:val="3"/>
+          <w:ilvl w:val="0"/>
+          <w:numId w:val="0"/>
         </w:numPr>
         <w:tabs>
           <w:tab w:val="clear" w:pos="720"/>
           <w:tab w:val="left" w:pos="498" w:leader="none"/>
         </w:tabs>
         <w:spacing w:lineRule="auto" w:line="240" w:before="4" w:after="0"/>
-        <w:ind w:hanging="138" w:start="498" w:end="0"/>
+        <w:ind w:hanging="0" w:start="0" w:end="0"/>
         <w:jc w:val="both"/>
-        <w:rPr>
-          <w:sz w:val="24"/>
-        </w:rPr>
-      </w:pPr>
-      <w:r>
-        <w:rPr>
-          <w:sz w:val="24"/>
-        </w:rPr>
-        <w:t xml:space="preserve">Địa chỉ điểm giao dịch: </w:t>
-      </w:r>
-      <w:r>
-        <w:rPr>
-          <w:b/>
-          <w:sz w:val="26"/>
+        <w:rPr/>
+      </w:pPr>
+      <w:r>
+        <w:rPr>
+          <w:sz w:val="24"/>
+          <w:szCs w:val="24"/>
+        </w:rPr>
+        <w:t xml:space="preserve">      </w:t>
+      </w:r>
+      <w:r>
+        <w:rPr>
+          <w:sz w:val="24"/>
+          <w:szCs w:val="24"/>
+        </w:rPr>
+        <w:t xml:space="preserve">- Địa chỉ điểm giao dịch: </w:t>
+      </w:r>
+      <w:r>
+        <w:rPr>
+          <w:rFonts w:eastAsia="JetBrainsMono NF ExtraBold" w:cs="JetBrainsMono NF ExtraBold" w:ascii="JetBrainsMono NF ExtraBold" w:hAnsi="JetBrainsMono NF ExtraBold"/>
+          <w:b w:val="false"/>
+          <w:sz w:val="24"/>
+          <w:szCs w:val="24"/>
         </w:rPr>
         <w:t>{{ shop_address }}</w:t>
-      </w:r>
-      <w:r>
-        <w:rPr>
-          <w:b w:val="0"/>
-          <w:sz w:val="24"/>
-        </w:rPr>
-        <w:t xml:space="preserve"> .....</w:t>
       </w:r>
     </w:p>
     <w:p>
@@ -3643,29 +2514,23 @@
         <w:spacing w:lineRule="auto" w:line="240" w:before="0" w:after="0"/>
         <w:ind w:hanging="138" w:start="498" w:end="0"/>
         <w:jc w:val="both"/>
-        <w:rPr>
-          <w:sz w:val="24"/>
-        </w:rPr>
-      </w:pPr>
-      <w:r>
-        <w:rPr>
-          <w:sz w:val="24"/>
+        <w:rPr/>
+      </w:pPr>
+      <w:r>
+        <w:rPr>
+          <w:sz w:val="24"/>
+          <w:szCs w:val="24"/>
         </w:rPr>
         <w:t xml:space="preserve">Số điện thoại của điểm giao dịch: </w:t>
       </w:r>
       <w:r>
         <w:rPr>
-          <w:b/>
-          <w:sz w:val="26"/>
+          <w:rFonts w:eastAsia="JetBrainsMono NF ExtraBold" w:cs="JetBrainsMono NF ExtraBold" w:ascii="JetBrainsMono NF ExtraBold" w:hAnsi="JetBrainsMono NF ExtraBold"/>
+          <w:b w:val="false"/>
+          <w:sz w:val="24"/>
+          <w:szCs w:val="24"/>
         </w:rPr>
         <w:t>{{ shop_phone }}</w:t>
-      </w:r>
-      <w:r>
-        <w:rPr>
-          <w:b w:val="0"/>
-          <w:sz w:val="24"/>
-        </w:rPr>
-        <w:t xml:space="preserve"> .....</w:t>
       </w:r>
     </w:p>
     <w:p>
@@ -3683,29 +2548,22 @@
         <w:spacing w:lineRule="auto" w:line="240" w:before="0" w:after="0"/>
         <w:ind w:hanging="1" w:start="360" w:end="354"/>
         <w:jc w:val="both"/>
-        <w:rPr>
-          <w:sz w:val="24"/>
-        </w:rPr>
-      </w:pPr>
-      <w:r>
-        <w:rPr>
-          <w:sz w:val="24"/>
+        <w:rPr/>
+      </w:pPr>
+      <w:r>
+        <w:rPr>
+          <w:sz w:val="24"/>
+          <w:szCs w:val="24"/>
         </w:rPr>
         <w:t xml:space="preserve">Thời gian thực hiện đăng ký thông tin thuê bao: </w:t>
       </w:r>
       <w:r>
         <w:rPr>
           <w:b/>
-          <w:sz w:val="26"/>
+          <w:sz w:val="24"/>
+          <w:szCs w:val="24"/>
         </w:rPr>
         <w:t>{{ registration_time }}</w:t>
-      </w:r>
-      <w:r>
-        <w:rPr>
-          <w:b w:val="0"/>
-          <w:sz w:val="24"/>
-        </w:rPr>
-        <w:t xml:space="preserve"> .....</w:t>
       </w:r>
     </w:p>
     <w:p>
@@ -3723,13 +2581,12 @@
         <w:spacing w:lineRule="auto" w:line="240" w:before="0" w:after="0"/>
         <w:ind w:hanging="0" w:start="360" w:end="354"/>
         <w:jc w:val="both"/>
-        <w:rPr>
-          <w:sz w:val="24"/>
-        </w:rPr>
-      </w:pPr>
-      <w:r>
-        <w:rPr>
-          <w:sz w:val="24"/>
+        <w:rPr/>
+      </w:pPr>
+      <w:r>
+        <w:rPr>
+          <w:sz w:val="24"/>
+          <w:szCs w:val="24"/>
         </w:rPr>
         <w:t>Bên A và Bên B đồng ý giao kết hợp đồng cung cấp và sử dụng dịch vụ thông tin di động mặt đất Vietnamobile (hình thức thanh toán trả trước) (“Hợp đồng”) với các nội dung sau đây:</w:t>
       </w:r>
@@ -3737,13 +2594,15 @@
     <w:p>
       <w:pPr>
         <w:pStyle w:val="Heading2"/>
-        <w:spacing w:before="5" w:after="0"/>
+        <w:spacing w:lineRule="auto" w:line="240" w:before="5" w:after="0"/>
         <w:jc w:val="both"/>
         <w:rPr/>
       </w:pPr>
       <w:r>
         <w:rPr>
           <w:color w:val="E26C09"/>
+          <w:sz w:val="24"/>
+          <w:szCs w:val="24"/>
         </w:rPr>
         <w:t>Điều</w:t>
       </w:r>
@@ -3751,12 +2610,16 @@
         <w:rPr>
           <w:color w:val="E26C09"/>
           <w:spacing w:val="-2"/>
-        </w:rPr>
-        <w:t xml:space="preserve"> </w:t>
-      </w:r>
-      <w:r>
-        <w:rPr>
-          <w:color w:val="E26C09"/>
+          <w:sz w:val="24"/>
+          <w:szCs w:val="24"/>
+        </w:rPr>
+        <w:t xml:space="preserve"> </w:t>
+      </w:r>
+      <w:r>
+        <w:rPr>
+          <w:color w:val="E26C09"/>
+          <w:sz w:val="24"/>
+          <w:szCs w:val="24"/>
         </w:rPr>
         <w:t>1:</w:t>
       </w:r>
@@ -3764,12 +2627,16 @@
         <w:rPr>
           <w:color w:val="E26C09"/>
           <w:spacing w:val="-1"/>
-        </w:rPr>
-        <w:t xml:space="preserve"> </w:t>
-      </w:r>
-      <w:r>
-        <w:rPr>
-          <w:color w:val="E26C09"/>
+          <w:sz w:val="24"/>
+          <w:szCs w:val="24"/>
+        </w:rPr>
+        <w:t xml:space="preserve"> </w:t>
+      </w:r>
+      <w:r>
+        <w:rPr>
+          <w:color w:val="E26C09"/>
+          <w:sz w:val="24"/>
+          <w:szCs w:val="24"/>
         </w:rPr>
         <w:t>Nội</w:t>
       </w:r>
@@ -3777,12 +2644,16 @@
         <w:rPr>
           <w:color w:val="E26C09"/>
           <w:spacing w:val="-1"/>
-        </w:rPr>
-        <w:t xml:space="preserve"> </w:t>
-      </w:r>
-      <w:r>
-        <w:rPr>
-          <w:color w:val="E26C09"/>
+          <w:sz w:val="24"/>
+          <w:szCs w:val="24"/>
+        </w:rPr>
+        <w:t xml:space="preserve"> </w:t>
+      </w:r>
+      <w:r>
+        <w:rPr>
+          <w:color w:val="E26C09"/>
+          <w:sz w:val="24"/>
+          <w:szCs w:val="24"/>
         </w:rPr>
         <w:t>dung Hợp</w:t>
       </w:r>
@@ -3790,6 +2661,8 @@
         <w:rPr>
           <w:color w:val="E26C09"/>
           <w:spacing w:val="-1"/>
+          <w:sz w:val="24"/>
+          <w:szCs w:val="24"/>
         </w:rPr>
         <w:t xml:space="preserve"> </w:t>
       </w:r>
@@ -3797,16 +2670,19 @@
         <w:rPr>
           <w:color w:val="E26C09"/>
           <w:spacing w:val="-4"/>
+          <w:sz w:val="24"/>
+          <w:szCs w:val="24"/>
         </w:rPr>
         <w:t>đồng</w:t>
       </w:r>
       <w:r>
         <w:rPr>
-          <w:color w:val="E26C09"/>
-          <w:spacing w:val="-4"/>
+          <w:rStyle w:val="FootnoteReference"/>
+          <w:sz w:val="24"/>
+          <w:szCs w:val="24"/>
           <w:vertAlign w:val="superscript"/>
         </w:rPr>
-        <w:t>3</w:t>
+        <w:footnoteReference w:id="4"/>
       </w:r>
     </w:p>
     <w:p>
@@ -3824,13 +2700,12 @@
         <w:spacing w:lineRule="auto" w:line="240" w:before="0" w:after="0"/>
         <w:ind w:hanging="1" w:start="360" w:end="353"/>
         <w:jc w:val="both"/>
-        <w:rPr>
-          <w:sz w:val="24"/>
-        </w:rPr>
-      </w:pPr>
-      <w:r>
-        <w:rPr>
-          <w:sz w:val="24"/>
+        <w:rPr/>
+      </w:pPr>
+      <w:r>
+        <w:rPr>
+          <w:sz w:val="24"/>
+          <w:szCs w:val="24"/>
         </w:rPr>
         <w:t>Thông</w:t>
       </w:r>
@@ -3838,12 +2713,14 @@
         <w:rPr>
           <w:spacing w:val="-3"/>
           <w:sz w:val="24"/>
-        </w:rPr>
-        <w:t xml:space="preserve"> </w:t>
-      </w:r>
-      <w:r>
-        <w:rPr>
-          <w:sz w:val="24"/>
+          <w:szCs w:val="24"/>
+        </w:rPr>
+        <w:t xml:space="preserve"> </w:t>
+      </w:r>
+      <w:r>
+        <w:rPr>
+          <w:sz w:val="24"/>
+          <w:szCs w:val="24"/>
         </w:rPr>
         <w:t>tin về</w:t>
       </w:r>
@@ -3851,12 +2728,14 @@
         <w:rPr>
           <w:spacing w:val="-1"/>
           <w:sz w:val="24"/>
-        </w:rPr>
-        <w:t xml:space="preserve"> </w:t>
-      </w:r>
-      <w:r>
-        <w:rPr>
-          <w:sz w:val="24"/>
+          <w:szCs w:val="24"/>
+        </w:rPr>
+        <w:t xml:space="preserve"> </w:t>
+      </w:r>
+      <w:r>
+        <w:rPr>
+          <w:sz w:val="24"/>
+          <w:szCs w:val="24"/>
         </w:rPr>
         <w:t>loại hình</w:t>
       </w:r>
@@ -3864,12 +2743,14 @@
         <w:rPr>
           <w:spacing w:val="-2"/>
           <w:sz w:val="24"/>
-        </w:rPr>
-        <w:t xml:space="preserve"> </w:t>
-      </w:r>
-      <w:r>
-        <w:rPr>
-          <w:sz w:val="24"/>
+          <w:szCs w:val="24"/>
+        </w:rPr>
+        <w:t xml:space="preserve"> </w:t>
+      </w:r>
+      <w:r>
+        <w:rPr>
+          <w:sz w:val="24"/>
+          <w:szCs w:val="24"/>
         </w:rPr>
         <w:t>dịch vụ: Bên B</w:t>
       </w:r>
@@ -3877,12 +2758,14 @@
         <w:rPr>
           <w:spacing w:val="-2"/>
           <w:sz w:val="24"/>
-        </w:rPr>
-        <w:t xml:space="preserve"> </w:t>
-      </w:r>
-      <w:r>
-        <w:rPr>
-          <w:sz w:val="24"/>
+          <w:szCs w:val="24"/>
+        </w:rPr>
+        <w:t xml:space="preserve"> </w:t>
+      </w:r>
+      <w:r>
+        <w:rPr>
+          <w:sz w:val="24"/>
+          <w:szCs w:val="24"/>
         </w:rPr>
         <w:t>cung</w:t>
       </w:r>
@@ -3890,12 +2773,14 @@
         <w:rPr>
           <w:spacing w:val="-3"/>
           <w:sz w:val="24"/>
-        </w:rPr>
-        <w:t xml:space="preserve"> </w:t>
-      </w:r>
-      <w:r>
-        <w:rPr>
-          <w:sz w:val="24"/>
+          <w:szCs w:val="24"/>
+        </w:rPr>
+        <w:t xml:space="preserve"> </w:t>
+      </w:r>
+      <w:r>
+        <w:rPr>
+          <w:sz w:val="24"/>
+          <w:szCs w:val="24"/>
         </w:rPr>
         <w:t>cấp cho Bên A</w:t>
       </w:r>
@@ -3903,12 +2788,14 @@
         <w:rPr>
           <w:spacing w:val="-1"/>
           <w:sz w:val="24"/>
-        </w:rPr>
-        <w:t xml:space="preserve"> </w:t>
-      </w:r>
-      <w:r>
-        <w:rPr>
-          <w:sz w:val="24"/>
+          <w:szCs w:val="24"/>
+        </w:rPr>
+        <w:t xml:space="preserve"> </w:t>
+      </w:r>
+      <w:r>
+        <w:rPr>
+          <w:sz w:val="24"/>
+          <w:szCs w:val="24"/>
         </w:rPr>
         <w:t>dịch</w:t>
       </w:r>
@@ -3916,12 +2803,14 @@
         <w:rPr>
           <w:spacing w:val="-1"/>
           <w:sz w:val="24"/>
-        </w:rPr>
-        <w:t xml:space="preserve"> </w:t>
-      </w:r>
-      <w:r>
-        <w:rPr>
-          <w:sz w:val="24"/>
+          <w:szCs w:val="24"/>
+        </w:rPr>
+        <w:t xml:space="preserve"> </w:t>
+      </w:r>
+      <w:r>
+        <w:rPr>
+          <w:sz w:val="24"/>
+          <w:szCs w:val="24"/>
         </w:rPr>
         <w:t>vụ thông tin di</w:t>
       </w:r>
@@ -3929,12 +2818,14 @@
         <w:rPr>
           <w:spacing w:val="-2"/>
           <w:sz w:val="24"/>
-        </w:rPr>
-        <w:t xml:space="preserve"> </w:t>
-      </w:r>
-      <w:r>
-        <w:rPr>
-          <w:sz w:val="24"/>
+          <w:szCs w:val="24"/>
+        </w:rPr>
+        <w:t xml:space="preserve"> </w:t>
+      </w:r>
+      <w:r>
+        <w:rPr>
+          <w:sz w:val="24"/>
+          <w:szCs w:val="24"/>
         </w:rPr>
         <w:t>động mặt đất, hình</w:t>
       </w:r>
@@ -3942,12 +2833,14 @@
         <w:rPr>
           <w:spacing w:val="-2"/>
           <w:sz w:val="24"/>
-        </w:rPr>
-        <w:t xml:space="preserve"> </w:t>
-      </w:r>
-      <w:r>
-        <w:rPr>
-          <w:sz w:val="24"/>
+          <w:szCs w:val="24"/>
+        </w:rPr>
+        <w:t xml:space="preserve"> </w:t>
+      </w:r>
+      <w:r>
+        <w:rPr>
+          <w:sz w:val="24"/>
+          <w:szCs w:val="24"/>
         </w:rPr>
         <w:t>thức</w:t>
       </w:r>
@@ -3955,12 +2848,14 @@
         <w:rPr>
           <w:spacing w:val="-1"/>
           <w:sz w:val="24"/>
-        </w:rPr>
-        <w:t xml:space="preserve"> </w:t>
-      </w:r>
-      <w:r>
-        <w:rPr>
-          <w:sz w:val="24"/>
+          <w:szCs w:val="24"/>
+        </w:rPr>
+        <w:t xml:space="preserve"> </w:t>
+      </w:r>
+      <w:r>
+        <w:rPr>
+          <w:sz w:val="24"/>
+          <w:szCs w:val="24"/>
         </w:rPr>
         <w:t>thanh toán trả trước (“</w:t>
       </w:r>
@@ -3968,12 +2863,14 @@
         <w:rPr>
           <w:b/>
           <w:sz w:val="24"/>
+          <w:szCs w:val="24"/>
         </w:rPr>
         <w:t>Dịch vụ</w:t>
       </w:r>
       <w:r>
         <w:rPr>
           <w:sz w:val="24"/>
+          <w:szCs w:val="24"/>
         </w:rPr>
         <w:t>”).</w:t>
       </w:r>
@@ -3992,13 +2889,12 @@
         <w:spacing w:lineRule="auto" w:line="240" w:before="0" w:after="6"/>
         <w:ind w:hanging="240" w:start="600" w:end="0"/>
         <w:jc w:val="both"/>
-        <w:rPr>
-          <w:sz w:val="24"/>
-        </w:rPr>
-      </w:pPr>
-      <w:r>
-        <w:rPr>
-          <w:sz w:val="24"/>
+        <w:rPr/>
+      </w:pPr>
+      <w:r>
+        <w:rPr>
+          <w:sz w:val="24"/>
+          <w:szCs w:val="24"/>
         </w:rPr>
         <w:t>Danh</w:t>
       </w:r>
@@ -4006,12 +2902,14 @@
         <w:rPr>
           <w:spacing w:val="-2"/>
           <w:sz w:val="24"/>
-        </w:rPr>
-        <w:t xml:space="preserve"> </w:t>
-      </w:r>
-      <w:r>
-        <w:rPr>
-          <w:sz w:val="24"/>
+          <w:szCs w:val="24"/>
+        </w:rPr>
+        <w:t xml:space="preserve"> </w:t>
+      </w:r>
+      <w:r>
+        <w:rPr>
+          <w:sz w:val="24"/>
+          <w:szCs w:val="24"/>
         </w:rPr>
         <w:t>sách thuê bao đăng</w:t>
       </w:r>
@@ -4019,12 +2917,14 @@
         <w:rPr>
           <w:spacing w:val="-3"/>
           <w:sz w:val="24"/>
-        </w:rPr>
-        <w:t xml:space="preserve"> </w:t>
-      </w:r>
-      <w:r>
-        <w:rPr>
-          <w:sz w:val="24"/>
+          <w:szCs w:val="24"/>
+        </w:rPr>
+        <w:t xml:space="preserve"> </w:t>
+      </w:r>
+      <w:r>
+        <w:rPr>
+          <w:sz w:val="24"/>
+          <w:szCs w:val="24"/>
         </w:rPr>
         <w:t>ký</w:t>
       </w:r>
@@ -4032,12 +2932,14 @@
         <w:rPr>
           <w:spacing w:val="-4"/>
           <w:sz w:val="24"/>
-        </w:rPr>
-        <w:t xml:space="preserve"> </w:t>
-      </w:r>
-      <w:r>
-        <w:rPr>
-          <w:sz w:val="24"/>
+          <w:szCs w:val="24"/>
+        </w:rPr>
+        <w:t xml:space="preserve"> </w:t>
+      </w:r>
+      <w:r>
+        <w:rPr>
+          <w:sz w:val="24"/>
+          <w:szCs w:val="24"/>
         </w:rPr>
         <w:t>sử dụng</w:t>
       </w:r>
@@ -4045,12 +2947,14 @@
         <w:rPr>
           <w:spacing w:val="-1"/>
           <w:sz w:val="24"/>
-        </w:rPr>
-        <w:t xml:space="preserve"> </w:t>
-      </w:r>
-      <w:r>
-        <w:rPr>
-          <w:sz w:val="24"/>
+          <w:szCs w:val="24"/>
+        </w:rPr>
+        <w:t xml:space="preserve"> </w:t>
+      </w:r>
+      <w:r>
+        <w:rPr>
+          <w:sz w:val="24"/>
+          <w:szCs w:val="24"/>
         </w:rPr>
         <w:t>Dịch</w:t>
       </w:r>
@@ -4058,12 +2962,14 @@
         <w:rPr>
           <w:spacing w:val="1"/>
           <w:sz w:val="24"/>
-        </w:rPr>
-        <w:t xml:space="preserve"> </w:t>
-      </w:r>
-      <w:r>
-        <w:rPr>
-          <w:sz w:val="24"/>
+          <w:szCs w:val="24"/>
+        </w:rPr>
+        <w:t xml:space="preserve"> </w:t>
+      </w:r>
+      <w:r>
+        <w:rPr>
+          <w:sz w:val="24"/>
+          <w:szCs w:val="24"/>
         </w:rPr>
         <w:t>vụ trong</w:t>
       </w:r>
@@ -4071,12 +2977,14 @@
         <w:rPr>
           <w:spacing w:val="-3"/>
           <w:sz w:val="24"/>
-        </w:rPr>
-        <w:t xml:space="preserve"> </w:t>
-      </w:r>
-      <w:r>
-        <w:rPr>
-          <w:sz w:val="24"/>
+          <w:szCs w:val="24"/>
+        </w:rPr>
+        <w:t xml:space="preserve"> </w:t>
+      </w:r>
+      <w:r>
+        <w:rPr>
+          <w:sz w:val="24"/>
+          <w:szCs w:val="24"/>
         </w:rPr>
         <w:t>trường</w:t>
       </w:r>
@@ -4084,12 +2992,14 @@
         <w:rPr>
           <w:spacing w:val="-2"/>
           <w:sz w:val="24"/>
-        </w:rPr>
-        <w:t xml:space="preserve"> </w:t>
-      </w:r>
-      <w:r>
-        <w:rPr>
-          <w:sz w:val="24"/>
+          <w:szCs w:val="24"/>
+        </w:rPr>
+        <w:t xml:space="preserve"> </w:t>
+      </w:r>
+      <w:r>
+        <w:rPr>
+          <w:sz w:val="24"/>
+          <w:szCs w:val="24"/>
         </w:rPr>
         <w:t>hợp</w:t>
       </w:r>
@@ -4097,12 +3007,14 @@
         <w:rPr>
           <w:spacing w:val="1"/>
           <w:sz w:val="24"/>
-        </w:rPr>
-        <w:t xml:space="preserve"> </w:t>
-      </w:r>
-      <w:r>
-        <w:rPr>
-          <w:sz w:val="24"/>
+          <w:szCs w:val="24"/>
+        </w:rPr>
+        <w:t xml:space="preserve"> </w:t>
+      </w:r>
+      <w:r>
+        <w:rPr>
+          <w:sz w:val="24"/>
+          <w:szCs w:val="24"/>
         </w:rPr>
         <w:t>Khách hàng</w:t>
       </w:r>
@@ -4110,12 +3022,14 @@
         <w:rPr>
           <w:spacing w:val="-2"/>
           <w:sz w:val="24"/>
-        </w:rPr>
-        <w:t xml:space="preserve"> </w:t>
-      </w:r>
-      <w:r>
-        <w:rPr>
-          <w:sz w:val="24"/>
+          <w:szCs w:val="24"/>
+        </w:rPr>
+        <w:t xml:space="preserve"> </w:t>
+      </w:r>
+      <w:r>
+        <w:rPr>
+          <w:sz w:val="24"/>
+          <w:szCs w:val="24"/>
         </w:rPr>
         <w:t>là</w:t>
       </w:r>
@@ -4123,12 +3037,14 @@
         <w:rPr>
           <w:spacing w:val="-1"/>
           <w:sz w:val="24"/>
-        </w:rPr>
-        <w:t xml:space="preserve"> </w:t>
-      </w:r>
-      <w:r>
-        <w:rPr>
-          <w:sz w:val="24"/>
+          <w:szCs w:val="24"/>
+        </w:rPr>
+        <w:t xml:space="preserve"> </w:t>
+      </w:r>
+      <w:r>
+        <w:rPr>
+          <w:sz w:val="24"/>
+          <w:szCs w:val="24"/>
         </w:rPr>
         <w:t xml:space="preserve">cá </w:t>
       </w:r>
@@ -4136,13 +3052,14 @@
         <w:rPr>
           <w:spacing w:val="-2"/>
           <w:sz w:val="24"/>
+          <w:szCs w:val="24"/>
         </w:rPr>
         <w:t>nhân:</w:t>
       </w:r>
     </w:p>
     <w:tbl>
       <w:tblPr>
-        <w:tblW w:w="9776" w:type="dxa"/>
+        <w:tblW w:w="10350" w:type="dxa"/>
         <w:jc w:val="start"/>
         <w:tblInd w:w="648" w:type="dxa"/>
         <w:tblLayout w:type="fixed"/>
@@ -4155,9 +3072,9 @@
         <w:tblLook w:val="01e0"/>
       </w:tblPr>
       <w:tblGrid>
-        <w:gridCol w:w="2861"/>
-        <w:gridCol w:w="3497"/>
-        <w:gridCol w:w="3418"/>
+        <w:gridCol w:w="3424"/>
+        <w:gridCol w:w="3239"/>
+        <w:gridCol w:w="3687"/>
       </w:tblGrid>
       <w:tr>
         <w:trPr>
@@ -4165,7 +3082,7 @@
         </w:trPr>
         <w:tc>
           <w:tcPr>
-            <w:tcW w:w="2861" w:type="dxa"/>
+            <w:tcW w:w="3424" w:type="dxa"/>
             <w:tcBorders>
               <w:top w:val="single" w:sz="4" w:space="0" w:color="000000"/>
               <w:start w:val="single" w:sz="4" w:space="0" w:color="000000"/>
@@ -4176,17 +3093,15 @@
           <w:p>
             <w:pPr>
               <w:pStyle w:val="TableParagraph"/>
-              <w:spacing w:lineRule="exact" w:line="256"/>
+              <w:spacing w:lineRule="auto" w:line="240"/>
               <w:ind w:start="830" w:end="0"/>
-              <w:rPr>
-                <w:b/>
-                <w:sz w:val="24"/>
-              </w:rPr>
+              <w:rPr/>
             </w:pPr>
             <w:r>
               <w:rPr>
                 <w:b/>
                 <w:sz w:val="24"/>
+                <w:szCs w:val="24"/>
               </w:rPr>
               <w:t>Số</w:t>
             </w:r>
@@ -4195,6 +3110,7 @@
                 <w:b/>
                 <w:spacing w:val="-1"/>
                 <w:sz w:val="24"/>
+                <w:szCs w:val="24"/>
               </w:rPr>
               <w:t xml:space="preserve"> </w:t>
             </w:r>
@@ -4202,6 +3118,7 @@
               <w:rPr>
                 <w:b/>
                 <w:sz w:val="24"/>
+                <w:szCs w:val="24"/>
               </w:rPr>
               <w:t>thuê</w:t>
             </w:r>
@@ -4210,6 +3127,7 @@
                 <w:b/>
                 <w:spacing w:val="-2"/>
                 <w:sz w:val="24"/>
+                <w:szCs w:val="24"/>
               </w:rPr>
               <w:t xml:space="preserve"> </w:t>
             </w:r>
@@ -4218,6 +3136,7 @@
                 <w:b/>
                 <w:spacing w:val="-5"/>
                 <w:sz w:val="24"/>
+                <w:szCs w:val="24"/>
               </w:rPr>
               <w:t>bao</w:t>
             </w:r>
@@ -4225,7 +3144,7 @@
         </w:tc>
         <w:tc>
           <w:tcPr>
-            <w:tcW w:w="3497" w:type="dxa"/>
+            <w:tcW w:w="3239" w:type="dxa"/>
             <w:tcBorders>
               <w:top w:val="single" w:sz="4" w:space="0" w:color="000000"/>
               <w:start w:val="single" w:sz="4" w:space="0" w:color="000000"/>
@@ -4236,17 +3155,15 @@
           <w:p>
             <w:pPr>
               <w:pStyle w:val="TableParagraph"/>
-              <w:spacing w:lineRule="exact" w:line="256"/>
+              <w:spacing w:lineRule="auto" w:line="240"/>
               <w:ind w:start="1107" w:end="0"/>
-              <w:rPr>
-                <w:b/>
-                <w:sz w:val="24"/>
-              </w:rPr>
+              <w:rPr/>
             </w:pPr>
             <w:r>
               <w:rPr>
                 <w:b/>
                 <w:sz w:val="24"/>
+                <w:szCs w:val="24"/>
               </w:rPr>
               <w:t>Số</w:t>
             </w:r>
@@ -4255,6 +3172,7 @@
                 <w:b/>
                 <w:spacing w:val="-2"/>
                 <w:sz w:val="24"/>
+                <w:szCs w:val="24"/>
               </w:rPr>
               <w:t xml:space="preserve"> </w:t>
             </w:r>
@@ -4262,6 +3180,7 @@
               <w:rPr>
                 <w:b/>
                 <w:sz w:val="24"/>
+                <w:szCs w:val="24"/>
               </w:rPr>
               <w:t>sê-ri</w:t>
             </w:r>
@@ -4270,6 +3189,7 @@
                 <w:b/>
                 <w:spacing w:val="-1"/>
                 <w:sz w:val="24"/>
+                <w:szCs w:val="24"/>
               </w:rPr>
               <w:t xml:space="preserve"> </w:t>
             </w:r>
@@ -4278,6 +3198,7 @@
                 <w:b/>
                 <w:spacing w:val="-5"/>
                 <w:sz w:val="24"/>
+                <w:szCs w:val="24"/>
               </w:rPr>
               <w:t>SIM</w:t>
             </w:r>
@@ -4285,7 +3206,7 @@
         </w:tc>
         <w:tc>
           <w:tcPr>
-            <w:tcW w:w="3418" w:type="dxa"/>
+            <w:tcW w:w="3687" w:type="dxa"/>
             <w:tcBorders>
               <w:top w:val="single" w:sz="4" w:space="0" w:color="000000"/>
               <w:start w:val="single" w:sz="4" w:space="0" w:color="000000"/>
@@ -4296,17 +3217,15 @@
           <w:p>
             <w:pPr>
               <w:pStyle w:val="TableParagraph"/>
-              <w:spacing w:lineRule="exact" w:line="256"/>
+              <w:spacing w:lineRule="auto" w:line="240"/>
               <w:ind w:start="908" w:end="0"/>
-              <w:rPr>
-                <w:b/>
-                <w:sz w:val="24"/>
-              </w:rPr>
+              <w:rPr/>
             </w:pPr>
             <w:r>
               <w:rPr>
                 <w:b/>
                 <w:sz w:val="24"/>
+                <w:szCs w:val="24"/>
               </w:rPr>
               <w:t>Ngày</w:t>
             </w:r>
@@ -4315,6 +3234,7 @@
                 <w:b/>
                 <w:spacing w:val="-3"/>
                 <w:sz w:val="24"/>
+                <w:szCs w:val="24"/>
               </w:rPr>
               <w:t xml:space="preserve"> </w:t>
             </w:r>
@@ -4322,6 +3242,7 @@
               <w:rPr>
                 <w:b/>
                 <w:sz w:val="24"/>
+                <w:szCs w:val="24"/>
               </w:rPr>
               <w:t xml:space="preserve">hòa </w:t>
             </w:r>
@@ -4330,6 +3251,7 @@
                 <w:b/>
                 <w:spacing w:val="-4"/>
                 <w:sz w:val="24"/>
+                <w:szCs w:val="24"/>
               </w:rPr>
               <w:t>mạng</w:t>
             </w:r>
@@ -4342,7 +3264,7 @@
         </w:trPr>
         <w:tc>
           <w:tcPr>
-            <w:tcW w:w="2861" w:type="dxa"/>
+            <w:tcW w:w="3424" w:type="dxa"/>
             <w:tcBorders>
               <w:top w:val="single" w:sz="4" w:space="0" w:color="000000"/>
               <w:start w:val="single" w:sz="4" w:space="0" w:color="000000"/>
@@ -4353,14 +3275,15 @@
           <w:p>
             <w:pPr>
               <w:pStyle w:val="TableParagraph"/>
-              <w:rPr>
-                <w:sz w:val="20"/>
-              </w:rPr>
+              <w:spacing w:lineRule="auto" w:line="240"/>
+              <w:rPr/>
             </w:pPr>
             <w:r>
               <w:rPr>
-                <w:b/>
+                <w:rFonts w:eastAsia="JetBrainsMono NF ExtraBold" w:cs="JetBrainsMono NF ExtraBold" w:ascii="JetBrainsMono NF ExtraBold" w:hAnsi="JetBrainsMono NF ExtraBold"/>
+                <w:b w:val="false"/>
                 <w:sz w:val="24"/>
+                <w:szCs w:val="24"/>
               </w:rPr>
               <w:t>{{ subscriber_number }}</w:t>
             </w:r>
@@ -4368,7 +3291,7 @@
         </w:tc>
         <w:tc>
           <w:tcPr>
-            <w:tcW w:w="3497" w:type="dxa"/>
+            <w:tcW w:w="3239" w:type="dxa"/>
             <w:tcBorders>
               <w:top w:val="single" w:sz="4" w:space="0" w:color="000000"/>
               <w:start w:val="single" w:sz="4" w:space="0" w:color="000000"/>
@@ -4379,14 +3302,15 @@
           <w:p>
             <w:pPr>
               <w:pStyle w:val="TableParagraph"/>
-              <w:rPr>
-                <w:sz w:val="20"/>
-              </w:rPr>
+              <w:spacing w:lineRule="auto" w:line="240"/>
+              <w:rPr/>
             </w:pPr>
             <w:r>
               <w:rPr>
-                <w:b/>
+                <w:rFonts w:eastAsia="JetBrainsMono NF ExtraBold" w:cs="JetBrainsMono NF ExtraBold" w:ascii="JetBrainsMono NF ExtraBold" w:hAnsi="JetBrainsMono NF ExtraBold"/>
+                <w:b w:val="false"/>
                 <w:sz w:val="24"/>
+                <w:szCs w:val="24"/>
               </w:rPr>
               <w:t>{{ sim_serial }}</w:t>
             </w:r>
@@ -4394,7 +3318,7 @@
         </w:tc>
         <w:tc>
           <w:tcPr>
-            <w:tcW w:w="3418" w:type="dxa"/>
+            <w:tcW w:w="3687" w:type="dxa"/>
             <w:tcBorders>
               <w:top w:val="single" w:sz="4" w:space="0" w:color="000000"/>
               <w:start w:val="single" w:sz="4" w:space="0" w:color="000000"/>
@@ -4405,14 +3329,15 @@
           <w:p>
             <w:pPr>
               <w:pStyle w:val="TableParagraph"/>
-              <w:rPr>
-                <w:sz w:val="20"/>
-              </w:rPr>
+              <w:spacing w:lineRule="auto" w:line="240"/>
+              <w:rPr/>
             </w:pPr>
             <w:r>
               <w:rPr>
+                <w:rFonts w:ascii="JetBrainsMono NF ExtraBold" w:hAnsi="JetBrainsMono NF ExtraBold"/>
                 <w:b/>
                 <w:sz w:val="24"/>
+                <w:szCs w:val="24"/>
               </w:rPr>
               <w:t>{{ activation_date }}</w:t>
             </w:r>
@@ -4425,7 +3350,7 @@
         </w:trPr>
         <w:tc>
           <w:tcPr>
-            <w:tcW w:w="2861" w:type="dxa"/>
+            <w:tcW w:w="3424" w:type="dxa"/>
             <w:tcBorders>
               <w:top w:val="single" w:sz="4" w:space="0" w:color="000000"/>
               <w:start w:val="single" w:sz="4" w:space="0" w:color="000000"/>
@@ -4436,20 +3361,25 @@
           <w:p>
             <w:pPr>
               <w:pStyle w:val="TableParagraph"/>
+              <w:spacing w:lineRule="auto" w:line="240"/>
               <w:rPr>
-                <w:sz w:val="20"/>
+                <w:rFonts w:ascii="JetBrainsMono NF ExtraBold" w:hAnsi="JetBrainsMono NF ExtraBold"/>
+                <w:sz w:val="24"/>
+                <w:szCs w:val="24"/>
               </w:rPr>
             </w:pPr>
             <w:r>
               <w:rPr>
-                <w:sz w:val="20"/>
+                <w:rFonts w:ascii="JetBrainsMono NF ExtraBold" w:hAnsi="JetBrainsMono NF ExtraBold"/>
+                <w:sz w:val="24"/>
+                <w:szCs w:val="24"/>
               </w:rPr>
             </w:r>
           </w:p>
         </w:tc>
         <w:tc>
           <w:tcPr>
-            <w:tcW w:w="3497" w:type="dxa"/>
+            <w:tcW w:w="3239" w:type="dxa"/>
             <w:tcBorders>
               <w:top w:val="single" w:sz="4" w:space="0" w:color="000000"/>
               <w:start w:val="single" w:sz="4" w:space="0" w:color="000000"/>
@@ -4460,20 +3390,25 @@
           <w:p>
             <w:pPr>
               <w:pStyle w:val="TableParagraph"/>
+              <w:spacing w:lineRule="auto" w:line="240"/>
               <w:rPr>
-                <w:sz w:val="20"/>
+                <w:rFonts w:ascii="JetBrainsMono NF ExtraBold" w:hAnsi="JetBrainsMono NF ExtraBold"/>
+                <w:sz w:val="24"/>
+                <w:szCs w:val="24"/>
               </w:rPr>
             </w:pPr>
             <w:r>
               <w:rPr>
-                <w:sz w:val="20"/>
+                <w:rFonts w:ascii="JetBrainsMono NF ExtraBold" w:hAnsi="JetBrainsMono NF ExtraBold"/>
+                <w:sz w:val="24"/>
+                <w:szCs w:val="24"/>
               </w:rPr>
             </w:r>
           </w:p>
         </w:tc>
         <w:tc>
           <w:tcPr>
-            <w:tcW w:w="3418" w:type="dxa"/>
+            <w:tcW w:w="3687" w:type="dxa"/>
             <w:tcBorders>
               <w:top w:val="single" w:sz="4" w:space="0" w:color="000000"/>
               <w:start w:val="single" w:sz="4" w:space="0" w:color="000000"/>
@@ -4484,13 +3419,18 @@
           <w:p>
             <w:pPr>
               <w:pStyle w:val="TableParagraph"/>
+              <w:spacing w:lineRule="auto" w:line="240"/>
               <w:rPr>
-                <w:sz w:val="20"/>
+                <w:rFonts w:ascii="JetBrainsMono NF ExtraBold" w:hAnsi="JetBrainsMono NF ExtraBold"/>
+                <w:sz w:val="24"/>
+                <w:szCs w:val="24"/>
               </w:rPr>
             </w:pPr>
             <w:r>
               <w:rPr>
-                <w:sz w:val="20"/>
+                <w:rFonts w:ascii="JetBrainsMono NF ExtraBold" w:hAnsi="JetBrainsMono NF ExtraBold"/>
+                <w:sz w:val="24"/>
+                <w:szCs w:val="24"/>
               </w:rPr>
             </w:r>
           </w:p>
@@ -4502,7 +3442,7 @@
         </w:trPr>
         <w:tc>
           <w:tcPr>
-            <w:tcW w:w="2861" w:type="dxa"/>
+            <w:tcW w:w="3424" w:type="dxa"/>
             <w:tcBorders>
               <w:top w:val="single" w:sz="4" w:space="0" w:color="000000"/>
               <w:start w:val="single" w:sz="4" w:space="0" w:color="000000"/>
@@ -4513,20 +3453,25 @@
           <w:p>
             <w:pPr>
               <w:pStyle w:val="TableParagraph"/>
+              <w:spacing w:lineRule="auto" w:line="240"/>
               <w:rPr>
-                <w:sz w:val="20"/>
+                <w:rFonts w:ascii="JetBrainsMono NF ExtraBold" w:hAnsi="JetBrainsMono NF ExtraBold"/>
+                <w:sz w:val="24"/>
+                <w:szCs w:val="24"/>
               </w:rPr>
             </w:pPr>
             <w:r>
               <w:rPr>
-                <w:sz w:val="20"/>
+                <w:rFonts w:ascii="JetBrainsMono NF ExtraBold" w:hAnsi="JetBrainsMono NF ExtraBold"/>
+                <w:sz w:val="24"/>
+                <w:szCs w:val="24"/>
               </w:rPr>
             </w:r>
           </w:p>
         </w:tc>
         <w:tc>
           <w:tcPr>
-            <w:tcW w:w="3497" w:type="dxa"/>
+            <w:tcW w:w="3239" w:type="dxa"/>
             <w:tcBorders>
               <w:top w:val="single" w:sz="4" w:space="0" w:color="000000"/>
               <w:start w:val="single" w:sz="4" w:space="0" w:color="000000"/>
@@ -4537,20 +3482,25 @@
           <w:p>
             <w:pPr>
               <w:pStyle w:val="TableParagraph"/>
+              <w:spacing w:lineRule="auto" w:line="240"/>
               <w:rPr>
-                <w:sz w:val="20"/>
+                <w:rFonts w:ascii="JetBrainsMono NF ExtraBold" w:hAnsi="JetBrainsMono NF ExtraBold"/>
+                <w:sz w:val="24"/>
+                <w:szCs w:val="24"/>
               </w:rPr>
             </w:pPr>
             <w:r>
               <w:rPr>
-                <w:sz w:val="20"/>
+                <w:rFonts w:ascii="JetBrainsMono NF ExtraBold" w:hAnsi="JetBrainsMono NF ExtraBold"/>
+                <w:sz w:val="24"/>
+                <w:szCs w:val="24"/>
               </w:rPr>
             </w:r>
           </w:p>
         </w:tc>
         <w:tc>
           <w:tcPr>
-            <w:tcW w:w="3418" w:type="dxa"/>
+            <w:tcW w:w="3687" w:type="dxa"/>
             <w:tcBorders>
               <w:top w:val="single" w:sz="4" w:space="0" w:color="000000"/>
               <w:start w:val="single" w:sz="4" w:space="0" w:color="000000"/>
@@ -4561,167 +3511,18 @@
           <w:p>
             <w:pPr>
               <w:pStyle w:val="TableParagraph"/>
+              <w:spacing w:lineRule="auto" w:line="240"/>
               <w:rPr>
-                <w:sz w:val="20"/>
+                <w:rFonts w:ascii="JetBrainsMono NF ExtraBold" w:hAnsi="JetBrainsMono NF ExtraBold"/>
+                <w:sz w:val="24"/>
+                <w:szCs w:val="24"/>
               </w:rPr>
             </w:pPr>
             <w:r>
               <w:rPr>
-                <w:sz w:val="20"/>
-              </w:rPr>
-            </w:r>
-          </w:p>
-        </w:tc>
-      </w:tr>
-      <w:tr>
-        <w:trPr>
-          <w:trHeight w:val="278" w:hRule="atLeast"/>
-        </w:trPr>
-        <w:tc>
-          <w:tcPr>
-            <w:tcW w:w="2861" w:type="dxa"/>
-            <w:tcBorders>
-              <w:top w:val="single" w:sz="4" w:space="0" w:color="000000"/>
-              <w:start w:val="single" w:sz="4" w:space="0" w:color="000000"/>
-              <w:bottom w:val="single" w:sz="4" w:space="0" w:color="000000"/>
-              <w:end w:val="single" w:sz="4" w:space="0" w:color="000000"/>
-            </w:tcBorders>
-          </w:tcPr>
-          <w:p>
-            <w:pPr>
-              <w:pStyle w:val="TableParagraph"/>
-              <w:rPr>
-                <w:sz w:val="20"/>
-              </w:rPr>
-            </w:pPr>
-            <w:r>
-              <w:rPr>
-                <w:sz w:val="20"/>
-              </w:rPr>
-            </w:r>
-          </w:p>
-        </w:tc>
-        <w:tc>
-          <w:tcPr>
-            <w:tcW w:w="3497" w:type="dxa"/>
-            <w:tcBorders>
-              <w:top w:val="single" w:sz="4" w:space="0" w:color="000000"/>
-              <w:start w:val="single" w:sz="4" w:space="0" w:color="000000"/>
-              <w:bottom w:val="single" w:sz="4" w:space="0" w:color="000000"/>
-              <w:end w:val="single" w:sz="4" w:space="0" w:color="000000"/>
-            </w:tcBorders>
-          </w:tcPr>
-          <w:p>
-            <w:pPr>
-              <w:pStyle w:val="TableParagraph"/>
-              <w:rPr>
-                <w:sz w:val="20"/>
-              </w:rPr>
-            </w:pPr>
-            <w:r>
-              <w:rPr>
-                <w:sz w:val="20"/>
-              </w:rPr>
-            </w:r>
-          </w:p>
-        </w:tc>
-        <w:tc>
-          <w:tcPr>
-            <w:tcW w:w="3418" w:type="dxa"/>
-            <w:tcBorders>
-              <w:top w:val="single" w:sz="4" w:space="0" w:color="000000"/>
-              <w:start w:val="single" w:sz="4" w:space="0" w:color="000000"/>
-              <w:bottom w:val="single" w:sz="4" w:space="0" w:color="000000"/>
-              <w:end w:val="single" w:sz="4" w:space="0" w:color="000000"/>
-            </w:tcBorders>
-          </w:tcPr>
-          <w:p>
-            <w:pPr>
-              <w:pStyle w:val="TableParagraph"/>
-              <w:rPr>
-                <w:sz w:val="20"/>
-              </w:rPr>
-            </w:pPr>
-            <w:r>
-              <w:rPr>
-                <w:sz w:val="20"/>
-              </w:rPr>
-            </w:r>
-          </w:p>
-        </w:tc>
-      </w:tr>
-      <w:tr>
-        <w:trPr>
-          <w:trHeight w:val="275" w:hRule="atLeast"/>
-        </w:trPr>
-        <w:tc>
-          <w:tcPr>
-            <w:tcW w:w="2861" w:type="dxa"/>
-            <w:tcBorders>
-              <w:top w:val="single" w:sz="4" w:space="0" w:color="000000"/>
-              <w:start w:val="single" w:sz="4" w:space="0" w:color="000000"/>
-              <w:bottom w:val="single" w:sz="4" w:space="0" w:color="000000"/>
-              <w:end w:val="single" w:sz="4" w:space="0" w:color="000000"/>
-            </w:tcBorders>
-          </w:tcPr>
-          <w:p>
-            <w:pPr>
-              <w:pStyle w:val="TableParagraph"/>
-              <w:rPr>
-                <w:sz w:val="20"/>
-              </w:rPr>
-            </w:pPr>
-            <w:r>
-              <w:rPr>
-                <w:sz w:val="20"/>
-              </w:rPr>
-            </w:r>
-          </w:p>
-        </w:tc>
-        <w:tc>
-          <w:tcPr>
-            <w:tcW w:w="3497" w:type="dxa"/>
-            <w:tcBorders>
-              <w:top w:val="single" w:sz="4" w:space="0" w:color="000000"/>
-              <w:start w:val="single" w:sz="4" w:space="0" w:color="000000"/>
-              <w:bottom w:val="single" w:sz="4" w:space="0" w:color="000000"/>
-              <w:end w:val="single" w:sz="4" w:space="0" w:color="000000"/>
-            </w:tcBorders>
-          </w:tcPr>
-          <w:p>
-            <w:pPr>
-              <w:pStyle w:val="TableParagraph"/>
-              <w:rPr>
-                <w:sz w:val="20"/>
-              </w:rPr>
-            </w:pPr>
-            <w:r>
-              <w:rPr>
-                <w:sz w:val="20"/>
-              </w:rPr>
-            </w:r>
-          </w:p>
-        </w:tc>
-        <w:tc>
-          <w:tcPr>
-            <w:tcW w:w="3418" w:type="dxa"/>
-            <w:tcBorders>
-              <w:top w:val="single" w:sz="4" w:space="0" w:color="000000"/>
-              <w:start w:val="single" w:sz="4" w:space="0" w:color="000000"/>
-              <w:bottom w:val="single" w:sz="4" w:space="0" w:color="000000"/>
-              <w:end w:val="single" w:sz="4" w:space="0" w:color="000000"/>
-            </w:tcBorders>
-          </w:tcPr>
-          <w:p>
-            <w:pPr>
-              <w:pStyle w:val="TableParagraph"/>
-              <w:rPr>
-                <w:sz w:val="20"/>
-              </w:rPr>
-            </w:pPr>
-            <w:r>
-              <w:rPr>
-                <w:sz w:val="20"/>
+                <w:rFonts w:ascii="JetBrainsMono NF ExtraBold" w:hAnsi="JetBrainsMono NF ExtraBold"/>
+                <w:sz w:val="24"/>
+                <w:szCs w:val="24"/>
               </w:rPr>
             </w:r>
           </w:p>
@@ -4742,13 +3543,12 @@
         <w:spacing w:lineRule="auto" w:line="240" w:before="271" w:after="0"/>
         <w:ind w:hanging="0" w:start="360" w:end="554"/>
         <w:jc w:val="both"/>
-        <w:rPr>
-          <w:sz w:val="24"/>
-        </w:rPr>
-      </w:pPr>
-      <w:r>
-        <w:rPr>
-          <w:sz w:val="24"/>
+        <w:rPr/>
+      </w:pPr>
+      <w:r>
+        <w:rPr>
+          <w:sz w:val="24"/>
+          <w:szCs w:val="24"/>
         </w:rPr>
         <w:t>Danh</w:t>
       </w:r>
@@ -4756,12 +3556,14 @@
         <w:rPr>
           <w:spacing w:val="-2"/>
           <w:sz w:val="24"/>
-        </w:rPr>
-        <w:t xml:space="preserve"> </w:t>
-      </w:r>
-      <w:r>
-        <w:rPr>
-          <w:sz w:val="24"/>
+          <w:szCs w:val="24"/>
+        </w:rPr>
+        <w:t xml:space="preserve"> </w:t>
+      </w:r>
+      <w:r>
+        <w:rPr>
+          <w:sz w:val="24"/>
+          <w:szCs w:val="24"/>
         </w:rPr>
         <w:t>sách</w:t>
       </w:r>
@@ -4769,12 +3571,14 @@
         <w:rPr>
           <w:spacing w:val="-2"/>
           <w:sz w:val="24"/>
-        </w:rPr>
-        <w:t xml:space="preserve"> </w:t>
-      </w:r>
-      <w:r>
-        <w:rPr>
-          <w:sz w:val="24"/>
+          <w:szCs w:val="24"/>
+        </w:rPr>
+        <w:t xml:space="preserve"> </w:t>
+      </w:r>
+      <w:r>
+        <w:rPr>
+          <w:sz w:val="24"/>
+          <w:szCs w:val="24"/>
         </w:rPr>
         <w:t>thuê</w:t>
       </w:r>
@@ -4782,12 +3586,14 @@
         <w:rPr>
           <w:spacing w:val="-3"/>
           <w:sz w:val="24"/>
-        </w:rPr>
-        <w:t xml:space="preserve"> </w:t>
-      </w:r>
-      <w:r>
-        <w:rPr>
-          <w:sz w:val="24"/>
+          <w:szCs w:val="24"/>
+        </w:rPr>
+        <w:t xml:space="preserve"> </w:t>
+      </w:r>
+      <w:r>
+        <w:rPr>
+          <w:sz w:val="24"/>
+          <w:szCs w:val="24"/>
         </w:rPr>
         <w:t>bao</w:t>
       </w:r>
@@ -4795,12 +3601,14 @@
         <w:rPr>
           <w:spacing w:val="-2"/>
           <w:sz w:val="24"/>
-        </w:rPr>
-        <w:t xml:space="preserve"> </w:t>
-      </w:r>
-      <w:r>
-        <w:rPr>
-          <w:sz w:val="24"/>
+          <w:szCs w:val="24"/>
+        </w:rPr>
+        <w:t xml:space="preserve"> </w:t>
+      </w:r>
+      <w:r>
+        <w:rPr>
+          <w:sz w:val="24"/>
+          <w:szCs w:val="24"/>
         </w:rPr>
         <w:t>sử</w:t>
       </w:r>
@@ -4808,12 +3616,14 @@
         <w:rPr>
           <w:spacing w:val="-1"/>
           <w:sz w:val="24"/>
-        </w:rPr>
-        <w:t xml:space="preserve"> </w:t>
-      </w:r>
-      <w:r>
-        <w:rPr>
-          <w:sz w:val="24"/>
+          <w:szCs w:val="24"/>
+        </w:rPr>
+        <w:t xml:space="preserve"> </w:t>
+      </w:r>
+      <w:r>
+        <w:rPr>
+          <w:sz w:val="24"/>
+          <w:szCs w:val="24"/>
         </w:rPr>
         <w:t>dụng</w:t>
       </w:r>
@@ -4821,12 +3631,14 @@
         <w:rPr>
           <w:spacing w:val="-5"/>
           <w:sz w:val="24"/>
-        </w:rPr>
-        <w:t xml:space="preserve"> </w:t>
-      </w:r>
-      <w:r>
-        <w:rPr>
-          <w:sz w:val="24"/>
+          <w:szCs w:val="24"/>
+        </w:rPr>
+        <w:t xml:space="preserve"> </w:t>
+      </w:r>
+      <w:r>
+        <w:rPr>
+          <w:sz w:val="24"/>
+          <w:szCs w:val="24"/>
         </w:rPr>
         <w:t>Dịch</w:t>
       </w:r>
@@ -4834,12 +3646,14 @@
         <w:rPr>
           <w:spacing w:val="-2"/>
           <w:sz w:val="24"/>
-        </w:rPr>
-        <w:t xml:space="preserve"> </w:t>
-      </w:r>
-      <w:r>
-        <w:rPr>
-          <w:sz w:val="24"/>
+          <w:szCs w:val="24"/>
+        </w:rPr>
+        <w:t xml:space="preserve"> </w:t>
+      </w:r>
+      <w:r>
+        <w:rPr>
+          <w:sz w:val="24"/>
+          <w:szCs w:val="24"/>
         </w:rPr>
         <w:t>vụ</w:t>
       </w:r>
@@ -4847,12 +3661,14 @@
         <w:rPr>
           <w:spacing w:val="-2"/>
           <w:sz w:val="24"/>
-        </w:rPr>
-        <w:t xml:space="preserve"> </w:t>
-      </w:r>
-      <w:r>
-        <w:rPr>
-          <w:sz w:val="24"/>
+          <w:szCs w:val="24"/>
+        </w:rPr>
+        <w:t xml:space="preserve"> </w:t>
+      </w:r>
+      <w:r>
+        <w:rPr>
+          <w:sz w:val="24"/>
+          <w:szCs w:val="24"/>
         </w:rPr>
         <w:t>trong</w:t>
       </w:r>
@@ -4860,12 +3676,14 @@
         <w:rPr>
           <w:spacing w:val="-5"/>
           <w:sz w:val="24"/>
-        </w:rPr>
-        <w:t xml:space="preserve"> </w:t>
-      </w:r>
-      <w:r>
-        <w:rPr>
-          <w:sz w:val="24"/>
+          <w:szCs w:val="24"/>
+        </w:rPr>
+        <w:t xml:space="preserve"> </w:t>
+      </w:r>
+      <w:r>
+        <w:rPr>
+          <w:sz w:val="24"/>
+          <w:szCs w:val="24"/>
         </w:rPr>
         <w:t>trường</w:t>
       </w:r>
@@ -4873,12 +3691,14 @@
         <w:rPr>
           <w:spacing w:val="-5"/>
           <w:sz w:val="24"/>
-        </w:rPr>
-        <w:t xml:space="preserve"> </w:t>
-      </w:r>
-      <w:r>
-        <w:rPr>
-          <w:sz w:val="24"/>
+          <w:szCs w:val="24"/>
+        </w:rPr>
+        <w:t xml:space="preserve"> </w:t>
+      </w:r>
+      <w:r>
+        <w:rPr>
+          <w:sz w:val="24"/>
+          <w:szCs w:val="24"/>
         </w:rPr>
         <w:t>hợp</w:t>
       </w:r>
@@ -4886,12 +3706,14 @@
         <w:rPr>
           <w:spacing w:val="-2"/>
           <w:sz w:val="24"/>
-        </w:rPr>
-        <w:t xml:space="preserve"> </w:t>
-      </w:r>
-      <w:r>
-        <w:rPr>
-          <w:sz w:val="24"/>
+          <w:szCs w:val="24"/>
+        </w:rPr>
+        <w:t xml:space="preserve"> </w:t>
+      </w:r>
+      <w:r>
+        <w:rPr>
+          <w:sz w:val="24"/>
+          <w:szCs w:val="24"/>
         </w:rPr>
         <w:t>Khách</w:t>
       </w:r>
@@ -4899,12 +3721,14 @@
         <w:rPr>
           <w:spacing w:val="-2"/>
           <w:sz w:val="24"/>
-        </w:rPr>
-        <w:t xml:space="preserve"> </w:t>
-      </w:r>
-      <w:r>
-        <w:rPr>
-          <w:sz w:val="24"/>
+          <w:szCs w:val="24"/>
+        </w:rPr>
+        <w:t xml:space="preserve"> </w:t>
+      </w:r>
+      <w:r>
+        <w:rPr>
+          <w:sz w:val="24"/>
+          <w:szCs w:val="24"/>
         </w:rPr>
         <w:t>hàng</w:t>
       </w:r>
@@ -4912,12 +3736,14 @@
         <w:rPr>
           <w:spacing w:val="-5"/>
           <w:sz w:val="24"/>
-        </w:rPr>
-        <w:t xml:space="preserve"> </w:t>
-      </w:r>
-      <w:r>
-        <w:rPr>
-          <w:sz w:val="24"/>
+          <w:szCs w:val="24"/>
+        </w:rPr>
+        <w:t xml:space="preserve"> </w:t>
+      </w:r>
+      <w:r>
+        <w:rPr>
+          <w:sz w:val="24"/>
+          <w:szCs w:val="24"/>
         </w:rPr>
         <w:t>là</w:t>
       </w:r>
@@ -4925,12 +3751,14 @@
         <w:rPr>
           <w:spacing w:val="-2"/>
           <w:sz w:val="24"/>
-        </w:rPr>
-        <w:t xml:space="preserve"> </w:t>
-      </w:r>
-      <w:r>
-        <w:rPr>
-          <w:sz w:val="24"/>
+          <w:szCs w:val="24"/>
+        </w:rPr>
+        <w:t xml:space="preserve"> </w:t>
+      </w:r>
+      <w:r>
+        <w:rPr>
+          <w:sz w:val="24"/>
+          <w:szCs w:val="24"/>
         </w:rPr>
         <w:t>tổ chức: Chi</w:t>
       </w:r>
@@ -4938,12 +3766,14 @@
         <w:rPr>
           <w:spacing w:val="-2"/>
           <w:sz w:val="24"/>
-        </w:rPr>
-        <w:t xml:space="preserve"> </w:t>
-      </w:r>
-      <w:r>
-        <w:rPr>
-          <w:sz w:val="24"/>
+          <w:szCs w:val="24"/>
+        </w:rPr>
+        <w:t xml:space="preserve"> </w:t>
+      </w:r>
+      <w:r>
+        <w:rPr>
+          <w:sz w:val="24"/>
+          <w:szCs w:val="24"/>
         </w:rPr>
         <w:t>tiết</w:t>
       </w:r>
@@ -4951,12 +3781,14 @@
         <w:rPr>
           <w:spacing w:val="-2"/>
           <w:sz w:val="24"/>
-        </w:rPr>
-        <w:t xml:space="preserve"> </w:t>
-      </w:r>
-      <w:r>
-        <w:rPr>
-          <w:sz w:val="24"/>
+          <w:szCs w:val="24"/>
+        </w:rPr>
+        <w:t xml:space="preserve"> </w:t>
+      </w:r>
+      <w:r>
+        <w:rPr>
+          <w:sz w:val="24"/>
+          <w:szCs w:val="24"/>
         </w:rPr>
         <w:t>tại</w:t>
       </w:r>
@@ -4964,12 +3796,14 @@
         <w:rPr>
           <w:spacing w:val="-2"/>
           <w:sz w:val="24"/>
-        </w:rPr>
-        <w:t xml:space="preserve"> </w:t>
-      </w:r>
-      <w:r>
-        <w:rPr>
-          <w:sz w:val="24"/>
+          <w:szCs w:val="24"/>
+        </w:rPr>
+        <w:t xml:space="preserve"> </w:t>
+      </w:r>
+      <w:r>
+        <w:rPr>
+          <w:sz w:val="24"/>
+          <w:szCs w:val="24"/>
         </w:rPr>
         <w:t>Biểu</w:t>
       </w:r>
@@ -4977,12 +3811,14 @@
         <w:rPr>
           <w:spacing w:val="-2"/>
           <w:sz w:val="24"/>
-        </w:rPr>
-        <w:t xml:space="preserve"> </w:t>
-      </w:r>
-      <w:r>
-        <w:rPr>
-          <w:sz w:val="24"/>
+          <w:szCs w:val="24"/>
+        </w:rPr>
+        <w:t xml:space="preserve"> </w:t>
+      </w:r>
+      <w:r>
+        <w:rPr>
+          <w:sz w:val="24"/>
+          <w:szCs w:val="24"/>
         </w:rPr>
         <w:t>mẫu</w:t>
       </w:r>
@@ -4990,12 +3826,14 @@
         <w:rPr>
           <w:spacing w:val="-2"/>
           <w:sz w:val="24"/>
-        </w:rPr>
-        <w:t xml:space="preserve"> </w:t>
-      </w:r>
-      <w:r>
-        <w:rPr>
-          <w:sz w:val="24"/>
+          <w:szCs w:val="24"/>
+        </w:rPr>
+        <w:t xml:space="preserve"> </w:t>
+      </w:r>
+      <w:r>
+        <w:rPr>
+          <w:sz w:val="24"/>
+          <w:szCs w:val="24"/>
         </w:rPr>
         <w:t>01</w:t>
       </w:r>
@@ -5003,12 +3841,14 @@
         <w:rPr>
           <w:spacing w:val="-2"/>
           <w:sz w:val="24"/>
-        </w:rPr>
-        <w:t xml:space="preserve"> </w:t>
-      </w:r>
-      <w:r>
-        <w:rPr>
-          <w:sz w:val="24"/>
+          <w:szCs w:val="24"/>
+        </w:rPr>
+        <w:t xml:space="preserve"> </w:t>
+      </w:r>
+      <w:r>
+        <w:rPr>
+          <w:sz w:val="24"/>
+          <w:szCs w:val="24"/>
         </w:rPr>
         <w:t xml:space="preserve">đính </w:t>
       </w:r>
@@ -5016,6 +3856,7 @@
         <w:rPr>
           <w:spacing w:val="-4"/>
           <w:sz w:val="24"/>
+          <w:szCs w:val="24"/>
         </w:rPr>
         <w:t>kèm.</w:t>
       </w:r>
@@ -5023,13 +3864,15 @@
     <w:p>
       <w:pPr>
         <w:pStyle w:val="Heading2"/>
-        <w:spacing w:before="5" w:after="0"/>
+        <w:spacing w:lineRule="auto" w:line="240" w:before="5" w:after="0"/>
         <w:jc w:val="both"/>
         <w:rPr/>
       </w:pPr>
       <w:r>
         <w:rPr>
           <w:color w:val="E26C09"/>
+          <w:sz w:val="24"/>
+          <w:szCs w:val="24"/>
         </w:rPr>
         <w:t>Điều</w:t>
       </w:r>
@@ -5037,12 +3880,16 @@
         <w:rPr>
           <w:color w:val="E26C09"/>
           <w:spacing w:val="-2"/>
-        </w:rPr>
-        <w:t xml:space="preserve"> </w:t>
-      </w:r>
-      <w:r>
-        <w:rPr>
-          <w:color w:val="E26C09"/>
+          <w:sz w:val="24"/>
+          <w:szCs w:val="24"/>
+        </w:rPr>
+        <w:t xml:space="preserve"> </w:t>
+      </w:r>
+      <w:r>
+        <w:rPr>
+          <w:color w:val="E26C09"/>
+          <w:sz w:val="24"/>
+          <w:szCs w:val="24"/>
         </w:rPr>
         <w:t>2:</w:t>
       </w:r>
@@ -5050,12 +3897,16 @@
         <w:rPr>
           <w:color w:val="E26C09"/>
           <w:spacing w:val="-1"/>
-        </w:rPr>
-        <w:t xml:space="preserve"> </w:t>
-      </w:r>
-      <w:r>
-        <w:rPr>
-          <w:color w:val="E26C09"/>
+          <w:sz w:val="24"/>
+          <w:szCs w:val="24"/>
+        </w:rPr>
+        <w:t xml:space="preserve"> </w:t>
+      </w:r>
+      <w:r>
+        <w:rPr>
+          <w:color w:val="E26C09"/>
+          <w:sz w:val="24"/>
+          <w:szCs w:val="24"/>
         </w:rPr>
         <w:t>Điều</w:t>
       </w:r>
@@ -5063,12 +3914,16 @@
         <w:rPr>
           <w:color w:val="E26C09"/>
           <w:spacing w:val="-2"/>
-        </w:rPr>
-        <w:t xml:space="preserve"> </w:t>
-      </w:r>
-      <w:r>
-        <w:rPr>
-          <w:color w:val="E26C09"/>
+          <w:sz w:val="24"/>
+          <w:szCs w:val="24"/>
+        </w:rPr>
+        <w:t xml:space="preserve"> </w:t>
+      </w:r>
+      <w:r>
+        <w:rPr>
+          <w:color w:val="E26C09"/>
+          <w:sz w:val="24"/>
+          <w:szCs w:val="24"/>
         </w:rPr>
         <w:t>khoản</w:t>
       </w:r>
@@ -5076,12 +3931,16 @@
         <w:rPr>
           <w:color w:val="E26C09"/>
           <w:spacing w:val="1"/>
-        </w:rPr>
-        <w:t xml:space="preserve"> </w:t>
-      </w:r>
-      <w:r>
-        <w:rPr>
-          <w:color w:val="E26C09"/>
+          <w:sz w:val="24"/>
+          <w:szCs w:val="24"/>
+        </w:rPr>
+        <w:t xml:space="preserve"> </w:t>
+      </w:r>
+      <w:r>
+        <w:rPr>
+          <w:color w:val="E26C09"/>
+          <w:sz w:val="24"/>
+          <w:szCs w:val="24"/>
         </w:rPr>
         <w:t>thi</w:t>
       </w:r>
@@ -5089,6 +3948,8 @@
         <w:rPr>
           <w:color w:val="E26C09"/>
           <w:spacing w:val="-3"/>
+          <w:sz w:val="24"/>
+          <w:szCs w:val="24"/>
         </w:rPr>
         <w:t xml:space="preserve"> </w:t>
       </w:r>
@@ -5096,6 +3957,8 @@
         <w:rPr>
           <w:color w:val="E26C09"/>
           <w:spacing w:val="-4"/>
+          <w:sz w:val="24"/>
+          <w:szCs w:val="24"/>
         </w:rPr>
         <w:t>hành</w:t>
       </w:r>
@@ -5114,13 +3977,12 @@
         <w:spacing w:lineRule="auto" w:line="240" w:before="0" w:after="0"/>
         <w:ind w:hanging="0" w:start="360" w:end="357"/>
         <w:jc w:val="both"/>
-        <w:rPr>
-          <w:sz w:val="24"/>
-        </w:rPr>
-      </w:pPr>
-      <w:r>
-        <w:rPr>
-          <w:sz w:val="24"/>
+        <w:rPr/>
+      </w:pPr>
+      <w:r>
+        <w:rPr>
+          <w:sz w:val="24"/>
+          <w:szCs w:val="24"/>
         </w:rPr>
         <w:t>Hợp đồng này được điều chỉnh bởi pháp luật Việt Nam. Tất cả những sửa đổi của Hợp đồng phải được lập thành văn bản.</w:t>
       </w:r>
@@ -5136,16 +3998,15 @@
           <w:tab w:val="clear" w:pos="720"/>
           <w:tab w:val="left" w:pos="621" w:leader="none"/>
         </w:tabs>
-        <w:spacing w:lineRule="auto" w:line="238" w:before="81" w:after="0"/>
+        <w:spacing w:lineRule="auto" w:line="240" w:before="81" w:after="0"/>
         <w:ind w:hanging="0" w:start="360" w:end="362"/>
         <w:jc w:val="both"/>
-        <w:rPr>
-          <w:sz w:val="24"/>
-        </w:rPr>
-      </w:pPr>
-      <w:r>
-        <w:rPr>
-          <w:sz w:val="24"/>
+        <w:rPr/>
+      </w:pPr>
+      <w:r>
+        <w:rPr>
+          <w:sz w:val="24"/>
+          <w:szCs w:val="24"/>
         </w:rPr>
         <w:t>Sau khi Bên A đã đọc kỹ và nhận thức rõ các nội dung trong bản Điều kiện giao dịch chung của Dịch vụ (“</w:t>
       </w:r>
@@ -5153,12 +4014,14 @@
         <w:rPr>
           <w:b/>
           <w:sz w:val="24"/>
+          <w:szCs w:val="24"/>
         </w:rPr>
         <w:t>Điều kiện chung</w:t>
       </w:r>
       <w:r>
         <w:rPr>
           <w:sz w:val="24"/>
+          <w:szCs w:val="24"/>
         </w:rPr>
         <w:t>”), các bên thống nhất:</w:t>
       </w:r>
@@ -5178,13 +4041,12 @@
         <w:spacing w:lineRule="auto" w:line="240" w:before="83" w:after="0"/>
         <w:ind w:hanging="1" w:start="360" w:end="358"/>
         <w:jc w:val="both"/>
-        <w:rPr>
-          <w:sz w:val="24"/>
-        </w:rPr>
-      </w:pPr>
-      <w:r>
-        <w:rPr>
-          <w:sz w:val="24"/>
+        <w:rPr/>
+      </w:pPr>
+      <w:r>
+        <w:rPr>
+          <w:sz w:val="24"/>
+          <w:szCs w:val="24"/>
         </w:rPr>
         <w:t>Điều kiện chung</w:t>
       </w:r>
@@ -5192,12 +4054,14 @@
         <w:rPr>
           <w:spacing w:val="-3"/>
           <w:sz w:val="24"/>
-        </w:rPr>
-        <w:t xml:space="preserve"> </w:t>
-      </w:r>
-      <w:r>
-        <w:rPr>
-          <w:sz w:val="24"/>
+          <w:szCs w:val="24"/>
+        </w:rPr>
+        <w:t xml:space="preserve"> </w:t>
+      </w:r>
+      <w:r>
+        <w:rPr>
+          <w:sz w:val="24"/>
+          <w:szCs w:val="24"/>
         </w:rPr>
         <w:t>là một phần không</w:t>
       </w:r>
@@ -5205,12 +4069,14 @@
         <w:rPr>
           <w:spacing w:val="-3"/>
           <w:sz w:val="24"/>
-        </w:rPr>
-        <w:t xml:space="preserve"> </w:t>
-      </w:r>
-      <w:r>
-        <w:rPr>
-          <w:sz w:val="24"/>
+          <w:szCs w:val="24"/>
+        </w:rPr>
+        <w:t xml:space="preserve"> </w:t>
+      </w:r>
+      <w:r>
+        <w:rPr>
+          <w:sz w:val="24"/>
+          <w:szCs w:val="24"/>
         </w:rPr>
         <w:t>tách rời của</w:t>
       </w:r>
@@ -5218,12 +4084,14 @@
         <w:rPr>
           <w:spacing w:val="-1"/>
           <w:sz w:val="24"/>
-        </w:rPr>
-        <w:t xml:space="preserve"> </w:t>
-      </w:r>
-      <w:r>
-        <w:rPr>
-          <w:sz w:val="24"/>
+          <w:szCs w:val="24"/>
+        </w:rPr>
+        <w:t xml:space="preserve"> </w:t>
+      </w:r>
+      <w:r>
+        <w:rPr>
+          <w:sz w:val="24"/>
+          <w:szCs w:val="24"/>
         </w:rPr>
         <w:t>Hợp đồng, các</w:t>
       </w:r>
@@ -5231,12 +4099,14 @@
         <w:rPr>
           <w:spacing w:val="-1"/>
           <w:sz w:val="24"/>
-        </w:rPr>
-        <w:t xml:space="preserve"> </w:t>
-      </w:r>
-      <w:r>
-        <w:rPr>
-          <w:sz w:val="24"/>
+          <w:szCs w:val="24"/>
+        </w:rPr>
+        <w:t xml:space="preserve"> </w:t>
+      </w:r>
+      <w:r>
+        <w:rPr>
+          <w:sz w:val="24"/>
+          <w:szCs w:val="24"/>
         </w:rPr>
         <w:t>bên cam kết tuân</w:t>
       </w:r>
@@ -5244,12 +4114,14 @@
         <w:rPr>
           <w:spacing w:val="-1"/>
           <w:sz w:val="24"/>
-        </w:rPr>
-        <w:t xml:space="preserve"> </w:t>
-      </w:r>
-      <w:r>
-        <w:rPr>
-          <w:sz w:val="24"/>
+          <w:szCs w:val="24"/>
+        </w:rPr>
+        <w:t xml:space="preserve"> </w:t>
+      </w:r>
+      <w:r>
+        <w:rPr>
+          <w:sz w:val="24"/>
+          <w:szCs w:val="24"/>
         </w:rPr>
         <w:t>thủ Điều kiện chung. Mọi thay đổi nội dung Hợp đồng do hai bên thỏa thuận sẽ được quy định trong các Biểu mẫu/Phiếu yêu cầu kèm</w:t>
       </w:r>
@@ -5257,12 +4129,14 @@
         <w:rPr>
           <w:spacing w:val="40"/>
           <w:sz w:val="24"/>
-        </w:rPr>
-        <w:t xml:space="preserve"> </w:t>
-      </w:r>
-      <w:r>
-        <w:rPr>
-          <w:sz w:val="24"/>
+          <w:szCs w:val="24"/>
+        </w:rPr>
+        <w:t xml:space="preserve"> </w:t>
+      </w:r>
+      <w:r>
+        <w:rPr>
+          <w:sz w:val="24"/>
+          <w:szCs w:val="24"/>
         </w:rPr>
         <w:t>theo Hợp đồng (</w:t>
       </w:r>
@@ -5270,12 +4144,14 @@
         <w:rPr>
           <w:i/>
           <w:sz w:val="24"/>
+          <w:szCs w:val="24"/>
         </w:rPr>
         <w:t>Điều kiện chung được niêm yết tại các điểm cung cấp dịch vụ viễn thông, trên website của Bên B và cung cấp cho Bên A thông qua các hình thức như bản in trực tiếp, qua email hoặc các phương thức khác do hai bên thỏa thuận</w:t>
       </w:r>
       <w:r>
         <w:rPr>
           <w:sz w:val="24"/>
+          <w:szCs w:val="24"/>
         </w:rPr>
         <w:t>).</w:t>
       </w:r>
@@ -5294,13 +4170,12 @@
         <w:spacing w:lineRule="auto" w:line="240" w:before="80" w:after="0"/>
         <w:ind w:hanging="0" w:start="360" w:end="355"/>
         <w:jc w:val="both"/>
-        <w:rPr>
-          <w:sz w:val="24"/>
-        </w:rPr>
-      </w:pPr>
-      <w:r>
-        <w:rPr>
-          <w:sz w:val="24"/>
+        <w:rPr/>
+      </w:pPr>
+      <w:r>
+        <w:rPr>
+          <w:sz w:val="24"/>
+          <w:szCs w:val="24"/>
         </w:rPr>
         <w:t>Kể từ ngày Hợp đồng có hiệu lực, nếu Bên A tạm ngừng sử dụng Dịch vụ, chấm dứt Hợp đồng trước thời hạn sử dụng Dịch vụ Bên A đã cam kết, Bên A sẽ không được hoàn lại phí hòa mạng đã nộp ban đầu trong trường hợp Bên B đã hòa mạng cho Bên A.</w:t>
       </w:r>
@@ -5317,16 +4192,15 @@
           <w:tab w:val="left" w:pos="360" w:leader="none"/>
           <w:tab w:val="left" w:pos="613" w:leader="none"/>
         </w:tabs>
-        <w:spacing w:lineRule="auto" w:line="276" w:before="122" w:after="0"/>
+        <w:spacing w:lineRule="auto" w:line="240" w:before="122" w:after="0"/>
         <w:ind w:hanging="1" w:start="360" w:end="355"/>
         <w:jc w:val="both"/>
-        <w:rPr>
-          <w:sz w:val="24"/>
-        </w:rPr>
-      </w:pPr>
-      <w:r>
-        <w:rPr>
-          <w:sz w:val="24"/>
+        <w:rPr/>
+      </w:pPr>
+      <w:r>
+        <w:rPr>
+          <w:sz w:val="24"/>
+          <w:szCs w:val="24"/>
         </w:rPr>
         <w:t>Hợp đồng có hiệu lực kể từ ngày ký đến khi bị chấm dứt theo quy định của Hợp đồng và Điều kiện chung. Hợp đồng được lập thành 02 (hai) bản có giá trị pháp lý như nhau, mỗi bên giữ 01 (một) bản để thực hiện.</w:t>
       </w:r>
@@ -5361,12 +4235,9 @@
           <w:p>
             <w:pPr>
               <w:pStyle w:val="Normal"/>
-              <w:spacing w:before="0" w:after="0"/>
+              <w:spacing w:lineRule="auto" w:line="240" w:before="0" w:after="0"/>
               <w:jc w:val="center"/>
-              <w:rPr>
-                <w:sz w:val="24"/>
-                <w:szCs w:val="24"/>
-              </w:rPr>
+              <w:rPr/>
             </w:pPr>
             <w:r>
               <w:rPr>
@@ -5381,12 +4252,9 @@
           <w:p>
             <w:pPr>
               <w:pStyle w:val="Normal"/>
-              <w:spacing w:before="0" w:after="0"/>
+              <w:spacing w:lineRule="auto" w:line="240" w:before="0" w:after="0"/>
               <w:jc w:val="center"/>
-              <w:rPr>
-                <w:sz w:val="24"/>
-                <w:szCs w:val="24"/>
-              </w:rPr>
+              <w:rPr/>
             </w:pPr>
             <w:r>
               <w:rPr>
@@ -5407,12 +4275,9 @@
           <w:p>
             <w:pPr>
               <w:pStyle w:val="Normal"/>
-              <w:spacing w:before="0" w:after="0"/>
+              <w:spacing w:lineRule="auto" w:line="240" w:before="0" w:after="0"/>
               <w:jc w:val="center"/>
-              <w:rPr>
-                <w:sz w:val="24"/>
-                <w:szCs w:val="24"/>
-              </w:rPr>
+              <w:rPr/>
             </w:pPr>
             <w:r>
               <w:rPr>
@@ -5427,12 +4292,9 @@
           <w:p>
             <w:pPr>
               <w:pStyle w:val="Normal"/>
-              <w:spacing w:before="0" w:after="0"/>
+              <w:spacing w:lineRule="auto" w:line="240" w:before="0" w:after="0"/>
               <w:jc w:val="center"/>
-              <w:rPr>
-                <w:sz w:val="24"/>
-                <w:szCs w:val="24"/>
-              </w:rPr>
+              <w:rPr/>
             </w:pPr>
             <w:r>
               <w:rPr>
@@ -5448,7 +4310,7 @@
       </w:tr>
       <w:tr>
         <w:trPr>
-          <w:trHeight w:val="2381" w:hRule="exact"/>
+          <w:trHeight w:val="1901" w:hRule="exact"/>
         </w:trPr>
         <w:tc>
           <w:tcPr>
@@ -5458,13 +4320,15 @@
           </w:tcPr>
           <w:p>
             <w:pPr>
+              <w:pStyle w:val="Normal"/>
+              <w:spacing w:lineRule="auto" w:line="240"/>
               <w:jc w:val="center"/>
+              <w:rPr/>
             </w:pPr>
-            <w:r/>
             <w:r>
               <w:rPr>
-                <w:rFonts w:ascii="Great Vibes" w:hAnsi="Great Vibes" w:eastAsia="Great Vibes" w:cs="Great Vibes"/>
-                <w:b w:val="0"/>
+                <w:rFonts w:eastAsia="Great Vibes" w:cs="Great Vibes" w:ascii="Great Vibes" w:hAnsi="Great Vibes"/>
+                <w:b w:val="false"/>
                 <w:sz w:val="36"/>
               </w:rPr>
               <w:t>{{ prepaid_party_a_signature_given_name }}</w:t>
@@ -5479,13 +4343,15 @@
           </w:tcPr>
           <w:p>
             <w:pPr>
+              <w:pStyle w:val="Normal"/>
+              <w:spacing w:lineRule="auto" w:line="240"/>
               <w:jc w:val="center"/>
+              <w:rPr/>
             </w:pPr>
-            <w:r/>
             <w:r>
               <w:rPr>
-                <w:rFonts w:ascii="Great Vibes" w:hAnsi="Great Vibes" w:eastAsia="Great Vibes" w:cs="Great Vibes"/>
-                <w:b w:val="0"/>
+                <w:rFonts w:eastAsia="Great Vibes" w:cs="Great Vibes" w:ascii="Great Vibes" w:hAnsi="Great Vibes"/>
+                <w:b w:val="false"/>
                 <w:sz w:val="36"/>
               </w:rPr>
               <w:t>{{ provider_representative_given_name }}</w:t>
@@ -5503,17 +4369,14 @@
           <w:p>
             <w:pPr>
               <w:pStyle w:val="Normal"/>
-              <w:spacing w:before="0" w:after="0"/>
+              <w:spacing w:lineRule="auto" w:line="240" w:before="0" w:after="0"/>
               <w:jc w:val="center"/>
-              <w:rPr>
-                <w:sz w:val="24"/>
-                <w:szCs w:val="24"/>
-              </w:rPr>
+              <w:rPr/>
             </w:pPr>
             <w:r>
               <w:rPr>
-                <w:rFonts w:ascii="Great Vibes" w:hAnsi="Great Vibes" w:eastAsia="Great Vibes" w:cs="Great Vibes"/>
-                <w:b w:val="0"/>
+                <w:rFonts w:eastAsia="Great Vibes" w:cs="Great Vibes" w:ascii="Great Vibes" w:hAnsi="Great Vibes"/>
+                <w:b w:val="false"/>
                 <w:sz w:val="36"/>
                 <w:szCs w:val="24"/>
               </w:rPr>
@@ -5529,17 +4392,14 @@
           <w:p>
             <w:pPr>
               <w:pStyle w:val="Normal"/>
-              <w:spacing w:before="0" w:after="0"/>
+              <w:spacing w:lineRule="auto" w:line="240" w:before="0" w:after="0"/>
               <w:jc w:val="center"/>
-              <w:rPr>
-                <w:sz w:val="24"/>
-                <w:szCs w:val="24"/>
-              </w:rPr>
+              <w:rPr/>
             </w:pPr>
             <w:r>
               <w:rPr>
-                <w:rFonts w:ascii="Great Vibes" w:hAnsi="Great Vibes" w:eastAsia="Great Vibes" w:cs="Great Vibes"/>
-                <w:b w:val="0"/>
+                <w:rFonts w:eastAsia="Great Vibes" w:cs="Great Vibes" w:ascii="Great Vibes" w:hAnsi="Great Vibes"/>
+                <w:b w:val="false"/>
                 <w:sz w:val="36"/>
                 <w:szCs w:val="24"/>
               </w:rPr>
@@ -5550,13 +4410,10 @@
       </w:tr>
     </w:tbl>
     <w:sectPr>
-      <w:headerReference w:type="even" r:id="rId10"/>
-      <w:headerReference w:type="default" r:id="rId11"/>
-      <w:headerReference w:type="first" r:id="rId12"/>
-      <w:footerReference w:type="even" r:id="rId13"/>
-      <w:footerReference w:type="default" r:id="rId14"/>
-      <w:footerReference w:type="first" r:id="rId15"/>
-      <w:type w:val="nextPage"/>
+      <w:footnotePr>
+        <w:numFmt w:val="decimal"/>
+      </w:footnotePr>
+      <w:type w:val="continuous"/>
       <w:pgSz w:w="12240" w:h="15840"/>
       <w:pgMar w:left="360" w:right="360" w:gutter="0" w:header="0" w:top="1120" w:footer="539" w:bottom="720"/>
       <w:pgNumType w:fmt="decimal"/>
@@ -5587,7 +4444,7 @@
   <w:p>
     <w:pPr>
       <w:pStyle w:val="BodyText"/>
-      <w:spacing w:lineRule="auto" w:line="14"/>
+      <w:spacing w:lineRule="auto" w:line="14" w:before="400" w:after="0"/>
       <w:rPr>
         <w:sz w:val="20"/>
       </w:rPr>
@@ -5599,7 +4456,7 @@
       <mc:AlternateContent>
         <mc:Choice Requires="wps">
           <w:drawing>
-            <wp:anchor distT="0" distB="0" distL="0" distR="0" simplePos="0" relativeHeight="3" behindDoc="1" locked="0" layoutInCell="0" allowOverlap="1">
+            <wp:anchor distT="0" distB="0" distL="0" distR="0" simplePos="0" relativeHeight="9" behindDoc="1" locked="0" layoutInCell="0" allowOverlap="1">
               <wp:simplePos x="0" y="0"/>
               <wp:positionH relativeFrom="page">
                 <wp:posOffset>3810635</wp:posOffset>
@@ -5671,7 +4528,7 @@
                               <w:color w:val="000000"/>
                               <w:spacing w:val="-10"/>
                             </w:rPr>
-                            <w:t>1</w:t>
+                            <w:t>3</w:t>
                           </w:r>
                           <w:r>
                             <w:rPr>
@@ -5734,7 +4591,7 @@
                         <w:color w:val="000000"/>
                         <w:spacing w:val="-10"/>
                       </w:rPr>
-                      <w:t>1</w:t>
+                      <w:t>3</w:t>
                     </w:r>
                     <w:r>
                       <w:rPr>
@@ -5752,7 +4609,7 @@
         </mc:Fallback>
       </mc:AlternateContent>
       <w:drawing>
-        <wp:anchor distT="0" distB="0" distL="0" distR="0" simplePos="0" relativeHeight="11" behindDoc="1" locked="0" layoutInCell="0" allowOverlap="1">
+        <wp:anchor distT="0" distB="0" distL="0" distR="0" simplePos="0" relativeHeight="14" behindDoc="1" locked="0" layoutInCell="0" allowOverlap="1">
           <wp:simplePos x="0" y="0"/>
           <wp:positionH relativeFrom="page">
             <wp:posOffset>0</wp:posOffset>
@@ -5807,7 +4664,7 @@
   <w:p>
     <w:pPr>
       <w:pStyle w:val="BodyText"/>
-      <w:spacing w:lineRule="auto" w:line="14"/>
+      <w:spacing w:lineRule="auto" w:line="14" w:before="400" w:after="0"/>
       <w:rPr>
         <w:sz w:val="20"/>
       </w:rPr>
@@ -5819,7 +4676,7 @@
       <mc:AlternateContent>
         <mc:Choice Requires="wps">
           <w:drawing>
-            <wp:anchor distT="0" distB="0" distL="0" distR="0" simplePos="0" relativeHeight="3" behindDoc="1" locked="0" layoutInCell="0" allowOverlap="1">
+            <wp:anchor distT="0" distB="0" distL="0" distR="0" simplePos="0" relativeHeight="9" behindDoc="1" locked="0" layoutInCell="0" allowOverlap="1">
               <wp:simplePos x="0" y="0"/>
               <wp:positionH relativeFrom="page">
                 <wp:posOffset>3810635</wp:posOffset>
@@ -5891,7 +4748,7 @@
                               <w:color w:val="000000"/>
                               <w:spacing w:val="-10"/>
                             </w:rPr>
-                            <w:t>1</w:t>
+                            <w:t>3</w:t>
                           </w:r>
                           <w:r>
                             <w:rPr>
@@ -5954,7 +4811,7 @@
                         <w:color w:val="000000"/>
                         <w:spacing w:val="-10"/>
                       </w:rPr>
-                      <w:t>1</w:t>
+                      <w:t>3</w:t>
                     </w:r>
                     <w:r>
                       <w:rPr>
@@ -5972,7 +4829,7 @@
         </mc:Fallback>
       </mc:AlternateContent>
       <w:drawing>
-        <wp:anchor distT="0" distB="0" distL="0" distR="0" simplePos="0" relativeHeight="11" behindDoc="1" locked="0" layoutInCell="0" allowOverlap="1">
+        <wp:anchor distT="0" distB="0" distL="0" distR="0" simplePos="0" relativeHeight="14" behindDoc="1" locked="0" layoutInCell="0" allowOverlap="1">
           <wp:simplePos x="0" y="0"/>
           <wp:positionH relativeFrom="page">
             <wp:posOffset>0</wp:posOffset>
@@ -6022,458 +4879,119 @@
 </w:ftr>
 </file>
 
-<file path=word/footer4.xml><?xml version="1.0" encoding="utf-8"?>
-<w:ftr xmlns:o="urn:schemas-microsoft-com:office:office" xmlns:r="http://schemas.openxmlformats.org/officeDocument/2006/relationships" xmlns:v="urn:schemas-microsoft-com:vml" xmlns:w="http://schemas.openxmlformats.org/wordprocessingml/2006/main" xmlns:w10="urn:schemas-microsoft-com:office:word" xmlns:wp="http://schemas.openxmlformats.org/drawingml/2006/wordprocessingDrawing" xmlns:pic="http://schemas.openxmlformats.org/drawingml/2006/picture" xmlns:wps="http://schemas.microsoft.com/office/word/2010/wordprocessingShape" xmlns:wpg="http://schemas.microsoft.com/office/word/2010/wordprocessingGroup" xmlns:mc="http://schemas.openxmlformats.org/markup-compatibility/2006" xmlns:wp14="http://schemas.microsoft.com/office/word/2010/wordprocessingDrawing" xmlns:w14="http://schemas.microsoft.com/office/word/2010/wordml" xmlns:w15="http://schemas.microsoft.com/office/word/2012/wordml" mc:Ignorable="w14 wp14 w15">
-  <w:p>
-    <w:pPr>
-      <w:pStyle w:val="Footer"/>
-      <w:rPr/>
-    </w:pPr>
-    <w:r>
-      <w:rPr/>
-    </w:r>
-  </w:p>
-</w:ftr>
-</file>
-
-<file path=word/footer5.xml><?xml version="1.0" encoding="utf-8"?>
-<w:ftr xmlns:o="urn:schemas-microsoft-com:office:office" xmlns:r="http://schemas.openxmlformats.org/officeDocument/2006/relationships" xmlns:v="urn:schemas-microsoft-com:vml" xmlns:w="http://schemas.openxmlformats.org/wordprocessingml/2006/main" xmlns:w10="urn:schemas-microsoft-com:office:word" xmlns:wp="http://schemas.openxmlformats.org/drawingml/2006/wordprocessingDrawing" xmlns:pic="http://schemas.openxmlformats.org/drawingml/2006/picture" xmlns:wps="http://schemas.microsoft.com/office/word/2010/wordprocessingShape" xmlns:wpg="http://schemas.microsoft.com/office/word/2010/wordprocessingGroup" xmlns:mc="http://schemas.openxmlformats.org/markup-compatibility/2006" xmlns:wp14="http://schemas.microsoft.com/office/word/2010/wordprocessingDrawing" xmlns:w14="http://schemas.microsoft.com/office/word/2010/wordml" xmlns:w15="http://schemas.microsoft.com/office/word/2012/wordml" mc:Ignorable="w14 wp14 w15">
-  <w:p>
-    <w:pPr>
-      <w:pStyle w:val="BodyText"/>
-      <w:spacing w:lineRule="auto" w:line="14"/>
-      <w:rPr>
-        <w:sz w:val="20"/>
-      </w:rPr>
-    </w:pPr>
-    <w:r>
-      <w:rPr>
-        <w:sz w:val="20"/>
-      </w:rPr>
-      <mc:AlternateContent>
-        <mc:Choice Requires="wps">
-          <w:drawing>
-            <wp:anchor distT="0" distB="0" distL="0" distR="0" simplePos="0" relativeHeight="7" behindDoc="1" locked="0" layoutInCell="0" allowOverlap="1">
-              <wp:simplePos x="0" y="0"/>
-              <wp:positionH relativeFrom="page">
-                <wp:posOffset>3810635</wp:posOffset>
-              </wp:positionH>
-              <wp:positionV relativeFrom="page">
-                <wp:posOffset>9698355</wp:posOffset>
-              </wp:positionV>
-              <wp:extent cx="165100" cy="194310"/>
-              <wp:effectExtent l="0" t="0" r="0" b="0"/>
-              <wp:wrapNone/>
-              <wp:docPr id="10" name="Textbox 1"/>
-              <a:graphic xmlns:a="http://schemas.openxmlformats.org/drawingml/2006/main">
-                <a:graphicData uri="http://schemas.microsoft.com/office/word/2010/wordprocessingShape">
-                  <wps:wsp>
-                    <wps:cNvSpPr/>
-                    <wps:spPr>
-                      <a:xfrm>
-                        <a:off x="0" y="0"/>
-                        <a:ext cx="165240" cy="194400"/>
-                      </a:xfrm>
-                      <a:prstGeom prst="rect">
-                        <a:avLst/>
-                      </a:prstGeom>
-                      <a:noFill/>
-                      <a:ln w="0">
-                        <a:noFill/>
-                      </a:ln>
-                    </wps:spPr>
-                    <wps:style>
-                      <a:lnRef idx="0"/>
-                      <a:fillRef idx="0"/>
-                      <a:effectRef idx="0"/>
-                      <a:fontRef idx="minor"/>
-                    </wps:style>
-                    <wps:txbx>
-                      <w:txbxContent>
-                        <w:p>
-                          <w:pPr>
-                            <w:pStyle w:val="BodyText"/>
-                            <w:spacing w:before="10" w:after="0"/>
-                            <w:ind w:start="60" w:end="0"/>
-                            <w:rPr>
-                              <w:color w:val="000000"/>
-                            </w:rPr>
-                          </w:pPr>
-                          <w:r>
-                            <w:rPr>
-                              <w:color w:val="000000"/>
-                              <w:spacing w:val="-10"/>
-                            </w:rPr>
-                            <w:fldChar w:fldCharType="begin"/>
-                          </w:r>
-                          <w:r>
-                            <w:rPr>
-                              <w:color w:val="000000"/>
-                              <w:spacing w:val="-10"/>
-                            </w:rPr>
-                            <w:instrText xml:space="preserve"> PAGE </w:instrText>
-                          </w:r>
-                          <w:r>
-                            <w:rPr>
-                              <w:color w:val="000000"/>
-                              <w:spacing w:val="-10"/>
-                            </w:rPr>
-                            <w:fldChar w:fldCharType="separate"/>
-                          </w:r>
-                          <w:r>
-                            <w:rPr>
-                              <w:color w:val="000000"/>
-                              <w:spacing w:val="-10"/>
-                            </w:rPr>
-                            <w:t>2</w:t>
-                          </w:r>
-                          <w:r>
-                            <w:rPr>
-                              <w:color w:val="000000"/>
-                              <w:spacing w:val="-10"/>
-                            </w:rPr>
-                            <w:fldChar w:fldCharType="end"/>
-                          </w:r>
-                        </w:p>
-                      </w:txbxContent>
-                    </wps:txbx>
-                    <wps:bodyPr lIns="0" tIns="0" rIns="0" bIns="0" anchor="t">
-                      <a:noAutofit/>
-                    </wps:bodyPr>
-                  </wps:wsp>
-                </a:graphicData>
-              </a:graphic>
-            </wp:anchor>
-          </w:drawing>
-        </mc:Choice>
-        <mc:Fallback>
-          <w:pict>
-            <v:rect id="shape_0" stroked="f" o:allowincell="f" style="position:absolute;margin-left:300.05pt;margin-top:763.65pt;width:12.95pt;height:15.25pt;mso-wrap-style:square;v-text-anchor:top;mso-position-horizontal-relative:page;mso-position-vertical-relative:page">
-              <v:fill o:detectmouseclick="t" on="false"/>
-              <v:stroke color="#3465a4" joinstyle="round" endcap="flat"/>
-              <v:textbox>
-                <w:txbxContent>
-                  <w:p>
-                    <w:pPr>
-                      <w:pStyle w:val="BodyText"/>
-                      <w:spacing w:before="10" w:after="0"/>
-                      <w:ind w:start="60" w:end="0"/>
-                      <w:rPr>
-                        <w:color w:val="000000"/>
-                      </w:rPr>
-                    </w:pPr>
-                    <w:r>
-                      <w:rPr>
-                        <w:color w:val="000000"/>
-                        <w:spacing w:val="-10"/>
-                      </w:rPr>
-                      <w:fldChar w:fldCharType="begin"/>
-                    </w:r>
-                    <w:r>
-                      <w:rPr>
-                        <w:color w:val="000000"/>
-                        <w:spacing w:val="-10"/>
-                      </w:rPr>
-                      <w:instrText xml:space="preserve"> PAGE </w:instrText>
-                    </w:r>
-                    <w:r>
-                      <w:rPr>
-                        <w:color w:val="000000"/>
-                        <w:spacing w:val="-10"/>
-                      </w:rPr>
-                      <w:fldChar w:fldCharType="separate"/>
-                    </w:r>
-                    <w:r>
-                      <w:rPr>
-                        <w:color w:val="000000"/>
-                        <w:spacing w:val="-10"/>
-                      </w:rPr>
-                      <w:t>2</w:t>
-                    </w:r>
-                    <w:r>
-                      <w:rPr>
-                        <w:color w:val="000000"/>
-                        <w:spacing w:val="-10"/>
-                      </w:rPr>
-                      <w:fldChar w:fldCharType="end"/>
-                    </w:r>
-                  </w:p>
-                </w:txbxContent>
-              </v:textbox>
-              <w10:wrap type="none"/>
-            </v:rect>
-          </w:pict>
-        </mc:Fallback>
-      </mc:AlternateContent>
-      <w:drawing>
-        <wp:anchor distT="0" distB="0" distL="0" distR="0" simplePos="0" relativeHeight="10" behindDoc="1" locked="0" layoutInCell="0" allowOverlap="1">
-          <wp:simplePos x="0" y="0"/>
-          <wp:positionH relativeFrom="page">
-            <wp:posOffset>0</wp:posOffset>
-          </wp:positionH>
-          <wp:positionV relativeFrom="page">
-            <wp:posOffset>9538335</wp:posOffset>
-          </wp:positionV>
-          <wp:extent cx="7772400" cy="520065"/>
-          <wp:effectExtent l="0" t="0" r="0" b="0"/>
-          <wp:wrapNone/>
-          <wp:docPr id="11" name="Image 2 Copy 1"/>
-          <wp:cNvGraphicFramePr>
-            <a:graphicFrameLocks xmlns:a="http://schemas.openxmlformats.org/drawingml/2006/main" noChangeAspect="1"/>
-          </wp:cNvGraphicFramePr>
-          <a:graphic xmlns:a="http://schemas.openxmlformats.org/drawingml/2006/main">
-            <a:graphicData uri="http://schemas.openxmlformats.org/drawingml/2006/picture">
-              <pic:pic xmlns:pic="http://schemas.openxmlformats.org/drawingml/2006/picture">
-                <pic:nvPicPr>
-                  <pic:cNvPr id="11" name="Image 2 Copy 1"/>
-                  <pic:cNvPicPr>
-                    <a:picLocks noChangeAspect="1" noChangeArrowheads="1"/>
-                  </pic:cNvPicPr>
-                </pic:nvPicPr>
-                <pic:blipFill>
-                  <a:blip r:embed="rId1"/>
-                  <a:stretch>
-                    <a:fillRect/>
-                  </a:stretch>
-                </pic:blipFill>
-                <pic:spPr bwMode="auto">
-                  <a:xfrm>
-                    <a:off x="0" y="0"/>
-                    <a:ext cx="7772400" cy="520065"/>
-                  </a:xfrm>
-                  <a:prstGeom prst="rect">
-                    <a:avLst/>
-                  </a:prstGeom>
-                  <a:noFill/>
-                </pic:spPr>
-              </pic:pic>
-            </a:graphicData>
-          </a:graphic>
-        </wp:anchor>
-      </w:drawing>
-    </w:r>
-  </w:p>
-</w:ftr>
-</file>
-
-<file path=word/footer6.xml><?xml version="1.0" encoding="utf-8"?>
-<w:ftr xmlns:o="urn:schemas-microsoft-com:office:office" xmlns:r="http://schemas.openxmlformats.org/officeDocument/2006/relationships" xmlns:v="urn:schemas-microsoft-com:vml" xmlns:w="http://schemas.openxmlformats.org/wordprocessingml/2006/main" xmlns:w10="urn:schemas-microsoft-com:office:word" xmlns:wp="http://schemas.openxmlformats.org/drawingml/2006/wordprocessingDrawing" xmlns:pic="http://schemas.openxmlformats.org/drawingml/2006/picture" xmlns:wps="http://schemas.microsoft.com/office/word/2010/wordprocessingShape" xmlns:wpg="http://schemas.microsoft.com/office/word/2010/wordprocessingGroup" xmlns:mc="http://schemas.openxmlformats.org/markup-compatibility/2006" xmlns:wp14="http://schemas.microsoft.com/office/word/2010/wordprocessingDrawing" xmlns:w14="http://schemas.microsoft.com/office/word/2010/wordml" xmlns:w15="http://schemas.microsoft.com/office/word/2012/wordml" mc:Ignorable="w14 wp14 w15">
-  <w:p>
-    <w:pPr>
-      <w:pStyle w:val="BodyText"/>
-      <w:spacing w:lineRule="auto" w:line="14"/>
-      <w:rPr>
-        <w:sz w:val="20"/>
-      </w:rPr>
-    </w:pPr>
-    <w:r>
-      <w:rPr>
-        <w:sz w:val="20"/>
-      </w:rPr>
-      <mc:AlternateContent>
-        <mc:Choice Requires="wps">
-          <w:drawing>
-            <wp:anchor distT="0" distB="0" distL="0" distR="0" simplePos="0" relativeHeight="7" behindDoc="1" locked="0" layoutInCell="0" allowOverlap="1">
-              <wp:simplePos x="0" y="0"/>
-              <wp:positionH relativeFrom="page">
-                <wp:posOffset>3810635</wp:posOffset>
-              </wp:positionH>
-              <wp:positionV relativeFrom="page">
-                <wp:posOffset>9698355</wp:posOffset>
-              </wp:positionV>
-              <wp:extent cx="165100" cy="194310"/>
-              <wp:effectExtent l="0" t="0" r="0" b="0"/>
-              <wp:wrapNone/>
-              <wp:docPr id="12" name="Textbox 1"/>
-              <a:graphic xmlns:a="http://schemas.openxmlformats.org/drawingml/2006/main">
-                <a:graphicData uri="http://schemas.microsoft.com/office/word/2010/wordprocessingShape">
-                  <wps:wsp>
-                    <wps:cNvSpPr/>
-                    <wps:spPr>
-                      <a:xfrm>
-                        <a:off x="0" y="0"/>
-                        <a:ext cx="165240" cy="194400"/>
-                      </a:xfrm>
-                      <a:prstGeom prst="rect">
-                        <a:avLst/>
-                      </a:prstGeom>
-                      <a:noFill/>
-                      <a:ln w="0">
-                        <a:noFill/>
-                      </a:ln>
-                    </wps:spPr>
-                    <wps:style>
-                      <a:lnRef idx="0"/>
-                      <a:fillRef idx="0"/>
-                      <a:effectRef idx="0"/>
-                      <a:fontRef idx="minor"/>
-                    </wps:style>
-                    <wps:txbx>
-                      <w:txbxContent>
-                        <w:p>
-                          <w:pPr>
-                            <w:pStyle w:val="BodyText"/>
-                            <w:spacing w:before="10" w:after="0"/>
-                            <w:ind w:start="60" w:end="0"/>
-                            <w:rPr>
-                              <w:color w:val="000000"/>
-                            </w:rPr>
-                          </w:pPr>
-                          <w:r>
-                            <w:rPr>
-                              <w:color w:val="000000"/>
-                              <w:spacing w:val="-10"/>
-                            </w:rPr>
-                            <w:fldChar w:fldCharType="begin"/>
-                          </w:r>
-                          <w:r>
-                            <w:rPr>
-                              <w:color w:val="000000"/>
-                              <w:spacing w:val="-10"/>
-                            </w:rPr>
-                            <w:instrText xml:space="preserve"> PAGE </w:instrText>
-                          </w:r>
-                          <w:r>
-                            <w:rPr>
-                              <w:color w:val="000000"/>
-                              <w:spacing w:val="-10"/>
-                            </w:rPr>
-                            <w:fldChar w:fldCharType="separate"/>
-                          </w:r>
-                          <w:r>
-                            <w:rPr>
-                              <w:color w:val="000000"/>
-                              <w:spacing w:val="-10"/>
-                            </w:rPr>
-                            <w:t>2</w:t>
-                          </w:r>
-                          <w:r>
-                            <w:rPr>
-                              <w:color w:val="000000"/>
-                              <w:spacing w:val="-10"/>
-                            </w:rPr>
-                            <w:fldChar w:fldCharType="end"/>
-                          </w:r>
-                        </w:p>
-                      </w:txbxContent>
-                    </wps:txbx>
-                    <wps:bodyPr lIns="0" tIns="0" rIns="0" bIns="0" anchor="t">
-                      <a:noAutofit/>
-                    </wps:bodyPr>
-                  </wps:wsp>
-                </a:graphicData>
-              </a:graphic>
-            </wp:anchor>
-          </w:drawing>
-        </mc:Choice>
-        <mc:Fallback>
-          <w:pict>
-            <v:rect id="shape_0" stroked="f" o:allowincell="f" style="position:absolute;margin-left:300.05pt;margin-top:763.65pt;width:12.95pt;height:15.25pt;mso-wrap-style:square;v-text-anchor:top;mso-position-horizontal-relative:page;mso-position-vertical-relative:page">
-              <v:fill o:detectmouseclick="t" on="false"/>
-              <v:stroke color="#3465a4" joinstyle="round" endcap="flat"/>
-              <v:textbox>
-                <w:txbxContent>
-                  <w:p>
-                    <w:pPr>
-                      <w:pStyle w:val="BodyText"/>
-                      <w:spacing w:before="10" w:after="0"/>
-                      <w:ind w:start="60" w:end="0"/>
-                      <w:rPr>
-                        <w:color w:val="000000"/>
-                      </w:rPr>
-                    </w:pPr>
-                    <w:r>
-                      <w:rPr>
-                        <w:color w:val="000000"/>
-                        <w:spacing w:val="-10"/>
-                      </w:rPr>
-                      <w:fldChar w:fldCharType="begin"/>
-                    </w:r>
-                    <w:r>
-                      <w:rPr>
-                        <w:color w:val="000000"/>
-                        <w:spacing w:val="-10"/>
-                      </w:rPr>
-                      <w:instrText xml:space="preserve"> PAGE </w:instrText>
-                    </w:r>
-                    <w:r>
-                      <w:rPr>
-                        <w:color w:val="000000"/>
-                        <w:spacing w:val="-10"/>
-                      </w:rPr>
-                      <w:fldChar w:fldCharType="separate"/>
-                    </w:r>
-                    <w:r>
-                      <w:rPr>
-                        <w:color w:val="000000"/>
-                        <w:spacing w:val="-10"/>
-                      </w:rPr>
-                      <w:t>2</w:t>
-                    </w:r>
-                    <w:r>
-                      <w:rPr>
-                        <w:color w:val="000000"/>
-                        <w:spacing w:val="-10"/>
-                      </w:rPr>
-                      <w:fldChar w:fldCharType="end"/>
-                    </w:r>
-                  </w:p>
-                </w:txbxContent>
-              </v:textbox>
-              <w10:wrap type="none"/>
-            </v:rect>
-          </w:pict>
-        </mc:Fallback>
-      </mc:AlternateContent>
-      <w:drawing>
-        <wp:anchor distT="0" distB="0" distL="0" distR="0" simplePos="0" relativeHeight="10" behindDoc="1" locked="0" layoutInCell="0" allowOverlap="1">
-          <wp:simplePos x="0" y="0"/>
-          <wp:positionH relativeFrom="page">
-            <wp:posOffset>0</wp:posOffset>
-          </wp:positionH>
-          <wp:positionV relativeFrom="page">
-            <wp:posOffset>9538335</wp:posOffset>
-          </wp:positionV>
-          <wp:extent cx="7772400" cy="520065"/>
-          <wp:effectExtent l="0" t="0" r="0" b="0"/>
-          <wp:wrapNone/>
-          <wp:docPr id="13" name="Image 2 Copy 1"/>
-          <wp:cNvGraphicFramePr>
-            <a:graphicFrameLocks xmlns:a="http://schemas.openxmlformats.org/drawingml/2006/main" noChangeAspect="1"/>
-          </wp:cNvGraphicFramePr>
-          <a:graphic xmlns:a="http://schemas.openxmlformats.org/drawingml/2006/main">
-            <a:graphicData uri="http://schemas.openxmlformats.org/drawingml/2006/picture">
-              <pic:pic xmlns:pic="http://schemas.openxmlformats.org/drawingml/2006/picture">
-                <pic:nvPicPr>
-                  <pic:cNvPr id="13" name="Image 2 Copy 1"/>
-                  <pic:cNvPicPr>
-                    <a:picLocks noChangeAspect="1" noChangeArrowheads="1"/>
-                  </pic:cNvPicPr>
-                </pic:nvPicPr>
-                <pic:blipFill>
-                  <a:blip r:embed="rId1"/>
-                  <a:stretch>
-                    <a:fillRect/>
-                  </a:stretch>
-                </pic:blipFill>
-                <pic:spPr bwMode="auto">
-                  <a:xfrm>
-                    <a:off x="0" y="0"/>
-                    <a:ext cx="7772400" cy="520065"/>
-                  </a:xfrm>
-                  <a:prstGeom prst="rect">
-                    <a:avLst/>
-                  </a:prstGeom>
-                  <a:noFill/>
-                </pic:spPr>
-              </pic:pic>
-            </a:graphicData>
-          </a:graphic>
-        </wp:anchor>
-      </w:drawing>
-    </w:r>
-  </w:p>
-</w:ftr>
+<file path=word/footnotes.xml><?xml version="1.0" encoding="utf-8"?>
+<w:footnotes xmlns:o="urn:schemas-microsoft-com:office:office" xmlns:r="http://schemas.openxmlformats.org/officeDocument/2006/relationships" xmlns:v="urn:schemas-microsoft-com:vml" xmlns:w="http://schemas.openxmlformats.org/wordprocessingml/2006/main" xmlns:w10="urn:schemas-microsoft-com:office:word" xmlns:wp="http://schemas.openxmlformats.org/drawingml/2006/wordprocessingDrawing" xmlns:pic="http://schemas.openxmlformats.org/drawingml/2006/picture" xmlns:wps="http://schemas.microsoft.com/office/word/2010/wordprocessingShape" xmlns:wpg="http://schemas.microsoft.com/office/word/2010/wordprocessingGroup" xmlns:mc="http://schemas.openxmlformats.org/markup-compatibility/2006" xmlns:wp14="http://schemas.microsoft.com/office/word/2010/wordprocessingDrawing" xmlns:w14="http://schemas.microsoft.com/office/word/2010/wordml" xmlns:w15="http://schemas.microsoft.com/office/word/2012/wordml" mc:Ignorable="w14 wp14 w15">
+  <w:footnote w:id="0" w:type="separator">
+    <w:p>
+      <w:r>
+        <w:separator/>
+      </w:r>
+    </w:p>
+  </w:footnote>
+  <w:footnote w:id="1" w:type="continuationSeparator">
+    <w:p>
+      <w:r>
+        <w:continuationSeparator/>
+      </w:r>
+    </w:p>
+  </w:footnote>
+  <w:footnote w:id="2">
+    <w:p>
+      <w:pPr>
+        <w:pStyle w:val="Normal"/>
+        <w:rPr/>
+      </w:pPr>
+      <w:r>
+        <w:rPr>
+          <w:rStyle w:val="FootnoteCharacters"/>
+        </w:rPr>
+        <w:footnoteRef/>
+      </w:r>
+      <w:r>
+        <w:rPr>
+          <w:i/>
+          <w:iCs/>
+          <w:sz w:val="24"/>
+          <w:szCs w:val="24"/>
+        </w:rPr>
+        <w:t xml:space="preserve"> </w:t>
+      </w:r>
+      <w:r>
+        <w:rPr>
+          <w:i/>
+          <w:iCs/>
+          <w:sz w:val="24"/>
+          <w:szCs w:val="24"/>
+        </w:rPr>
+        <w:t>Số Quyết định thành lập/Giấy chứng nhận đăng ký kinh doanh và đăng ký đầu tư/Giấy phép kinh doanh/Giấy chứng nhận đăng ký doanh nghiệp hoặc giấy tờ chứng minh pháp nhân khác.</w:t>
+      </w:r>
+    </w:p>
+  </w:footnote>
+  <w:footnote w:id="3">
+    <w:p>
+      <w:pPr>
+        <w:pStyle w:val="Normal"/>
+        <w:rPr/>
+      </w:pPr>
+      <w:r>
+        <w:rPr>
+          <w:rStyle w:val="FootnoteCharacters"/>
+        </w:rPr>
+        <w:footnoteRef/>
+      </w:r>
+      <w:r>
+        <w:rPr>
+          <w:i/>
+          <w:iCs/>
+          <w:sz w:val="24"/>
+          <w:szCs w:val="24"/>
+        </w:rPr>
+        <w:t xml:space="preserve"> </w:t>
+      </w:r>
+      <w:r>
+        <w:rPr>
+          <w:i/>
+          <w:iCs/>
+          <w:sz w:val="24"/>
+          <w:szCs w:val="24"/>
+        </w:rPr>
+        <w:t>Địa chỉ trên giấy tờ để đăng ký thông tin thuê bao.</w:t>
+      </w:r>
+    </w:p>
+  </w:footnote>
+  <w:footnote w:id="4">
+    <w:p>
+      <w:pPr>
+        <w:pStyle w:val="Normal"/>
+        <w:rPr/>
+      </w:pPr>
+      <w:r>
+        <w:rPr>
+          <w:rStyle w:val="FootnoteCharacters"/>
+        </w:rPr>
+        <w:footnoteRef/>
+      </w:r>
+      <w:r>
+        <w:rPr>
+          <w:i/>
+          <w:iCs/>
+          <w:sz w:val="24"/>
+          <w:szCs w:val="24"/>
+        </w:rPr>
+        <w:t xml:space="preserve"> </w:t>
+      </w:r>
+      <w:r>
+        <w:rPr>
+          <w:i/>
+          <w:iCs/>
+          <w:sz w:val="24"/>
+          <w:szCs w:val="24"/>
+        </w:rPr>
+        <w:t>Các nội dung bỏ trống tại phần này do hai bên thỏa thuận điền cụ thể khi ký kết Hợp đồng và phù hợp với quy định của pháp luật.</w:t>
+      </w:r>
+    </w:p>
+  </w:footnote>
+</w:footnotes>
 </file>
 
 <file path=word/header1.xml><?xml version="1.0" encoding="utf-8"?>
@@ -6505,7 +5023,7 @@
         <w:sz w:val="20"/>
       </w:rPr>
       <w:drawing>
-        <wp:anchor distT="0" distB="0" distL="0" distR="0" simplePos="0" relativeHeight="2" behindDoc="1" locked="0" layoutInCell="0" allowOverlap="1">
+        <wp:anchor distT="0" distB="0" distL="0" distR="0" simplePos="0" relativeHeight="4" behindDoc="1" locked="0" layoutInCell="0" allowOverlap="1">
           <wp:simplePos x="0" y="0"/>
           <wp:positionH relativeFrom="page">
             <wp:posOffset>5504815</wp:posOffset>
@@ -6570,7 +5088,7 @@
         <w:sz w:val="20"/>
       </w:rPr>
       <w:drawing>
-        <wp:anchor distT="0" distB="0" distL="0" distR="0" simplePos="0" relativeHeight="2" behindDoc="1" locked="0" layoutInCell="0" allowOverlap="1">
+        <wp:anchor distT="0" distB="0" distL="0" distR="0" simplePos="0" relativeHeight="4" behindDoc="1" locked="0" layoutInCell="0" allowOverlap="1">
           <wp:simplePos x="0" y="0"/>
           <wp:positionH relativeFrom="page">
             <wp:posOffset>5504815</wp:posOffset>
@@ -6590,150 +5108,6 @@
               <pic:pic xmlns:pic="http://schemas.openxmlformats.org/drawingml/2006/picture">
                 <pic:nvPicPr>
                   <pic:cNvPr id="2" name="Image 1"/>
-                  <pic:cNvPicPr>
-                    <a:picLocks noChangeAspect="1" noChangeArrowheads="1"/>
-                  </pic:cNvPicPr>
-                </pic:nvPicPr>
-                <pic:blipFill>
-                  <a:blip r:embed="rId1"/>
-                  <a:stretch>
-                    <a:fillRect/>
-                  </a:stretch>
-                </pic:blipFill>
-                <pic:spPr bwMode="auto">
-                  <a:xfrm>
-                    <a:off x="0" y="0"/>
-                    <a:ext cx="2267585" cy="713105"/>
-                  </a:xfrm>
-                  <a:prstGeom prst="rect">
-                    <a:avLst/>
-                  </a:prstGeom>
-                  <a:noFill/>
-                </pic:spPr>
-              </pic:pic>
-            </a:graphicData>
-          </a:graphic>
-        </wp:anchor>
-      </w:drawing>
-    </w:r>
-  </w:p>
-</w:hdr>
-</file>
-
-<file path=word/header4.xml><?xml version="1.0" encoding="utf-8"?>
-<w:hdr xmlns:o="urn:schemas-microsoft-com:office:office" xmlns:r="http://schemas.openxmlformats.org/officeDocument/2006/relationships" xmlns:v="urn:schemas-microsoft-com:vml" xmlns:w="http://schemas.openxmlformats.org/wordprocessingml/2006/main" xmlns:w10="urn:schemas-microsoft-com:office:word" xmlns:wp="http://schemas.openxmlformats.org/drawingml/2006/wordprocessingDrawing" xmlns:pic="http://schemas.openxmlformats.org/drawingml/2006/picture" xmlns:wps="http://schemas.microsoft.com/office/word/2010/wordprocessingShape" xmlns:wpg="http://schemas.microsoft.com/office/word/2010/wordprocessingGroup" xmlns:mc="http://schemas.openxmlformats.org/markup-compatibility/2006" xmlns:wp14="http://schemas.microsoft.com/office/word/2010/wordprocessingDrawing" xmlns:w14="http://schemas.microsoft.com/office/word/2010/wordml" xmlns:w15="http://schemas.microsoft.com/office/word/2012/wordml" mc:Ignorable="w14 wp14 w15">
-  <w:p>
-    <w:pPr>
-      <w:pStyle w:val="Header"/>
-      <w:rPr/>
-    </w:pPr>
-    <w:r>
-      <w:rPr/>
-    </w:r>
-  </w:p>
-</w:hdr>
-</file>
-
-<file path=word/header5.xml><?xml version="1.0" encoding="utf-8"?>
-<w:hdr xmlns:o="urn:schemas-microsoft-com:office:office" xmlns:r="http://schemas.openxmlformats.org/officeDocument/2006/relationships" xmlns:v="urn:schemas-microsoft-com:vml" xmlns:w="http://schemas.openxmlformats.org/wordprocessingml/2006/main" xmlns:w10="urn:schemas-microsoft-com:office:word" xmlns:wp="http://schemas.openxmlformats.org/drawingml/2006/wordprocessingDrawing" xmlns:pic="http://schemas.openxmlformats.org/drawingml/2006/picture" xmlns:wps="http://schemas.microsoft.com/office/word/2010/wordprocessingShape" xmlns:wpg="http://schemas.microsoft.com/office/word/2010/wordprocessingGroup" xmlns:mc="http://schemas.openxmlformats.org/markup-compatibility/2006" xmlns:wp14="http://schemas.microsoft.com/office/word/2010/wordprocessingDrawing" xmlns:w14="http://schemas.microsoft.com/office/word/2010/wordml" xmlns:w15="http://schemas.microsoft.com/office/word/2012/wordml" mc:Ignorable="w14 wp14 w15">
-  <w:p>
-    <w:pPr>
-      <w:pStyle w:val="BodyText"/>
-      <w:spacing w:lineRule="auto" w:line="14"/>
-      <w:rPr>
-        <w:sz w:val="20"/>
-      </w:rPr>
-    </w:pPr>
-    <w:r>
-      <w:rPr>
-        <w:sz w:val="20"/>
-      </w:rPr>
-      <w:drawing>
-        <wp:anchor distT="0" distB="0" distL="0" distR="0" simplePos="0" relativeHeight="6" behindDoc="1" locked="0" layoutInCell="0" allowOverlap="1">
-          <wp:simplePos x="0" y="0"/>
-          <wp:positionH relativeFrom="page">
-            <wp:posOffset>5504815</wp:posOffset>
-          </wp:positionH>
-          <wp:positionV relativeFrom="page">
-            <wp:posOffset>0</wp:posOffset>
-          </wp:positionV>
-          <wp:extent cx="2267585" cy="713105"/>
-          <wp:effectExtent l="0" t="0" r="0" b="0"/>
-          <wp:wrapNone/>
-          <wp:docPr id="8" name="Image 1 Copy 1"/>
-          <wp:cNvGraphicFramePr>
-            <a:graphicFrameLocks xmlns:a="http://schemas.openxmlformats.org/drawingml/2006/main" noChangeAspect="1"/>
-          </wp:cNvGraphicFramePr>
-          <a:graphic xmlns:a="http://schemas.openxmlformats.org/drawingml/2006/main">
-            <a:graphicData uri="http://schemas.openxmlformats.org/drawingml/2006/picture">
-              <pic:pic xmlns:pic="http://schemas.openxmlformats.org/drawingml/2006/picture">
-                <pic:nvPicPr>
-                  <pic:cNvPr id="8" name="Image 1 Copy 1"/>
-                  <pic:cNvPicPr>
-                    <a:picLocks noChangeAspect="1" noChangeArrowheads="1"/>
-                  </pic:cNvPicPr>
-                </pic:nvPicPr>
-                <pic:blipFill>
-                  <a:blip r:embed="rId1"/>
-                  <a:stretch>
-                    <a:fillRect/>
-                  </a:stretch>
-                </pic:blipFill>
-                <pic:spPr bwMode="auto">
-                  <a:xfrm>
-                    <a:off x="0" y="0"/>
-                    <a:ext cx="2267585" cy="713105"/>
-                  </a:xfrm>
-                  <a:prstGeom prst="rect">
-                    <a:avLst/>
-                  </a:prstGeom>
-                  <a:noFill/>
-                </pic:spPr>
-              </pic:pic>
-            </a:graphicData>
-          </a:graphic>
-        </wp:anchor>
-      </w:drawing>
-    </w:r>
-  </w:p>
-</w:hdr>
-</file>
-
-<file path=word/header6.xml><?xml version="1.0" encoding="utf-8"?>
-<w:hdr xmlns:o="urn:schemas-microsoft-com:office:office" xmlns:r="http://schemas.openxmlformats.org/officeDocument/2006/relationships" xmlns:v="urn:schemas-microsoft-com:vml" xmlns:w="http://schemas.openxmlformats.org/wordprocessingml/2006/main" xmlns:w10="urn:schemas-microsoft-com:office:word" xmlns:wp="http://schemas.openxmlformats.org/drawingml/2006/wordprocessingDrawing" xmlns:pic="http://schemas.openxmlformats.org/drawingml/2006/picture" xmlns:wps="http://schemas.microsoft.com/office/word/2010/wordprocessingShape" xmlns:wpg="http://schemas.microsoft.com/office/word/2010/wordprocessingGroup" xmlns:mc="http://schemas.openxmlformats.org/markup-compatibility/2006" xmlns:wp14="http://schemas.microsoft.com/office/word/2010/wordprocessingDrawing" xmlns:w14="http://schemas.microsoft.com/office/word/2010/wordml" xmlns:w15="http://schemas.microsoft.com/office/word/2012/wordml" mc:Ignorable="w14 wp14 w15">
-  <w:p>
-    <w:pPr>
-      <w:pStyle w:val="BodyText"/>
-      <w:spacing w:lineRule="auto" w:line="14"/>
-      <w:rPr>
-        <w:sz w:val="20"/>
-      </w:rPr>
-    </w:pPr>
-    <w:r>
-      <w:rPr>
-        <w:sz w:val="20"/>
-      </w:rPr>
-      <w:drawing>
-        <wp:anchor distT="0" distB="0" distL="0" distR="0" simplePos="0" relativeHeight="6" behindDoc="1" locked="0" layoutInCell="0" allowOverlap="1">
-          <wp:simplePos x="0" y="0"/>
-          <wp:positionH relativeFrom="page">
-            <wp:posOffset>5504815</wp:posOffset>
-          </wp:positionH>
-          <wp:positionV relativeFrom="page">
-            <wp:posOffset>0</wp:posOffset>
-          </wp:positionV>
-          <wp:extent cx="2267585" cy="713105"/>
-          <wp:effectExtent l="0" t="0" r="0" b="0"/>
-          <wp:wrapNone/>
-          <wp:docPr id="9" name="Image 1 Copy 1"/>
-          <wp:cNvGraphicFramePr>
-            <a:graphicFrameLocks xmlns:a="http://schemas.openxmlformats.org/drawingml/2006/main" noChangeAspect="1"/>
-          </wp:cNvGraphicFramePr>
-          <a:graphic xmlns:a="http://schemas.openxmlformats.org/drawingml/2006/main">
-            <a:graphicData uri="http://schemas.openxmlformats.org/drawingml/2006/picture">
-              <pic:pic xmlns:pic="http://schemas.openxmlformats.org/drawingml/2006/picture">
-                <pic:nvPicPr>
-                  <pic:cNvPr id="9" name="Image 1 Copy 1"/>
                   <pic:cNvPicPr>
                     <a:picLocks noChangeAspect="1" noChangeArrowheads="1"/>
                   </pic:cNvPicPr>
@@ -7469,6 +5843,56 @@
     <w:rPr>
       <w:color w:val="000080"/>
       <w:u w:val="single"/>
+    </w:rPr>
+  </w:style>
+  <w:style w:type="character" w:styleId="FootnoteCharactersuser">
+    <w:name w:val="Footnote Characters (user)"/>
+    <w:qFormat/>
+    <w:rPr>
+      <w:i/>
+      <w:iCs/>
+      <w:sz w:val="24"/>
+      <w:szCs w:val="24"/>
+      <w:vertAlign w:val="superscript"/>
+    </w:rPr>
+  </w:style>
+  <w:style w:type="character" w:styleId="FootnoteCharacters">
+    <w:name w:val="Footnote Characters"/>
+    <w:qFormat/>
+    <w:rPr>
+      <w:i/>
+      <w:iCs/>
+      <w:sz w:val="24"/>
+      <w:szCs w:val="24"/>
+      <w:vertAlign w:val="superscript"/>
+    </w:rPr>
+  </w:style>
+  <w:style w:type="character" w:styleId="FootnoteReference">
+    <w:name w:val="footnote reference"/>
+    <w:rPr>
+      <w:i/>
+      <w:iCs/>
+      <w:sz w:val="24"/>
+      <w:szCs w:val="24"/>
+      <w:vertAlign w:val="superscript"/>
+    </w:rPr>
+  </w:style>
+  <w:style w:type="character" w:styleId="EndnoteCharacters">
+    <w:name w:val="Endnote Characters"/>
+    <w:qFormat/>
+    <w:rPr>
+      <w:vertAlign w:val="superscript"/>
+    </w:rPr>
+  </w:style>
+  <w:style w:type="character" w:styleId="EndnoteCharactersuser">
+    <w:name w:val="Endnote Characters (user)"/>
+    <w:qFormat/>
+    <w:rPr/>
+  </w:style>
+  <w:style w:type="character" w:styleId="EndnoteReference">
+    <w:name w:val="endnote reference"/>
+    <w:rPr>
+      <w:vertAlign w:val="superscript"/>
     </w:rPr>
   </w:style>
   <w:style w:type="paragraph" w:styleId="Heading">
@@ -7613,6 +6037,12 @@
       <w:b/>
       <w:bCs/>
     </w:rPr>
+  </w:style>
+  <w:style w:type="paragraph" w:styleId="FootnoteText">
+    <w:name w:val="footnote text"/>
+    <w:basedOn w:val="Normal"/>
+    <w:pPr/>
+    <w:rPr/>
   </w:style>
   <w:style w:type="numbering" w:styleId="NoList" w:default="1">
     <w:name w:val="No List"/>

--- a/desktop_app/backend/documents/prepaid_contract/00_MAU_HOP_DONG_TRA_TRUOC.docx
+++ b/desktop_app/backend/documents/prepaid_contract/00_MAU_HOP_DONG_TRA_TRUOC.docx
@@ -497,16 +497,16 @@
           <w:footerReference w:type="even" r:id="rId5"/>
           <w:footerReference w:type="default" r:id="rId6"/>
           <w:footerReference w:type="first" r:id="rId7"/>
-          <w:type w:val="continuous"/>
+          <w:type w:val="nextPage"/>
           <w:pgSz w:w="12240" w:h="15840"/>
           <w:pgMar w:left="360" w:right="360" w:gutter="0" w:header="0" w:top="1120" w:footer="539" w:bottom="720"/>
+          <w:pgNumType w:fmt="decimal"/>
           <w:cols w:num="2" w:equalWidth="false" w:sep="false">
             <w:col w:w="8332" w:space="40"/>
             <w:col w:w="3147"/>
           </w:cols>
           <w:formProt w:val="false"/>
           <w:textDirection w:val="lrTb"/>
-          <w:docGrid w:type="default" w:linePitch="100" w:charSpace="0"/>
         </w:sectPr>
       </w:pPr>
     </w:p>
@@ -543,7 +543,7 @@
           <w:pgMar w:left="360" w:right="360" w:gutter="0" w:header="0" w:top="1120" w:footer="539" w:bottom="720"/>
           <w:formProt w:val="false"/>
           <w:textDirection w:val="lrTb"/>
-          <w:docGrid w:type="default" w:linePitch="100" w:charSpace="0"/>
+          <w:docGrid w:type="default" w:linePitch="312" w:charSpace="4294965247"/>
         </w:sectPr>
       </w:pPr>
     </w:p>
@@ -934,7 +934,7 @@
           </w:cols>
           <w:formProt w:val="false"/>
           <w:textDirection w:val="lrTb"/>
-          <w:docGrid w:type="default" w:linePitch="100" w:charSpace="0"/>
+          <w:docGrid w:type="default" w:linePitch="312" w:charSpace="4294965247"/>
         </w:sectPr>
       </w:pPr>
     </w:p>
@@ -2456,7 +2456,7 @@
           <w:pgMar w:left="360" w:right="360" w:gutter="0" w:header="0" w:top="1120" w:footer="539" w:bottom="720"/>
           <w:formProt w:val="false"/>
           <w:textDirection w:val="lrTb"/>
-          <w:docGrid w:type="default" w:linePitch="100" w:charSpace="0"/>
+          <w:docGrid w:type="default" w:linePitch="312" w:charSpace="4294965247"/>
         </w:sectPr>
       </w:pPr>
     </w:p>
@@ -3072,8 +3072,8 @@
         <w:tblLook w:val="01e0"/>
       </w:tblPr>
       <w:tblGrid>
-        <w:gridCol w:w="3424"/>
-        <w:gridCol w:w="3239"/>
+        <w:gridCol w:w="3423"/>
+        <w:gridCol w:w="3240"/>
         <w:gridCol w:w="3687"/>
       </w:tblGrid>
       <w:tr>
@@ -3082,7 +3082,7 @@
         </w:trPr>
         <w:tc>
           <w:tcPr>
-            <w:tcW w:w="3424" w:type="dxa"/>
+            <w:tcW w:w="3423" w:type="dxa"/>
             <w:tcBorders>
               <w:top w:val="single" w:sz="4" w:space="0" w:color="000000"/>
               <w:start w:val="single" w:sz="4" w:space="0" w:color="000000"/>
@@ -3144,7 +3144,7 @@
         </w:tc>
         <w:tc>
           <w:tcPr>
-            <w:tcW w:w="3239" w:type="dxa"/>
+            <w:tcW w:w="3240" w:type="dxa"/>
             <w:tcBorders>
               <w:top w:val="single" w:sz="4" w:space="0" w:color="000000"/>
               <w:start w:val="single" w:sz="4" w:space="0" w:color="000000"/>
@@ -3264,7 +3264,7 @@
         </w:trPr>
         <w:tc>
           <w:tcPr>
-            <w:tcW w:w="3424" w:type="dxa"/>
+            <w:tcW w:w="3423" w:type="dxa"/>
             <w:tcBorders>
               <w:top w:val="single" w:sz="4" w:space="0" w:color="000000"/>
               <w:start w:val="single" w:sz="4" w:space="0" w:color="000000"/>
@@ -3291,7 +3291,7 @@
         </w:tc>
         <w:tc>
           <w:tcPr>
-            <w:tcW w:w="3239" w:type="dxa"/>
+            <w:tcW w:w="3240" w:type="dxa"/>
             <w:tcBorders>
               <w:top w:val="single" w:sz="4" w:space="0" w:color="000000"/>
               <w:start w:val="single" w:sz="4" w:space="0" w:color="000000"/>
@@ -3350,7 +3350,7 @@
         </w:trPr>
         <w:tc>
           <w:tcPr>
-            <w:tcW w:w="3424" w:type="dxa"/>
+            <w:tcW w:w="3423" w:type="dxa"/>
             <w:tcBorders>
               <w:top w:val="single" w:sz="4" w:space="0" w:color="000000"/>
               <w:start w:val="single" w:sz="4" w:space="0" w:color="000000"/>
@@ -3379,7 +3379,7 @@
         </w:tc>
         <w:tc>
           <w:tcPr>
-            <w:tcW w:w="3239" w:type="dxa"/>
+            <w:tcW w:w="3240" w:type="dxa"/>
             <w:tcBorders>
               <w:top w:val="single" w:sz="4" w:space="0" w:color="000000"/>
               <w:start w:val="single" w:sz="4" w:space="0" w:color="000000"/>
@@ -3442,7 +3442,7 @@
         </w:trPr>
         <w:tc>
           <w:tcPr>
-            <w:tcW w:w="3424" w:type="dxa"/>
+            <w:tcW w:w="3423" w:type="dxa"/>
             <w:tcBorders>
               <w:top w:val="single" w:sz="4" w:space="0" w:color="000000"/>
               <w:start w:val="single" w:sz="4" w:space="0" w:color="000000"/>
@@ -3471,7 +3471,7 @@
         </w:tc>
         <w:tc>
           <w:tcPr>
-            <w:tcW w:w="3239" w:type="dxa"/>
+            <w:tcW w:w="3240" w:type="dxa"/>
             <w:tcBorders>
               <w:top w:val="single" w:sz="4" w:space="0" w:color="000000"/>
               <w:start w:val="single" w:sz="4" w:space="0" w:color="000000"/>
@@ -4323,7 +4323,11 @@
               <w:pStyle w:val="Normal"/>
               <w:spacing w:lineRule="auto" w:line="240"/>
               <w:jc w:val="center"/>
-              <w:rPr/>
+              <w:rPr>
+                <w:rFonts w:ascii="Great Vibes" w:hAnsi="Great Vibes" w:eastAsia="Great Vibes" w:cs="Great Vibes"/>
+                <w:b w:val="false"/>
+                <w:sz w:val="36"/>
+              </w:rPr>
             </w:pPr>
             <w:r>
               <w:rPr>
@@ -4334,44 +4338,38 @@
               <w:t>{{ prepaid_party_a_signature_given_name }}</w:t>
             </w:r>
           </w:p>
-        </w:tc>
-        <w:tc>
-          <w:tcPr>
-            <w:tcW w:w="5760" w:type="dxa"/>
-            <w:tcBorders/>
-            <w:vAlign w:val="center"/>
-          </w:tcPr>
           <w:p>
             <w:pPr>
               <w:pStyle w:val="Normal"/>
               <w:spacing w:lineRule="auto" w:line="240"/>
               <w:jc w:val="center"/>
-              <w:rPr/>
+              <w:rPr>
+                <w:rFonts w:ascii="Great Vibes" w:hAnsi="Great Vibes" w:eastAsia="Great Vibes" w:cs="Great Vibes"/>
+                <w:b w:val="false"/>
+                <w:sz w:val="36"/>
+                <w:szCs w:val="24"/>
+              </w:rPr>
             </w:pPr>
             <w:r>
               <w:rPr>
                 <w:rFonts w:eastAsia="Great Vibes" w:cs="Great Vibes" w:ascii="Great Vibes" w:hAnsi="Great Vibes"/>
                 <w:b w:val="false"/>
                 <w:sz w:val="36"/>
+                <w:szCs w:val="24"/>
               </w:rPr>
-              <w:t>{{ provider_representative_given_name }}</w:t>
             </w:r>
           </w:p>
-        </w:tc>
-      </w:tr>
-      <w:tr>
-        <w:trPr/>
-        <w:tc>
-          <w:tcPr>
-            <w:tcW w:w="5760" w:type="dxa"/>
-            <w:tcBorders/>
-          </w:tcPr>
           <w:p>
             <w:pPr>
               <w:pStyle w:val="Normal"/>
-              <w:spacing w:lineRule="auto" w:line="240" w:before="0" w:after="0"/>
+              <w:spacing w:lineRule="auto" w:line="240"/>
               <w:jc w:val="center"/>
-              <w:rPr/>
+              <w:rPr>
+                <w:rFonts w:ascii="Great Vibes" w:hAnsi="Great Vibes" w:eastAsia="Great Vibes" w:cs="Great Vibes"/>
+                <w:b w:val="false"/>
+                <w:sz w:val="36"/>
+                <w:szCs w:val="24"/>
+              </w:rPr>
             </w:pPr>
             <w:r>
               <w:rPr>
@@ -4388,22 +4386,89 @@
           <w:tcPr>
             <w:tcW w:w="5760" w:type="dxa"/>
             <w:tcBorders/>
+            <w:vAlign w:val="center"/>
           </w:tcPr>
           <w:p>
             <w:pPr>
               <w:pStyle w:val="Normal"/>
-              <w:spacing w:lineRule="auto" w:line="240" w:before="0" w:after="0"/>
+              <w:spacing w:lineRule="auto" w:line="240"/>
               <w:jc w:val="center"/>
-              <w:rPr/>
+              <w:rPr>
+                <w:rFonts w:ascii="Great Vibes" w:hAnsi="Great Vibes" w:eastAsia="Great Vibes" w:cs="Great Vibes"/>
+                <w:b w:val="false"/>
+              </w:rPr>
             </w:pPr>
             <w:r>
               <w:rPr>
                 <w:rFonts w:eastAsia="Great Vibes" w:cs="Great Vibes" w:ascii="Great Vibes" w:hAnsi="Great Vibes"/>
                 <w:b w:val="false"/>
                 <w:sz w:val="36"/>
+              </w:rPr>
+              <w:t>{{ provider_representative_signature_given_name }}</w:t>
+            </w:r>
+          </w:p>
+          <w:p>
+            <w:pPr>
+              <w:pStyle w:val="Normal"/>
+              <w:spacing w:lineRule="auto" w:line="240" w:before="0" w:after="0"/>
+              <w:jc w:val="center"/>
+              <w:rPr>
+                <w:rFonts w:ascii="Times New Roman" w:hAnsi="Times New Roman" w:eastAsia="Times New Roman" w:cs="Times New Roman"/>
+                <w:b/>
+                <w:i w:val="false"/>
                 <w:szCs w:val="24"/>
               </w:rPr>
-              <w:t>{{ provider_representative }}</w:t>
+            </w:pPr>
+            <w:r>
+              <w:rPr>
+                <w:rFonts w:eastAsia="Times New Roman" w:cs="Times New Roman"/>
+                <w:b/>
+                <w:i w:val="false"/>
+                <w:szCs w:val="24"/>
+              </w:rPr>
+            </w:r>
+          </w:p>
+          <w:p>
+            <w:pPr>
+              <w:pStyle w:val="Normal"/>
+              <w:spacing w:lineRule="auto" w:line="240" w:before="0" w:after="0"/>
+              <w:jc w:val="center"/>
+              <w:rPr>
+                <w:rFonts w:ascii="Times New Roman" w:hAnsi="Times New Roman" w:eastAsia="Times New Roman" w:cs="Times New Roman"/>
+                <w:b/>
+                <w:i w:val="false"/>
+                <w:szCs w:val="24"/>
+              </w:rPr>
+            </w:pPr>
+            <w:r>
+              <w:rPr>
+                <w:rFonts w:eastAsia="Times New Roman" w:cs="Times New Roman"/>
+                <w:b/>
+                <w:i w:val="false"/>
+                <w:szCs w:val="24"/>
+              </w:rPr>
+            </w:r>
+          </w:p>
+          <w:p>
+            <w:pPr>
+              <w:pStyle w:val="Normal"/>
+              <w:spacing w:lineRule="auto" w:line="240" w:before="0" w:after="0"/>
+              <w:jc w:val="center"/>
+              <w:rPr>
+                <w:rFonts w:ascii="Times New Roman" w:hAnsi="Times New Roman" w:eastAsia="Times New Roman" w:cs="Times New Roman"/>
+                <w:b/>
+                <w:i w:val="false"/>
+                <w:szCs w:val="24"/>
+              </w:rPr>
+            </w:pPr>
+            <w:r>
+              <w:rPr>
+                <w:rFonts w:eastAsia="Times New Roman" w:cs="Times New Roman"/>
+                <w:b/>
+                <w:i w:val="false"/>
+                <w:szCs w:val="24"/>
+              </w:rPr>
+              <w:t>{{ provider_representative_signature }}</w:t>
             </w:r>
           </w:p>
         </w:tc>
@@ -4416,10 +4481,9 @@
       <w:type w:val="continuous"/>
       <w:pgSz w:w="12240" w:h="15840"/>
       <w:pgMar w:left="360" w:right="360" w:gutter="0" w:header="0" w:top="1120" w:footer="539" w:bottom="720"/>
-      <w:pgNumType w:fmt="decimal"/>
       <w:formProt w:val="false"/>
       <w:textDirection w:val="lrTb"/>
-      <w:docGrid w:type="default" w:linePitch="100" w:charSpace="0"/>
+      <w:docGrid w:type="default" w:linePitch="312" w:charSpace="4294965247"/>
     </w:sectPr>
   </w:body>
 </w:document>
@@ -4528,7 +4592,7 @@
                               <w:color w:val="000000"/>
                               <w:spacing w:val="-10"/>
                             </w:rPr>
-                            <w:t>3</w:t>
+                            <w:t>1</w:t>
                           </w:r>
                           <w:r>
                             <w:rPr>
@@ -4591,7 +4655,7 @@
                         <w:color w:val="000000"/>
                         <w:spacing w:val="-10"/>
                       </w:rPr>
-                      <w:t>3</w:t>
+                      <w:t>1</w:t>
                     </w:r>
                     <w:r>
                       <w:rPr>
@@ -4748,7 +4812,7 @@
                               <w:color w:val="000000"/>
                               <w:spacing w:val="-10"/>
                             </w:rPr>
-                            <w:t>3</w:t>
+                            <w:t>1</w:t>
                           </w:r>
                           <w:r>
                             <w:rPr>
@@ -4811,7 +4875,7 @@
                         <w:color w:val="000000"/>
                         <w:spacing w:val="-10"/>
                       </w:rPr>
-                      <w:t>3</w:t>
+                      <w:t>1</w:t>
                     </w:r>
                     <w:r>
                       <w:rPr>
@@ -5845,8 +5909,8 @@
       <w:u w:val="single"/>
     </w:rPr>
   </w:style>
-  <w:style w:type="character" w:styleId="FootnoteCharactersuser">
-    <w:name w:val="Footnote Characters (user)"/>
+  <w:style w:type="character" w:styleId="FootnoteCharacters">
+    <w:name w:val="Footnote Characters"/>
     <w:qFormat/>
     <w:rPr>
       <w:i/>
@@ -5856,8 +5920,8 @@
       <w:vertAlign w:val="superscript"/>
     </w:rPr>
   </w:style>
-  <w:style w:type="character" w:styleId="FootnoteCharacters">
-    <w:name w:val="Footnote Characters"/>
+  <w:style w:type="character" w:styleId="FootnoteCharactersuser">
+    <w:name w:val="Footnote Characters (user)"/>
     <w:qFormat/>
     <w:rPr>
       <w:i/>
@@ -5877,17 +5941,19 @@
       <w:vertAlign w:val="superscript"/>
     </w:rPr>
   </w:style>
+  <w:style w:type="character" w:styleId="EndnoteCharactersuser">
+    <w:name w:val="Endnote Characters (user)"/>
+    <w:qFormat/>
+    <w:rPr>
+      <w:vertAlign w:val="superscript"/>
+    </w:rPr>
+  </w:style>
   <w:style w:type="character" w:styleId="EndnoteCharacters">
     <w:name w:val="Endnote Characters"/>
     <w:qFormat/>
     <w:rPr>
       <w:vertAlign w:val="superscript"/>
     </w:rPr>
-  </w:style>
-  <w:style w:type="character" w:styleId="EndnoteCharactersuser">
-    <w:name w:val="Endnote Characters (user)"/>
-    <w:qFormat/>
-    <w:rPr/>
   </w:style>
   <w:style w:type="character" w:styleId="EndnoteReference">
     <w:name w:val="endnote reference"/>
@@ -6001,15 +6067,15 @@
     <w:pPr/>
     <w:rPr/>
   </w:style>
-  <w:style w:type="paragraph" w:styleId="FrameContentsuser">
-    <w:name w:val="Frame Contents (user)"/>
+  <w:style w:type="paragraph" w:styleId="FrameContents">
+    <w:name w:val="Frame Contents"/>
     <w:basedOn w:val="Normal"/>
     <w:qFormat/>
     <w:pPr/>
     <w:rPr/>
   </w:style>
-  <w:style w:type="paragraph" w:styleId="FrameContents">
-    <w:name w:val="Frame Contents"/>
+  <w:style w:type="paragraph" w:styleId="FrameContentsuser">
+    <w:name w:val="Frame Contents (user)"/>
     <w:basedOn w:val="Normal"/>
     <w:qFormat/>
     <w:pPr/>

--- a/desktop_app/backend/documents/prepaid_contract/00_MAU_HOP_DONG_TRA_TRUOC.docx
+++ b/desktop_app/backend/documents/prepaid_contract/00_MAU_HOP_DONG_TRA_TRUOC.docx
@@ -3072,8 +3072,8 @@
         <w:tblLook w:val="01e0"/>
       </w:tblPr>
       <w:tblGrid>
-        <w:gridCol w:w="3423"/>
-        <w:gridCol w:w="3240"/>
+        <w:gridCol w:w="3421"/>
+        <w:gridCol w:w="3242"/>
         <w:gridCol w:w="3687"/>
       </w:tblGrid>
       <w:tr>
@@ -3082,7 +3082,7 @@
         </w:trPr>
         <w:tc>
           <w:tcPr>
-            <w:tcW w:w="3423" w:type="dxa"/>
+            <w:tcW w:w="3421" w:type="dxa"/>
             <w:tcBorders>
               <w:top w:val="single" w:sz="4" w:space="0" w:color="000000"/>
               <w:start w:val="single" w:sz="4" w:space="0" w:color="000000"/>
@@ -3144,7 +3144,7 @@
         </w:tc>
         <w:tc>
           <w:tcPr>
-            <w:tcW w:w="3240" w:type="dxa"/>
+            <w:tcW w:w="3242" w:type="dxa"/>
             <w:tcBorders>
               <w:top w:val="single" w:sz="4" w:space="0" w:color="000000"/>
               <w:start w:val="single" w:sz="4" w:space="0" w:color="000000"/>
@@ -3264,7 +3264,7 @@
         </w:trPr>
         <w:tc>
           <w:tcPr>
-            <w:tcW w:w="3423" w:type="dxa"/>
+            <w:tcW w:w="3421" w:type="dxa"/>
             <w:tcBorders>
               <w:top w:val="single" w:sz="4" w:space="0" w:color="000000"/>
               <w:start w:val="single" w:sz="4" w:space="0" w:color="000000"/>
@@ -3291,7 +3291,7 @@
         </w:tc>
         <w:tc>
           <w:tcPr>
-            <w:tcW w:w="3240" w:type="dxa"/>
+            <w:tcW w:w="3242" w:type="dxa"/>
             <w:tcBorders>
               <w:top w:val="single" w:sz="4" w:space="0" w:color="000000"/>
               <w:start w:val="single" w:sz="4" w:space="0" w:color="000000"/>
@@ -3350,7 +3350,7 @@
         </w:trPr>
         <w:tc>
           <w:tcPr>
-            <w:tcW w:w="3423" w:type="dxa"/>
+            <w:tcW w:w="3421" w:type="dxa"/>
             <w:tcBorders>
               <w:top w:val="single" w:sz="4" w:space="0" w:color="000000"/>
               <w:start w:val="single" w:sz="4" w:space="0" w:color="000000"/>
@@ -3379,7 +3379,7 @@
         </w:tc>
         <w:tc>
           <w:tcPr>
-            <w:tcW w:w="3240" w:type="dxa"/>
+            <w:tcW w:w="3242" w:type="dxa"/>
             <w:tcBorders>
               <w:top w:val="single" w:sz="4" w:space="0" w:color="000000"/>
               <w:start w:val="single" w:sz="4" w:space="0" w:color="000000"/>
@@ -3442,7 +3442,7 @@
         </w:trPr>
         <w:tc>
           <w:tcPr>
-            <w:tcW w:w="3423" w:type="dxa"/>
+            <w:tcW w:w="3421" w:type="dxa"/>
             <w:tcBorders>
               <w:top w:val="single" w:sz="4" w:space="0" w:color="000000"/>
               <w:start w:val="single" w:sz="4" w:space="0" w:color="000000"/>
@@ -3471,7 +3471,7 @@
         </w:tc>
         <w:tc>
           <w:tcPr>
-            <w:tcW w:w="3240" w:type="dxa"/>
+            <w:tcW w:w="3242" w:type="dxa"/>
             <w:tcBorders>
               <w:top w:val="single" w:sz="4" w:space="0" w:color="000000"/>
               <w:start w:val="single" w:sz="4" w:space="0" w:color="000000"/>
@@ -4310,12 +4310,18 @@
       </w:tr>
       <w:tr>
         <w:trPr>
-          <w:trHeight w:val="1901" w:hRule="exact"/>
+          <w:trHeight w:val="2163" w:hRule="exact"/>
         </w:trPr>
         <w:tc>
           <w:tcPr>
             <w:tcW w:w="5760" w:type="dxa"/>
             <w:tcBorders/>
+            <w:tcMar>
+              <w:top w:w="0" w:type="dxa"/>
+              <w:start w:w="0" w:type="dxa"/>
+              <w:bottom w:w="0" w:type="dxa"/>
+              <w:end w:w="0" w:type="dxa"/>
+            </w:tcMar>
             <w:vAlign w:val="center"/>
           </w:tcPr>
           <w:p>
@@ -4386,6 +4392,12 @@
           <w:tcPr>
             <w:tcW w:w="5760" w:type="dxa"/>
             <w:tcBorders/>
+            <w:tcMar>
+              <w:top w:w="0" w:type="dxa"/>
+              <w:start w:w="0" w:type="dxa"/>
+              <w:bottom w:w="0" w:type="dxa"/>
+              <w:end w:w="0" w:type="dxa"/>
+            </w:tcMar>
             <w:vAlign w:val="center"/>
           </w:tcPr>
           <w:p>
@@ -4592,7 +4604,7 @@
                               <w:color w:val="000000"/>
                               <w:spacing w:val="-10"/>
                             </w:rPr>
-                            <w:t>1</w:t>
+                            <w:t>3</w:t>
                           </w:r>
                           <w:r>
                             <w:rPr>
@@ -4655,7 +4667,7 @@
                         <w:color w:val="000000"/>
                         <w:spacing w:val="-10"/>
                       </w:rPr>
-                      <w:t>1</w:t>
+                      <w:t>3</w:t>
                     </w:r>
                     <w:r>
                       <w:rPr>
@@ -4812,7 +4824,7 @@
                               <w:color w:val="000000"/>
                               <w:spacing w:val="-10"/>
                             </w:rPr>
-                            <w:t>1</w:t>
+                            <w:t>3</w:t>
                           </w:r>
                           <w:r>
                             <w:rPr>
@@ -4875,7 +4887,7 @@
                         <w:color w:val="000000"/>
                         <w:spacing w:val="-10"/>
                       </w:rPr>
-                      <w:t>1</w:t>
+                      <w:t>3</w:t>
                     </w:r>
                     <w:r>
                       <w:rPr>
